--- a/figs/msens-summary_programareas_v3/table_programarea_scores_v3.docx
+++ b/figs/msens-summary_programareas_v3/table_programarea_scores_v3.docx
@@ -23,6 +23,11 @@
         <w:gridCol w:w="1080"/>
         <w:gridCol w:w="1080"/>
         <w:gridCol w:w="1080"/>
+        <w:gridCol w:w="1080"/>
+        <w:gridCol w:w="1080"/>
+        <w:gridCol w:w="1080"/>
+        <w:gridCol w:w="1080"/>
+        <w:gridCol w:w="1080"/>
       </w:tblGrid>
       <w:tr>
         <w:trPr>
@@ -214,33 +219,7 @@
                 <w:szCs w:val="20"/>
                 <w:color w:val="000000"/>
               </w:rPr>
-              <w:t xml:space="preserve">Primary</w:t>
-            </w:r>
-            <w:r>
-              <w:rPr>
-                <w:rFonts w:ascii="Arial" w:hAnsi="Helvetica" w:eastAsia="Helvetica" w:cs="Helvetica"/>
-                <w:i w:val="false"/>
-                <w:b w:val="true"/>
-                <w:u w:val="none"/>
-                <w:strike w:val="false"/>
-                <w:sz w:val="20"/>
-                <w:szCs w:val="20"/>
-                <w:color w:val="000000"/>
-              </w:rPr>
-              <w:t xml:space="preserve"> </w:t>
-            </w:r>
-            <w:r>
-              <w:rPr>
-                <w:rFonts w:ascii="Arial" w:hAnsi="Helvetica" w:eastAsia="Helvetica" w:cs="Helvetica"/>
-                <w:i w:val="false"/>
-                <w:b w:val="true"/>
-                <w:u w:val="none"/>
-                <w:strike w:val="false"/>
-                <w:sz w:val="20"/>
-                <w:szCs w:val="20"/>
-                <w:color w:val="000000"/>
-              </w:rPr>
-              <w:t xml:space="preserve">Production</w:t>
+              <w:t xml:space="preserve">Bird</w:t>
             </w:r>
           </w:p>
         </w:tc>
@@ -294,7 +273,7 @@
                 <w:szCs w:val="20"/>
                 <w:color w:val="000000"/>
               </w:rPr>
-              <w:t xml:space="preserve">Fish</w:t>
+              <w:t xml:space="preserve">Coral</w:t>
             </w:r>
           </w:p>
         </w:tc>
@@ -348,7 +327,303 @@
                 <w:szCs w:val="20"/>
                 <w:color w:val="000000"/>
               </w:rPr>
+              <w:t xml:space="preserve">Fish</w:t>
+            </w:r>
+          </w:p>
+        </w:tc>
+        <w:tc>
+          <w:tcPr>
+            <w:tcBorders>
+              <w:bottom w:val="single" w:sz="12" w:space="0" w:color="BEBEBE"/>
+              <w:top w:val="single" w:sz="12" w:space="0" w:color="BEBEBE"/>
+              <w:left w:val="none" w:sz="0" w:space="0" w:color="000000"/>
+              <w:right w:val="none" w:sz="0" w:space="0" w:color="000000"/>
+            </w:tcBorders>
+            <w:shd w:val="clear" w:color="auto" w:fill="FFFFFF"/>
+            <w:tcMar>
+              <w:top w:w="0" w:type="dxa"/>
+              <w:bottom w:w="0" w:type="dxa"/>
+              <w:left w:w="0" w:type="dxa"/>
+              <w:right w:w="0" w:type="dxa"/>
+            </w:tcMar>
+            <w:vAlign w:val="center"/>
+          </w:tcPr>
+          <w:p>
+            <w:pPr>
+              <w:jc w:val="right"/>
+              <w:pBdr>
+                <w:bottom w:val="none" w:sz="0" w:space="0" w:color="000000"/>
+                <w:top w:val="none" w:sz="0" w:space="0" w:color="000000"/>
+                <w:left w:val="none" w:sz="0" w:space="0" w:color="000000"/>
+                <w:right w:val="none" w:sz="0" w:space="0" w:color="000000"/>
+              </w:pBdr>
+              <w:spacing w:after="100" w:before="100" w:line="240"/>
+              <w:ind w:left="100" w:right="100" w:firstLine="0" w:firstLineChars="0"/>
+              <w:rPr>
+                <w:rFonts w:ascii="Arial" w:hAnsi="Helvetica" w:eastAsia="Helvetica" w:cs="Helvetica"/>
+                <w:i w:val="false"/>
+                <w:b w:val="true"/>
+                <w:u w:val="none"/>
+                <w:strike w:val="false"/>
+                <w:sz w:val="20"/>
+                <w:szCs w:val="20"/>
+                <w:color w:val="000000"/>
+              </w:rPr>
+            </w:pPr>
+            <w:r>
+              <w:rPr>
+                <w:rFonts w:ascii="Arial" w:hAnsi="Helvetica" w:eastAsia="Helvetica" w:cs="Helvetica"/>
+                <w:i w:val="false"/>
+                <w:b w:val="true"/>
+                <w:u w:val="none"/>
+                <w:strike w:val="false"/>
+                <w:sz w:val="20"/>
+                <w:szCs w:val="20"/>
+                <w:color w:val="000000"/>
+              </w:rPr>
+              <w:t xml:space="preserve">Invertebrate</w:t>
+            </w:r>
+          </w:p>
+        </w:tc>
+        <w:tc>
+          <w:tcPr>
+            <w:tcBorders>
+              <w:bottom w:val="single" w:sz="12" w:space="0" w:color="BEBEBE"/>
+              <w:top w:val="single" w:sz="12" w:space="0" w:color="BEBEBE"/>
+              <w:left w:val="none" w:sz="0" w:space="0" w:color="000000"/>
+              <w:right w:val="none" w:sz="0" w:space="0" w:color="000000"/>
+            </w:tcBorders>
+            <w:shd w:val="clear" w:color="auto" w:fill="FFFFFF"/>
+            <w:tcMar>
+              <w:top w:w="0" w:type="dxa"/>
+              <w:bottom w:w="0" w:type="dxa"/>
+              <w:left w:w="0" w:type="dxa"/>
+              <w:right w:w="0" w:type="dxa"/>
+            </w:tcMar>
+            <w:vAlign w:val="center"/>
+          </w:tcPr>
+          <w:p>
+            <w:pPr>
+              <w:jc w:val="right"/>
+              <w:pBdr>
+                <w:bottom w:val="none" w:sz="0" w:space="0" w:color="000000"/>
+                <w:top w:val="none" w:sz="0" w:space="0" w:color="000000"/>
+                <w:left w:val="none" w:sz="0" w:space="0" w:color="000000"/>
+                <w:right w:val="none" w:sz="0" w:space="0" w:color="000000"/>
+              </w:pBdr>
+              <w:spacing w:after="100" w:before="100" w:line="240"/>
+              <w:ind w:left="100" w:right="100" w:firstLine="0" w:firstLineChars="0"/>
+              <w:rPr>
+                <w:rFonts w:ascii="Arial" w:hAnsi="Helvetica" w:eastAsia="Helvetica" w:cs="Helvetica"/>
+                <w:i w:val="false"/>
+                <w:b w:val="true"/>
+                <w:u w:val="none"/>
+                <w:strike w:val="false"/>
+                <w:sz w:val="20"/>
+                <w:szCs w:val="20"/>
+                <w:color w:val="000000"/>
+              </w:rPr>
+            </w:pPr>
+            <w:r>
+              <w:rPr>
+                <w:rFonts w:ascii="Arial" w:hAnsi="Helvetica" w:eastAsia="Helvetica" w:cs="Helvetica"/>
+                <w:i w:val="false"/>
+                <w:b w:val="true"/>
+                <w:u w:val="none"/>
+                <w:strike w:val="false"/>
+                <w:sz w:val="20"/>
+                <w:szCs w:val="20"/>
+                <w:color w:val="000000"/>
+              </w:rPr>
+              <w:t xml:space="preserve">Mammal</w:t>
+            </w:r>
+          </w:p>
+        </w:tc>
+        <w:tc>
+          <w:tcPr>
+            <w:tcBorders>
+              <w:bottom w:val="single" w:sz="12" w:space="0" w:color="BEBEBE"/>
+              <w:top w:val="single" w:sz="12" w:space="0" w:color="BEBEBE"/>
+              <w:left w:val="none" w:sz="0" w:space="0" w:color="000000"/>
+              <w:right w:val="none" w:sz="0" w:space="0" w:color="000000"/>
+            </w:tcBorders>
+            <w:shd w:val="clear" w:color="auto" w:fill="FFFFFF"/>
+            <w:tcMar>
+              <w:top w:w="0" w:type="dxa"/>
+              <w:bottom w:w="0" w:type="dxa"/>
+              <w:left w:w="0" w:type="dxa"/>
+              <w:right w:w="0" w:type="dxa"/>
+            </w:tcMar>
+            <w:vAlign w:val="center"/>
+          </w:tcPr>
+          <w:p>
+            <w:pPr>
+              <w:jc w:val="right"/>
+              <w:pBdr>
+                <w:bottom w:val="none" w:sz="0" w:space="0" w:color="000000"/>
+                <w:top w:val="none" w:sz="0" w:space="0" w:color="000000"/>
+                <w:left w:val="none" w:sz="0" w:space="0" w:color="000000"/>
+                <w:right w:val="none" w:sz="0" w:space="0" w:color="000000"/>
+              </w:pBdr>
+              <w:spacing w:after="100" w:before="100" w:line="240"/>
+              <w:ind w:left="100" w:right="100" w:firstLine="0" w:firstLineChars="0"/>
+              <w:rPr>
+                <w:rFonts w:ascii="Arial" w:hAnsi="Helvetica" w:eastAsia="Helvetica" w:cs="Helvetica"/>
+                <w:i w:val="false"/>
+                <w:b w:val="true"/>
+                <w:u w:val="none"/>
+                <w:strike w:val="false"/>
+                <w:sz w:val="20"/>
+                <w:szCs w:val="20"/>
+                <w:color w:val="000000"/>
+              </w:rPr>
+            </w:pPr>
+            <w:r>
+              <w:rPr>
+                <w:rFonts w:ascii="Arial" w:hAnsi="Helvetica" w:eastAsia="Helvetica" w:cs="Helvetica"/>
+                <w:i w:val="false"/>
+                <w:b w:val="true"/>
+                <w:u w:val="none"/>
+                <w:strike w:val="false"/>
+                <w:sz w:val="20"/>
+                <w:szCs w:val="20"/>
+                <w:color w:val="000000"/>
+              </w:rPr>
               <w:t xml:space="preserve">Other</w:t>
+            </w:r>
+          </w:p>
+        </w:tc>
+        <w:tc>
+          <w:tcPr>
+            <w:tcBorders>
+              <w:bottom w:val="single" w:sz="12" w:space="0" w:color="BEBEBE"/>
+              <w:top w:val="single" w:sz="12" w:space="0" w:color="BEBEBE"/>
+              <w:left w:val="none" w:sz="0" w:space="0" w:color="000000"/>
+              <w:right w:val="none" w:sz="0" w:space="0" w:color="000000"/>
+            </w:tcBorders>
+            <w:shd w:val="clear" w:color="auto" w:fill="FFFFFF"/>
+            <w:tcMar>
+              <w:top w:w="0" w:type="dxa"/>
+              <w:bottom w:w="0" w:type="dxa"/>
+              <w:left w:w="0" w:type="dxa"/>
+              <w:right w:w="0" w:type="dxa"/>
+            </w:tcMar>
+            <w:vAlign w:val="center"/>
+          </w:tcPr>
+          <w:p>
+            <w:pPr>
+              <w:jc w:val="right"/>
+              <w:pBdr>
+                <w:bottom w:val="none" w:sz="0" w:space="0" w:color="000000"/>
+                <w:top w:val="none" w:sz="0" w:space="0" w:color="000000"/>
+                <w:left w:val="none" w:sz="0" w:space="0" w:color="000000"/>
+                <w:right w:val="none" w:sz="0" w:space="0" w:color="000000"/>
+              </w:pBdr>
+              <w:spacing w:after="100" w:before="100" w:line="240"/>
+              <w:ind w:left="100" w:right="100" w:firstLine="0" w:firstLineChars="0"/>
+              <w:rPr>
+                <w:rFonts w:ascii="Arial" w:hAnsi="Helvetica" w:eastAsia="Helvetica" w:cs="Helvetica"/>
+                <w:i w:val="false"/>
+                <w:b w:val="true"/>
+                <w:u w:val="none"/>
+                <w:strike w:val="false"/>
+                <w:sz w:val="20"/>
+                <w:szCs w:val="20"/>
+                <w:color w:val="000000"/>
+              </w:rPr>
+            </w:pPr>
+            <w:r>
+              <w:rPr>
+                <w:rFonts w:ascii="Arial" w:hAnsi="Helvetica" w:eastAsia="Helvetica" w:cs="Helvetica"/>
+                <w:i w:val="false"/>
+                <w:b w:val="true"/>
+                <w:u w:val="none"/>
+                <w:strike w:val="false"/>
+                <w:sz w:val="20"/>
+                <w:szCs w:val="20"/>
+                <w:color w:val="000000"/>
+              </w:rPr>
+              <w:t xml:space="preserve">Turtle</w:t>
+            </w:r>
+          </w:p>
+        </w:tc>
+        <w:tc>
+          <w:tcPr>
+            <w:tcBorders>
+              <w:bottom w:val="single" w:sz="12" w:space="0" w:color="BEBEBE"/>
+              <w:top w:val="single" w:sz="12" w:space="0" w:color="BEBEBE"/>
+              <w:left w:val="none" w:sz="0" w:space="0" w:color="000000"/>
+              <w:right w:val="none" w:sz="0" w:space="0" w:color="000000"/>
+            </w:tcBorders>
+            <w:shd w:val="clear" w:color="auto" w:fill="FFFFFF"/>
+            <w:tcMar>
+              <w:top w:w="0" w:type="dxa"/>
+              <w:bottom w:w="0" w:type="dxa"/>
+              <w:left w:w="0" w:type="dxa"/>
+              <w:right w:w="0" w:type="dxa"/>
+            </w:tcMar>
+            <w:vAlign w:val="center"/>
+          </w:tcPr>
+          <w:p>
+            <w:pPr>
+              <w:jc w:val="right"/>
+              <w:pBdr>
+                <w:bottom w:val="none" w:sz="0" w:space="0" w:color="000000"/>
+                <w:top w:val="none" w:sz="0" w:space="0" w:color="000000"/>
+                <w:left w:val="none" w:sz="0" w:space="0" w:color="000000"/>
+                <w:right w:val="none" w:sz="0" w:space="0" w:color="000000"/>
+              </w:pBdr>
+              <w:spacing w:after="100" w:before="100" w:line="240"/>
+              <w:ind w:left="100" w:right="100" w:firstLine="0" w:firstLineChars="0"/>
+              <w:rPr>
+                <w:rFonts w:ascii="Arial" w:hAnsi="Helvetica" w:eastAsia="Helvetica" w:cs="Helvetica"/>
+                <w:i w:val="false"/>
+                <w:b w:val="true"/>
+                <w:u w:val="none"/>
+                <w:strike w:val="false"/>
+                <w:sz w:val="20"/>
+                <w:szCs w:val="20"/>
+                <w:color w:val="000000"/>
+              </w:rPr>
+            </w:pPr>
+            <w:r>
+              <w:rPr>
+                <w:rFonts w:ascii="Arial" w:hAnsi="Helvetica" w:eastAsia="Helvetica" w:cs="Helvetica"/>
+                <w:i w:val="false"/>
+                <w:b w:val="true"/>
+                <w:u w:val="none"/>
+                <w:strike w:val="false"/>
+                <w:sz w:val="20"/>
+                <w:szCs w:val="20"/>
+                <w:color w:val="000000"/>
+              </w:rPr>
+              <w:t xml:space="preserve">Primary</w:t>
+            </w:r>
+            <w:r>
+              <w:rPr>
+                <w:rFonts w:ascii="Arial" w:hAnsi="Helvetica" w:eastAsia="Helvetica" w:cs="Helvetica"/>
+                <w:i w:val="false"/>
+                <w:b w:val="true"/>
+                <w:u w:val="none"/>
+                <w:strike w:val="false"/>
+                <w:sz w:val="20"/>
+                <w:szCs w:val="20"/>
+                <w:color w:val="000000"/>
+              </w:rPr>
+              <w:t xml:space="preserve"> </w:t>
+            </w:r>
+            <w:r>
+              <w:rPr>
+                <w:rFonts w:ascii="Arial" w:hAnsi="Helvetica" w:eastAsia="Helvetica" w:cs="Helvetica"/>
+                <w:i w:val="false"/>
+                <w:b w:val="true"/>
+                <w:u w:val="none"/>
+                <w:strike w:val="false"/>
+                <w:sz w:val="20"/>
+                <w:szCs w:val="20"/>
+                <w:color w:val="000000"/>
+              </w:rPr>
+              <w:t xml:space="preserve">Production</w:t>
             </w:r>
           </w:p>
         </w:tc>
@@ -701,115 +976,385 @@
                 <w:szCs w:val="20"/>
                 <w:color w:val="000000"/>
               </w:rPr>
+              <w:t xml:space="preserve">39</w:t>
+            </w:r>
+          </w:p>
+        </w:tc>
+        <w:tc>
+          <w:tcPr>
+            <w:tcBorders>
+              <w:bottom w:val="single" w:sz="6" w:space="0" w:color="BEBEBE"/>
+              <w:top w:val="single" w:sz="12" w:space="0" w:color="BEBEBE"/>
+              <w:left w:val="none" w:sz="0" w:space="0" w:color="000000"/>
+              <w:right w:val="none" w:sz="0" w:space="0" w:color="000000"/>
+            </w:tcBorders>
+            <w:shd w:val="clear" w:color="auto" w:fill="FFFFFF"/>
+            <w:tcMar>
+              <w:top w:w="0" w:type="dxa"/>
+              <w:bottom w:w="0" w:type="dxa"/>
+              <w:left w:w="0" w:type="dxa"/>
+              <w:right w:w="0" w:type="dxa"/>
+            </w:tcMar>
+            <w:vAlign w:val="center"/>
+          </w:tcPr>
+          <w:p>
+            <w:pPr>
+              <w:jc w:val="right"/>
+              <w:pBdr>
+                <w:bottom w:val="none" w:sz="0" w:space="0" w:color="000000"/>
+                <w:top w:val="none" w:sz="0" w:space="0" w:color="000000"/>
+                <w:left w:val="none" w:sz="0" w:space="0" w:color="000000"/>
+                <w:right w:val="none" w:sz="0" w:space="0" w:color="000000"/>
+              </w:pBdr>
+              <w:spacing w:after="100" w:before="100" w:line="240"/>
+              <w:ind w:left="100" w:right="100" w:firstLine="0" w:firstLineChars="0"/>
+              <w:rPr>
+                <w:rFonts w:ascii="Arial" w:hAnsi="Helvetica" w:eastAsia="Helvetica" w:cs="Helvetica"/>
+                <w:i w:val="false"/>
+                <w:b w:val="false"/>
+                <w:u w:val="none"/>
+                <w:strike w:val="false"/>
+                <w:sz w:val="20"/>
+                <w:szCs w:val="20"/>
+                <w:color w:val="000000"/>
+              </w:rPr>
+            </w:pPr>
+            <w:r>
+              <w:rPr>
+                <w:rFonts w:ascii="Arial" w:hAnsi="Helvetica" w:eastAsia="Helvetica" w:cs="Helvetica"/>
+                <w:i w:val="false"/>
+                <w:b w:val="false"/>
+                <w:u w:val="none"/>
+                <w:strike w:val="false"/>
+                <w:sz w:val="20"/>
+                <w:szCs w:val="20"/>
+                <w:color w:val="000000"/>
+              </w:rPr>
+              <w:t xml:space="preserve">48</w:t>
+            </w:r>
+          </w:p>
+        </w:tc>
+        <w:tc>
+          <w:tcPr>
+            <w:tcBorders>
+              <w:bottom w:val="single" w:sz="6" w:space="0" w:color="BEBEBE"/>
+              <w:top w:val="single" w:sz="12" w:space="0" w:color="BEBEBE"/>
+              <w:left w:val="none" w:sz="0" w:space="0" w:color="000000"/>
+              <w:right w:val="none" w:sz="0" w:space="0" w:color="000000"/>
+            </w:tcBorders>
+            <w:shd w:val="clear" w:color="auto" w:fill="FFFFFF"/>
+            <w:tcMar>
+              <w:top w:w="0" w:type="dxa"/>
+              <w:bottom w:w="0" w:type="dxa"/>
+              <w:left w:w="0" w:type="dxa"/>
+              <w:right w:w="0" w:type="dxa"/>
+            </w:tcMar>
+            <w:vAlign w:val="center"/>
+          </w:tcPr>
+          <w:p>
+            <w:pPr>
+              <w:jc w:val="right"/>
+              <w:pBdr>
+                <w:bottom w:val="none" w:sz="0" w:space="0" w:color="000000"/>
+                <w:top w:val="none" w:sz="0" w:space="0" w:color="000000"/>
+                <w:left w:val="none" w:sz="0" w:space="0" w:color="000000"/>
+                <w:right w:val="none" w:sz="0" w:space="0" w:color="000000"/>
+              </w:pBdr>
+              <w:spacing w:after="100" w:before="100" w:line="240"/>
+              <w:ind w:left="100" w:right="100" w:firstLine="0" w:firstLineChars="0"/>
+              <w:rPr>
+                <w:rFonts w:ascii="Arial" w:hAnsi="Helvetica" w:eastAsia="Helvetica" w:cs="Helvetica"/>
+                <w:i w:val="false"/>
+                <w:b w:val="false"/>
+                <w:u w:val="none"/>
+                <w:strike w:val="false"/>
+                <w:sz w:val="20"/>
+                <w:szCs w:val="20"/>
+                <w:color w:val="000000"/>
+              </w:rPr>
+            </w:pPr>
+            <w:r>
+              <w:rPr>
+                <w:rFonts w:ascii="Arial" w:hAnsi="Helvetica" w:eastAsia="Helvetica" w:cs="Helvetica"/>
+                <w:i w:val="false"/>
+                <w:b w:val="false"/>
+                <w:u w:val="none"/>
+                <w:strike w:val="false"/>
+                <w:sz w:val="20"/>
+                <w:szCs w:val="20"/>
+                <w:color w:val="000000"/>
+              </w:rPr>
+              <w:t xml:space="preserve">70</w:t>
+            </w:r>
+          </w:p>
+        </w:tc>
+        <w:tc>
+          <w:tcPr>
+            <w:tcBorders>
+              <w:bottom w:val="single" w:sz="6" w:space="0" w:color="BEBEBE"/>
+              <w:top w:val="single" w:sz="12" w:space="0" w:color="BEBEBE"/>
+              <w:left w:val="none" w:sz="0" w:space="0" w:color="000000"/>
+              <w:right w:val="none" w:sz="0" w:space="0" w:color="000000"/>
+            </w:tcBorders>
+            <w:shd w:val="clear" w:color="auto" w:fill="FFFFFF"/>
+            <w:tcMar>
+              <w:top w:w="0" w:type="dxa"/>
+              <w:bottom w:w="0" w:type="dxa"/>
+              <w:left w:w="0" w:type="dxa"/>
+              <w:right w:w="0" w:type="dxa"/>
+            </w:tcMar>
+            <w:vAlign w:val="center"/>
+          </w:tcPr>
+          <w:p>
+            <w:pPr>
+              <w:jc w:val="right"/>
+              <w:pBdr>
+                <w:bottom w:val="none" w:sz="0" w:space="0" w:color="000000"/>
+                <w:top w:val="none" w:sz="0" w:space="0" w:color="000000"/>
+                <w:left w:val="none" w:sz="0" w:space="0" w:color="000000"/>
+                <w:right w:val="none" w:sz="0" w:space="0" w:color="000000"/>
+              </w:pBdr>
+              <w:spacing w:after="100" w:before="100" w:line="240"/>
+              <w:ind w:left="100" w:right="100" w:firstLine="0" w:firstLineChars="0"/>
+              <w:rPr>
+                <w:rFonts w:ascii="Arial" w:hAnsi="Helvetica" w:eastAsia="Helvetica" w:cs="Helvetica"/>
+                <w:i w:val="false"/>
+                <w:b w:val="false"/>
+                <w:u w:val="none"/>
+                <w:strike w:val="false"/>
+                <w:sz w:val="20"/>
+                <w:szCs w:val="20"/>
+                <w:color w:val="000000"/>
+              </w:rPr>
+            </w:pPr>
+            <w:r>
+              <w:rPr>
+                <w:rFonts w:ascii="Arial" w:hAnsi="Helvetica" w:eastAsia="Helvetica" w:cs="Helvetica"/>
+                <w:i w:val="false"/>
+                <w:b w:val="false"/>
+                <w:u w:val="none"/>
+                <w:strike w:val="false"/>
+                <w:sz w:val="20"/>
+                <w:szCs w:val="20"/>
+                <w:color w:val="000000"/>
+              </w:rPr>
+              <w:t xml:space="preserve">68</w:t>
+            </w:r>
+          </w:p>
+        </w:tc>
+        <w:tc>
+          <w:tcPr>
+            <w:tcBorders>
+              <w:bottom w:val="single" w:sz="6" w:space="0" w:color="BEBEBE"/>
+              <w:top w:val="single" w:sz="12" w:space="0" w:color="BEBEBE"/>
+              <w:left w:val="none" w:sz="0" w:space="0" w:color="000000"/>
+              <w:right w:val="none" w:sz="0" w:space="0" w:color="000000"/>
+            </w:tcBorders>
+            <w:shd w:val="clear" w:color="auto" w:fill="FFFFFF"/>
+            <w:tcMar>
+              <w:top w:w="0" w:type="dxa"/>
+              <w:bottom w:w="0" w:type="dxa"/>
+              <w:left w:w="0" w:type="dxa"/>
+              <w:right w:w="0" w:type="dxa"/>
+            </w:tcMar>
+            <w:vAlign w:val="center"/>
+          </w:tcPr>
+          <w:p>
+            <w:pPr>
+              <w:jc w:val="right"/>
+              <w:pBdr>
+                <w:bottom w:val="none" w:sz="0" w:space="0" w:color="000000"/>
+                <w:top w:val="none" w:sz="0" w:space="0" w:color="000000"/>
+                <w:left w:val="none" w:sz="0" w:space="0" w:color="000000"/>
+                <w:right w:val="none" w:sz="0" w:space="0" w:color="000000"/>
+              </w:pBdr>
+              <w:spacing w:after="100" w:before="100" w:line="240"/>
+              <w:ind w:left="100" w:right="100" w:firstLine="0" w:firstLineChars="0"/>
+              <w:rPr>
+                <w:rFonts w:ascii="Arial" w:hAnsi="Helvetica" w:eastAsia="Helvetica" w:cs="Helvetica"/>
+                <w:i w:val="false"/>
+                <w:b w:val="false"/>
+                <w:u w:val="none"/>
+                <w:strike w:val="false"/>
+                <w:sz w:val="20"/>
+                <w:szCs w:val="20"/>
+                <w:color w:val="000000"/>
+              </w:rPr>
+            </w:pPr>
+            <w:r>
+              <w:rPr>
+                <w:rFonts w:ascii="Arial" w:hAnsi="Helvetica" w:eastAsia="Helvetica" w:cs="Helvetica"/>
+                <w:i w:val="false"/>
+                <w:b w:val="false"/>
+                <w:u w:val="none"/>
+                <w:strike w:val="false"/>
+                <w:sz w:val="20"/>
+                <w:szCs w:val="20"/>
+                <w:color w:val="000000"/>
+              </w:rPr>
+              <w:t xml:space="preserve">84</w:t>
+            </w:r>
+          </w:p>
+        </w:tc>
+        <w:tc>
+          <w:tcPr>
+            <w:tcBorders>
+              <w:bottom w:val="single" w:sz="6" w:space="0" w:color="BEBEBE"/>
+              <w:top w:val="single" w:sz="12" w:space="0" w:color="BEBEBE"/>
+              <w:left w:val="none" w:sz="0" w:space="0" w:color="000000"/>
+              <w:right w:val="none" w:sz="0" w:space="0" w:color="000000"/>
+            </w:tcBorders>
+            <w:shd w:val="clear" w:color="auto" w:fill="FFFFFF"/>
+            <w:tcMar>
+              <w:top w:w="0" w:type="dxa"/>
+              <w:bottom w:w="0" w:type="dxa"/>
+              <w:left w:w="0" w:type="dxa"/>
+              <w:right w:w="0" w:type="dxa"/>
+            </w:tcMar>
+            <w:vAlign w:val="center"/>
+          </w:tcPr>
+          <w:p>
+            <w:pPr>
+              <w:jc w:val="right"/>
+              <w:pBdr>
+                <w:bottom w:val="none" w:sz="0" w:space="0" w:color="000000"/>
+                <w:top w:val="none" w:sz="0" w:space="0" w:color="000000"/>
+                <w:left w:val="none" w:sz="0" w:space="0" w:color="000000"/>
+                <w:right w:val="none" w:sz="0" w:space="0" w:color="000000"/>
+              </w:pBdr>
+              <w:spacing w:after="100" w:before="100" w:line="240"/>
+              <w:ind w:left="100" w:right="100" w:firstLine="0" w:firstLineChars="0"/>
+              <w:rPr>
+                <w:rFonts w:ascii="Arial" w:hAnsi="Helvetica" w:eastAsia="Helvetica" w:cs="Helvetica"/>
+                <w:i w:val="false"/>
+                <w:b w:val="false"/>
+                <w:u w:val="none"/>
+                <w:strike w:val="false"/>
+                <w:sz w:val="20"/>
+                <w:szCs w:val="20"/>
+                <w:color w:val="000000"/>
+              </w:rPr>
+            </w:pPr>
+            <w:r>
+              <w:rPr>
+                <w:rFonts w:ascii="Arial" w:hAnsi="Helvetica" w:eastAsia="Helvetica" w:cs="Helvetica"/>
+                <w:i w:val="false"/>
+                <w:b w:val="false"/>
+                <w:u w:val="none"/>
+                <w:strike w:val="false"/>
+                <w:sz w:val="20"/>
+                <w:szCs w:val="20"/>
+                <w:color w:val="000000"/>
+              </w:rPr>
+              <w:t xml:space="preserve">33</w:t>
+            </w:r>
+          </w:p>
+        </w:tc>
+        <w:tc>
+          <w:tcPr>
+            <w:tcBorders>
+              <w:bottom w:val="single" w:sz="6" w:space="0" w:color="BEBEBE"/>
+              <w:top w:val="single" w:sz="12" w:space="0" w:color="BEBEBE"/>
+              <w:left w:val="none" w:sz="0" w:space="0" w:color="000000"/>
+              <w:right w:val="none" w:sz="0" w:space="0" w:color="000000"/>
+            </w:tcBorders>
+            <w:shd w:val="clear" w:color="auto" w:fill="FFFFFF"/>
+            <w:tcMar>
+              <w:top w:w="0" w:type="dxa"/>
+              <w:bottom w:w="0" w:type="dxa"/>
+              <w:left w:w="0" w:type="dxa"/>
+              <w:right w:w="0" w:type="dxa"/>
+            </w:tcMar>
+            <w:vAlign w:val="center"/>
+          </w:tcPr>
+          <w:p>
+            <w:pPr>
+              <w:jc w:val="right"/>
+              <w:pBdr>
+                <w:bottom w:val="none" w:sz="0" w:space="0" w:color="000000"/>
+                <w:top w:val="none" w:sz="0" w:space="0" w:color="000000"/>
+                <w:left w:val="none" w:sz="0" w:space="0" w:color="000000"/>
+                <w:right w:val="none" w:sz="0" w:space="0" w:color="000000"/>
+              </w:pBdr>
+              <w:spacing w:after="100" w:before="100" w:line="240"/>
+              <w:ind w:left="100" w:right="100" w:firstLine="0" w:firstLineChars="0"/>
+              <w:rPr>
+                <w:rFonts w:ascii="Arial" w:hAnsi="Helvetica" w:eastAsia="Helvetica" w:cs="Helvetica"/>
+                <w:i w:val="false"/>
+                <w:b w:val="false"/>
+                <w:u w:val="none"/>
+                <w:strike w:val="false"/>
+                <w:sz w:val="20"/>
+                <w:szCs w:val="20"/>
+                <w:color w:val="000000"/>
+              </w:rPr>
+            </w:pPr>
+            <w:r>
+              <w:rPr>
+                <w:rFonts w:ascii="Arial" w:hAnsi="Helvetica" w:eastAsia="Helvetica" w:cs="Helvetica"/>
+                <w:i w:val="false"/>
+                <w:b w:val="false"/>
+                <w:u w:val="none"/>
+                <w:strike w:val="false"/>
+                <w:sz w:val="20"/>
+                <w:szCs w:val="20"/>
+                <w:color w:val="000000"/>
+              </w:rPr>
+              <w:t xml:space="preserve"/>
+            </w:r>
+          </w:p>
+        </w:tc>
+        <w:tc>
+          <w:tcPr>
+            <w:tcBorders>
+              <w:bottom w:val="single" w:sz="6" w:space="0" w:color="BEBEBE"/>
+              <w:top w:val="single" w:sz="12" w:space="0" w:color="BEBEBE"/>
+              <w:left w:val="none" w:sz="0" w:space="0" w:color="000000"/>
+              <w:right w:val="none" w:sz="0" w:space="0" w:color="000000"/>
+            </w:tcBorders>
+            <w:shd w:val="clear" w:color="auto" w:fill="FFFFFF"/>
+            <w:tcMar>
+              <w:top w:w="0" w:type="dxa"/>
+              <w:bottom w:w="0" w:type="dxa"/>
+              <w:left w:w="0" w:type="dxa"/>
+              <w:right w:w="0" w:type="dxa"/>
+            </w:tcMar>
+            <w:vAlign w:val="center"/>
+          </w:tcPr>
+          <w:p>
+            <w:pPr>
+              <w:jc w:val="right"/>
+              <w:pBdr>
+                <w:bottom w:val="none" w:sz="0" w:space="0" w:color="000000"/>
+                <w:top w:val="none" w:sz="0" w:space="0" w:color="000000"/>
+                <w:left w:val="none" w:sz="0" w:space="0" w:color="000000"/>
+                <w:right w:val="none" w:sz="0" w:space="0" w:color="000000"/>
+              </w:pBdr>
+              <w:spacing w:after="100" w:before="100" w:line="240"/>
+              <w:ind w:left="100" w:right="100" w:firstLine="0" w:firstLineChars="0"/>
+              <w:rPr>
+                <w:rFonts w:ascii="Arial" w:hAnsi="Helvetica" w:eastAsia="Helvetica" w:cs="Helvetica"/>
+                <w:i w:val="false"/>
+                <w:b w:val="false"/>
+                <w:u w:val="none"/>
+                <w:strike w:val="false"/>
+                <w:sz w:val="20"/>
+                <w:szCs w:val="20"/>
+                <w:color w:val="000000"/>
+              </w:rPr>
+            </w:pPr>
+            <w:r>
+              <w:rPr>
+                <w:rFonts w:ascii="Arial" w:hAnsi="Helvetica" w:eastAsia="Helvetica" w:cs="Helvetica"/>
+                <w:i w:val="false"/>
+                <w:b w:val="false"/>
+                <w:u w:val="none"/>
+                <w:strike w:val="false"/>
+                <w:sz w:val="20"/>
+                <w:szCs w:val="20"/>
+                <w:color w:val="000000"/>
+              </w:rPr>
               <w:t xml:space="preserve">27</w:t>
-            </w:r>
-          </w:p>
-        </w:tc>
-        <w:tc>
-          <w:tcPr>
-            <w:tcBorders>
-              <w:bottom w:val="single" w:sz="6" w:space="0" w:color="BEBEBE"/>
-              <w:top w:val="single" w:sz="12" w:space="0" w:color="BEBEBE"/>
-              <w:left w:val="none" w:sz="0" w:space="0" w:color="000000"/>
-              <w:right w:val="none" w:sz="0" w:space="0" w:color="000000"/>
-            </w:tcBorders>
-            <w:shd w:val="clear" w:color="auto" w:fill="FFFFFF"/>
-            <w:tcMar>
-              <w:top w:w="0" w:type="dxa"/>
-              <w:bottom w:w="0" w:type="dxa"/>
-              <w:left w:w="0" w:type="dxa"/>
-              <w:right w:w="0" w:type="dxa"/>
-            </w:tcMar>
-            <w:vAlign w:val="center"/>
-          </w:tcPr>
-          <w:p>
-            <w:pPr>
-              <w:jc w:val="right"/>
-              <w:pBdr>
-                <w:bottom w:val="none" w:sz="0" w:space="0" w:color="000000"/>
-                <w:top w:val="none" w:sz="0" w:space="0" w:color="000000"/>
-                <w:left w:val="none" w:sz="0" w:space="0" w:color="000000"/>
-                <w:right w:val="none" w:sz="0" w:space="0" w:color="000000"/>
-              </w:pBdr>
-              <w:spacing w:after="100" w:before="100" w:line="240"/>
-              <w:ind w:left="100" w:right="100" w:firstLine="0" w:firstLineChars="0"/>
-              <w:rPr>
-                <w:rFonts w:ascii="Arial" w:hAnsi="Helvetica" w:eastAsia="Helvetica" w:cs="Helvetica"/>
-                <w:i w:val="false"/>
-                <w:b w:val="false"/>
-                <w:u w:val="none"/>
-                <w:strike w:val="false"/>
-                <w:sz w:val="20"/>
-                <w:szCs w:val="20"/>
-                <w:color w:val="000000"/>
-              </w:rPr>
-            </w:pPr>
-            <w:r>
-              <w:rPr>
-                <w:rFonts w:ascii="Arial" w:hAnsi="Helvetica" w:eastAsia="Helvetica" w:cs="Helvetica"/>
-                <w:i w:val="false"/>
-                <w:b w:val="false"/>
-                <w:u w:val="none"/>
-                <w:strike w:val="false"/>
-                <w:sz w:val="20"/>
-                <w:szCs w:val="20"/>
-                <w:color w:val="000000"/>
-              </w:rPr>
-              <w:t xml:space="preserve">70</w:t>
-            </w:r>
-          </w:p>
-        </w:tc>
-        <w:tc>
-          <w:tcPr>
-            <w:tcBorders>
-              <w:bottom w:val="single" w:sz="6" w:space="0" w:color="BEBEBE"/>
-              <w:top w:val="single" w:sz="12" w:space="0" w:color="BEBEBE"/>
-              <w:left w:val="none" w:sz="0" w:space="0" w:color="000000"/>
-              <w:right w:val="none" w:sz="0" w:space="0" w:color="000000"/>
-            </w:tcBorders>
-            <w:shd w:val="clear" w:color="auto" w:fill="FFFFFF"/>
-            <w:tcMar>
-              <w:top w:w="0" w:type="dxa"/>
-              <w:bottom w:w="0" w:type="dxa"/>
-              <w:left w:w="0" w:type="dxa"/>
-              <w:right w:w="0" w:type="dxa"/>
-            </w:tcMar>
-            <w:vAlign w:val="center"/>
-          </w:tcPr>
-          <w:p>
-            <w:pPr>
-              <w:jc w:val="right"/>
-              <w:pBdr>
-                <w:bottom w:val="none" w:sz="0" w:space="0" w:color="000000"/>
-                <w:top w:val="none" w:sz="0" w:space="0" w:color="000000"/>
-                <w:left w:val="none" w:sz="0" w:space="0" w:color="000000"/>
-                <w:right w:val="none" w:sz="0" w:space="0" w:color="000000"/>
-              </w:pBdr>
-              <w:spacing w:after="100" w:before="100" w:line="240"/>
-              <w:ind w:left="100" w:right="100" w:firstLine="0" w:firstLineChars="0"/>
-              <w:rPr>
-                <w:rFonts w:ascii="Arial" w:hAnsi="Helvetica" w:eastAsia="Helvetica" w:cs="Helvetica"/>
-                <w:i w:val="false"/>
-                <w:b w:val="false"/>
-                <w:u w:val="none"/>
-                <w:strike w:val="false"/>
-                <w:sz w:val="20"/>
-                <w:szCs w:val="20"/>
-                <w:color w:val="000000"/>
-              </w:rPr>
-            </w:pPr>
-            <w:r>
-              <w:rPr>
-                <w:rFonts w:ascii="Arial" w:hAnsi="Helvetica" w:eastAsia="Helvetica" w:cs="Helvetica"/>
-                <w:i w:val="false"/>
-                <w:b w:val="false"/>
-                <w:u w:val="none"/>
-                <w:strike w:val="false"/>
-                <w:sz w:val="20"/>
-                <w:szCs w:val="20"/>
-                <w:color w:val="000000"/>
-              </w:rPr>
-              <w:t xml:space="preserve">33</w:t>
             </w:r>
           </w:p>
         </w:tc>
@@ -1083,115 +1628,385 @@
                 <w:szCs w:val="20"/>
                 <w:color w:val="000000"/>
               </w:rPr>
+              <w:t xml:space="preserve">99</w:t>
+            </w:r>
+          </w:p>
+        </w:tc>
+        <w:tc>
+          <w:tcPr>
+            <w:tcBorders>
+              <w:bottom w:val="single" w:sz="6" w:space="0" w:color="BEBEBE"/>
+              <w:top w:val="single" w:sz="6" w:space="0" w:color="BEBEBE"/>
+              <w:left w:val="none" w:sz="0" w:space="0" w:color="000000"/>
+              <w:right w:val="none" w:sz="0" w:space="0" w:color="000000"/>
+            </w:tcBorders>
+            <w:shd w:val="clear" w:color="auto" w:fill="FFFFFF"/>
+            <w:tcMar>
+              <w:top w:w="0" w:type="dxa"/>
+              <w:bottom w:w="0" w:type="dxa"/>
+              <w:left w:w="0" w:type="dxa"/>
+              <w:right w:w="0" w:type="dxa"/>
+            </w:tcMar>
+            <w:vAlign w:val="center"/>
+          </w:tcPr>
+          <w:p>
+            <w:pPr>
+              <w:jc w:val="right"/>
+              <w:pBdr>
+                <w:bottom w:val="none" w:sz="0" w:space="0" w:color="000000"/>
+                <w:top w:val="none" w:sz="0" w:space="0" w:color="000000"/>
+                <w:left w:val="none" w:sz="0" w:space="0" w:color="000000"/>
+                <w:right w:val="none" w:sz="0" w:space="0" w:color="000000"/>
+              </w:pBdr>
+              <w:spacing w:after="100" w:before="100" w:line="240"/>
+              <w:ind w:left="100" w:right="100" w:firstLine="0" w:firstLineChars="0"/>
+              <w:rPr>
+                <w:rFonts w:ascii="Arial" w:hAnsi="Helvetica" w:eastAsia="Helvetica" w:cs="Helvetica"/>
+                <w:i w:val="false"/>
+                <w:b w:val="false"/>
+                <w:u w:val="none"/>
+                <w:strike w:val="false"/>
+                <w:sz w:val="20"/>
+                <w:szCs w:val="20"/>
+                <w:color w:val="000000"/>
+              </w:rPr>
+            </w:pPr>
+            <w:r>
+              <w:rPr>
+                <w:rFonts w:ascii="Arial" w:hAnsi="Helvetica" w:eastAsia="Helvetica" w:cs="Helvetica"/>
+                <w:i w:val="false"/>
+                <w:b w:val="false"/>
+                <w:u w:val="none"/>
+                <w:strike w:val="false"/>
+                <w:sz w:val="20"/>
+                <w:szCs w:val="20"/>
+                <w:color w:val="000000"/>
+              </w:rPr>
+              <w:t xml:space="preserve">28</w:t>
+            </w:r>
+          </w:p>
+        </w:tc>
+        <w:tc>
+          <w:tcPr>
+            <w:tcBorders>
+              <w:bottom w:val="single" w:sz="6" w:space="0" w:color="BEBEBE"/>
+              <w:top w:val="single" w:sz="6" w:space="0" w:color="BEBEBE"/>
+              <w:left w:val="none" w:sz="0" w:space="0" w:color="000000"/>
+              <w:right w:val="none" w:sz="0" w:space="0" w:color="000000"/>
+            </w:tcBorders>
+            <w:shd w:val="clear" w:color="auto" w:fill="FFFFFF"/>
+            <w:tcMar>
+              <w:top w:w="0" w:type="dxa"/>
+              <w:bottom w:w="0" w:type="dxa"/>
+              <w:left w:w="0" w:type="dxa"/>
+              <w:right w:w="0" w:type="dxa"/>
+            </w:tcMar>
+            <w:vAlign w:val="center"/>
+          </w:tcPr>
+          <w:p>
+            <w:pPr>
+              <w:jc w:val="right"/>
+              <w:pBdr>
+                <w:bottom w:val="none" w:sz="0" w:space="0" w:color="000000"/>
+                <w:top w:val="none" w:sz="0" w:space="0" w:color="000000"/>
+                <w:left w:val="none" w:sz="0" w:space="0" w:color="000000"/>
+                <w:right w:val="none" w:sz="0" w:space="0" w:color="000000"/>
+              </w:pBdr>
+              <w:spacing w:after="100" w:before="100" w:line="240"/>
+              <w:ind w:left="100" w:right="100" w:firstLine="0" w:firstLineChars="0"/>
+              <w:rPr>
+                <w:rFonts w:ascii="Arial" w:hAnsi="Helvetica" w:eastAsia="Helvetica" w:cs="Helvetica"/>
+                <w:i w:val="false"/>
+                <w:b w:val="false"/>
+                <w:u w:val="none"/>
+                <w:strike w:val="false"/>
+                <w:sz w:val="20"/>
+                <w:szCs w:val="20"/>
+                <w:color w:val="000000"/>
+              </w:rPr>
+            </w:pPr>
+            <w:r>
+              <w:rPr>
+                <w:rFonts w:ascii="Arial" w:hAnsi="Helvetica" w:eastAsia="Helvetica" w:cs="Helvetica"/>
+                <w:i w:val="false"/>
+                <w:b w:val="false"/>
+                <w:u w:val="none"/>
+                <w:strike w:val="false"/>
+                <w:sz w:val="20"/>
+                <w:szCs w:val="20"/>
+                <w:color w:val="000000"/>
+              </w:rPr>
+              <w:t xml:space="preserve">70</w:t>
+            </w:r>
+          </w:p>
+        </w:tc>
+        <w:tc>
+          <w:tcPr>
+            <w:tcBorders>
+              <w:bottom w:val="single" w:sz="6" w:space="0" w:color="BEBEBE"/>
+              <w:top w:val="single" w:sz="6" w:space="0" w:color="BEBEBE"/>
+              <w:left w:val="none" w:sz="0" w:space="0" w:color="000000"/>
+              <w:right w:val="none" w:sz="0" w:space="0" w:color="000000"/>
+            </w:tcBorders>
+            <w:shd w:val="clear" w:color="auto" w:fill="FFFFFF"/>
+            <w:tcMar>
+              <w:top w:w="0" w:type="dxa"/>
+              <w:bottom w:w="0" w:type="dxa"/>
+              <w:left w:w="0" w:type="dxa"/>
+              <w:right w:w="0" w:type="dxa"/>
+            </w:tcMar>
+            <w:vAlign w:val="center"/>
+          </w:tcPr>
+          <w:p>
+            <w:pPr>
+              <w:jc w:val="right"/>
+              <w:pBdr>
+                <w:bottom w:val="none" w:sz="0" w:space="0" w:color="000000"/>
+                <w:top w:val="none" w:sz="0" w:space="0" w:color="000000"/>
+                <w:left w:val="none" w:sz="0" w:space="0" w:color="000000"/>
+                <w:right w:val="none" w:sz="0" w:space="0" w:color="000000"/>
+              </w:pBdr>
+              <w:spacing w:after="100" w:before="100" w:line="240"/>
+              <w:ind w:left="100" w:right="100" w:firstLine="0" w:firstLineChars="0"/>
+              <w:rPr>
+                <w:rFonts w:ascii="Arial" w:hAnsi="Helvetica" w:eastAsia="Helvetica" w:cs="Helvetica"/>
+                <w:i w:val="false"/>
+                <w:b w:val="false"/>
+                <w:u w:val="none"/>
+                <w:strike w:val="false"/>
+                <w:sz w:val="20"/>
+                <w:szCs w:val="20"/>
+                <w:color w:val="000000"/>
+              </w:rPr>
+            </w:pPr>
+            <w:r>
+              <w:rPr>
+                <w:rFonts w:ascii="Arial" w:hAnsi="Helvetica" w:eastAsia="Helvetica" w:cs="Helvetica"/>
+                <w:i w:val="false"/>
+                <w:b w:val="false"/>
+                <w:u w:val="none"/>
+                <w:strike w:val="false"/>
+                <w:sz w:val="20"/>
+                <w:szCs w:val="20"/>
+                <w:color w:val="000000"/>
+              </w:rPr>
+              <w:t xml:space="preserve">44</w:t>
+            </w:r>
+          </w:p>
+        </w:tc>
+        <w:tc>
+          <w:tcPr>
+            <w:tcBorders>
+              <w:bottom w:val="single" w:sz="6" w:space="0" w:color="BEBEBE"/>
+              <w:top w:val="single" w:sz="6" w:space="0" w:color="BEBEBE"/>
+              <w:left w:val="none" w:sz="0" w:space="0" w:color="000000"/>
+              <w:right w:val="none" w:sz="0" w:space="0" w:color="000000"/>
+            </w:tcBorders>
+            <w:shd w:val="clear" w:color="auto" w:fill="FFFFFF"/>
+            <w:tcMar>
+              <w:top w:w="0" w:type="dxa"/>
+              <w:bottom w:w="0" w:type="dxa"/>
+              <w:left w:w="0" w:type="dxa"/>
+              <w:right w:w="0" w:type="dxa"/>
+            </w:tcMar>
+            <w:vAlign w:val="center"/>
+          </w:tcPr>
+          <w:p>
+            <w:pPr>
+              <w:jc w:val="right"/>
+              <w:pBdr>
+                <w:bottom w:val="none" w:sz="0" w:space="0" w:color="000000"/>
+                <w:top w:val="none" w:sz="0" w:space="0" w:color="000000"/>
+                <w:left w:val="none" w:sz="0" w:space="0" w:color="000000"/>
+                <w:right w:val="none" w:sz="0" w:space="0" w:color="000000"/>
+              </w:pBdr>
+              <w:spacing w:after="100" w:before="100" w:line="240"/>
+              <w:ind w:left="100" w:right="100" w:firstLine="0" w:firstLineChars="0"/>
+              <w:rPr>
+                <w:rFonts w:ascii="Arial" w:hAnsi="Helvetica" w:eastAsia="Helvetica" w:cs="Helvetica"/>
+                <w:i w:val="false"/>
+                <w:b w:val="false"/>
+                <w:u w:val="none"/>
+                <w:strike w:val="false"/>
+                <w:sz w:val="20"/>
+                <w:szCs w:val="20"/>
+                <w:color w:val="000000"/>
+              </w:rPr>
+            </w:pPr>
+            <w:r>
+              <w:rPr>
+                <w:rFonts w:ascii="Arial" w:hAnsi="Helvetica" w:eastAsia="Helvetica" w:cs="Helvetica"/>
+                <w:i w:val="false"/>
+                <w:b w:val="false"/>
+                <w:u w:val="none"/>
+                <w:strike w:val="false"/>
+                <w:sz w:val="20"/>
+                <w:szCs w:val="20"/>
+                <w:color w:val="000000"/>
+              </w:rPr>
+              <w:t xml:space="preserve">69</w:t>
+            </w:r>
+          </w:p>
+        </w:tc>
+        <w:tc>
+          <w:tcPr>
+            <w:tcBorders>
+              <w:bottom w:val="single" w:sz="6" w:space="0" w:color="BEBEBE"/>
+              <w:top w:val="single" w:sz="6" w:space="0" w:color="BEBEBE"/>
+              <w:left w:val="none" w:sz="0" w:space="0" w:color="000000"/>
+              <w:right w:val="none" w:sz="0" w:space="0" w:color="000000"/>
+            </w:tcBorders>
+            <w:shd w:val="clear" w:color="auto" w:fill="FFFFFF"/>
+            <w:tcMar>
+              <w:top w:w="0" w:type="dxa"/>
+              <w:bottom w:w="0" w:type="dxa"/>
+              <w:left w:w="0" w:type="dxa"/>
+              <w:right w:w="0" w:type="dxa"/>
+            </w:tcMar>
+            <w:vAlign w:val="center"/>
+          </w:tcPr>
+          <w:p>
+            <w:pPr>
+              <w:jc w:val="right"/>
+              <w:pBdr>
+                <w:bottom w:val="none" w:sz="0" w:space="0" w:color="000000"/>
+                <w:top w:val="none" w:sz="0" w:space="0" w:color="000000"/>
+                <w:left w:val="none" w:sz="0" w:space="0" w:color="000000"/>
+                <w:right w:val="none" w:sz="0" w:space="0" w:color="000000"/>
+              </w:pBdr>
+              <w:spacing w:after="100" w:before="100" w:line="240"/>
+              <w:ind w:left="100" w:right="100" w:firstLine="0" w:firstLineChars="0"/>
+              <w:rPr>
+                <w:rFonts w:ascii="Arial" w:hAnsi="Helvetica" w:eastAsia="Helvetica" w:cs="Helvetica"/>
+                <w:i w:val="false"/>
+                <w:b w:val="false"/>
+                <w:u w:val="none"/>
+                <w:strike w:val="false"/>
+                <w:sz w:val="20"/>
+                <w:szCs w:val="20"/>
+                <w:color w:val="000000"/>
+              </w:rPr>
+            </w:pPr>
+            <w:r>
+              <w:rPr>
+                <w:rFonts w:ascii="Arial" w:hAnsi="Helvetica" w:eastAsia="Helvetica" w:cs="Helvetica"/>
+                <w:i w:val="false"/>
+                <w:b w:val="false"/>
+                <w:u w:val="none"/>
+                <w:strike w:val="false"/>
+                <w:sz w:val="20"/>
+                <w:szCs w:val="20"/>
+                <w:color w:val="000000"/>
+              </w:rPr>
+              <w:t xml:space="preserve">41</w:t>
+            </w:r>
+          </w:p>
+        </w:tc>
+        <w:tc>
+          <w:tcPr>
+            <w:tcBorders>
+              <w:bottom w:val="single" w:sz="6" w:space="0" w:color="BEBEBE"/>
+              <w:top w:val="single" w:sz="6" w:space="0" w:color="BEBEBE"/>
+              <w:left w:val="none" w:sz="0" w:space="0" w:color="000000"/>
+              <w:right w:val="none" w:sz="0" w:space="0" w:color="000000"/>
+            </w:tcBorders>
+            <w:shd w:val="clear" w:color="auto" w:fill="FFFFFF"/>
+            <w:tcMar>
+              <w:top w:w="0" w:type="dxa"/>
+              <w:bottom w:w="0" w:type="dxa"/>
+              <w:left w:w="0" w:type="dxa"/>
+              <w:right w:w="0" w:type="dxa"/>
+            </w:tcMar>
+            <w:vAlign w:val="center"/>
+          </w:tcPr>
+          <w:p>
+            <w:pPr>
+              <w:jc w:val="right"/>
+              <w:pBdr>
+                <w:bottom w:val="none" w:sz="0" w:space="0" w:color="000000"/>
+                <w:top w:val="none" w:sz="0" w:space="0" w:color="000000"/>
+                <w:left w:val="none" w:sz="0" w:space="0" w:color="000000"/>
+                <w:right w:val="none" w:sz="0" w:space="0" w:color="000000"/>
+              </w:pBdr>
+              <w:spacing w:after="100" w:before="100" w:line="240"/>
+              <w:ind w:left="100" w:right="100" w:firstLine="0" w:firstLineChars="0"/>
+              <w:rPr>
+                <w:rFonts w:ascii="Arial" w:hAnsi="Helvetica" w:eastAsia="Helvetica" w:cs="Helvetica"/>
+                <w:i w:val="false"/>
+                <w:b w:val="false"/>
+                <w:u w:val="none"/>
+                <w:strike w:val="false"/>
+                <w:sz w:val="20"/>
+                <w:szCs w:val="20"/>
+                <w:color w:val="000000"/>
+              </w:rPr>
+            </w:pPr>
+            <w:r>
+              <w:rPr>
+                <w:rFonts w:ascii="Arial" w:hAnsi="Helvetica" w:eastAsia="Helvetica" w:cs="Helvetica"/>
+                <w:i w:val="false"/>
+                <w:b w:val="false"/>
+                <w:u w:val="none"/>
+                <w:strike w:val="false"/>
+                <w:sz w:val="20"/>
+                <w:szCs w:val="20"/>
+                <w:color w:val="000000"/>
+              </w:rPr>
+              <w:t xml:space="preserve">14</w:t>
+            </w:r>
+          </w:p>
+        </w:tc>
+        <w:tc>
+          <w:tcPr>
+            <w:tcBorders>
+              <w:bottom w:val="single" w:sz="6" w:space="0" w:color="BEBEBE"/>
+              <w:top w:val="single" w:sz="6" w:space="0" w:color="BEBEBE"/>
+              <w:left w:val="none" w:sz="0" w:space="0" w:color="000000"/>
+              <w:right w:val="none" w:sz="0" w:space="0" w:color="000000"/>
+            </w:tcBorders>
+            <w:shd w:val="clear" w:color="auto" w:fill="FFFFFF"/>
+            <w:tcMar>
+              <w:top w:w="0" w:type="dxa"/>
+              <w:bottom w:w="0" w:type="dxa"/>
+              <w:left w:w="0" w:type="dxa"/>
+              <w:right w:w="0" w:type="dxa"/>
+            </w:tcMar>
+            <w:vAlign w:val="center"/>
+          </w:tcPr>
+          <w:p>
+            <w:pPr>
+              <w:jc w:val="right"/>
+              <w:pBdr>
+                <w:bottom w:val="none" w:sz="0" w:space="0" w:color="000000"/>
+                <w:top w:val="none" w:sz="0" w:space="0" w:color="000000"/>
+                <w:left w:val="none" w:sz="0" w:space="0" w:color="000000"/>
+                <w:right w:val="none" w:sz="0" w:space="0" w:color="000000"/>
+              </w:pBdr>
+              <w:spacing w:after="100" w:before="100" w:line="240"/>
+              <w:ind w:left="100" w:right="100" w:firstLine="0" w:firstLineChars="0"/>
+              <w:rPr>
+                <w:rFonts w:ascii="Arial" w:hAnsi="Helvetica" w:eastAsia="Helvetica" w:cs="Helvetica"/>
+                <w:i w:val="false"/>
+                <w:b w:val="false"/>
+                <w:u w:val="none"/>
+                <w:strike w:val="false"/>
+                <w:sz w:val="20"/>
+                <w:szCs w:val="20"/>
+                <w:color w:val="000000"/>
+              </w:rPr>
+            </w:pPr>
+            <w:r>
+              <w:rPr>
+                <w:rFonts w:ascii="Arial" w:hAnsi="Helvetica" w:eastAsia="Helvetica" w:cs="Helvetica"/>
+                <w:i w:val="false"/>
+                <w:b w:val="false"/>
+                <w:u w:val="none"/>
+                <w:strike w:val="false"/>
+                <w:sz w:val="20"/>
+                <w:szCs w:val="20"/>
+                <w:color w:val="000000"/>
+              </w:rPr>
               <w:t xml:space="preserve">21</w:t>
-            </w:r>
-          </w:p>
-        </w:tc>
-        <w:tc>
-          <w:tcPr>
-            <w:tcBorders>
-              <w:bottom w:val="single" w:sz="6" w:space="0" w:color="BEBEBE"/>
-              <w:top w:val="single" w:sz="6" w:space="0" w:color="BEBEBE"/>
-              <w:left w:val="none" w:sz="0" w:space="0" w:color="000000"/>
-              <w:right w:val="none" w:sz="0" w:space="0" w:color="000000"/>
-            </w:tcBorders>
-            <w:shd w:val="clear" w:color="auto" w:fill="FFFFFF"/>
-            <w:tcMar>
-              <w:top w:w="0" w:type="dxa"/>
-              <w:bottom w:w="0" w:type="dxa"/>
-              <w:left w:w="0" w:type="dxa"/>
-              <w:right w:w="0" w:type="dxa"/>
-            </w:tcMar>
-            <w:vAlign w:val="center"/>
-          </w:tcPr>
-          <w:p>
-            <w:pPr>
-              <w:jc w:val="right"/>
-              <w:pBdr>
-                <w:bottom w:val="none" w:sz="0" w:space="0" w:color="000000"/>
-                <w:top w:val="none" w:sz="0" w:space="0" w:color="000000"/>
-                <w:left w:val="none" w:sz="0" w:space="0" w:color="000000"/>
-                <w:right w:val="none" w:sz="0" w:space="0" w:color="000000"/>
-              </w:pBdr>
-              <w:spacing w:after="100" w:before="100" w:line="240"/>
-              <w:ind w:left="100" w:right="100" w:firstLine="0" w:firstLineChars="0"/>
-              <w:rPr>
-                <w:rFonts w:ascii="Arial" w:hAnsi="Helvetica" w:eastAsia="Helvetica" w:cs="Helvetica"/>
-                <w:i w:val="false"/>
-                <w:b w:val="false"/>
-                <w:u w:val="none"/>
-                <w:strike w:val="false"/>
-                <w:sz w:val="20"/>
-                <w:szCs w:val="20"/>
-                <w:color w:val="000000"/>
-              </w:rPr>
-            </w:pPr>
-            <w:r>
-              <w:rPr>
-                <w:rFonts w:ascii="Arial" w:hAnsi="Helvetica" w:eastAsia="Helvetica" w:cs="Helvetica"/>
-                <w:i w:val="false"/>
-                <w:b w:val="false"/>
-                <w:u w:val="none"/>
-                <w:strike w:val="false"/>
-                <w:sz w:val="20"/>
-                <w:szCs w:val="20"/>
-                <w:color w:val="000000"/>
-              </w:rPr>
-              <w:t xml:space="preserve">70</w:t>
-            </w:r>
-          </w:p>
-        </w:tc>
-        <w:tc>
-          <w:tcPr>
-            <w:tcBorders>
-              <w:bottom w:val="single" w:sz="6" w:space="0" w:color="BEBEBE"/>
-              <w:top w:val="single" w:sz="6" w:space="0" w:color="BEBEBE"/>
-              <w:left w:val="none" w:sz="0" w:space="0" w:color="000000"/>
-              <w:right w:val="none" w:sz="0" w:space="0" w:color="000000"/>
-            </w:tcBorders>
-            <w:shd w:val="clear" w:color="auto" w:fill="FFFFFF"/>
-            <w:tcMar>
-              <w:top w:w="0" w:type="dxa"/>
-              <w:bottom w:w="0" w:type="dxa"/>
-              <w:left w:w="0" w:type="dxa"/>
-              <w:right w:w="0" w:type="dxa"/>
-            </w:tcMar>
-            <w:vAlign w:val="center"/>
-          </w:tcPr>
-          <w:p>
-            <w:pPr>
-              <w:jc w:val="right"/>
-              <w:pBdr>
-                <w:bottom w:val="none" w:sz="0" w:space="0" w:color="000000"/>
-                <w:top w:val="none" w:sz="0" w:space="0" w:color="000000"/>
-                <w:left w:val="none" w:sz="0" w:space="0" w:color="000000"/>
-                <w:right w:val="none" w:sz="0" w:space="0" w:color="000000"/>
-              </w:pBdr>
-              <w:spacing w:after="100" w:before="100" w:line="240"/>
-              <w:ind w:left="100" w:right="100" w:firstLine="0" w:firstLineChars="0"/>
-              <w:rPr>
-                <w:rFonts w:ascii="Arial" w:hAnsi="Helvetica" w:eastAsia="Helvetica" w:cs="Helvetica"/>
-                <w:i w:val="false"/>
-                <w:b w:val="false"/>
-                <w:u w:val="none"/>
-                <w:strike w:val="false"/>
-                <w:sz w:val="20"/>
-                <w:szCs w:val="20"/>
-                <w:color w:val="000000"/>
-              </w:rPr>
-            </w:pPr>
-            <w:r>
-              <w:rPr>
-                <w:rFonts w:ascii="Arial" w:hAnsi="Helvetica" w:eastAsia="Helvetica" w:cs="Helvetica"/>
-                <w:i w:val="false"/>
-                <w:b w:val="false"/>
-                <w:u w:val="none"/>
-                <w:strike w:val="false"/>
-                <w:sz w:val="20"/>
-                <w:szCs w:val="20"/>
-                <w:color w:val="000000"/>
-              </w:rPr>
-              <w:t xml:space="preserve">41</w:t>
             </w:r>
           </w:p>
         </w:tc>
@@ -1491,115 +2306,385 @@
                 <w:szCs w:val="20"/>
                 <w:color w:val="000000"/>
               </w:rPr>
+              <w:t xml:space="preserve">73</w:t>
+            </w:r>
+          </w:p>
+        </w:tc>
+        <w:tc>
+          <w:tcPr>
+            <w:tcBorders>
+              <w:bottom w:val="single" w:sz="6" w:space="0" w:color="BEBEBE"/>
+              <w:top w:val="single" w:sz="6" w:space="0" w:color="BEBEBE"/>
+              <w:left w:val="none" w:sz="0" w:space="0" w:color="000000"/>
+              <w:right w:val="none" w:sz="0" w:space="0" w:color="000000"/>
+            </w:tcBorders>
+            <w:shd w:val="clear" w:color="auto" w:fill="FFFFFF"/>
+            <w:tcMar>
+              <w:top w:w="0" w:type="dxa"/>
+              <w:bottom w:w="0" w:type="dxa"/>
+              <w:left w:w="0" w:type="dxa"/>
+              <w:right w:w="0" w:type="dxa"/>
+            </w:tcMar>
+            <w:vAlign w:val="center"/>
+          </w:tcPr>
+          <w:p>
+            <w:pPr>
+              <w:jc w:val="right"/>
+              <w:pBdr>
+                <w:bottom w:val="none" w:sz="0" w:space="0" w:color="000000"/>
+                <w:top w:val="none" w:sz="0" w:space="0" w:color="000000"/>
+                <w:left w:val="none" w:sz="0" w:space="0" w:color="000000"/>
+                <w:right w:val="none" w:sz="0" w:space="0" w:color="000000"/>
+              </w:pBdr>
+              <w:spacing w:after="100" w:before="100" w:line="240"/>
+              <w:ind w:left="100" w:right="100" w:firstLine="0" w:firstLineChars="0"/>
+              <w:rPr>
+                <w:rFonts w:ascii="Arial" w:hAnsi="Helvetica" w:eastAsia="Helvetica" w:cs="Helvetica"/>
+                <w:i w:val="false"/>
+                <w:b w:val="false"/>
+                <w:u w:val="none"/>
+                <w:strike w:val="false"/>
+                <w:sz w:val="20"/>
+                <w:szCs w:val="20"/>
+                <w:color w:val="000000"/>
+              </w:rPr>
+            </w:pPr>
+            <w:r>
+              <w:rPr>
+                <w:rFonts w:ascii="Arial" w:hAnsi="Helvetica" w:eastAsia="Helvetica" w:cs="Helvetica"/>
+                <w:i w:val="false"/>
+                <w:b w:val="false"/>
+                <w:u w:val="none"/>
+                <w:strike w:val="false"/>
+                <w:sz w:val="20"/>
+                <w:szCs w:val="20"/>
+                <w:color w:val="000000"/>
+              </w:rPr>
+              <w:t xml:space="preserve">22</w:t>
+            </w:r>
+          </w:p>
+        </w:tc>
+        <w:tc>
+          <w:tcPr>
+            <w:tcBorders>
+              <w:bottom w:val="single" w:sz="6" w:space="0" w:color="BEBEBE"/>
+              <w:top w:val="single" w:sz="6" w:space="0" w:color="BEBEBE"/>
+              <w:left w:val="none" w:sz="0" w:space="0" w:color="000000"/>
+              <w:right w:val="none" w:sz="0" w:space="0" w:color="000000"/>
+            </w:tcBorders>
+            <w:shd w:val="clear" w:color="auto" w:fill="FFFFFF"/>
+            <w:tcMar>
+              <w:top w:w="0" w:type="dxa"/>
+              <w:bottom w:w="0" w:type="dxa"/>
+              <w:left w:w="0" w:type="dxa"/>
+              <w:right w:w="0" w:type="dxa"/>
+            </w:tcMar>
+            <w:vAlign w:val="center"/>
+          </w:tcPr>
+          <w:p>
+            <w:pPr>
+              <w:jc w:val="right"/>
+              <w:pBdr>
+                <w:bottom w:val="none" w:sz="0" w:space="0" w:color="000000"/>
+                <w:top w:val="none" w:sz="0" w:space="0" w:color="000000"/>
+                <w:left w:val="none" w:sz="0" w:space="0" w:color="000000"/>
+                <w:right w:val="none" w:sz="0" w:space="0" w:color="000000"/>
+              </w:pBdr>
+              <w:spacing w:after="100" w:before="100" w:line="240"/>
+              <w:ind w:left="100" w:right="100" w:firstLine="0" w:firstLineChars="0"/>
+              <w:rPr>
+                <w:rFonts w:ascii="Arial" w:hAnsi="Helvetica" w:eastAsia="Helvetica" w:cs="Helvetica"/>
+                <w:i w:val="false"/>
+                <w:b w:val="false"/>
+                <w:u w:val="none"/>
+                <w:strike w:val="false"/>
+                <w:sz w:val="20"/>
+                <w:szCs w:val="20"/>
+                <w:color w:val="000000"/>
+              </w:rPr>
+            </w:pPr>
+            <w:r>
+              <w:rPr>
+                <w:rFonts w:ascii="Arial" w:hAnsi="Helvetica" w:eastAsia="Helvetica" w:cs="Helvetica"/>
+                <w:i w:val="false"/>
+                <w:b w:val="false"/>
+                <w:u w:val="none"/>
+                <w:strike w:val="false"/>
+                <w:sz w:val="20"/>
+                <w:szCs w:val="20"/>
+                <w:color w:val="000000"/>
+              </w:rPr>
+              <w:t xml:space="preserve">28</w:t>
+            </w:r>
+          </w:p>
+        </w:tc>
+        <w:tc>
+          <w:tcPr>
+            <w:tcBorders>
+              <w:bottom w:val="single" w:sz="6" w:space="0" w:color="BEBEBE"/>
+              <w:top w:val="single" w:sz="6" w:space="0" w:color="BEBEBE"/>
+              <w:left w:val="none" w:sz="0" w:space="0" w:color="000000"/>
+              <w:right w:val="none" w:sz="0" w:space="0" w:color="000000"/>
+            </w:tcBorders>
+            <w:shd w:val="clear" w:color="auto" w:fill="FFFFFF"/>
+            <w:tcMar>
+              <w:top w:w="0" w:type="dxa"/>
+              <w:bottom w:w="0" w:type="dxa"/>
+              <w:left w:w="0" w:type="dxa"/>
+              <w:right w:w="0" w:type="dxa"/>
+            </w:tcMar>
+            <w:vAlign w:val="center"/>
+          </w:tcPr>
+          <w:p>
+            <w:pPr>
+              <w:jc w:val="right"/>
+              <w:pBdr>
+                <w:bottom w:val="none" w:sz="0" w:space="0" w:color="000000"/>
+                <w:top w:val="none" w:sz="0" w:space="0" w:color="000000"/>
+                <w:left w:val="none" w:sz="0" w:space="0" w:color="000000"/>
+                <w:right w:val="none" w:sz="0" w:space="0" w:color="000000"/>
+              </w:pBdr>
+              <w:spacing w:after="100" w:before="100" w:line="240"/>
+              <w:ind w:left="100" w:right="100" w:firstLine="0" w:firstLineChars="0"/>
+              <w:rPr>
+                <w:rFonts w:ascii="Arial" w:hAnsi="Helvetica" w:eastAsia="Helvetica" w:cs="Helvetica"/>
+                <w:i w:val="false"/>
+                <w:b w:val="false"/>
+                <w:u w:val="none"/>
+                <w:strike w:val="false"/>
+                <w:sz w:val="20"/>
+                <w:szCs w:val="20"/>
+                <w:color w:val="000000"/>
+              </w:rPr>
+            </w:pPr>
+            <w:r>
+              <w:rPr>
+                <w:rFonts w:ascii="Arial" w:hAnsi="Helvetica" w:eastAsia="Helvetica" w:cs="Helvetica"/>
+                <w:i w:val="false"/>
+                <w:b w:val="false"/>
+                <w:u w:val="none"/>
+                <w:strike w:val="false"/>
+                <w:sz w:val="20"/>
+                <w:szCs w:val="20"/>
+                <w:color w:val="000000"/>
+              </w:rPr>
+              <w:t xml:space="preserve">27</w:t>
+            </w:r>
+          </w:p>
+        </w:tc>
+        <w:tc>
+          <w:tcPr>
+            <w:tcBorders>
+              <w:bottom w:val="single" w:sz="6" w:space="0" w:color="BEBEBE"/>
+              <w:top w:val="single" w:sz="6" w:space="0" w:color="BEBEBE"/>
+              <w:left w:val="none" w:sz="0" w:space="0" w:color="000000"/>
+              <w:right w:val="none" w:sz="0" w:space="0" w:color="000000"/>
+            </w:tcBorders>
+            <w:shd w:val="clear" w:color="auto" w:fill="FFFFFF"/>
+            <w:tcMar>
+              <w:top w:w="0" w:type="dxa"/>
+              <w:bottom w:w="0" w:type="dxa"/>
+              <w:left w:w="0" w:type="dxa"/>
+              <w:right w:w="0" w:type="dxa"/>
+            </w:tcMar>
+            <w:vAlign w:val="center"/>
+          </w:tcPr>
+          <w:p>
+            <w:pPr>
+              <w:jc w:val="right"/>
+              <w:pBdr>
+                <w:bottom w:val="none" w:sz="0" w:space="0" w:color="000000"/>
+                <w:top w:val="none" w:sz="0" w:space="0" w:color="000000"/>
+                <w:left w:val="none" w:sz="0" w:space="0" w:color="000000"/>
+                <w:right w:val="none" w:sz="0" w:space="0" w:color="000000"/>
+              </w:pBdr>
+              <w:spacing w:after="100" w:before="100" w:line="240"/>
+              <w:ind w:left="100" w:right="100" w:firstLine="0" w:firstLineChars="0"/>
+              <w:rPr>
+                <w:rFonts w:ascii="Arial" w:hAnsi="Helvetica" w:eastAsia="Helvetica" w:cs="Helvetica"/>
+                <w:i w:val="false"/>
+                <w:b w:val="false"/>
+                <w:u w:val="none"/>
+                <w:strike w:val="false"/>
+                <w:sz w:val="20"/>
+                <w:szCs w:val="20"/>
+                <w:color w:val="000000"/>
+              </w:rPr>
+            </w:pPr>
+            <w:r>
+              <w:rPr>
+                <w:rFonts w:ascii="Arial" w:hAnsi="Helvetica" w:eastAsia="Helvetica" w:cs="Helvetica"/>
+                <w:i w:val="false"/>
+                <w:b w:val="false"/>
+                <w:u w:val="none"/>
+                <w:strike w:val="false"/>
+                <w:sz w:val="20"/>
+                <w:szCs w:val="20"/>
+                <w:color w:val="000000"/>
+              </w:rPr>
+              <w:t xml:space="preserve">64</w:t>
+            </w:r>
+          </w:p>
+        </w:tc>
+        <w:tc>
+          <w:tcPr>
+            <w:tcBorders>
+              <w:bottom w:val="single" w:sz="6" w:space="0" w:color="BEBEBE"/>
+              <w:top w:val="single" w:sz="6" w:space="0" w:color="BEBEBE"/>
+              <w:left w:val="none" w:sz="0" w:space="0" w:color="000000"/>
+              <w:right w:val="none" w:sz="0" w:space="0" w:color="000000"/>
+            </w:tcBorders>
+            <w:shd w:val="clear" w:color="auto" w:fill="FFFFFF"/>
+            <w:tcMar>
+              <w:top w:w="0" w:type="dxa"/>
+              <w:bottom w:w="0" w:type="dxa"/>
+              <w:left w:w="0" w:type="dxa"/>
+              <w:right w:w="0" w:type="dxa"/>
+            </w:tcMar>
+            <w:vAlign w:val="center"/>
+          </w:tcPr>
+          <w:p>
+            <w:pPr>
+              <w:jc w:val="right"/>
+              <w:pBdr>
+                <w:bottom w:val="none" w:sz="0" w:space="0" w:color="000000"/>
+                <w:top w:val="none" w:sz="0" w:space="0" w:color="000000"/>
+                <w:left w:val="none" w:sz="0" w:space="0" w:color="000000"/>
+                <w:right w:val="none" w:sz="0" w:space="0" w:color="000000"/>
+              </w:pBdr>
+              <w:spacing w:after="100" w:before="100" w:line="240"/>
+              <w:ind w:left="100" w:right="100" w:firstLine="0" w:firstLineChars="0"/>
+              <w:rPr>
+                <w:rFonts w:ascii="Arial" w:hAnsi="Helvetica" w:eastAsia="Helvetica" w:cs="Helvetica"/>
+                <w:i w:val="false"/>
+                <w:b w:val="false"/>
+                <w:u w:val="none"/>
+                <w:strike w:val="false"/>
+                <w:sz w:val="20"/>
+                <w:szCs w:val="20"/>
+                <w:color w:val="000000"/>
+              </w:rPr>
+            </w:pPr>
+            <w:r>
+              <w:rPr>
+                <w:rFonts w:ascii="Arial" w:hAnsi="Helvetica" w:eastAsia="Helvetica" w:cs="Helvetica"/>
+                <w:i w:val="false"/>
+                <w:b w:val="false"/>
+                <w:u w:val="none"/>
+                <w:strike w:val="false"/>
+                <w:sz w:val="20"/>
+                <w:szCs w:val="20"/>
+                <w:color w:val="000000"/>
+              </w:rPr>
+              <w:t xml:space="preserve">23</w:t>
+            </w:r>
+          </w:p>
+        </w:tc>
+        <w:tc>
+          <w:tcPr>
+            <w:tcBorders>
+              <w:bottom w:val="single" w:sz="6" w:space="0" w:color="BEBEBE"/>
+              <w:top w:val="single" w:sz="6" w:space="0" w:color="BEBEBE"/>
+              <w:left w:val="none" w:sz="0" w:space="0" w:color="000000"/>
+              <w:right w:val="none" w:sz="0" w:space="0" w:color="000000"/>
+            </w:tcBorders>
+            <w:shd w:val="clear" w:color="auto" w:fill="FFFFFF"/>
+            <w:tcMar>
+              <w:top w:w="0" w:type="dxa"/>
+              <w:bottom w:w="0" w:type="dxa"/>
+              <w:left w:w="0" w:type="dxa"/>
+              <w:right w:w="0" w:type="dxa"/>
+            </w:tcMar>
+            <w:vAlign w:val="center"/>
+          </w:tcPr>
+          <w:p>
+            <w:pPr>
+              <w:jc w:val="right"/>
+              <w:pBdr>
+                <w:bottom w:val="none" w:sz="0" w:space="0" w:color="000000"/>
+                <w:top w:val="none" w:sz="0" w:space="0" w:color="000000"/>
+                <w:left w:val="none" w:sz="0" w:space="0" w:color="000000"/>
+                <w:right w:val="none" w:sz="0" w:space="0" w:color="000000"/>
+              </w:pBdr>
+              <w:spacing w:after="100" w:before="100" w:line="240"/>
+              <w:ind w:left="100" w:right="100" w:firstLine="0" w:firstLineChars="0"/>
+              <w:rPr>
+                <w:rFonts w:ascii="Arial" w:hAnsi="Helvetica" w:eastAsia="Helvetica" w:cs="Helvetica"/>
+                <w:i w:val="false"/>
+                <w:b w:val="false"/>
+                <w:u w:val="none"/>
+                <w:strike w:val="false"/>
+                <w:sz w:val="20"/>
+                <w:szCs w:val="20"/>
+                <w:color w:val="000000"/>
+              </w:rPr>
+            </w:pPr>
+            <w:r>
+              <w:rPr>
+                <w:rFonts w:ascii="Arial" w:hAnsi="Helvetica" w:eastAsia="Helvetica" w:cs="Helvetica"/>
+                <w:i w:val="false"/>
+                <w:b w:val="false"/>
+                <w:u w:val="none"/>
+                <w:strike w:val="false"/>
+                <w:sz w:val="20"/>
+                <w:szCs w:val="20"/>
+                <w:color w:val="000000"/>
+              </w:rPr>
+              <w:t xml:space="preserve">57</w:t>
+            </w:r>
+          </w:p>
+        </w:tc>
+        <w:tc>
+          <w:tcPr>
+            <w:tcBorders>
+              <w:bottom w:val="single" w:sz="6" w:space="0" w:color="BEBEBE"/>
+              <w:top w:val="single" w:sz="6" w:space="0" w:color="BEBEBE"/>
+              <w:left w:val="none" w:sz="0" w:space="0" w:color="000000"/>
+              <w:right w:val="none" w:sz="0" w:space="0" w:color="000000"/>
+            </w:tcBorders>
+            <w:shd w:val="clear" w:color="auto" w:fill="FFFFFF"/>
+            <w:tcMar>
+              <w:top w:w="0" w:type="dxa"/>
+              <w:bottom w:w="0" w:type="dxa"/>
+              <w:left w:w="0" w:type="dxa"/>
+              <w:right w:w="0" w:type="dxa"/>
+            </w:tcMar>
+            <w:vAlign w:val="center"/>
+          </w:tcPr>
+          <w:p>
+            <w:pPr>
+              <w:jc w:val="right"/>
+              <w:pBdr>
+                <w:bottom w:val="none" w:sz="0" w:space="0" w:color="000000"/>
+                <w:top w:val="none" w:sz="0" w:space="0" w:color="000000"/>
+                <w:left w:val="none" w:sz="0" w:space="0" w:color="000000"/>
+                <w:right w:val="none" w:sz="0" w:space="0" w:color="000000"/>
+              </w:pBdr>
+              <w:spacing w:after="100" w:before="100" w:line="240"/>
+              <w:ind w:left="100" w:right="100" w:firstLine="0" w:firstLineChars="0"/>
+              <w:rPr>
+                <w:rFonts w:ascii="Arial" w:hAnsi="Helvetica" w:eastAsia="Helvetica" w:cs="Helvetica"/>
+                <w:i w:val="false"/>
+                <w:b w:val="false"/>
+                <w:u w:val="none"/>
+                <w:strike w:val="false"/>
+                <w:sz w:val="20"/>
+                <w:szCs w:val="20"/>
+                <w:color w:val="000000"/>
+              </w:rPr>
+            </w:pPr>
+            <w:r>
+              <w:rPr>
+                <w:rFonts w:ascii="Arial" w:hAnsi="Helvetica" w:eastAsia="Helvetica" w:cs="Helvetica"/>
+                <w:i w:val="false"/>
+                <w:b w:val="false"/>
+                <w:u w:val="none"/>
+                <w:strike w:val="false"/>
+                <w:sz w:val="20"/>
+                <w:szCs w:val="20"/>
+                <w:color w:val="000000"/>
+              </w:rPr>
               <w:t xml:space="preserve">10</w:t>
-            </w:r>
-          </w:p>
-        </w:tc>
-        <w:tc>
-          <w:tcPr>
-            <w:tcBorders>
-              <w:bottom w:val="single" w:sz="6" w:space="0" w:color="BEBEBE"/>
-              <w:top w:val="single" w:sz="6" w:space="0" w:color="BEBEBE"/>
-              <w:left w:val="none" w:sz="0" w:space="0" w:color="000000"/>
-              <w:right w:val="none" w:sz="0" w:space="0" w:color="000000"/>
-            </w:tcBorders>
-            <w:shd w:val="clear" w:color="auto" w:fill="FFFFFF"/>
-            <w:tcMar>
-              <w:top w:w="0" w:type="dxa"/>
-              <w:bottom w:w="0" w:type="dxa"/>
-              <w:left w:w="0" w:type="dxa"/>
-              <w:right w:w="0" w:type="dxa"/>
-            </w:tcMar>
-            <w:vAlign w:val="center"/>
-          </w:tcPr>
-          <w:p>
-            <w:pPr>
-              <w:jc w:val="right"/>
-              <w:pBdr>
-                <w:bottom w:val="none" w:sz="0" w:space="0" w:color="000000"/>
-                <w:top w:val="none" w:sz="0" w:space="0" w:color="000000"/>
-                <w:left w:val="none" w:sz="0" w:space="0" w:color="000000"/>
-                <w:right w:val="none" w:sz="0" w:space="0" w:color="000000"/>
-              </w:pBdr>
-              <w:spacing w:after="100" w:before="100" w:line="240"/>
-              <w:ind w:left="100" w:right="100" w:firstLine="0" w:firstLineChars="0"/>
-              <w:rPr>
-                <w:rFonts w:ascii="Arial" w:hAnsi="Helvetica" w:eastAsia="Helvetica" w:cs="Helvetica"/>
-                <w:i w:val="false"/>
-                <w:b w:val="false"/>
-                <w:u w:val="none"/>
-                <w:strike w:val="false"/>
-                <w:sz w:val="20"/>
-                <w:szCs w:val="20"/>
-                <w:color w:val="000000"/>
-              </w:rPr>
-            </w:pPr>
-            <w:r>
-              <w:rPr>
-                <w:rFonts w:ascii="Arial" w:hAnsi="Helvetica" w:eastAsia="Helvetica" w:cs="Helvetica"/>
-                <w:i w:val="false"/>
-                <w:b w:val="false"/>
-                <w:u w:val="none"/>
-                <w:strike w:val="false"/>
-                <w:sz w:val="20"/>
-                <w:szCs w:val="20"/>
-                <w:color w:val="000000"/>
-              </w:rPr>
-              <w:t xml:space="preserve">28</w:t>
-            </w:r>
-          </w:p>
-        </w:tc>
-        <w:tc>
-          <w:tcPr>
-            <w:tcBorders>
-              <w:bottom w:val="single" w:sz="6" w:space="0" w:color="BEBEBE"/>
-              <w:top w:val="single" w:sz="6" w:space="0" w:color="BEBEBE"/>
-              <w:left w:val="none" w:sz="0" w:space="0" w:color="000000"/>
-              <w:right w:val="none" w:sz="0" w:space="0" w:color="000000"/>
-            </w:tcBorders>
-            <w:shd w:val="clear" w:color="auto" w:fill="FFFFFF"/>
-            <w:tcMar>
-              <w:top w:w="0" w:type="dxa"/>
-              <w:bottom w:w="0" w:type="dxa"/>
-              <w:left w:w="0" w:type="dxa"/>
-              <w:right w:w="0" w:type="dxa"/>
-            </w:tcMar>
-            <w:vAlign w:val="center"/>
-          </w:tcPr>
-          <w:p>
-            <w:pPr>
-              <w:jc w:val="right"/>
-              <w:pBdr>
-                <w:bottom w:val="none" w:sz="0" w:space="0" w:color="000000"/>
-                <w:top w:val="none" w:sz="0" w:space="0" w:color="000000"/>
-                <w:left w:val="none" w:sz="0" w:space="0" w:color="000000"/>
-                <w:right w:val="none" w:sz="0" w:space="0" w:color="000000"/>
-              </w:pBdr>
-              <w:spacing w:after="100" w:before="100" w:line="240"/>
-              <w:ind w:left="100" w:right="100" w:firstLine="0" w:firstLineChars="0"/>
-              <w:rPr>
-                <w:rFonts w:ascii="Arial" w:hAnsi="Helvetica" w:eastAsia="Helvetica" w:cs="Helvetica"/>
-                <w:i w:val="false"/>
-                <w:b w:val="false"/>
-                <w:u w:val="none"/>
-                <w:strike w:val="false"/>
-                <w:sz w:val="20"/>
-                <w:szCs w:val="20"/>
-                <w:color w:val="000000"/>
-              </w:rPr>
-            </w:pPr>
-            <w:r>
-              <w:rPr>
-                <w:rFonts w:ascii="Arial" w:hAnsi="Helvetica" w:eastAsia="Helvetica" w:cs="Helvetica"/>
-                <w:i w:val="false"/>
-                <w:b w:val="false"/>
-                <w:u w:val="none"/>
-                <w:strike w:val="false"/>
-                <w:sz w:val="20"/>
-                <w:szCs w:val="20"/>
-                <w:color w:val="000000"/>
-              </w:rPr>
-              <w:t xml:space="preserve">23</w:t>
             </w:r>
           </w:p>
         </w:tc>
@@ -1873,6 +2958,330 @@
                 <w:szCs w:val="20"/>
                 <w:color w:val="000000"/>
               </w:rPr>
+              <w:t xml:space="preserve">65</w:t>
+            </w:r>
+          </w:p>
+        </w:tc>
+        <w:tc>
+          <w:tcPr>
+            <w:tcBorders>
+              <w:bottom w:val="single" w:sz="6" w:space="0" w:color="BEBEBE"/>
+              <w:top w:val="single" w:sz="6" w:space="0" w:color="BEBEBE"/>
+              <w:left w:val="none" w:sz="0" w:space="0" w:color="000000"/>
+              <w:right w:val="none" w:sz="0" w:space="0" w:color="000000"/>
+            </w:tcBorders>
+            <w:shd w:val="clear" w:color="auto" w:fill="FFFFFF"/>
+            <w:tcMar>
+              <w:top w:w="0" w:type="dxa"/>
+              <w:bottom w:w="0" w:type="dxa"/>
+              <w:left w:w="0" w:type="dxa"/>
+              <w:right w:w="0" w:type="dxa"/>
+            </w:tcMar>
+            <w:vAlign w:val="center"/>
+          </w:tcPr>
+          <w:p>
+            <w:pPr>
+              <w:jc w:val="right"/>
+              <w:pBdr>
+                <w:bottom w:val="none" w:sz="0" w:space="0" w:color="000000"/>
+                <w:top w:val="none" w:sz="0" w:space="0" w:color="000000"/>
+                <w:left w:val="none" w:sz="0" w:space="0" w:color="000000"/>
+                <w:right w:val="none" w:sz="0" w:space="0" w:color="000000"/>
+              </w:pBdr>
+              <w:spacing w:after="100" w:before="100" w:line="240"/>
+              <w:ind w:left="100" w:right="100" w:firstLine="0" w:firstLineChars="0"/>
+              <w:rPr>
+                <w:rFonts w:ascii="Arial" w:hAnsi="Helvetica" w:eastAsia="Helvetica" w:cs="Helvetica"/>
+                <w:i w:val="false"/>
+                <w:b w:val="false"/>
+                <w:u w:val="none"/>
+                <w:strike w:val="false"/>
+                <w:sz w:val="20"/>
+                <w:szCs w:val="20"/>
+                <w:color w:val="000000"/>
+              </w:rPr>
+            </w:pPr>
+            <w:r>
+              <w:rPr>
+                <w:rFonts w:ascii="Arial" w:hAnsi="Helvetica" w:eastAsia="Helvetica" w:cs="Helvetica"/>
+                <w:i w:val="false"/>
+                <w:b w:val="false"/>
+                <w:u w:val="none"/>
+                <w:strike w:val="false"/>
+                <w:sz w:val="20"/>
+                <w:szCs w:val="20"/>
+                <w:color w:val="000000"/>
+              </w:rPr>
+              <w:t xml:space="preserve">27</w:t>
+            </w:r>
+          </w:p>
+        </w:tc>
+        <w:tc>
+          <w:tcPr>
+            <w:tcBorders>
+              <w:bottom w:val="single" w:sz="6" w:space="0" w:color="BEBEBE"/>
+              <w:top w:val="single" w:sz="6" w:space="0" w:color="BEBEBE"/>
+              <w:left w:val="none" w:sz="0" w:space="0" w:color="000000"/>
+              <w:right w:val="none" w:sz="0" w:space="0" w:color="000000"/>
+            </w:tcBorders>
+            <w:shd w:val="clear" w:color="auto" w:fill="FFFFFF"/>
+            <w:tcMar>
+              <w:top w:w="0" w:type="dxa"/>
+              <w:bottom w:w="0" w:type="dxa"/>
+              <w:left w:w="0" w:type="dxa"/>
+              <w:right w:w="0" w:type="dxa"/>
+            </w:tcMar>
+            <w:vAlign w:val="center"/>
+          </w:tcPr>
+          <w:p>
+            <w:pPr>
+              <w:jc w:val="right"/>
+              <w:pBdr>
+                <w:bottom w:val="none" w:sz="0" w:space="0" w:color="000000"/>
+                <w:top w:val="none" w:sz="0" w:space="0" w:color="000000"/>
+                <w:left w:val="none" w:sz="0" w:space="0" w:color="000000"/>
+                <w:right w:val="none" w:sz="0" w:space="0" w:color="000000"/>
+              </w:pBdr>
+              <w:spacing w:after="100" w:before="100" w:line="240"/>
+              <w:ind w:left="100" w:right="100" w:firstLine="0" w:firstLineChars="0"/>
+              <w:rPr>
+                <w:rFonts w:ascii="Arial" w:hAnsi="Helvetica" w:eastAsia="Helvetica" w:cs="Helvetica"/>
+                <w:i w:val="false"/>
+                <w:b w:val="false"/>
+                <w:u w:val="none"/>
+                <w:strike w:val="false"/>
+                <w:sz w:val="20"/>
+                <w:szCs w:val="20"/>
+                <w:color w:val="000000"/>
+              </w:rPr>
+            </w:pPr>
+            <w:r>
+              <w:rPr>
+                <w:rFonts w:ascii="Arial" w:hAnsi="Helvetica" w:eastAsia="Helvetica" w:cs="Helvetica"/>
+                <w:i w:val="false"/>
+                <w:b w:val="false"/>
+                <w:u w:val="none"/>
+                <w:strike w:val="false"/>
+                <w:sz w:val="20"/>
+                <w:szCs w:val="20"/>
+                <w:color w:val="000000"/>
+              </w:rPr>
+              <w:t xml:space="preserve">37</w:t>
+            </w:r>
+          </w:p>
+        </w:tc>
+        <w:tc>
+          <w:tcPr>
+            <w:tcBorders>
+              <w:bottom w:val="single" w:sz="6" w:space="0" w:color="BEBEBE"/>
+              <w:top w:val="single" w:sz="6" w:space="0" w:color="BEBEBE"/>
+              <w:left w:val="none" w:sz="0" w:space="0" w:color="000000"/>
+              <w:right w:val="none" w:sz="0" w:space="0" w:color="000000"/>
+            </w:tcBorders>
+            <w:shd w:val="clear" w:color="auto" w:fill="FFFFFF"/>
+            <w:tcMar>
+              <w:top w:w="0" w:type="dxa"/>
+              <w:bottom w:w="0" w:type="dxa"/>
+              <w:left w:w="0" w:type="dxa"/>
+              <w:right w:w="0" w:type="dxa"/>
+            </w:tcMar>
+            <w:vAlign w:val="center"/>
+          </w:tcPr>
+          <w:p>
+            <w:pPr>
+              <w:jc w:val="right"/>
+              <w:pBdr>
+                <w:bottom w:val="none" w:sz="0" w:space="0" w:color="000000"/>
+                <w:top w:val="none" w:sz="0" w:space="0" w:color="000000"/>
+                <w:left w:val="none" w:sz="0" w:space="0" w:color="000000"/>
+                <w:right w:val="none" w:sz="0" w:space="0" w:color="000000"/>
+              </w:pBdr>
+              <w:spacing w:after="100" w:before="100" w:line="240"/>
+              <w:ind w:left="100" w:right="100" w:firstLine="0" w:firstLineChars="0"/>
+              <w:rPr>
+                <w:rFonts w:ascii="Arial" w:hAnsi="Helvetica" w:eastAsia="Helvetica" w:cs="Helvetica"/>
+                <w:i w:val="false"/>
+                <w:b w:val="false"/>
+                <w:u w:val="none"/>
+                <w:strike w:val="false"/>
+                <w:sz w:val="20"/>
+                <w:szCs w:val="20"/>
+                <w:color w:val="000000"/>
+              </w:rPr>
+            </w:pPr>
+            <w:r>
+              <w:rPr>
+                <w:rFonts w:ascii="Arial" w:hAnsi="Helvetica" w:eastAsia="Helvetica" w:cs="Helvetica"/>
+                <w:i w:val="false"/>
+                <w:b w:val="false"/>
+                <w:u w:val="none"/>
+                <w:strike w:val="false"/>
+                <w:sz w:val="20"/>
+                <w:szCs w:val="20"/>
+                <w:color w:val="000000"/>
+              </w:rPr>
+              <w:t xml:space="preserve">32</w:t>
+            </w:r>
+          </w:p>
+        </w:tc>
+        <w:tc>
+          <w:tcPr>
+            <w:tcBorders>
+              <w:bottom w:val="single" w:sz="6" w:space="0" w:color="BEBEBE"/>
+              <w:top w:val="single" w:sz="6" w:space="0" w:color="BEBEBE"/>
+              <w:left w:val="none" w:sz="0" w:space="0" w:color="000000"/>
+              <w:right w:val="none" w:sz="0" w:space="0" w:color="000000"/>
+            </w:tcBorders>
+            <w:shd w:val="clear" w:color="auto" w:fill="FFFFFF"/>
+            <w:tcMar>
+              <w:top w:w="0" w:type="dxa"/>
+              <w:bottom w:w="0" w:type="dxa"/>
+              <w:left w:w="0" w:type="dxa"/>
+              <w:right w:w="0" w:type="dxa"/>
+            </w:tcMar>
+            <w:vAlign w:val="center"/>
+          </w:tcPr>
+          <w:p>
+            <w:pPr>
+              <w:jc w:val="right"/>
+              <w:pBdr>
+                <w:bottom w:val="none" w:sz="0" w:space="0" w:color="000000"/>
+                <w:top w:val="none" w:sz="0" w:space="0" w:color="000000"/>
+                <w:left w:val="none" w:sz="0" w:space="0" w:color="000000"/>
+                <w:right w:val="none" w:sz="0" w:space="0" w:color="000000"/>
+              </w:pBdr>
+              <w:spacing w:after="100" w:before="100" w:line="240"/>
+              <w:ind w:left="100" w:right="100" w:firstLine="0" w:firstLineChars="0"/>
+              <w:rPr>
+                <w:rFonts w:ascii="Arial" w:hAnsi="Helvetica" w:eastAsia="Helvetica" w:cs="Helvetica"/>
+                <w:i w:val="false"/>
+                <w:b w:val="false"/>
+                <w:u w:val="none"/>
+                <w:strike w:val="false"/>
+                <w:sz w:val="20"/>
+                <w:szCs w:val="20"/>
+                <w:color w:val="000000"/>
+              </w:rPr>
+            </w:pPr>
+            <w:r>
+              <w:rPr>
+                <w:rFonts w:ascii="Arial" w:hAnsi="Helvetica" w:eastAsia="Helvetica" w:cs="Helvetica"/>
+                <w:i w:val="false"/>
+                <w:b w:val="false"/>
+                <w:u w:val="none"/>
+                <w:strike w:val="false"/>
+                <w:sz w:val="20"/>
+                <w:szCs w:val="20"/>
+                <w:color w:val="000000"/>
+              </w:rPr>
+              <w:t xml:space="preserve">73</w:t>
+            </w:r>
+          </w:p>
+        </w:tc>
+        <w:tc>
+          <w:tcPr>
+            <w:tcBorders>
+              <w:bottom w:val="single" w:sz="6" w:space="0" w:color="BEBEBE"/>
+              <w:top w:val="single" w:sz="6" w:space="0" w:color="BEBEBE"/>
+              <w:left w:val="none" w:sz="0" w:space="0" w:color="000000"/>
+              <w:right w:val="none" w:sz="0" w:space="0" w:color="000000"/>
+            </w:tcBorders>
+            <w:shd w:val="clear" w:color="auto" w:fill="FFFFFF"/>
+            <w:tcMar>
+              <w:top w:w="0" w:type="dxa"/>
+              <w:bottom w:w="0" w:type="dxa"/>
+              <w:left w:w="0" w:type="dxa"/>
+              <w:right w:w="0" w:type="dxa"/>
+            </w:tcMar>
+            <w:vAlign w:val="center"/>
+          </w:tcPr>
+          <w:p>
+            <w:pPr>
+              <w:jc w:val="right"/>
+              <w:pBdr>
+                <w:bottom w:val="none" w:sz="0" w:space="0" w:color="000000"/>
+                <w:top w:val="none" w:sz="0" w:space="0" w:color="000000"/>
+                <w:left w:val="none" w:sz="0" w:space="0" w:color="000000"/>
+                <w:right w:val="none" w:sz="0" w:space="0" w:color="000000"/>
+              </w:pBdr>
+              <w:spacing w:after="100" w:before="100" w:line="240"/>
+              <w:ind w:left="100" w:right="100" w:firstLine="0" w:firstLineChars="0"/>
+              <w:rPr>
+                <w:rFonts w:ascii="Arial" w:hAnsi="Helvetica" w:eastAsia="Helvetica" w:cs="Helvetica"/>
+                <w:i w:val="false"/>
+                <w:b w:val="false"/>
+                <w:u w:val="none"/>
+                <w:strike w:val="false"/>
+                <w:sz w:val="20"/>
+                <w:szCs w:val="20"/>
+                <w:color w:val="000000"/>
+              </w:rPr>
+            </w:pPr>
+            <w:r>
+              <w:rPr>
+                <w:rFonts w:ascii="Arial" w:hAnsi="Helvetica" w:eastAsia="Helvetica" w:cs="Helvetica"/>
+                <w:i w:val="false"/>
+                <w:b w:val="false"/>
+                <w:u w:val="none"/>
+                <w:strike w:val="false"/>
+                <w:sz w:val="20"/>
+                <w:szCs w:val="20"/>
+                <w:color w:val="000000"/>
+              </w:rPr>
+              <w:t xml:space="preserve">31</w:t>
+            </w:r>
+          </w:p>
+        </w:tc>
+        <w:tc>
+          <w:tcPr>
+            <w:tcBorders>
+              <w:bottom w:val="single" w:sz="6" w:space="0" w:color="BEBEBE"/>
+              <w:top w:val="single" w:sz="6" w:space="0" w:color="BEBEBE"/>
+              <w:left w:val="none" w:sz="0" w:space="0" w:color="000000"/>
+              <w:right w:val="none" w:sz="0" w:space="0" w:color="000000"/>
+            </w:tcBorders>
+            <w:shd w:val="clear" w:color="auto" w:fill="FFFFFF"/>
+            <w:tcMar>
+              <w:top w:w="0" w:type="dxa"/>
+              <w:bottom w:w="0" w:type="dxa"/>
+              <w:left w:w="0" w:type="dxa"/>
+              <w:right w:w="0" w:type="dxa"/>
+            </w:tcMar>
+            <w:vAlign w:val="center"/>
+          </w:tcPr>
+          <w:p>
+            <w:pPr>
+              <w:jc w:val="right"/>
+              <w:pBdr>
+                <w:bottom w:val="none" w:sz="0" w:space="0" w:color="000000"/>
+                <w:top w:val="none" w:sz="0" w:space="0" w:color="000000"/>
+                <w:left w:val="none" w:sz="0" w:space="0" w:color="000000"/>
+                <w:right w:val="none" w:sz="0" w:space="0" w:color="000000"/>
+              </w:pBdr>
+              <w:spacing w:after="100" w:before="100" w:line="240"/>
+              <w:ind w:left="100" w:right="100" w:firstLine="0" w:firstLineChars="0"/>
+              <w:rPr>
+                <w:rFonts w:ascii="Arial" w:hAnsi="Helvetica" w:eastAsia="Helvetica" w:cs="Helvetica"/>
+                <w:i w:val="false"/>
+                <w:b w:val="false"/>
+                <w:u w:val="none"/>
+                <w:strike w:val="false"/>
+                <w:sz w:val="20"/>
+                <w:szCs w:val="20"/>
+                <w:color w:val="000000"/>
+              </w:rPr>
+            </w:pPr>
+            <w:r>
+              <w:rPr>
+                <w:rFonts w:ascii="Arial" w:hAnsi="Helvetica" w:eastAsia="Helvetica" w:cs="Helvetica"/>
+                <w:i w:val="false"/>
+                <w:b w:val="false"/>
+                <w:u w:val="none"/>
+                <w:strike w:val="false"/>
+                <w:sz w:val="20"/>
+                <w:szCs w:val="20"/>
+                <w:color w:val="000000"/>
+              </w:rPr>
               <w:t xml:space="preserve">4</w:t>
             </w:r>
           </w:p>
@@ -1927,61 +3336,7 @@
                 <w:szCs w:val="20"/>
                 <w:color w:val="000000"/>
               </w:rPr>
-              <w:t xml:space="preserve">37</w:t>
-            </w:r>
-          </w:p>
-        </w:tc>
-        <w:tc>
-          <w:tcPr>
-            <w:tcBorders>
-              <w:bottom w:val="single" w:sz="6" w:space="0" w:color="BEBEBE"/>
-              <w:top w:val="single" w:sz="6" w:space="0" w:color="BEBEBE"/>
-              <w:left w:val="none" w:sz="0" w:space="0" w:color="000000"/>
-              <w:right w:val="none" w:sz="0" w:space="0" w:color="000000"/>
-            </w:tcBorders>
-            <w:shd w:val="clear" w:color="auto" w:fill="FFFFFF"/>
-            <w:tcMar>
-              <w:top w:w="0" w:type="dxa"/>
-              <w:bottom w:w="0" w:type="dxa"/>
-              <w:left w:w="0" w:type="dxa"/>
-              <w:right w:w="0" w:type="dxa"/>
-            </w:tcMar>
-            <w:vAlign w:val="center"/>
-          </w:tcPr>
-          <w:p>
-            <w:pPr>
-              <w:jc w:val="right"/>
-              <w:pBdr>
-                <w:bottom w:val="none" w:sz="0" w:space="0" w:color="000000"/>
-                <w:top w:val="none" w:sz="0" w:space="0" w:color="000000"/>
-                <w:left w:val="none" w:sz="0" w:space="0" w:color="000000"/>
-                <w:right w:val="none" w:sz="0" w:space="0" w:color="000000"/>
-              </w:pBdr>
-              <w:spacing w:after="100" w:before="100" w:line="240"/>
-              <w:ind w:left="100" w:right="100" w:firstLine="0" w:firstLineChars="0"/>
-              <w:rPr>
-                <w:rFonts w:ascii="Arial" w:hAnsi="Helvetica" w:eastAsia="Helvetica" w:cs="Helvetica"/>
-                <w:i w:val="false"/>
-                <w:b w:val="false"/>
-                <w:u w:val="none"/>
-                <w:strike w:val="false"/>
-                <w:sz w:val="20"/>
-                <w:szCs w:val="20"/>
-                <w:color w:val="000000"/>
-              </w:rPr>
-            </w:pPr>
-            <w:r>
-              <w:rPr>
-                <w:rFonts w:ascii="Arial" w:hAnsi="Helvetica" w:eastAsia="Helvetica" w:cs="Helvetica"/>
-                <w:i w:val="false"/>
-                <w:b w:val="false"/>
-                <w:u w:val="none"/>
-                <w:strike w:val="false"/>
-                <w:sz w:val="20"/>
-                <w:szCs w:val="20"/>
-                <w:color w:val="000000"/>
-              </w:rPr>
-              <w:t xml:space="preserve">31</w:t>
+              <w:t xml:space="preserve">4</w:t>
             </w:r>
           </w:p>
         </w:tc>
@@ -2307,115 +3662,385 @@
                 <w:szCs w:val="20"/>
                 <w:color w:val="000000"/>
               </w:rPr>
+              <w:t xml:space="preserve">59</w:t>
+            </w:r>
+          </w:p>
+        </w:tc>
+        <w:tc>
+          <w:tcPr>
+            <w:tcBorders>
+              <w:bottom w:val="single" w:sz="6" w:space="0" w:color="BEBEBE"/>
+              <w:top w:val="single" w:sz="6" w:space="0" w:color="BEBEBE"/>
+              <w:left w:val="none" w:sz="0" w:space="0" w:color="000000"/>
+              <w:right w:val="none" w:sz="0" w:space="0" w:color="000000"/>
+            </w:tcBorders>
+            <w:shd w:val="clear" w:color="auto" w:fill="FFFFFF"/>
+            <w:tcMar>
+              <w:top w:w="0" w:type="dxa"/>
+              <w:bottom w:w="0" w:type="dxa"/>
+              <w:left w:w="0" w:type="dxa"/>
+              <w:right w:w="0" w:type="dxa"/>
+            </w:tcMar>
+            <w:vAlign w:val="center"/>
+          </w:tcPr>
+          <w:p>
+            <w:pPr>
+              <w:jc w:val="right"/>
+              <w:pBdr>
+                <w:bottom w:val="none" w:sz="0" w:space="0" w:color="000000"/>
+                <w:top w:val="none" w:sz="0" w:space="0" w:color="000000"/>
+                <w:left w:val="none" w:sz="0" w:space="0" w:color="000000"/>
+                <w:right w:val="none" w:sz="0" w:space="0" w:color="000000"/>
+              </w:pBdr>
+              <w:spacing w:after="100" w:before="100" w:line="240"/>
+              <w:ind w:left="100" w:right="100" w:firstLine="0" w:firstLineChars="0"/>
+              <w:rPr>
+                <w:rFonts w:ascii="Arial" w:hAnsi="Helvetica" w:eastAsia="Helvetica" w:cs="Helvetica"/>
+                <w:i w:val="false"/>
+                <w:b w:val="false"/>
+                <w:u w:val="none"/>
+                <w:strike w:val="false"/>
+                <w:sz w:val="20"/>
+                <w:szCs w:val="20"/>
+                <w:color w:val="000000"/>
+              </w:rPr>
+            </w:pPr>
+            <w:r>
+              <w:rPr>
+                <w:rFonts w:ascii="Arial" w:hAnsi="Helvetica" w:eastAsia="Helvetica" w:cs="Helvetica"/>
+                <w:i w:val="false"/>
+                <w:b w:val="false"/>
+                <w:u w:val="none"/>
+                <w:strike w:val="false"/>
+                <w:sz w:val="20"/>
+                <w:szCs w:val="20"/>
+                <w:color w:val="000000"/>
+              </w:rPr>
+              <w:t xml:space="preserve">12</w:t>
+            </w:r>
+          </w:p>
+        </w:tc>
+        <w:tc>
+          <w:tcPr>
+            <w:tcBorders>
+              <w:bottom w:val="single" w:sz="6" w:space="0" w:color="BEBEBE"/>
+              <w:top w:val="single" w:sz="6" w:space="0" w:color="BEBEBE"/>
+              <w:left w:val="none" w:sz="0" w:space="0" w:color="000000"/>
+              <w:right w:val="none" w:sz="0" w:space="0" w:color="000000"/>
+            </w:tcBorders>
+            <w:shd w:val="clear" w:color="auto" w:fill="FFFFFF"/>
+            <w:tcMar>
+              <w:top w:w="0" w:type="dxa"/>
+              <w:bottom w:w="0" w:type="dxa"/>
+              <w:left w:w="0" w:type="dxa"/>
+              <w:right w:w="0" w:type="dxa"/>
+            </w:tcMar>
+            <w:vAlign w:val="center"/>
+          </w:tcPr>
+          <w:p>
+            <w:pPr>
+              <w:jc w:val="right"/>
+              <w:pBdr>
+                <w:bottom w:val="none" w:sz="0" w:space="0" w:color="000000"/>
+                <w:top w:val="none" w:sz="0" w:space="0" w:color="000000"/>
+                <w:left w:val="none" w:sz="0" w:space="0" w:color="000000"/>
+                <w:right w:val="none" w:sz="0" w:space="0" w:color="000000"/>
+              </w:pBdr>
+              <w:spacing w:after="100" w:before="100" w:line="240"/>
+              <w:ind w:left="100" w:right="100" w:firstLine="0" w:firstLineChars="0"/>
+              <w:rPr>
+                <w:rFonts w:ascii="Arial" w:hAnsi="Helvetica" w:eastAsia="Helvetica" w:cs="Helvetica"/>
+                <w:i w:val="false"/>
+                <w:b w:val="false"/>
+                <w:u w:val="none"/>
+                <w:strike w:val="false"/>
+                <w:sz w:val="20"/>
+                <w:szCs w:val="20"/>
+                <w:color w:val="000000"/>
+              </w:rPr>
+            </w:pPr>
+            <w:r>
+              <w:rPr>
+                <w:rFonts w:ascii="Arial" w:hAnsi="Helvetica" w:eastAsia="Helvetica" w:cs="Helvetica"/>
+                <w:i w:val="false"/>
+                <w:b w:val="false"/>
+                <w:u w:val="none"/>
+                <w:strike w:val="false"/>
+                <w:sz w:val="20"/>
+                <w:szCs w:val="20"/>
+                <w:color w:val="000000"/>
+              </w:rPr>
+              <w:t xml:space="preserve">31</w:t>
+            </w:r>
+          </w:p>
+        </w:tc>
+        <w:tc>
+          <w:tcPr>
+            <w:tcBorders>
+              <w:bottom w:val="single" w:sz="6" w:space="0" w:color="BEBEBE"/>
+              <w:top w:val="single" w:sz="6" w:space="0" w:color="BEBEBE"/>
+              <w:left w:val="none" w:sz="0" w:space="0" w:color="000000"/>
+              <w:right w:val="none" w:sz="0" w:space="0" w:color="000000"/>
+            </w:tcBorders>
+            <w:shd w:val="clear" w:color="auto" w:fill="FFFFFF"/>
+            <w:tcMar>
+              <w:top w:w="0" w:type="dxa"/>
+              <w:bottom w:w="0" w:type="dxa"/>
+              <w:left w:w="0" w:type="dxa"/>
+              <w:right w:w="0" w:type="dxa"/>
+            </w:tcMar>
+            <w:vAlign w:val="center"/>
+          </w:tcPr>
+          <w:p>
+            <w:pPr>
+              <w:jc w:val="right"/>
+              <w:pBdr>
+                <w:bottom w:val="none" w:sz="0" w:space="0" w:color="000000"/>
+                <w:top w:val="none" w:sz="0" w:space="0" w:color="000000"/>
+                <w:left w:val="none" w:sz="0" w:space="0" w:color="000000"/>
+                <w:right w:val="none" w:sz="0" w:space="0" w:color="000000"/>
+              </w:pBdr>
+              <w:spacing w:after="100" w:before="100" w:line="240"/>
+              <w:ind w:left="100" w:right="100" w:firstLine="0" w:firstLineChars="0"/>
+              <w:rPr>
+                <w:rFonts w:ascii="Arial" w:hAnsi="Helvetica" w:eastAsia="Helvetica" w:cs="Helvetica"/>
+                <w:i w:val="false"/>
+                <w:b w:val="false"/>
+                <w:u w:val="none"/>
+                <w:strike w:val="false"/>
+                <w:sz w:val="20"/>
+                <w:szCs w:val="20"/>
+                <w:color w:val="000000"/>
+              </w:rPr>
+            </w:pPr>
+            <w:r>
+              <w:rPr>
+                <w:rFonts w:ascii="Arial" w:hAnsi="Helvetica" w:eastAsia="Helvetica" w:cs="Helvetica"/>
+                <w:i w:val="false"/>
+                <w:b w:val="false"/>
+                <w:u w:val="none"/>
+                <w:strike w:val="false"/>
+                <w:sz w:val="20"/>
+                <w:szCs w:val="20"/>
+                <w:color w:val="000000"/>
+              </w:rPr>
+              <w:t xml:space="preserve">32</w:t>
+            </w:r>
+          </w:p>
+        </w:tc>
+        <w:tc>
+          <w:tcPr>
+            <w:tcBorders>
+              <w:bottom w:val="single" w:sz="6" w:space="0" w:color="BEBEBE"/>
+              <w:top w:val="single" w:sz="6" w:space="0" w:color="BEBEBE"/>
+              <w:left w:val="none" w:sz="0" w:space="0" w:color="000000"/>
+              <w:right w:val="none" w:sz="0" w:space="0" w:color="000000"/>
+            </w:tcBorders>
+            <w:shd w:val="clear" w:color="auto" w:fill="FFFFFF"/>
+            <w:tcMar>
+              <w:top w:w="0" w:type="dxa"/>
+              <w:bottom w:w="0" w:type="dxa"/>
+              <w:left w:w="0" w:type="dxa"/>
+              <w:right w:w="0" w:type="dxa"/>
+            </w:tcMar>
+            <w:vAlign w:val="center"/>
+          </w:tcPr>
+          <w:p>
+            <w:pPr>
+              <w:jc w:val="right"/>
+              <w:pBdr>
+                <w:bottom w:val="none" w:sz="0" w:space="0" w:color="000000"/>
+                <w:top w:val="none" w:sz="0" w:space="0" w:color="000000"/>
+                <w:left w:val="none" w:sz="0" w:space="0" w:color="000000"/>
+                <w:right w:val="none" w:sz="0" w:space="0" w:color="000000"/>
+              </w:pBdr>
+              <w:spacing w:after="100" w:before="100" w:line="240"/>
+              <w:ind w:left="100" w:right="100" w:firstLine="0" w:firstLineChars="0"/>
+              <w:rPr>
+                <w:rFonts w:ascii="Arial" w:hAnsi="Helvetica" w:eastAsia="Helvetica" w:cs="Helvetica"/>
+                <w:i w:val="false"/>
+                <w:b w:val="false"/>
+                <w:u w:val="none"/>
+                <w:strike w:val="false"/>
+                <w:sz w:val="20"/>
+                <w:szCs w:val="20"/>
+                <w:color w:val="000000"/>
+              </w:rPr>
+            </w:pPr>
+            <w:r>
+              <w:rPr>
+                <w:rFonts w:ascii="Arial" w:hAnsi="Helvetica" w:eastAsia="Helvetica" w:cs="Helvetica"/>
+                <w:i w:val="false"/>
+                <w:b w:val="false"/>
+                <w:u w:val="none"/>
+                <w:strike w:val="false"/>
+                <w:sz w:val="20"/>
+                <w:szCs w:val="20"/>
+                <w:color w:val="000000"/>
+              </w:rPr>
+              <w:t xml:space="preserve">40</w:t>
+            </w:r>
+          </w:p>
+        </w:tc>
+        <w:tc>
+          <w:tcPr>
+            <w:tcBorders>
+              <w:bottom w:val="single" w:sz="6" w:space="0" w:color="BEBEBE"/>
+              <w:top w:val="single" w:sz="6" w:space="0" w:color="BEBEBE"/>
+              <w:left w:val="none" w:sz="0" w:space="0" w:color="000000"/>
+              <w:right w:val="none" w:sz="0" w:space="0" w:color="000000"/>
+            </w:tcBorders>
+            <w:shd w:val="clear" w:color="auto" w:fill="FFFFFF"/>
+            <w:tcMar>
+              <w:top w:w="0" w:type="dxa"/>
+              <w:bottom w:w="0" w:type="dxa"/>
+              <w:left w:w="0" w:type="dxa"/>
+              <w:right w:w="0" w:type="dxa"/>
+            </w:tcMar>
+            <w:vAlign w:val="center"/>
+          </w:tcPr>
+          <w:p>
+            <w:pPr>
+              <w:jc w:val="right"/>
+              <w:pBdr>
+                <w:bottom w:val="none" w:sz="0" w:space="0" w:color="000000"/>
+                <w:top w:val="none" w:sz="0" w:space="0" w:color="000000"/>
+                <w:left w:val="none" w:sz="0" w:space="0" w:color="000000"/>
+                <w:right w:val="none" w:sz="0" w:space="0" w:color="000000"/>
+              </w:pBdr>
+              <w:spacing w:after="100" w:before="100" w:line="240"/>
+              <w:ind w:left="100" w:right="100" w:firstLine="0" w:firstLineChars="0"/>
+              <w:rPr>
+                <w:rFonts w:ascii="Arial" w:hAnsi="Helvetica" w:eastAsia="Helvetica" w:cs="Helvetica"/>
+                <w:i w:val="false"/>
+                <w:b w:val="false"/>
+                <w:u w:val="none"/>
+                <w:strike w:val="false"/>
+                <w:sz w:val="20"/>
+                <w:szCs w:val="20"/>
+                <w:color w:val="000000"/>
+              </w:rPr>
+            </w:pPr>
+            <w:r>
+              <w:rPr>
+                <w:rFonts w:ascii="Arial" w:hAnsi="Helvetica" w:eastAsia="Helvetica" w:cs="Helvetica"/>
+                <w:i w:val="false"/>
+                <w:b w:val="false"/>
+                <w:u w:val="none"/>
+                <w:strike w:val="false"/>
+                <w:sz w:val="20"/>
+                <w:szCs w:val="20"/>
+                <w:color w:val="000000"/>
+              </w:rPr>
+              <w:t xml:space="preserve">26</w:t>
+            </w:r>
+          </w:p>
+        </w:tc>
+        <w:tc>
+          <w:tcPr>
+            <w:tcBorders>
+              <w:bottom w:val="single" w:sz="6" w:space="0" w:color="BEBEBE"/>
+              <w:top w:val="single" w:sz="6" w:space="0" w:color="BEBEBE"/>
+              <w:left w:val="none" w:sz="0" w:space="0" w:color="000000"/>
+              <w:right w:val="none" w:sz="0" w:space="0" w:color="000000"/>
+            </w:tcBorders>
+            <w:shd w:val="clear" w:color="auto" w:fill="FFFFFF"/>
+            <w:tcMar>
+              <w:top w:w="0" w:type="dxa"/>
+              <w:bottom w:w="0" w:type="dxa"/>
+              <w:left w:w="0" w:type="dxa"/>
+              <w:right w:w="0" w:type="dxa"/>
+            </w:tcMar>
+            <w:vAlign w:val="center"/>
+          </w:tcPr>
+          <w:p>
+            <w:pPr>
+              <w:jc w:val="right"/>
+              <w:pBdr>
+                <w:bottom w:val="none" w:sz="0" w:space="0" w:color="000000"/>
+                <w:top w:val="none" w:sz="0" w:space="0" w:color="000000"/>
+                <w:left w:val="none" w:sz="0" w:space="0" w:color="000000"/>
+                <w:right w:val="none" w:sz="0" w:space="0" w:color="000000"/>
+              </w:pBdr>
+              <w:spacing w:after="100" w:before="100" w:line="240"/>
+              <w:ind w:left="100" w:right="100" w:firstLine="0" w:firstLineChars="0"/>
+              <w:rPr>
+                <w:rFonts w:ascii="Arial" w:hAnsi="Helvetica" w:eastAsia="Helvetica" w:cs="Helvetica"/>
+                <w:i w:val="false"/>
+                <w:b w:val="false"/>
+                <w:u w:val="none"/>
+                <w:strike w:val="false"/>
+                <w:sz w:val="20"/>
+                <w:szCs w:val="20"/>
+                <w:color w:val="000000"/>
+              </w:rPr>
+            </w:pPr>
+            <w:r>
+              <w:rPr>
+                <w:rFonts w:ascii="Arial" w:hAnsi="Helvetica" w:eastAsia="Helvetica" w:cs="Helvetica"/>
+                <w:i w:val="false"/>
+                <w:b w:val="false"/>
+                <w:u w:val="none"/>
+                <w:strike w:val="false"/>
+                <w:sz w:val="20"/>
+                <w:szCs w:val="20"/>
+                <w:color w:val="000000"/>
+              </w:rPr>
+              <w:t xml:space="preserve">54</w:t>
+            </w:r>
+          </w:p>
+        </w:tc>
+        <w:tc>
+          <w:tcPr>
+            <w:tcBorders>
+              <w:bottom w:val="single" w:sz="6" w:space="0" w:color="BEBEBE"/>
+              <w:top w:val="single" w:sz="6" w:space="0" w:color="BEBEBE"/>
+              <w:left w:val="none" w:sz="0" w:space="0" w:color="000000"/>
+              <w:right w:val="none" w:sz="0" w:space="0" w:color="000000"/>
+            </w:tcBorders>
+            <w:shd w:val="clear" w:color="auto" w:fill="FFFFFF"/>
+            <w:tcMar>
+              <w:top w:w="0" w:type="dxa"/>
+              <w:bottom w:w="0" w:type="dxa"/>
+              <w:left w:w="0" w:type="dxa"/>
+              <w:right w:w="0" w:type="dxa"/>
+            </w:tcMar>
+            <w:vAlign w:val="center"/>
+          </w:tcPr>
+          <w:p>
+            <w:pPr>
+              <w:jc w:val="right"/>
+              <w:pBdr>
+                <w:bottom w:val="none" w:sz="0" w:space="0" w:color="000000"/>
+                <w:top w:val="none" w:sz="0" w:space="0" w:color="000000"/>
+                <w:left w:val="none" w:sz="0" w:space="0" w:color="000000"/>
+                <w:right w:val="none" w:sz="0" w:space="0" w:color="000000"/>
+              </w:pBdr>
+              <w:spacing w:after="100" w:before="100" w:line="240"/>
+              <w:ind w:left="100" w:right="100" w:firstLine="0" w:firstLineChars="0"/>
+              <w:rPr>
+                <w:rFonts w:ascii="Arial" w:hAnsi="Helvetica" w:eastAsia="Helvetica" w:cs="Helvetica"/>
+                <w:i w:val="false"/>
+                <w:b w:val="false"/>
+                <w:u w:val="none"/>
+                <w:strike w:val="false"/>
+                <w:sz w:val="20"/>
+                <w:szCs w:val="20"/>
+                <w:color w:val="000000"/>
+              </w:rPr>
+            </w:pPr>
+            <w:r>
+              <w:rPr>
+                <w:rFonts w:ascii="Arial" w:hAnsi="Helvetica" w:eastAsia="Helvetica" w:cs="Helvetica"/>
+                <w:i w:val="false"/>
+                <w:b w:val="false"/>
+                <w:u w:val="none"/>
+                <w:strike w:val="false"/>
+                <w:sz w:val="20"/>
+                <w:szCs w:val="20"/>
+                <w:color w:val="000000"/>
+              </w:rPr>
               <w:t xml:space="preserve">11</w:t>
-            </w:r>
-          </w:p>
-        </w:tc>
-        <w:tc>
-          <w:tcPr>
-            <w:tcBorders>
-              <w:bottom w:val="single" w:sz="6" w:space="0" w:color="BEBEBE"/>
-              <w:top w:val="single" w:sz="6" w:space="0" w:color="BEBEBE"/>
-              <w:left w:val="none" w:sz="0" w:space="0" w:color="000000"/>
-              <w:right w:val="none" w:sz="0" w:space="0" w:color="000000"/>
-            </w:tcBorders>
-            <w:shd w:val="clear" w:color="auto" w:fill="FFFFFF"/>
-            <w:tcMar>
-              <w:top w:w="0" w:type="dxa"/>
-              <w:bottom w:w="0" w:type="dxa"/>
-              <w:left w:w="0" w:type="dxa"/>
-              <w:right w:w="0" w:type="dxa"/>
-            </w:tcMar>
-            <w:vAlign w:val="center"/>
-          </w:tcPr>
-          <w:p>
-            <w:pPr>
-              <w:jc w:val="right"/>
-              <w:pBdr>
-                <w:bottom w:val="none" w:sz="0" w:space="0" w:color="000000"/>
-                <w:top w:val="none" w:sz="0" w:space="0" w:color="000000"/>
-                <w:left w:val="none" w:sz="0" w:space="0" w:color="000000"/>
-                <w:right w:val="none" w:sz="0" w:space="0" w:color="000000"/>
-              </w:pBdr>
-              <w:spacing w:after="100" w:before="100" w:line="240"/>
-              <w:ind w:left="100" w:right="100" w:firstLine="0" w:firstLineChars="0"/>
-              <w:rPr>
-                <w:rFonts w:ascii="Arial" w:hAnsi="Helvetica" w:eastAsia="Helvetica" w:cs="Helvetica"/>
-                <w:i w:val="false"/>
-                <w:b w:val="false"/>
-                <w:u w:val="none"/>
-                <w:strike w:val="false"/>
-                <w:sz w:val="20"/>
-                <w:szCs w:val="20"/>
-                <w:color w:val="000000"/>
-              </w:rPr>
-            </w:pPr>
-            <w:r>
-              <w:rPr>
-                <w:rFonts w:ascii="Arial" w:hAnsi="Helvetica" w:eastAsia="Helvetica" w:cs="Helvetica"/>
-                <w:i w:val="false"/>
-                <w:b w:val="false"/>
-                <w:u w:val="none"/>
-                <w:strike w:val="false"/>
-                <w:sz w:val="20"/>
-                <w:szCs w:val="20"/>
-                <w:color w:val="000000"/>
-              </w:rPr>
-              <w:t xml:space="preserve">31</w:t>
-            </w:r>
-          </w:p>
-        </w:tc>
-        <w:tc>
-          <w:tcPr>
-            <w:tcBorders>
-              <w:bottom w:val="single" w:sz="6" w:space="0" w:color="BEBEBE"/>
-              <w:top w:val="single" w:sz="6" w:space="0" w:color="BEBEBE"/>
-              <w:left w:val="none" w:sz="0" w:space="0" w:color="000000"/>
-              <w:right w:val="none" w:sz="0" w:space="0" w:color="000000"/>
-            </w:tcBorders>
-            <w:shd w:val="clear" w:color="auto" w:fill="FFFFFF"/>
-            <w:tcMar>
-              <w:top w:w="0" w:type="dxa"/>
-              <w:bottom w:w="0" w:type="dxa"/>
-              <w:left w:w="0" w:type="dxa"/>
-              <w:right w:w="0" w:type="dxa"/>
-            </w:tcMar>
-            <w:vAlign w:val="center"/>
-          </w:tcPr>
-          <w:p>
-            <w:pPr>
-              <w:jc w:val="right"/>
-              <w:pBdr>
-                <w:bottom w:val="none" w:sz="0" w:space="0" w:color="000000"/>
-                <w:top w:val="none" w:sz="0" w:space="0" w:color="000000"/>
-                <w:left w:val="none" w:sz="0" w:space="0" w:color="000000"/>
-                <w:right w:val="none" w:sz="0" w:space="0" w:color="000000"/>
-              </w:pBdr>
-              <w:spacing w:after="100" w:before="100" w:line="240"/>
-              <w:ind w:left="100" w:right="100" w:firstLine="0" w:firstLineChars="0"/>
-              <w:rPr>
-                <w:rFonts w:ascii="Arial" w:hAnsi="Helvetica" w:eastAsia="Helvetica" w:cs="Helvetica"/>
-                <w:i w:val="false"/>
-                <w:b w:val="false"/>
-                <w:u w:val="none"/>
-                <w:strike w:val="false"/>
-                <w:sz w:val="20"/>
-                <w:szCs w:val="20"/>
-                <w:color w:val="000000"/>
-              </w:rPr>
-            </w:pPr>
-            <w:r>
-              <w:rPr>
-                <w:rFonts w:ascii="Arial" w:hAnsi="Helvetica" w:eastAsia="Helvetica" w:cs="Helvetica"/>
-                <w:i w:val="false"/>
-                <w:b w:val="false"/>
-                <w:u w:val="none"/>
-                <w:strike w:val="false"/>
-                <w:sz w:val="20"/>
-                <w:szCs w:val="20"/>
-                <w:color w:val="000000"/>
-              </w:rPr>
-              <w:t xml:space="preserve">26</w:t>
             </w:r>
           </w:p>
         </w:tc>
@@ -2663,115 +4288,385 @@
                 <w:szCs w:val="20"/>
                 <w:color w:val="000000"/>
               </w:rPr>
+              <w:t xml:space="preserve">74</w:t>
+            </w:r>
+          </w:p>
+        </w:tc>
+        <w:tc>
+          <w:tcPr>
+            <w:tcBorders>
+              <w:bottom w:val="single" w:sz="6" w:space="0" w:color="BEBEBE"/>
+              <w:top w:val="single" w:sz="6" w:space="0" w:color="BEBEBE"/>
+              <w:left w:val="none" w:sz="0" w:space="0" w:color="000000"/>
+              <w:right w:val="none" w:sz="0" w:space="0" w:color="000000"/>
+            </w:tcBorders>
+            <w:shd w:val="clear" w:color="auto" w:fill="FFFFFF"/>
+            <w:tcMar>
+              <w:top w:w="0" w:type="dxa"/>
+              <w:bottom w:w="0" w:type="dxa"/>
+              <w:left w:w="0" w:type="dxa"/>
+              <w:right w:w="0" w:type="dxa"/>
+            </w:tcMar>
+            <w:vAlign w:val="center"/>
+          </w:tcPr>
+          <w:p>
+            <w:pPr>
+              <w:jc w:val="right"/>
+              <w:pBdr>
+                <w:bottom w:val="none" w:sz="0" w:space="0" w:color="000000"/>
+                <w:top w:val="none" w:sz="0" w:space="0" w:color="000000"/>
+                <w:left w:val="none" w:sz="0" w:space="0" w:color="000000"/>
+                <w:right w:val="none" w:sz="0" w:space="0" w:color="000000"/>
+              </w:pBdr>
+              <w:spacing w:after="100" w:before="100" w:line="240"/>
+              <w:ind w:left="100" w:right="100" w:firstLine="0" w:firstLineChars="0"/>
+              <w:rPr>
+                <w:rFonts w:ascii="Arial" w:hAnsi="Helvetica" w:eastAsia="Helvetica" w:cs="Helvetica"/>
+                <w:i w:val="false"/>
+                <w:b w:val="false"/>
+                <w:u w:val="none"/>
+                <w:strike w:val="false"/>
+                <w:sz w:val="20"/>
+                <w:szCs w:val="20"/>
+                <w:color w:val="000000"/>
+              </w:rPr>
+            </w:pPr>
+            <w:r>
+              <w:rPr>
+                <w:rFonts w:ascii="Arial" w:hAnsi="Helvetica" w:eastAsia="Helvetica" w:cs="Helvetica"/>
+                <w:i w:val="false"/>
+                <w:b w:val="false"/>
+                <w:u w:val="none"/>
+                <w:strike w:val="false"/>
+                <w:sz w:val="20"/>
+                <w:szCs w:val="20"/>
+                <w:color w:val="000000"/>
+              </w:rPr>
+              <w:t xml:space="preserve">14</w:t>
+            </w:r>
+          </w:p>
+        </w:tc>
+        <w:tc>
+          <w:tcPr>
+            <w:tcBorders>
+              <w:bottom w:val="single" w:sz="6" w:space="0" w:color="BEBEBE"/>
+              <w:top w:val="single" w:sz="6" w:space="0" w:color="BEBEBE"/>
+              <w:left w:val="none" w:sz="0" w:space="0" w:color="000000"/>
+              <w:right w:val="none" w:sz="0" w:space="0" w:color="000000"/>
+            </w:tcBorders>
+            <w:shd w:val="clear" w:color="auto" w:fill="FFFFFF"/>
+            <w:tcMar>
+              <w:top w:w="0" w:type="dxa"/>
+              <w:bottom w:w="0" w:type="dxa"/>
+              <w:left w:w="0" w:type="dxa"/>
+              <w:right w:w="0" w:type="dxa"/>
+            </w:tcMar>
+            <w:vAlign w:val="center"/>
+          </w:tcPr>
+          <w:p>
+            <w:pPr>
+              <w:jc w:val="right"/>
+              <w:pBdr>
+                <w:bottom w:val="none" w:sz="0" w:space="0" w:color="000000"/>
+                <w:top w:val="none" w:sz="0" w:space="0" w:color="000000"/>
+                <w:left w:val="none" w:sz="0" w:space="0" w:color="000000"/>
+                <w:right w:val="none" w:sz="0" w:space="0" w:color="000000"/>
+              </w:pBdr>
+              <w:spacing w:after="100" w:before="100" w:line="240"/>
+              <w:ind w:left="100" w:right="100" w:firstLine="0" w:firstLineChars="0"/>
+              <w:rPr>
+                <w:rFonts w:ascii="Arial" w:hAnsi="Helvetica" w:eastAsia="Helvetica" w:cs="Helvetica"/>
+                <w:i w:val="false"/>
+                <w:b w:val="false"/>
+                <w:u w:val="none"/>
+                <w:strike w:val="false"/>
+                <w:sz w:val="20"/>
+                <w:szCs w:val="20"/>
+                <w:color w:val="000000"/>
+              </w:rPr>
+            </w:pPr>
+            <w:r>
+              <w:rPr>
+                <w:rFonts w:ascii="Arial" w:hAnsi="Helvetica" w:eastAsia="Helvetica" w:cs="Helvetica"/>
+                <w:i w:val="false"/>
+                <w:b w:val="false"/>
+                <w:u w:val="none"/>
+                <w:strike w:val="false"/>
+                <w:sz w:val="20"/>
+                <w:szCs w:val="20"/>
+                <w:color w:val="000000"/>
+              </w:rPr>
+              <w:t xml:space="preserve">26</w:t>
+            </w:r>
+          </w:p>
+        </w:tc>
+        <w:tc>
+          <w:tcPr>
+            <w:tcBorders>
+              <w:bottom w:val="single" w:sz="6" w:space="0" w:color="BEBEBE"/>
+              <w:top w:val="single" w:sz="6" w:space="0" w:color="BEBEBE"/>
+              <w:left w:val="none" w:sz="0" w:space="0" w:color="000000"/>
+              <w:right w:val="none" w:sz="0" w:space="0" w:color="000000"/>
+            </w:tcBorders>
+            <w:shd w:val="clear" w:color="auto" w:fill="FFFFFF"/>
+            <w:tcMar>
+              <w:top w:w="0" w:type="dxa"/>
+              <w:bottom w:w="0" w:type="dxa"/>
+              <w:left w:w="0" w:type="dxa"/>
+              <w:right w:w="0" w:type="dxa"/>
+            </w:tcMar>
+            <w:vAlign w:val="center"/>
+          </w:tcPr>
+          <w:p>
+            <w:pPr>
+              <w:jc w:val="right"/>
+              <w:pBdr>
+                <w:bottom w:val="none" w:sz="0" w:space="0" w:color="000000"/>
+                <w:top w:val="none" w:sz="0" w:space="0" w:color="000000"/>
+                <w:left w:val="none" w:sz="0" w:space="0" w:color="000000"/>
+                <w:right w:val="none" w:sz="0" w:space="0" w:color="000000"/>
+              </w:pBdr>
+              <w:spacing w:after="100" w:before="100" w:line="240"/>
+              <w:ind w:left="100" w:right="100" w:firstLine="0" w:firstLineChars="0"/>
+              <w:rPr>
+                <w:rFonts w:ascii="Arial" w:hAnsi="Helvetica" w:eastAsia="Helvetica" w:cs="Helvetica"/>
+                <w:i w:val="false"/>
+                <w:b w:val="false"/>
+                <w:u w:val="none"/>
+                <w:strike w:val="false"/>
+                <w:sz w:val="20"/>
+                <w:szCs w:val="20"/>
+                <w:color w:val="000000"/>
+              </w:rPr>
+            </w:pPr>
+            <w:r>
+              <w:rPr>
+                <w:rFonts w:ascii="Arial" w:hAnsi="Helvetica" w:eastAsia="Helvetica" w:cs="Helvetica"/>
+                <w:i w:val="false"/>
+                <w:b w:val="false"/>
+                <w:u w:val="none"/>
+                <w:strike w:val="false"/>
+                <w:sz w:val="20"/>
+                <w:szCs w:val="20"/>
+                <w:color w:val="000000"/>
+              </w:rPr>
+              <w:t xml:space="preserve">19</w:t>
+            </w:r>
+          </w:p>
+        </w:tc>
+        <w:tc>
+          <w:tcPr>
+            <w:tcBorders>
+              <w:bottom w:val="single" w:sz="6" w:space="0" w:color="BEBEBE"/>
+              <w:top w:val="single" w:sz="6" w:space="0" w:color="BEBEBE"/>
+              <w:left w:val="none" w:sz="0" w:space="0" w:color="000000"/>
+              <w:right w:val="none" w:sz="0" w:space="0" w:color="000000"/>
+            </w:tcBorders>
+            <w:shd w:val="clear" w:color="auto" w:fill="FFFFFF"/>
+            <w:tcMar>
+              <w:top w:w="0" w:type="dxa"/>
+              <w:bottom w:w="0" w:type="dxa"/>
+              <w:left w:w="0" w:type="dxa"/>
+              <w:right w:w="0" w:type="dxa"/>
+            </w:tcMar>
+            <w:vAlign w:val="center"/>
+          </w:tcPr>
+          <w:p>
+            <w:pPr>
+              <w:jc w:val="right"/>
+              <w:pBdr>
+                <w:bottom w:val="none" w:sz="0" w:space="0" w:color="000000"/>
+                <w:top w:val="none" w:sz="0" w:space="0" w:color="000000"/>
+                <w:left w:val="none" w:sz="0" w:space="0" w:color="000000"/>
+                <w:right w:val="none" w:sz="0" w:space="0" w:color="000000"/>
+              </w:pBdr>
+              <w:spacing w:after="100" w:before="100" w:line="240"/>
+              <w:ind w:left="100" w:right="100" w:firstLine="0" w:firstLineChars="0"/>
+              <w:rPr>
+                <w:rFonts w:ascii="Arial" w:hAnsi="Helvetica" w:eastAsia="Helvetica" w:cs="Helvetica"/>
+                <w:i w:val="false"/>
+                <w:b w:val="false"/>
+                <w:u w:val="none"/>
+                <w:strike w:val="false"/>
+                <w:sz w:val="20"/>
+                <w:szCs w:val="20"/>
+                <w:color w:val="000000"/>
+              </w:rPr>
+            </w:pPr>
+            <w:r>
+              <w:rPr>
+                <w:rFonts w:ascii="Arial" w:hAnsi="Helvetica" w:eastAsia="Helvetica" w:cs="Helvetica"/>
+                <w:i w:val="false"/>
+                <w:b w:val="false"/>
+                <w:u w:val="none"/>
+                <w:strike w:val="false"/>
+                <w:sz w:val="20"/>
+                <w:szCs w:val="20"/>
+                <w:color w:val="000000"/>
+              </w:rPr>
+              <w:t xml:space="preserve">47</w:t>
+            </w:r>
+          </w:p>
+        </w:tc>
+        <w:tc>
+          <w:tcPr>
+            <w:tcBorders>
+              <w:bottom w:val="single" w:sz="6" w:space="0" w:color="BEBEBE"/>
+              <w:top w:val="single" w:sz="6" w:space="0" w:color="BEBEBE"/>
+              <w:left w:val="none" w:sz="0" w:space="0" w:color="000000"/>
+              <w:right w:val="none" w:sz="0" w:space="0" w:color="000000"/>
+            </w:tcBorders>
+            <w:shd w:val="clear" w:color="auto" w:fill="FFFFFF"/>
+            <w:tcMar>
+              <w:top w:w="0" w:type="dxa"/>
+              <w:bottom w:w="0" w:type="dxa"/>
+              <w:left w:w="0" w:type="dxa"/>
+              <w:right w:w="0" w:type="dxa"/>
+            </w:tcMar>
+            <w:vAlign w:val="center"/>
+          </w:tcPr>
+          <w:p>
+            <w:pPr>
+              <w:jc w:val="right"/>
+              <w:pBdr>
+                <w:bottom w:val="none" w:sz="0" w:space="0" w:color="000000"/>
+                <w:top w:val="none" w:sz="0" w:space="0" w:color="000000"/>
+                <w:left w:val="none" w:sz="0" w:space="0" w:color="000000"/>
+                <w:right w:val="none" w:sz="0" w:space="0" w:color="000000"/>
+              </w:pBdr>
+              <w:spacing w:after="100" w:before="100" w:line="240"/>
+              <w:ind w:left="100" w:right="100" w:firstLine="0" w:firstLineChars="0"/>
+              <w:rPr>
+                <w:rFonts w:ascii="Arial" w:hAnsi="Helvetica" w:eastAsia="Helvetica" w:cs="Helvetica"/>
+                <w:i w:val="false"/>
+                <w:b w:val="false"/>
+                <w:u w:val="none"/>
+                <w:strike w:val="false"/>
+                <w:sz w:val="20"/>
+                <w:szCs w:val="20"/>
+                <w:color w:val="000000"/>
+              </w:rPr>
+            </w:pPr>
+            <w:r>
+              <w:rPr>
+                <w:rFonts w:ascii="Arial" w:hAnsi="Helvetica" w:eastAsia="Helvetica" w:cs="Helvetica"/>
+                <w:i w:val="false"/>
+                <w:b w:val="false"/>
+                <w:u w:val="none"/>
+                <w:strike w:val="false"/>
+                <w:sz w:val="20"/>
+                <w:szCs w:val="20"/>
+                <w:color w:val="000000"/>
+              </w:rPr>
+              <w:t xml:space="preserve">17</w:t>
+            </w:r>
+          </w:p>
+        </w:tc>
+        <w:tc>
+          <w:tcPr>
+            <w:tcBorders>
+              <w:bottom w:val="single" w:sz="6" w:space="0" w:color="BEBEBE"/>
+              <w:top w:val="single" w:sz="6" w:space="0" w:color="BEBEBE"/>
+              <w:left w:val="none" w:sz="0" w:space="0" w:color="000000"/>
+              <w:right w:val="none" w:sz="0" w:space="0" w:color="000000"/>
+            </w:tcBorders>
+            <w:shd w:val="clear" w:color="auto" w:fill="FFFFFF"/>
+            <w:tcMar>
+              <w:top w:w="0" w:type="dxa"/>
+              <w:bottom w:w="0" w:type="dxa"/>
+              <w:left w:w="0" w:type="dxa"/>
+              <w:right w:w="0" w:type="dxa"/>
+            </w:tcMar>
+            <w:vAlign w:val="center"/>
+          </w:tcPr>
+          <w:p>
+            <w:pPr>
+              <w:jc w:val="right"/>
+              <w:pBdr>
+                <w:bottom w:val="none" w:sz="0" w:space="0" w:color="000000"/>
+                <w:top w:val="none" w:sz="0" w:space="0" w:color="000000"/>
+                <w:left w:val="none" w:sz="0" w:space="0" w:color="000000"/>
+                <w:right w:val="none" w:sz="0" w:space="0" w:color="000000"/>
+              </w:pBdr>
+              <w:spacing w:after="100" w:before="100" w:line="240"/>
+              <w:ind w:left="100" w:right="100" w:firstLine="0" w:firstLineChars="0"/>
+              <w:rPr>
+                <w:rFonts w:ascii="Arial" w:hAnsi="Helvetica" w:eastAsia="Helvetica" w:cs="Helvetica"/>
+                <w:i w:val="false"/>
+                <w:b w:val="false"/>
+                <w:u w:val="none"/>
+                <w:strike w:val="false"/>
+                <w:sz w:val="20"/>
+                <w:szCs w:val="20"/>
+                <w:color w:val="000000"/>
+              </w:rPr>
+            </w:pPr>
+            <w:r>
+              <w:rPr>
+                <w:rFonts w:ascii="Arial" w:hAnsi="Helvetica" w:eastAsia="Helvetica" w:cs="Helvetica"/>
+                <w:i w:val="false"/>
+                <w:b w:val="false"/>
+                <w:u w:val="none"/>
+                <w:strike w:val="false"/>
+                <w:sz w:val="20"/>
+                <w:szCs w:val="20"/>
+                <w:color w:val="000000"/>
+              </w:rPr>
+              <w:t xml:space="preserve">41</w:t>
+            </w:r>
+          </w:p>
+        </w:tc>
+        <w:tc>
+          <w:tcPr>
+            <w:tcBorders>
+              <w:bottom w:val="single" w:sz="6" w:space="0" w:color="BEBEBE"/>
+              <w:top w:val="single" w:sz="6" w:space="0" w:color="BEBEBE"/>
+              <w:left w:val="none" w:sz="0" w:space="0" w:color="000000"/>
+              <w:right w:val="none" w:sz="0" w:space="0" w:color="000000"/>
+            </w:tcBorders>
+            <w:shd w:val="clear" w:color="auto" w:fill="FFFFFF"/>
+            <w:tcMar>
+              <w:top w:w="0" w:type="dxa"/>
+              <w:bottom w:w="0" w:type="dxa"/>
+              <w:left w:w="0" w:type="dxa"/>
+              <w:right w:w="0" w:type="dxa"/>
+            </w:tcMar>
+            <w:vAlign w:val="center"/>
+          </w:tcPr>
+          <w:p>
+            <w:pPr>
+              <w:jc w:val="right"/>
+              <w:pBdr>
+                <w:bottom w:val="none" w:sz="0" w:space="0" w:color="000000"/>
+                <w:top w:val="none" w:sz="0" w:space="0" w:color="000000"/>
+                <w:left w:val="none" w:sz="0" w:space="0" w:color="000000"/>
+                <w:right w:val="none" w:sz="0" w:space="0" w:color="000000"/>
+              </w:pBdr>
+              <w:spacing w:after="100" w:before="100" w:line="240"/>
+              <w:ind w:left="100" w:right="100" w:firstLine="0" w:firstLineChars="0"/>
+              <w:rPr>
+                <w:rFonts w:ascii="Arial" w:hAnsi="Helvetica" w:eastAsia="Helvetica" w:cs="Helvetica"/>
+                <w:i w:val="false"/>
+                <w:b w:val="false"/>
+                <w:u w:val="none"/>
+                <w:strike w:val="false"/>
+                <w:sz w:val="20"/>
+                <w:szCs w:val="20"/>
+                <w:color w:val="000000"/>
+              </w:rPr>
+            </w:pPr>
+            <w:r>
+              <w:rPr>
+                <w:rFonts w:ascii="Arial" w:hAnsi="Helvetica" w:eastAsia="Helvetica" w:cs="Helvetica"/>
+                <w:i w:val="false"/>
+                <w:b w:val="false"/>
+                <w:u w:val="none"/>
+                <w:strike w:val="false"/>
+                <w:sz w:val="20"/>
+                <w:szCs w:val="20"/>
+                <w:color w:val="000000"/>
+              </w:rPr>
               <w:t xml:space="preserve">8</w:t>
-            </w:r>
-          </w:p>
-        </w:tc>
-        <w:tc>
-          <w:tcPr>
-            <w:tcBorders>
-              <w:bottom w:val="single" w:sz="6" w:space="0" w:color="BEBEBE"/>
-              <w:top w:val="single" w:sz="6" w:space="0" w:color="BEBEBE"/>
-              <w:left w:val="none" w:sz="0" w:space="0" w:color="000000"/>
-              <w:right w:val="none" w:sz="0" w:space="0" w:color="000000"/>
-            </w:tcBorders>
-            <w:shd w:val="clear" w:color="auto" w:fill="FFFFFF"/>
-            <w:tcMar>
-              <w:top w:w="0" w:type="dxa"/>
-              <w:bottom w:w="0" w:type="dxa"/>
-              <w:left w:w="0" w:type="dxa"/>
-              <w:right w:w="0" w:type="dxa"/>
-            </w:tcMar>
-            <w:vAlign w:val="center"/>
-          </w:tcPr>
-          <w:p>
-            <w:pPr>
-              <w:jc w:val="right"/>
-              <w:pBdr>
-                <w:bottom w:val="none" w:sz="0" w:space="0" w:color="000000"/>
-                <w:top w:val="none" w:sz="0" w:space="0" w:color="000000"/>
-                <w:left w:val="none" w:sz="0" w:space="0" w:color="000000"/>
-                <w:right w:val="none" w:sz="0" w:space="0" w:color="000000"/>
-              </w:pBdr>
-              <w:spacing w:after="100" w:before="100" w:line="240"/>
-              <w:ind w:left="100" w:right="100" w:firstLine="0" w:firstLineChars="0"/>
-              <w:rPr>
-                <w:rFonts w:ascii="Arial" w:hAnsi="Helvetica" w:eastAsia="Helvetica" w:cs="Helvetica"/>
-                <w:i w:val="false"/>
-                <w:b w:val="false"/>
-                <w:u w:val="none"/>
-                <w:strike w:val="false"/>
-                <w:sz w:val="20"/>
-                <w:szCs w:val="20"/>
-                <w:color w:val="000000"/>
-              </w:rPr>
-            </w:pPr>
-            <w:r>
-              <w:rPr>
-                <w:rFonts w:ascii="Arial" w:hAnsi="Helvetica" w:eastAsia="Helvetica" w:cs="Helvetica"/>
-                <w:i w:val="false"/>
-                <w:b w:val="false"/>
-                <w:u w:val="none"/>
-                <w:strike w:val="false"/>
-                <w:sz w:val="20"/>
-                <w:szCs w:val="20"/>
-                <w:color w:val="000000"/>
-              </w:rPr>
-              <w:t xml:space="preserve">26</w:t>
-            </w:r>
-          </w:p>
-        </w:tc>
-        <w:tc>
-          <w:tcPr>
-            <w:tcBorders>
-              <w:bottom w:val="single" w:sz="6" w:space="0" w:color="BEBEBE"/>
-              <w:top w:val="single" w:sz="6" w:space="0" w:color="BEBEBE"/>
-              <w:left w:val="none" w:sz="0" w:space="0" w:color="000000"/>
-              <w:right w:val="none" w:sz="0" w:space="0" w:color="000000"/>
-            </w:tcBorders>
-            <w:shd w:val="clear" w:color="auto" w:fill="FFFFFF"/>
-            <w:tcMar>
-              <w:top w:w="0" w:type="dxa"/>
-              <w:bottom w:w="0" w:type="dxa"/>
-              <w:left w:w="0" w:type="dxa"/>
-              <w:right w:w="0" w:type="dxa"/>
-            </w:tcMar>
-            <w:vAlign w:val="center"/>
-          </w:tcPr>
-          <w:p>
-            <w:pPr>
-              <w:jc w:val="right"/>
-              <w:pBdr>
-                <w:bottom w:val="none" w:sz="0" w:space="0" w:color="000000"/>
-                <w:top w:val="none" w:sz="0" w:space="0" w:color="000000"/>
-                <w:left w:val="none" w:sz="0" w:space="0" w:color="000000"/>
-                <w:right w:val="none" w:sz="0" w:space="0" w:color="000000"/>
-              </w:pBdr>
-              <w:spacing w:after="100" w:before="100" w:line="240"/>
-              <w:ind w:left="100" w:right="100" w:firstLine="0" w:firstLineChars="0"/>
-              <w:rPr>
-                <w:rFonts w:ascii="Arial" w:hAnsi="Helvetica" w:eastAsia="Helvetica" w:cs="Helvetica"/>
-                <w:i w:val="false"/>
-                <w:b w:val="false"/>
-                <w:u w:val="none"/>
-                <w:strike w:val="false"/>
-                <w:sz w:val="20"/>
-                <w:szCs w:val="20"/>
-                <w:color w:val="000000"/>
-              </w:rPr>
-            </w:pPr>
-            <w:r>
-              <w:rPr>
-                <w:rFonts w:ascii="Arial" w:hAnsi="Helvetica" w:eastAsia="Helvetica" w:cs="Helvetica"/>
-                <w:i w:val="false"/>
-                <w:b w:val="false"/>
-                <w:u w:val="none"/>
-                <w:strike w:val="false"/>
-                <w:sz w:val="20"/>
-                <w:szCs w:val="20"/>
-                <w:color w:val="000000"/>
-              </w:rPr>
-              <w:t xml:space="preserve">17</w:t>
             </w:r>
           </w:p>
         </w:tc>
@@ -3045,115 +4940,385 @@
                 <w:szCs w:val="20"/>
                 <w:color w:val="000000"/>
               </w:rPr>
+              <w:t xml:space="preserve">63</w:t>
+            </w:r>
+          </w:p>
+        </w:tc>
+        <w:tc>
+          <w:tcPr>
+            <w:tcBorders>
+              <w:bottom w:val="single" w:sz="6" w:space="0" w:color="BEBEBE"/>
+              <w:top w:val="single" w:sz="6" w:space="0" w:color="BEBEBE"/>
+              <w:left w:val="none" w:sz="0" w:space="0" w:color="000000"/>
+              <w:right w:val="none" w:sz="0" w:space="0" w:color="000000"/>
+            </w:tcBorders>
+            <w:shd w:val="clear" w:color="auto" w:fill="FFFFFF"/>
+            <w:tcMar>
+              <w:top w:w="0" w:type="dxa"/>
+              <w:bottom w:w="0" w:type="dxa"/>
+              <w:left w:w="0" w:type="dxa"/>
+              <w:right w:w="0" w:type="dxa"/>
+            </w:tcMar>
+            <w:vAlign w:val="center"/>
+          </w:tcPr>
+          <w:p>
+            <w:pPr>
+              <w:jc w:val="right"/>
+              <w:pBdr>
+                <w:bottom w:val="none" w:sz="0" w:space="0" w:color="000000"/>
+                <w:top w:val="none" w:sz="0" w:space="0" w:color="000000"/>
+                <w:left w:val="none" w:sz="0" w:space="0" w:color="000000"/>
+                <w:right w:val="none" w:sz="0" w:space="0" w:color="000000"/>
+              </w:pBdr>
+              <w:spacing w:after="100" w:before="100" w:line="240"/>
+              <w:ind w:left="100" w:right="100" w:firstLine="0" w:firstLineChars="0"/>
+              <w:rPr>
+                <w:rFonts w:ascii="Arial" w:hAnsi="Helvetica" w:eastAsia="Helvetica" w:cs="Helvetica"/>
+                <w:i w:val="false"/>
+                <w:b w:val="false"/>
+                <w:u w:val="none"/>
+                <w:strike w:val="false"/>
+                <w:sz w:val="20"/>
+                <w:szCs w:val="20"/>
+                <w:color w:val="000000"/>
+              </w:rPr>
+            </w:pPr>
+            <w:r>
+              <w:rPr>
+                <w:rFonts w:ascii="Arial" w:hAnsi="Helvetica" w:eastAsia="Helvetica" w:cs="Helvetica"/>
+                <w:i w:val="false"/>
+                <w:b w:val="false"/>
+                <w:u w:val="none"/>
+                <w:strike w:val="false"/>
+                <w:sz w:val="20"/>
+                <w:szCs w:val="20"/>
+                <w:color w:val="000000"/>
+              </w:rPr>
+              <w:t xml:space="preserve">15</w:t>
+            </w:r>
+          </w:p>
+        </w:tc>
+        <w:tc>
+          <w:tcPr>
+            <w:tcBorders>
+              <w:bottom w:val="single" w:sz="6" w:space="0" w:color="BEBEBE"/>
+              <w:top w:val="single" w:sz="6" w:space="0" w:color="BEBEBE"/>
+              <w:left w:val="none" w:sz="0" w:space="0" w:color="000000"/>
+              <w:right w:val="none" w:sz="0" w:space="0" w:color="000000"/>
+            </w:tcBorders>
+            <w:shd w:val="clear" w:color="auto" w:fill="FFFFFF"/>
+            <w:tcMar>
+              <w:top w:w="0" w:type="dxa"/>
+              <w:bottom w:w="0" w:type="dxa"/>
+              <w:left w:w="0" w:type="dxa"/>
+              <w:right w:w="0" w:type="dxa"/>
+            </w:tcMar>
+            <w:vAlign w:val="center"/>
+          </w:tcPr>
+          <w:p>
+            <w:pPr>
+              <w:jc w:val="right"/>
+              <w:pBdr>
+                <w:bottom w:val="none" w:sz="0" w:space="0" w:color="000000"/>
+                <w:top w:val="none" w:sz="0" w:space="0" w:color="000000"/>
+                <w:left w:val="none" w:sz="0" w:space="0" w:color="000000"/>
+                <w:right w:val="none" w:sz="0" w:space="0" w:color="000000"/>
+              </w:pBdr>
+              <w:spacing w:after="100" w:before="100" w:line="240"/>
+              <w:ind w:left="100" w:right="100" w:firstLine="0" w:firstLineChars="0"/>
+              <w:rPr>
+                <w:rFonts w:ascii="Arial" w:hAnsi="Helvetica" w:eastAsia="Helvetica" w:cs="Helvetica"/>
+                <w:i w:val="false"/>
+                <w:b w:val="false"/>
+                <w:u w:val="none"/>
+                <w:strike w:val="false"/>
+                <w:sz w:val="20"/>
+                <w:szCs w:val="20"/>
+                <w:color w:val="000000"/>
+              </w:rPr>
+            </w:pPr>
+            <w:r>
+              <w:rPr>
+                <w:rFonts w:ascii="Arial" w:hAnsi="Helvetica" w:eastAsia="Helvetica" w:cs="Helvetica"/>
+                <w:i w:val="false"/>
+                <w:b w:val="false"/>
+                <w:u w:val="none"/>
+                <w:strike w:val="false"/>
+                <w:sz w:val="20"/>
+                <w:szCs w:val="20"/>
+                <w:color w:val="000000"/>
+              </w:rPr>
+              <w:t xml:space="preserve">24</w:t>
+            </w:r>
+          </w:p>
+        </w:tc>
+        <w:tc>
+          <w:tcPr>
+            <w:tcBorders>
+              <w:bottom w:val="single" w:sz="6" w:space="0" w:color="BEBEBE"/>
+              <w:top w:val="single" w:sz="6" w:space="0" w:color="BEBEBE"/>
+              <w:left w:val="none" w:sz="0" w:space="0" w:color="000000"/>
+              <w:right w:val="none" w:sz="0" w:space="0" w:color="000000"/>
+            </w:tcBorders>
+            <w:shd w:val="clear" w:color="auto" w:fill="FFFFFF"/>
+            <w:tcMar>
+              <w:top w:w="0" w:type="dxa"/>
+              <w:bottom w:w="0" w:type="dxa"/>
+              <w:left w:w="0" w:type="dxa"/>
+              <w:right w:w="0" w:type="dxa"/>
+            </w:tcMar>
+            <w:vAlign w:val="center"/>
+          </w:tcPr>
+          <w:p>
+            <w:pPr>
+              <w:jc w:val="right"/>
+              <w:pBdr>
+                <w:bottom w:val="none" w:sz="0" w:space="0" w:color="000000"/>
+                <w:top w:val="none" w:sz="0" w:space="0" w:color="000000"/>
+                <w:left w:val="none" w:sz="0" w:space="0" w:color="000000"/>
+                <w:right w:val="none" w:sz="0" w:space="0" w:color="000000"/>
+              </w:pBdr>
+              <w:spacing w:after="100" w:before="100" w:line="240"/>
+              <w:ind w:left="100" w:right="100" w:firstLine="0" w:firstLineChars="0"/>
+              <w:rPr>
+                <w:rFonts w:ascii="Arial" w:hAnsi="Helvetica" w:eastAsia="Helvetica" w:cs="Helvetica"/>
+                <w:i w:val="false"/>
+                <w:b w:val="false"/>
+                <w:u w:val="none"/>
+                <w:strike w:val="false"/>
+                <w:sz w:val="20"/>
+                <w:szCs w:val="20"/>
+                <w:color w:val="000000"/>
+              </w:rPr>
+            </w:pPr>
+            <w:r>
+              <w:rPr>
+                <w:rFonts w:ascii="Arial" w:hAnsi="Helvetica" w:eastAsia="Helvetica" w:cs="Helvetica"/>
+                <w:i w:val="false"/>
+                <w:b w:val="false"/>
+                <w:u w:val="none"/>
+                <w:strike w:val="false"/>
+                <w:sz w:val="20"/>
+                <w:szCs w:val="20"/>
+                <w:color w:val="000000"/>
+              </w:rPr>
+              <w:t xml:space="preserve">18</w:t>
+            </w:r>
+          </w:p>
+        </w:tc>
+        <w:tc>
+          <w:tcPr>
+            <w:tcBorders>
+              <w:bottom w:val="single" w:sz="6" w:space="0" w:color="BEBEBE"/>
+              <w:top w:val="single" w:sz="6" w:space="0" w:color="BEBEBE"/>
+              <w:left w:val="none" w:sz="0" w:space="0" w:color="000000"/>
+              <w:right w:val="none" w:sz="0" w:space="0" w:color="000000"/>
+            </w:tcBorders>
+            <w:shd w:val="clear" w:color="auto" w:fill="FFFFFF"/>
+            <w:tcMar>
+              <w:top w:w="0" w:type="dxa"/>
+              <w:bottom w:w="0" w:type="dxa"/>
+              <w:left w:w="0" w:type="dxa"/>
+              <w:right w:w="0" w:type="dxa"/>
+            </w:tcMar>
+            <w:vAlign w:val="center"/>
+          </w:tcPr>
+          <w:p>
+            <w:pPr>
+              <w:jc w:val="right"/>
+              <w:pBdr>
+                <w:bottom w:val="none" w:sz="0" w:space="0" w:color="000000"/>
+                <w:top w:val="none" w:sz="0" w:space="0" w:color="000000"/>
+                <w:left w:val="none" w:sz="0" w:space="0" w:color="000000"/>
+                <w:right w:val="none" w:sz="0" w:space="0" w:color="000000"/>
+              </w:pBdr>
+              <w:spacing w:after="100" w:before="100" w:line="240"/>
+              <w:ind w:left="100" w:right="100" w:firstLine="0" w:firstLineChars="0"/>
+              <w:rPr>
+                <w:rFonts w:ascii="Arial" w:hAnsi="Helvetica" w:eastAsia="Helvetica" w:cs="Helvetica"/>
+                <w:i w:val="false"/>
+                <w:b w:val="false"/>
+                <w:u w:val="none"/>
+                <w:strike w:val="false"/>
+                <w:sz w:val="20"/>
+                <w:szCs w:val="20"/>
+                <w:color w:val="000000"/>
+              </w:rPr>
+            </w:pPr>
+            <w:r>
+              <w:rPr>
+                <w:rFonts w:ascii="Arial" w:hAnsi="Helvetica" w:eastAsia="Helvetica" w:cs="Helvetica"/>
+                <w:i w:val="false"/>
+                <w:b w:val="false"/>
+                <w:u w:val="none"/>
+                <w:strike w:val="false"/>
+                <w:sz w:val="20"/>
+                <w:szCs w:val="20"/>
+                <w:color w:val="000000"/>
+              </w:rPr>
+              <w:t xml:space="preserve">64</w:t>
+            </w:r>
+          </w:p>
+        </w:tc>
+        <w:tc>
+          <w:tcPr>
+            <w:tcBorders>
+              <w:bottom w:val="single" w:sz="6" w:space="0" w:color="BEBEBE"/>
+              <w:top w:val="single" w:sz="6" w:space="0" w:color="BEBEBE"/>
+              <w:left w:val="none" w:sz="0" w:space="0" w:color="000000"/>
+              <w:right w:val="none" w:sz="0" w:space="0" w:color="000000"/>
+            </w:tcBorders>
+            <w:shd w:val="clear" w:color="auto" w:fill="FFFFFF"/>
+            <w:tcMar>
+              <w:top w:w="0" w:type="dxa"/>
+              <w:bottom w:w="0" w:type="dxa"/>
+              <w:left w:w="0" w:type="dxa"/>
+              <w:right w:w="0" w:type="dxa"/>
+            </w:tcMar>
+            <w:vAlign w:val="center"/>
+          </w:tcPr>
+          <w:p>
+            <w:pPr>
+              <w:jc w:val="right"/>
+              <w:pBdr>
+                <w:bottom w:val="none" w:sz="0" w:space="0" w:color="000000"/>
+                <w:top w:val="none" w:sz="0" w:space="0" w:color="000000"/>
+                <w:left w:val="none" w:sz="0" w:space="0" w:color="000000"/>
+                <w:right w:val="none" w:sz="0" w:space="0" w:color="000000"/>
+              </w:pBdr>
+              <w:spacing w:after="100" w:before="100" w:line="240"/>
+              <w:ind w:left="100" w:right="100" w:firstLine="0" w:firstLineChars="0"/>
+              <w:rPr>
+                <w:rFonts w:ascii="Arial" w:hAnsi="Helvetica" w:eastAsia="Helvetica" w:cs="Helvetica"/>
+                <w:i w:val="false"/>
+                <w:b w:val="false"/>
+                <w:u w:val="none"/>
+                <w:strike w:val="false"/>
+                <w:sz w:val="20"/>
+                <w:szCs w:val="20"/>
+                <w:color w:val="000000"/>
+              </w:rPr>
+            </w:pPr>
+            <w:r>
+              <w:rPr>
+                <w:rFonts w:ascii="Arial" w:hAnsi="Helvetica" w:eastAsia="Helvetica" w:cs="Helvetica"/>
+                <w:i w:val="false"/>
+                <w:b w:val="false"/>
+                <w:u w:val="none"/>
+                <w:strike w:val="false"/>
+                <w:sz w:val="20"/>
+                <w:szCs w:val="20"/>
+                <w:color w:val="000000"/>
+              </w:rPr>
+              <w:t xml:space="preserve">15</w:t>
+            </w:r>
+          </w:p>
+        </w:tc>
+        <w:tc>
+          <w:tcPr>
+            <w:tcBorders>
+              <w:bottom w:val="single" w:sz="6" w:space="0" w:color="BEBEBE"/>
+              <w:top w:val="single" w:sz="6" w:space="0" w:color="BEBEBE"/>
+              <w:left w:val="none" w:sz="0" w:space="0" w:color="000000"/>
+              <w:right w:val="none" w:sz="0" w:space="0" w:color="000000"/>
+            </w:tcBorders>
+            <w:shd w:val="clear" w:color="auto" w:fill="FFFFFF"/>
+            <w:tcMar>
+              <w:top w:w="0" w:type="dxa"/>
+              <w:bottom w:w="0" w:type="dxa"/>
+              <w:left w:w="0" w:type="dxa"/>
+              <w:right w:w="0" w:type="dxa"/>
+            </w:tcMar>
+            <w:vAlign w:val="center"/>
+          </w:tcPr>
+          <w:p>
+            <w:pPr>
+              <w:jc w:val="right"/>
+              <w:pBdr>
+                <w:bottom w:val="none" w:sz="0" w:space="0" w:color="000000"/>
+                <w:top w:val="none" w:sz="0" w:space="0" w:color="000000"/>
+                <w:left w:val="none" w:sz="0" w:space="0" w:color="000000"/>
+                <w:right w:val="none" w:sz="0" w:space="0" w:color="000000"/>
+              </w:pBdr>
+              <w:spacing w:after="100" w:before="100" w:line="240"/>
+              <w:ind w:left="100" w:right="100" w:firstLine="0" w:firstLineChars="0"/>
+              <w:rPr>
+                <w:rFonts w:ascii="Arial" w:hAnsi="Helvetica" w:eastAsia="Helvetica" w:cs="Helvetica"/>
+                <w:i w:val="false"/>
+                <w:b w:val="false"/>
+                <w:u w:val="none"/>
+                <w:strike w:val="false"/>
+                <w:sz w:val="20"/>
+                <w:szCs w:val="20"/>
+                <w:color w:val="000000"/>
+              </w:rPr>
+            </w:pPr>
+            <w:r>
+              <w:rPr>
+                <w:rFonts w:ascii="Arial" w:hAnsi="Helvetica" w:eastAsia="Helvetica" w:cs="Helvetica"/>
+                <w:i w:val="false"/>
+                <w:b w:val="false"/>
+                <w:u w:val="none"/>
+                <w:strike w:val="false"/>
+                <w:sz w:val="20"/>
+                <w:szCs w:val="20"/>
+                <w:color w:val="000000"/>
+              </w:rPr>
+              <w:t xml:space="preserve">25</w:t>
+            </w:r>
+          </w:p>
+        </w:tc>
+        <w:tc>
+          <w:tcPr>
+            <w:tcBorders>
+              <w:bottom w:val="single" w:sz="6" w:space="0" w:color="BEBEBE"/>
+              <w:top w:val="single" w:sz="6" w:space="0" w:color="BEBEBE"/>
+              <w:left w:val="none" w:sz="0" w:space="0" w:color="000000"/>
+              <w:right w:val="none" w:sz="0" w:space="0" w:color="000000"/>
+            </w:tcBorders>
+            <w:shd w:val="clear" w:color="auto" w:fill="FFFFFF"/>
+            <w:tcMar>
+              <w:top w:w="0" w:type="dxa"/>
+              <w:bottom w:w="0" w:type="dxa"/>
+              <w:left w:w="0" w:type="dxa"/>
+              <w:right w:w="0" w:type="dxa"/>
+            </w:tcMar>
+            <w:vAlign w:val="center"/>
+          </w:tcPr>
+          <w:p>
+            <w:pPr>
+              <w:jc w:val="right"/>
+              <w:pBdr>
+                <w:bottom w:val="none" w:sz="0" w:space="0" w:color="000000"/>
+                <w:top w:val="none" w:sz="0" w:space="0" w:color="000000"/>
+                <w:left w:val="none" w:sz="0" w:space="0" w:color="000000"/>
+                <w:right w:val="none" w:sz="0" w:space="0" w:color="000000"/>
+              </w:pBdr>
+              <w:spacing w:after="100" w:before="100" w:line="240"/>
+              <w:ind w:left="100" w:right="100" w:firstLine="0" w:firstLineChars="0"/>
+              <w:rPr>
+                <w:rFonts w:ascii="Arial" w:hAnsi="Helvetica" w:eastAsia="Helvetica" w:cs="Helvetica"/>
+                <w:i w:val="false"/>
+                <w:b w:val="false"/>
+                <w:u w:val="none"/>
+                <w:strike w:val="false"/>
+                <w:sz w:val="20"/>
+                <w:szCs w:val="20"/>
+                <w:color w:val="000000"/>
+              </w:rPr>
+            </w:pPr>
+            <w:r>
+              <w:rPr>
+                <w:rFonts w:ascii="Arial" w:hAnsi="Helvetica" w:eastAsia="Helvetica" w:cs="Helvetica"/>
+                <w:i w:val="false"/>
+                <w:b w:val="false"/>
+                <w:u w:val="none"/>
+                <w:strike w:val="false"/>
+                <w:sz w:val="20"/>
+                <w:szCs w:val="20"/>
+                <w:color w:val="000000"/>
+              </w:rPr>
               <w:t xml:space="preserve">10</w:t>
-            </w:r>
-          </w:p>
-        </w:tc>
-        <w:tc>
-          <w:tcPr>
-            <w:tcBorders>
-              <w:bottom w:val="single" w:sz="6" w:space="0" w:color="BEBEBE"/>
-              <w:top w:val="single" w:sz="6" w:space="0" w:color="BEBEBE"/>
-              <w:left w:val="none" w:sz="0" w:space="0" w:color="000000"/>
-              <w:right w:val="none" w:sz="0" w:space="0" w:color="000000"/>
-            </w:tcBorders>
-            <w:shd w:val="clear" w:color="auto" w:fill="FFFFFF"/>
-            <w:tcMar>
-              <w:top w:w="0" w:type="dxa"/>
-              <w:bottom w:w="0" w:type="dxa"/>
-              <w:left w:w="0" w:type="dxa"/>
-              <w:right w:w="0" w:type="dxa"/>
-            </w:tcMar>
-            <w:vAlign w:val="center"/>
-          </w:tcPr>
-          <w:p>
-            <w:pPr>
-              <w:jc w:val="right"/>
-              <w:pBdr>
-                <w:bottom w:val="none" w:sz="0" w:space="0" w:color="000000"/>
-                <w:top w:val="none" w:sz="0" w:space="0" w:color="000000"/>
-                <w:left w:val="none" w:sz="0" w:space="0" w:color="000000"/>
-                <w:right w:val="none" w:sz="0" w:space="0" w:color="000000"/>
-              </w:pBdr>
-              <w:spacing w:after="100" w:before="100" w:line="240"/>
-              <w:ind w:left="100" w:right="100" w:firstLine="0" w:firstLineChars="0"/>
-              <w:rPr>
-                <w:rFonts w:ascii="Arial" w:hAnsi="Helvetica" w:eastAsia="Helvetica" w:cs="Helvetica"/>
-                <w:i w:val="false"/>
-                <w:b w:val="false"/>
-                <w:u w:val="none"/>
-                <w:strike w:val="false"/>
-                <w:sz w:val="20"/>
-                <w:szCs w:val="20"/>
-                <w:color w:val="000000"/>
-              </w:rPr>
-            </w:pPr>
-            <w:r>
-              <w:rPr>
-                <w:rFonts w:ascii="Arial" w:hAnsi="Helvetica" w:eastAsia="Helvetica" w:cs="Helvetica"/>
-                <w:i w:val="false"/>
-                <w:b w:val="false"/>
-                <w:u w:val="none"/>
-                <w:strike w:val="false"/>
-                <w:sz w:val="20"/>
-                <w:szCs w:val="20"/>
-                <w:color w:val="000000"/>
-              </w:rPr>
-              <w:t xml:space="preserve">24</w:t>
-            </w:r>
-          </w:p>
-        </w:tc>
-        <w:tc>
-          <w:tcPr>
-            <w:tcBorders>
-              <w:bottom w:val="single" w:sz="6" w:space="0" w:color="BEBEBE"/>
-              <w:top w:val="single" w:sz="6" w:space="0" w:color="BEBEBE"/>
-              <w:left w:val="none" w:sz="0" w:space="0" w:color="000000"/>
-              <w:right w:val="none" w:sz="0" w:space="0" w:color="000000"/>
-            </w:tcBorders>
-            <w:shd w:val="clear" w:color="auto" w:fill="FFFFFF"/>
-            <w:tcMar>
-              <w:top w:w="0" w:type="dxa"/>
-              <w:bottom w:w="0" w:type="dxa"/>
-              <w:left w:w="0" w:type="dxa"/>
-              <w:right w:w="0" w:type="dxa"/>
-            </w:tcMar>
-            <w:vAlign w:val="center"/>
-          </w:tcPr>
-          <w:p>
-            <w:pPr>
-              <w:jc w:val="right"/>
-              <w:pBdr>
-                <w:bottom w:val="none" w:sz="0" w:space="0" w:color="000000"/>
-                <w:top w:val="none" w:sz="0" w:space="0" w:color="000000"/>
-                <w:left w:val="none" w:sz="0" w:space="0" w:color="000000"/>
-                <w:right w:val="none" w:sz="0" w:space="0" w:color="000000"/>
-              </w:pBdr>
-              <w:spacing w:after="100" w:before="100" w:line="240"/>
-              <w:ind w:left="100" w:right="100" w:firstLine="0" w:firstLineChars="0"/>
-              <w:rPr>
-                <w:rFonts w:ascii="Arial" w:hAnsi="Helvetica" w:eastAsia="Helvetica" w:cs="Helvetica"/>
-                <w:i w:val="false"/>
-                <w:b w:val="false"/>
-                <w:u w:val="none"/>
-                <w:strike w:val="false"/>
-                <w:sz w:val="20"/>
-                <w:szCs w:val="20"/>
-                <w:color w:val="000000"/>
-              </w:rPr>
-            </w:pPr>
-            <w:r>
-              <w:rPr>
-                <w:rFonts w:ascii="Arial" w:hAnsi="Helvetica" w:eastAsia="Helvetica" w:cs="Helvetica"/>
-                <w:i w:val="false"/>
-                <w:b w:val="false"/>
-                <w:u w:val="none"/>
-                <w:strike w:val="false"/>
-                <w:sz w:val="20"/>
-                <w:szCs w:val="20"/>
-                <w:color w:val="000000"/>
-              </w:rPr>
-              <w:t xml:space="preserve">15</w:t>
             </w:r>
           </w:p>
         </w:tc>
@@ -3427,115 +5592,385 @@
                 <w:szCs w:val="20"/>
                 <w:color w:val="000000"/>
               </w:rPr>
+              <w:t xml:space="preserve">92</w:t>
+            </w:r>
+          </w:p>
+        </w:tc>
+        <w:tc>
+          <w:tcPr>
+            <w:tcBorders>
+              <w:bottom w:val="single" w:sz="6" w:space="0" w:color="BEBEBE"/>
+              <w:top w:val="single" w:sz="6" w:space="0" w:color="BEBEBE"/>
+              <w:left w:val="none" w:sz="0" w:space="0" w:color="000000"/>
+              <w:right w:val="none" w:sz="0" w:space="0" w:color="000000"/>
+            </w:tcBorders>
+            <w:shd w:val="clear" w:color="auto" w:fill="FFFFFF"/>
+            <w:tcMar>
+              <w:top w:w="0" w:type="dxa"/>
+              <w:bottom w:w="0" w:type="dxa"/>
+              <w:left w:w="0" w:type="dxa"/>
+              <w:right w:w="0" w:type="dxa"/>
+            </w:tcMar>
+            <w:vAlign w:val="center"/>
+          </w:tcPr>
+          <w:p>
+            <w:pPr>
+              <w:jc w:val="right"/>
+              <w:pBdr>
+                <w:bottom w:val="none" w:sz="0" w:space="0" w:color="000000"/>
+                <w:top w:val="none" w:sz="0" w:space="0" w:color="000000"/>
+                <w:left w:val="none" w:sz="0" w:space="0" w:color="000000"/>
+                <w:right w:val="none" w:sz="0" w:space="0" w:color="000000"/>
+              </w:pBdr>
+              <w:spacing w:after="100" w:before="100" w:line="240"/>
+              <w:ind w:left="100" w:right="100" w:firstLine="0" w:firstLineChars="0"/>
+              <w:rPr>
+                <w:rFonts w:ascii="Arial" w:hAnsi="Helvetica" w:eastAsia="Helvetica" w:cs="Helvetica"/>
+                <w:i w:val="false"/>
+                <w:b w:val="false"/>
+                <w:u w:val="none"/>
+                <w:strike w:val="false"/>
+                <w:sz w:val="20"/>
+                <w:szCs w:val="20"/>
+                <w:color w:val="000000"/>
+              </w:rPr>
+            </w:pPr>
+            <w:r>
+              <w:rPr>
+                <w:rFonts w:ascii="Arial" w:hAnsi="Helvetica" w:eastAsia="Helvetica" w:cs="Helvetica"/>
+                <w:i w:val="false"/>
+                <w:b w:val="false"/>
+                <w:u w:val="none"/>
+                <w:strike w:val="false"/>
+                <w:sz w:val="20"/>
+                <w:szCs w:val="20"/>
+                <w:color w:val="000000"/>
+              </w:rPr>
+              <w:t xml:space="preserve">6</w:t>
+            </w:r>
+          </w:p>
+        </w:tc>
+        <w:tc>
+          <w:tcPr>
+            <w:tcBorders>
+              <w:bottom w:val="single" w:sz="6" w:space="0" w:color="BEBEBE"/>
+              <w:top w:val="single" w:sz="6" w:space="0" w:color="BEBEBE"/>
+              <w:left w:val="none" w:sz="0" w:space="0" w:color="000000"/>
+              <w:right w:val="none" w:sz="0" w:space="0" w:color="000000"/>
+            </w:tcBorders>
+            <w:shd w:val="clear" w:color="auto" w:fill="FFFFFF"/>
+            <w:tcMar>
+              <w:top w:w="0" w:type="dxa"/>
+              <w:bottom w:w="0" w:type="dxa"/>
+              <w:left w:w="0" w:type="dxa"/>
+              <w:right w:w="0" w:type="dxa"/>
+            </w:tcMar>
+            <w:vAlign w:val="center"/>
+          </w:tcPr>
+          <w:p>
+            <w:pPr>
+              <w:jc w:val="right"/>
+              <w:pBdr>
+                <w:bottom w:val="none" w:sz="0" w:space="0" w:color="000000"/>
+                <w:top w:val="none" w:sz="0" w:space="0" w:color="000000"/>
+                <w:left w:val="none" w:sz="0" w:space="0" w:color="000000"/>
+                <w:right w:val="none" w:sz="0" w:space="0" w:color="000000"/>
+              </w:pBdr>
+              <w:spacing w:after="100" w:before="100" w:line="240"/>
+              <w:ind w:left="100" w:right="100" w:firstLine="0" w:firstLineChars="0"/>
+              <w:rPr>
+                <w:rFonts w:ascii="Arial" w:hAnsi="Helvetica" w:eastAsia="Helvetica" w:cs="Helvetica"/>
+                <w:i w:val="false"/>
+                <w:b w:val="false"/>
+                <w:u w:val="none"/>
+                <w:strike w:val="false"/>
+                <w:sz w:val="20"/>
+                <w:szCs w:val="20"/>
+                <w:color w:val="000000"/>
+              </w:rPr>
+            </w:pPr>
+            <w:r>
+              <w:rPr>
+                <w:rFonts w:ascii="Arial" w:hAnsi="Helvetica" w:eastAsia="Helvetica" w:cs="Helvetica"/>
+                <w:i w:val="false"/>
+                <w:b w:val="false"/>
+                <w:u w:val="none"/>
+                <w:strike w:val="false"/>
+                <w:sz w:val="20"/>
+                <w:szCs w:val="20"/>
+                <w:color w:val="000000"/>
+              </w:rPr>
+              <w:t xml:space="preserve">12</w:t>
+            </w:r>
+          </w:p>
+        </w:tc>
+        <w:tc>
+          <w:tcPr>
+            <w:tcBorders>
+              <w:bottom w:val="single" w:sz="6" w:space="0" w:color="BEBEBE"/>
+              <w:top w:val="single" w:sz="6" w:space="0" w:color="BEBEBE"/>
+              <w:left w:val="none" w:sz="0" w:space="0" w:color="000000"/>
+              <w:right w:val="none" w:sz="0" w:space="0" w:color="000000"/>
+            </w:tcBorders>
+            <w:shd w:val="clear" w:color="auto" w:fill="FFFFFF"/>
+            <w:tcMar>
+              <w:top w:w="0" w:type="dxa"/>
+              <w:bottom w:w="0" w:type="dxa"/>
+              <w:left w:w="0" w:type="dxa"/>
+              <w:right w:w="0" w:type="dxa"/>
+            </w:tcMar>
+            <w:vAlign w:val="center"/>
+          </w:tcPr>
+          <w:p>
+            <w:pPr>
+              <w:jc w:val="right"/>
+              <w:pBdr>
+                <w:bottom w:val="none" w:sz="0" w:space="0" w:color="000000"/>
+                <w:top w:val="none" w:sz="0" w:space="0" w:color="000000"/>
+                <w:left w:val="none" w:sz="0" w:space="0" w:color="000000"/>
+                <w:right w:val="none" w:sz="0" w:space="0" w:color="000000"/>
+              </w:pBdr>
+              <w:spacing w:after="100" w:before="100" w:line="240"/>
+              <w:ind w:left="100" w:right="100" w:firstLine="0" w:firstLineChars="0"/>
+              <w:rPr>
+                <w:rFonts w:ascii="Arial" w:hAnsi="Helvetica" w:eastAsia="Helvetica" w:cs="Helvetica"/>
+                <w:i w:val="false"/>
+                <w:b w:val="false"/>
+                <w:u w:val="none"/>
+                <w:strike w:val="false"/>
+                <w:sz w:val="20"/>
+                <w:szCs w:val="20"/>
+                <w:color w:val="000000"/>
+              </w:rPr>
+            </w:pPr>
+            <w:r>
+              <w:rPr>
+                <w:rFonts w:ascii="Arial" w:hAnsi="Helvetica" w:eastAsia="Helvetica" w:cs="Helvetica"/>
+                <w:i w:val="false"/>
+                <w:b w:val="false"/>
+                <w:u w:val="none"/>
+                <w:strike w:val="false"/>
+                <w:sz w:val="20"/>
+                <w:szCs w:val="20"/>
+                <w:color w:val="000000"/>
+              </w:rPr>
+              <w:t xml:space="preserve">12</w:t>
+            </w:r>
+          </w:p>
+        </w:tc>
+        <w:tc>
+          <w:tcPr>
+            <w:tcBorders>
+              <w:bottom w:val="single" w:sz="6" w:space="0" w:color="BEBEBE"/>
+              <w:top w:val="single" w:sz="6" w:space="0" w:color="BEBEBE"/>
+              <w:left w:val="none" w:sz="0" w:space="0" w:color="000000"/>
+              <w:right w:val="none" w:sz="0" w:space="0" w:color="000000"/>
+            </w:tcBorders>
+            <w:shd w:val="clear" w:color="auto" w:fill="FFFFFF"/>
+            <w:tcMar>
+              <w:top w:w="0" w:type="dxa"/>
+              <w:bottom w:w="0" w:type="dxa"/>
+              <w:left w:w="0" w:type="dxa"/>
+              <w:right w:w="0" w:type="dxa"/>
+            </w:tcMar>
+            <w:vAlign w:val="center"/>
+          </w:tcPr>
+          <w:p>
+            <w:pPr>
+              <w:jc w:val="right"/>
+              <w:pBdr>
+                <w:bottom w:val="none" w:sz="0" w:space="0" w:color="000000"/>
+                <w:top w:val="none" w:sz="0" w:space="0" w:color="000000"/>
+                <w:left w:val="none" w:sz="0" w:space="0" w:color="000000"/>
+                <w:right w:val="none" w:sz="0" w:space="0" w:color="000000"/>
+              </w:pBdr>
+              <w:spacing w:after="100" w:before="100" w:line="240"/>
+              <w:ind w:left="100" w:right="100" w:firstLine="0" w:firstLineChars="0"/>
+              <w:rPr>
+                <w:rFonts w:ascii="Arial" w:hAnsi="Helvetica" w:eastAsia="Helvetica" w:cs="Helvetica"/>
+                <w:i w:val="false"/>
+                <w:b w:val="false"/>
+                <w:u w:val="none"/>
+                <w:strike w:val="false"/>
+                <w:sz w:val="20"/>
+                <w:szCs w:val="20"/>
+                <w:color w:val="000000"/>
+              </w:rPr>
+            </w:pPr>
+            <w:r>
+              <w:rPr>
+                <w:rFonts w:ascii="Arial" w:hAnsi="Helvetica" w:eastAsia="Helvetica" w:cs="Helvetica"/>
+                <w:i w:val="false"/>
+                <w:b w:val="false"/>
+                <w:u w:val="none"/>
+                <w:strike w:val="false"/>
+                <w:sz w:val="20"/>
+                <w:szCs w:val="20"/>
+                <w:color w:val="000000"/>
+              </w:rPr>
+              <w:t xml:space="preserve">50</w:t>
+            </w:r>
+          </w:p>
+        </w:tc>
+        <w:tc>
+          <w:tcPr>
+            <w:tcBorders>
+              <w:bottom w:val="single" w:sz="6" w:space="0" w:color="BEBEBE"/>
+              <w:top w:val="single" w:sz="6" w:space="0" w:color="BEBEBE"/>
+              <w:left w:val="none" w:sz="0" w:space="0" w:color="000000"/>
+              <w:right w:val="none" w:sz="0" w:space="0" w:color="000000"/>
+            </w:tcBorders>
+            <w:shd w:val="clear" w:color="auto" w:fill="FFFFFF"/>
+            <w:tcMar>
+              <w:top w:w="0" w:type="dxa"/>
+              <w:bottom w:w="0" w:type="dxa"/>
+              <w:left w:w="0" w:type="dxa"/>
+              <w:right w:w="0" w:type="dxa"/>
+            </w:tcMar>
+            <w:vAlign w:val="center"/>
+          </w:tcPr>
+          <w:p>
+            <w:pPr>
+              <w:jc w:val="right"/>
+              <w:pBdr>
+                <w:bottom w:val="none" w:sz="0" w:space="0" w:color="000000"/>
+                <w:top w:val="none" w:sz="0" w:space="0" w:color="000000"/>
+                <w:left w:val="none" w:sz="0" w:space="0" w:color="000000"/>
+                <w:right w:val="none" w:sz="0" w:space="0" w:color="000000"/>
+              </w:pBdr>
+              <w:spacing w:after="100" w:before="100" w:line="240"/>
+              <w:ind w:left="100" w:right="100" w:firstLine="0" w:firstLineChars="0"/>
+              <w:rPr>
+                <w:rFonts w:ascii="Arial" w:hAnsi="Helvetica" w:eastAsia="Helvetica" w:cs="Helvetica"/>
+                <w:i w:val="false"/>
+                <w:b w:val="false"/>
+                <w:u w:val="none"/>
+                <w:strike w:val="false"/>
+                <w:sz w:val="20"/>
+                <w:szCs w:val="20"/>
+                <w:color w:val="000000"/>
+              </w:rPr>
+            </w:pPr>
+            <w:r>
+              <w:rPr>
+                <w:rFonts w:ascii="Arial" w:hAnsi="Helvetica" w:eastAsia="Helvetica" w:cs="Helvetica"/>
+                <w:i w:val="false"/>
+                <w:b w:val="false"/>
+                <w:u w:val="none"/>
+                <w:strike w:val="false"/>
+                <w:sz w:val="20"/>
+                <w:szCs w:val="20"/>
+                <w:color w:val="000000"/>
+              </w:rPr>
+              <w:t xml:space="preserve">7</w:t>
+            </w:r>
+          </w:p>
+        </w:tc>
+        <w:tc>
+          <w:tcPr>
+            <w:tcBorders>
+              <w:bottom w:val="single" w:sz="6" w:space="0" w:color="BEBEBE"/>
+              <w:top w:val="single" w:sz="6" w:space="0" w:color="BEBEBE"/>
+              <w:left w:val="none" w:sz="0" w:space="0" w:color="000000"/>
+              <w:right w:val="none" w:sz="0" w:space="0" w:color="000000"/>
+            </w:tcBorders>
+            <w:shd w:val="clear" w:color="auto" w:fill="FFFFFF"/>
+            <w:tcMar>
+              <w:top w:w="0" w:type="dxa"/>
+              <w:bottom w:w="0" w:type="dxa"/>
+              <w:left w:w="0" w:type="dxa"/>
+              <w:right w:w="0" w:type="dxa"/>
+            </w:tcMar>
+            <w:vAlign w:val="center"/>
+          </w:tcPr>
+          <w:p>
+            <w:pPr>
+              <w:jc w:val="right"/>
+              <w:pBdr>
+                <w:bottom w:val="none" w:sz="0" w:space="0" w:color="000000"/>
+                <w:top w:val="none" w:sz="0" w:space="0" w:color="000000"/>
+                <w:left w:val="none" w:sz="0" w:space="0" w:color="000000"/>
+                <w:right w:val="none" w:sz="0" w:space="0" w:color="000000"/>
+              </w:pBdr>
+              <w:spacing w:after="100" w:before="100" w:line="240"/>
+              <w:ind w:left="100" w:right="100" w:firstLine="0" w:firstLineChars="0"/>
+              <w:rPr>
+                <w:rFonts w:ascii="Arial" w:hAnsi="Helvetica" w:eastAsia="Helvetica" w:cs="Helvetica"/>
+                <w:i w:val="false"/>
+                <w:b w:val="false"/>
+                <w:u w:val="none"/>
+                <w:strike w:val="false"/>
+                <w:sz w:val="20"/>
+                <w:szCs w:val="20"/>
+                <w:color w:val="000000"/>
+              </w:rPr>
+            </w:pPr>
+            <w:r>
+              <w:rPr>
+                <w:rFonts w:ascii="Arial" w:hAnsi="Helvetica" w:eastAsia="Helvetica" w:cs="Helvetica"/>
+                <w:i w:val="false"/>
+                <w:b w:val="false"/>
+                <w:u w:val="none"/>
+                <w:strike w:val="false"/>
+                <w:sz w:val="20"/>
+                <w:szCs w:val="20"/>
+                <w:color w:val="000000"/>
+              </w:rPr>
+              <w:t xml:space="preserve"/>
+            </w:r>
+          </w:p>
+        </w:tc>
+        <w:tc>
+          <w:tcPr>
+            <w:tcBorders>
+              <w:bottom w:val="single" w:sz="6" w:space="0" w:color="BEBEBE"/>
+              <w:top w:val="single" w:sz="6" w:space="0" w:color="BEBEBE"/>
+              <w:left w:val="none" w:sz="0" w:space="0" w:color="000000"/>
+              <w:right w:val="none" w:sz="0" w:space="0" w:color="000000"/>
+            </w:tcBorders>
+            <w:shd w:val="clear" w:color="auto" w:fill="FFFFFF"/>
+            <w:tcMar>
+              <w:top w:w="0" w:type="dxa"/>
+              <w:bottom w:w="0" w:type="dxa"/>
+              <w:left w:w="0" w:type="dxa"/>
+              <w:right w:w="0" w:type="dxa"/>
+            </w:tcMar>
+            <w:vAlign w:val="center"/>
+          </w:tcPr>
+          <w:p>
+            <w:pPr>
+              <w:jc w:val="right"/>
+              <w:pBdr>
+                <w:bottom w:val="none" w:sz="0" w:space="0" w:color="000000"/>
+                <w:top w:val="none" w:sz="0" w:space="0" w:color="000000"/>
+                <w:left w:val="none" w:sz="0" w:space="0" w:color="000000"/>
+                <w:right w:val="none" w:sz="0" w:space="0" w:color="000000"/>
+              </w:pBdr>
+              <w:spacing w:after="100" w:before="100" w:line="240"/>
+              <w:ind w:left="100" w:right="100" w:firstLine="0" w:firstLineChars="0"/>
+              <w:rPr>
+                <w:rFonts w:ascii="Arial" w:hAnsi="Helvetica" w:eastAsia="Helvetica" w:cs="Helvetica"/>
+                <w:i w:val="false"/>
+                <w:b w:val="false"/>
+                <w:u w:val="none"/>
+                <w:strike w:val="false"/>
+                <w:sz w:val="20"/>
+                <w:szCs w:val="20"/>
+                <w:color w:val="000000"/>
+              </w:rPr>
+            </w:pPr>
+            <w:r>
+              <w:rPr>
+                <w:rFonts w:ascii="Arial" w:hAnsi="Helvetica" w:eastAsia="Helvetica" w:cs="Helvetica"/>
+                <w:i w:val="false"/>
+                <w:b w:val="false"/>
+                <w:u w:val="none"/>
+                <w:strike w:val="false"/>
+                <w:sz w:val="20"/>
+                <w:szCs w:val="20"/>
+                <w:color w:val="000000"/>
+              </w:rPr>
               <w:t xml:space="preserve">20</w:t>
-            </w:r>
-          </w:p>
-        </w:tc>
-        <w:tc>
-          <w:tcPr>
-            <w:tcBorders>
-              <w:bottom w:val="single" w:sz="6" w:space="0" w:color="BEBEBE"/>
-              <w:top w:val="single" w:sz="6" w:space="0" w:color="BEBEBE"/>
-              <w:left w:val="none" w:sz="0" w:space="0" w:color="000000"/>
-              <w:right w:val="none" w:sz="0" w:space="0" w:color="000000"/>
-            </w:tcBorders>
-            <w:shd w:val="clear" w:color="auto" w:fill="FFFFFF"/>
-            <w:tcMar>
-              <w:top w:w="0" w:type="dxa"/>
-              <w:bottom w:w="0" w:type="dxa"/>
-              <w:left w:w="0" w:type="dxa"/>
-              <w:right w:w="0" w:type="dxa"/>
-            </w:tcMar>
-            <w:vAlign w:val="center"/>
-          </w:tcPr>
-          <w:p>
-            <w:pPr>
-              <w:jc w:val="right"/>
-              <w:pBdr>
-                <w:bottom w:val="none" w:sz="0" w:space="0" w:color="000000"/>
-                <w:top w:val="none" w:sz="0" w:space="0" w:color="000000"/>
-                <w:left w:val="none" w:sz="0" w:space="0" w:color="000000"/>
-                <w:right w:val="none" w:sz="0" w:space="0" w:color="000000"/>
-              </w:pBdr>
-              <w:spacing w:after="100" w:before="100" w:line="240"/>
-              <w:ind w:left="100" w:right="100" w:firstLine="0" w:firstLineChars="0"/>
-              <w:rPr>
-                <w:rFonts w:ascii="Arial" w:hAnsi="Helvetica" w:eastAsia="Helvetica" w:cs="Helvetica"/>
-                <w:i w:val="false"/>
-                <w:b w:val="false"/>
-                <w:u w:val="none"/>
-                <w:strike w:val="false"/>
-                <w:sz w:val="20"/>
-                <w:szCs w:val="20"/>
-                <w:color w:val="000000"/>
-              </w:rPr>
-            </w:pPr>
-            <w:r>
-              <w:rPr>
-                <w:rFonts w:ascii="Arial" w:hAnsi="Helvetica" w:eastAsia="Helvetica" w:cs="Helvetica"/>
-                <w:i w:val="false"/>
-                <w:b w:val="false"/>
-                <w:u w:val="none"/>
-                <w:strike w:val="false"/>
-                <w:sz w:val="20"/>
-                <w:szCs w:val="20"/>
-                <w:color w:val="000000"/>
-              </w:rPr>
-              <w:t xml:space="preserve">12</w:t>
-            </w:r>
-          </w:p>
-        </w:tc>
-        <w:tc>
-          <w:tcPr>
-            <w:tcBorders>
-              <w:bottom w:val="single" w:sz="6" w:space="0" w:color="BEBEBE"/>
-              <w:top w:val="single" w:sz="6" w:space="0" w:color="BEBEBE"/>
-              <w:left w:val="none" w:sz="0" w:space="0" w:color="000000"/>
-              <w:right w:val="none" w:sz="0" w:space="0" w:color="000000"/>
-            </w:tcBorders>
-            <w:shd w:val="clear" w:color="auto" w:fill="FFFFFF"/>
-            <w:tcMar>
-              <w:top w:w="0" w:type="dxa"/>
-              <w:bottom w:w="0" w:type="dxa"/>
-              <w:left w:w="0" w:type="dxa"/>
-              <w:right w:w="0" w:type="dxa"/>
-            </w:tcMar>
-            <w:vAlign w:val="center"/>
-          </w:tcPr>
-          <w:p>
-            <w:pPr>
-              <w:jc w:val="right"/>
-              <w:pBdr>
-                <w:bottom w:val="none" w:sz="0" w:space="0" w:color="000000"/>
-                <w:top w:val="none" w:sz="0" w:space="0" w:color="000000"/>
-                <w:left w:val="none" w:sz="0" w:space="0" w:color="000000"/>
-                <w:right w:val="none" w:sz="0" w:space="0" w:color="000000"/>
-              </w:pBdr>
-              <w:spacing w:after="100" w:before="100" w:line="240"/>
-              <w:ind w:left="100" w:right="100" w:firstLine="0" w:firstLineChars="0"/>
-              <w:rPr>
-                <w:rFonts w:ascii="Arial" w:hAnsi="Helvetica" w:eastAsia="Helvetica" w:cs="Helvetica"/>
-                <w:i w:val="false"/>
-                <w:b w:val="false"/>
-                <w:u w:val="none"/>
-                <w:strike w:val="false"/>
-                <w:sz w:val="20"/>
-                <w:szCs w:val="20"/>
-                <w:color w:val="000000"/>
-              </w:rPr>
-            </w:pPr>
-            <w:r>
-              <w:rPr>
-                <w:rFonts w:ascii="Arial" w:hAnsi="Helvetica" w:eastAsia="Helvetica" w:cs="Helvetica"/>
-                <w:i w:val="false"/>
-                <w:b w:val="false"/>
-                <w:u w:val="none"/>
-                <w:strike w:val="false"/>
-                <w:sz w:val="20"/>
-                <w:szCs w:val="20"/>
-                <w:color w:val="000000"/>
-              </w:rPr>
-              <w:t xml:space="preserve">7</w:t>
             </w:r>
           </w:p>
         </w:tc>
@@ -3783,115 +6218,385 @@
                 <w:szCs w:val="20"/>
                 <w:color w:val="000000"/>
               </w:rPr>
+              <w:t xml:space="preserve">72</w:t>
+            </w:r>
+          </w:p>
+        </w:tc>
+        <w:tc>
+          <w:tcPr>
+            <w:tcBorders>
+              <w:bottom w:val="single" w:sz="6" w:space="0" w:color="BEBEBE"/>
+              <w:top w:val="single" w:sz="6" w:space="0" w:color="BEBEBE"/>
+              <w:left w:val="none" w:sz="0" w:space="0" w:color="000000"/>
+              <w:right w:val="none" w:sz="0" w:space="0" w:color="000000"/>
+            </w:tcBorders>
+            <w:shd w:val="clear" w:color="auto" w:fill="FFFFFF"/>
+            <w:tcMar>
+              <w:top w:w="0" w:type="dxa"/>
+              <w:bottom w:w="0" w:type="dxa"/>
+              <w:left w:w="0" w:type="dxa"/>
+              <w:right w:w="0" w:type="dxa"/>
+            </w:tcMar>
+            <w:vAlign w:val="center"/>
+          </w:tcPr>
+          <w:p>
+            <w:pPr>
+              <w:jc w:val="right"/>
+              <w:pBdr>
+                <w:bottom w:val="none" w:sz="0" w:space="0" w:color="000000"/>
+                <w:top w:val="none" w:sz="0" w:space="0" w:color="000000"/>
+                <w:left w:val="none" w:sz="0" w:space="0" w:color="000000"/>
+                <w:right w:val="none" w:sz="0" w:space="0" w:color="000000"/>
+              </w:pBdr>
+              <w:spacing w:after="100" w:before="100" w:line="240"/>
+              <w:ind w:left="100" w:right="100" w:firstLine="0" w:firstLineChars="0"/>
+              <w:rPr>
+                <w:rFonts w:ascii="Arial" w:hAnsi="Helvetica" w:eastAsia="Helvetica" w:cs="Helvetica"/>
+                <w:i w:val="false"/>
+                <w:b w:val="false"/>
+                <w:u w:val="none"/>
+                <w:strike w:val="false"/>
+                <w:sz w:val="20"/>
+                <w:szCs w:val="20"/>
+                <w:color w:val="000000"/>
+              </w:rPr>
+            </w:pPr>
+            <w:r>
+              <w:rPr>
+                <w:rFonts w:ascii="Arial" w:hAnsi="Helvetica" w:eastAsia="Helvetica" w:cs="Helvetica"/>
+                <w:i w:val="false"/>
+                <w:b w:val="false"/>
+                <w:u w:val="none"/>
+                <w:strike w:val="false"/>
+                <w:sz w:val="20"/>
+                <w:szCs w:val="20"/>
+                <w:color w:val="000000"/>
+              </w:rPr>
+              <w:t xml:space="preserve">12</w:t>
+            </w:r>
+          </w:p>
+        </w:tc>
+        <w:tc>
+          <w:tcPr>
+            <w:tcBorders>
+              <w:bottom w:val="single" w:sz="6" w:space="0" w:color="BEBEBE"/>
+              <w:top w:val="single" w:sz="6" w:space="0" w:color="BEBEBE"/>
+              <w:left w:val="none" w:sz="0" w:space="0" w:color="000000"/>
+              <w:right w:val="none" w:sz="0" w:space="0" w:color="000000"/>
+            </w:tcBorders>
+            <w:shd w:val="clear" w:color="auto" w:fill="FFFFFF"/>
+            <w:tcMar>
+              <w:top w:w="0" w:type="dxa"/>
+              <w:bottom w:w="0" w:type="dxa"/>
+              <w:left w:w="0" w:type="dxa"/>
+              <w:right w:w="0" w:type="dxa"/>
+            </w:tcMar>
+            <w:vAlign w:val="center"/>
+          </w:tcPr>
+          <w:p>
+            <w:pPr>
+              <w:jc w:val="right"/>
+              <w:pBdr>
+                <w:bottom w:val="none" w:sz="0" w:space="0" w:color="000000"/>
+                <w:top w:val="none" w:sz="0" w:space="0" w:color="000000"/>
+                <w:left w:val="none" w:sz="0" w:space="0" w:color="000000"/>
+                <w:right w:val="none" w:sz="0" w:space="0" w:color="000000"/>
+              </w:pBdr>
+              <w:spacing w:after="100" w:before="100" w:line="240"/>
+              <w:ind w:left="100" w:right="100" w:firstLine="0" w:firstLineChars="0"/>
+              <w:rPr>
+                <w:rFonts w:ascii="Arial" w:hAnsi="Helvetica" w:eastAsia="Helvetica" w:cs="Helvetica"/>
+                <w:i w:val="false"/>
+                <w:b w:val="false"/>
+                <w:u w:val="none"/>
+                <w:strike w:val="false"/>
+                <w:sz w:val="20"/>
+                <w:szCs w:val="20"/>
+                <w:color w:val="000000"/>
+              </w:rPr>
+            </w:pPr>
+            <w:r>
+              <w:rPr>
+                <w:rFonts w:ascii="Arial" w:hAnsi="Helvetica" w:eastAsia="Helvetica" w:cs="Helvetica"/>
+                <w:i w:val="false"/>
+                <w:b w:val="false"/>
+                <w:u w:val="none"/>
+                <w:strike w:val="false"/>
+                <w:sz w:val="20"/>
+                <w:szCs w:val="20"/>
+                <w:color w:val="000000"/>
+              </w:rPr>
+              <w:t xml:space="preserve">27</w:t>
+            </w:r>
+          </w:p>
+        </w:tc>
+        <w:tc>
+          <w:tcPr>
+            <w:tcBorders>
+              <w:bottom w:val="single" w:sz="6" w:space="0" w:color="BEBEBE"/>
+              <w:top w:val="single" w:sz="6" w:space="0" w:color="BEBEBE"/>
+              <w:left w:val="none" w:sz="0" w:space="0" w:color="000000"/>
+              <w:right w:val="none" w:sz="0" w:space="0" w:color="000000"/>
+            </w:tcBorders>
+            <w:shd w:val="clear" w:color="auto" w:fill="FFFFFF"/>
+            <w:tcMar>
+              <w:top w:w="0" w:type="dxa"/>
+              <w:bottom w:w="0" w:type="dxa"/>
+              <w:left w:w="0" w:type="dxa"/>
+              <w:right w:w="0" w:type="dxa"/>
+            </w:tcMar>
+            <w:vAlign w:val="center"/>
+          </w:tcPr>
+          <w:p>
+            <w:pPr>
+              <w:jc w:val="right"/>
+              <w:pBdr>
+                <w:bottom w:val="none" w:sz="0" w:space="0" w:color="000000"/>
+                <w:top w:val="none" w:sz="0" w:space="0" w:color="000000"/>
+                <w:left w:val="none" w:sz="0" w:space="0" w:color="000000"/>
+                <w:right w:val="none" w:sz="0" w:space="0" w:color="000000"/>
+              </w:pBdr>
+              <w:spacing w:after="100" w:before="100" w:line="240"/>
+              <w:ind w:left="100" w:right="100" w:firstLine="0" w:firstLineChars="0"/>
+              <w:rPr>
+                <w:rFonts w:ascii="Arial" w:hAnsi="Helvetica" w:eastAsia="Helvetica" w:cs="Helvetica"/>
+                <w:i w:val="false"/>
+                <w:b w:val="false"/>
+                <w:u w:val="none"/>
+                <w:strike w:val="false"/>
+                <w:sz w:val="20"/>
+                <w:szCs w:val="20"/>
+                <w:color w:val="000000"/>
+              </w:rPr>
+            </w:pPr>
+            <w:r>
+              <w:rPr>
+                <w:rFonts w:ascii="Arial" w:hAnsi="Helvetica" w:eastAsia="Helvetica" w:cs="Helvetica"/>
+                <w:i w:val="false"/>
+                <w:b w:val="false"/>
+                <w:u w:val="none"/>
+                <w:strike w:val="false"/>
+                <w:sz w:val="20"/>
+                <w:szCs w:val="20"/>
+                <w:color w:val="000000"/>
+              </w:rPr>
+              <w:t xml:space="preserve">17</w:t>
+            </w:r>
+          </w:p>
+        </w:tc>
+        <w:tc>
+          <w:tcPr>
+            <w:tcBorders>
+              <w:bottom w:val="single" w:sz="6" w:space="0" w:color="BEBEBE"/>
+              <w:top w:val="single" w:sz="6" w:space="0" w:color="BEBEBE"/>
+              <w:left w:val="none" w:sz="0" w:space="0" w:color="000000"/>
+              <w:right w:val="none" w:sz="0" w:space="0" w:color="000000"/>
+            </w:tcBorders>
+            <w:shd w:val="clear" w:color="auto" w:fill="FFFFFF"/>
+            <w:tcMar>
+              <w:top w:w="0" w:type="dxa"/>
+              <w:bottom w:w="0" w:type="dxa"/>
+              <w:left w:w="0" w:type="dxa"/>
+              <w:right w:w="0" w:type="dxa"/>
+            </w:tcMar>
+            <w:vAlign w:val="center"/>
+          </w:tcPr>
+          <w:p>
+            <w:pPr>
+              <w:jc w:val="right"/>
+              <w:pBdr>
+                <w:bottom w:val="none" w:sz="0" w:space="0" w:color="000000"/>
+                <w:top w:val="none" w:sz="0" w:space="0" w:color="000000"/>
+                <w:left w:val="none" w:sz="0" w:space="0" w:color="000000"/>
+                <w:right w:val="none" w:sz="0" w:space="0" w:color="000000"/>
+              </w:pBdr>
+              <w:spacing w:after="100" w:before="100" w:line="240"/>
+              <w:ind w:left="100" w:right="100" w:firstLine="0" w:firstLineChars="0"/>
+              <w:rPr>
+                <w:rFonts w:ascii="Arial" w:hAnsi="Helvetica" w:eastAsia="Helvetica" w:cs="Helvetica"/>
+                <w:i w:val="false"/>
+                <w:b w:val="false"/>
+                <w:u w:val="none"/>
+                <w:strike w:val="false"/>
+                <w:sz w:val="20"/>
+                <w:szCs w:val="20"/>
+                <w:color w:val="000000"/>
+              </w:rPr>
+            </w:pPr>
+            <w:r>
+              <w:rPr>
+                <w:rFonts w:ascii="Arial" w:hAnsi="Helvetica" w:eastAsia="Helvetica" w:cs="Helvetica"/>
+                <w:i w:val="false"/>
+                <w:b w:val="false"/>
+                <w:u w:val="none"/>
+                <w:strike w:val="false"/>
+                <w:sz w:val="20"/>
+                <w:szCs w:val="20"/>
+                <w:color w:val="000000"/>
+              </w:rPr>
+              <w:t xml:space="preserve">42</w:t>
+            </w:r>
+          </w:p>
+        </w:tc>
+        <w:tc>
+          <w:tcPr>
+            <w:tcBorders>
+              <w:bottom w:val="single" w:sz="6" w:space="0" w:color="BEBEBE"/>
+              <w:top w:val="single" w:sz="6" w:space="0" w:color="BEBEBE"/>
+              <w:left w:val="none" w:sz="0" w:space="0" w:color="000000"/>
+              <w:right w:val="none" w:sz="0" w:space="0" w:color="000000"/>
+            </w:tcBorders>
+            <w:shd w:val="clear" w:color="auto" w:fill="FFFFFF"/>
+            <w:tcMar>
+              <w:top w:w="0" w:type="dxa"/>
+              <w:bottom w:w="0" w:type="dxa"/>
+              <w:left w:w="0" w:type="dxa"/>
+              <w:right w:w="0" w:type="dxa"/>
+            </w:tcMar>
+            <w:vAlign w:val="center"/>
+          </w:tcPr>
+          <w:p>
+            <w:pPr>
+              <w:jc w:val="right"/>
+              <w:pBdr>
+                <w:bottom w:val="none" w:sz="0" w:space="0" w:color="000000"/>
+                <w:top w:val="none" w:sz="0" w:space="0" w:color="000000"/>
+                <w:left w:val="none" w:sz="0" w:space="0" w:color="000000"/>
+                <w:right w:val="none" w:sz="0" w:space="0" w:color="000000"/>
+              </w:pBdr>
+              <w:spacing w:after="100" w:before="100" w:line="240"/>
+              <w:ind w:left="100" w:right="100" w:firstLine="0" w:firstLineChars="0"/>
+              <w:rPr>
+                <w:rFonts w:ascii="Arial" w:hAnsi="Helvetica" w:eastAsia="Helvetica" w:cs="Helvetica"/>
+                <w:i w:val="false"/>
+                <w:b w:val="false"/>
+                <w:u w:val="none"/>
+                <w:strike w:val="false"/>
+                <w:sz w:val="20"/>
+                <w:szCs w:val="20"/>
+                <w:color w:val="000000"/>
+              </w:rPr>
+            </w:pPr>
+            <w:r>
+              <w:rPr>
+                <w:rFonts w:ascii="Arial" w:hAnsi="Helvetica" w:eastAsia="Helvetica" w:cs="Helvetica"/>
+                <w:i w:val="false"/>
+                <w:b w:val="false"/>
+                <w:u w:val="none"/>
+                <w:strike w:val="false"/>
+                <w:sz w:val="20"/>
+                <w:szCs w:val="20"/>
+                <w:color w:val="000000"/>
+              </w:rPr>
+              <w:t xml:space="preserve">16</w:t>
+            </w:r>
+          </w:p>
+        </w:tc>
+        <w:tc>
+          <w:tcPr>
+            <w:tcBorders>
+              <w:bottom w:val="single" w:sz="6" w:space="0" w:color="BEBEBE"/>
+              <w:top w:val="single" w:sz="6" w:space="0" w:color="BEBEBE"/>
+              <w:left w:val="none" w:sz="0" w:space="0" w:color="000000"/>
+              <w:right w:val="none" w:sz="0" w:space="0" w:color="000000"/>
+            </w:tcBorders>
+            <w:shd w:val="clear" w:color="auto" w:fill="FFFFFF"/>
+            <w:tcMar>
+              <w:top w:w="0" w:type="dxa"/>
+              <w:bottom w:w="0" w:type="dxa"/>
+              <w:left w:w="0" w:type="dxa"/>
+              <w:right w:w="0" w:type="dxa"/>
+            </w:tcMar>
+            <w:vAlign w:val="center"/>
+          </w:tcPr>
+          <w:p>
+            <w:pPr>
+              <w:jc w:val="right"/>
+              <w:pBdr>
+                <w:bottom w:val="none" w:sz="0" w:space="0" w:color="000000"/>
+                <w:top w:val="none" w:sz="0" w:space="0" w:color="000000"/>
+                <w:left w:val="none" w:sz="0" w:space="0" w:color="000000"/>
+                <w:right w:val="none" w:sz="0" w:space="0" w:color="000000"/>
+              </w:pBdr>
+              <w:spacing w:after="100" w:before="100" w:line="240"/>
+              <w:ind w:left="100" w:right="100" w:firstLine="0" w:firstLineChars="0"/>
+              <w:rPr>
+                <w:rFonts w:ascii="Arial" w:hAnsi="Helvetica" w:eastAsia="Helvetica" w:cs="Helvetica"/>
+                <w:i w:val="false"/>
+                <w:b w:val="false"/>
+                <w:u w:val="none"/>
+                <w:strike w:val="false"/>
+                <w:sz w:val="20"/>
+                <w:szCs w:val="20"/>
+                <w:color w:val="000000"/>
+              </w:rPr>
+            </w:pPr>
+            <w:r>
+              <w:rPr>
+                <w:rFonts w:ascii="Arial" w:hAnsi="Helvetica" w:eastAsia="Helvetica" w:cs="Helvetica"/>
+                <w:i w:val="false"/>
+                <w:b w:val="false"/>
+                <w:u w:val="none"/>
+                <w:strike w:val="false"/>
+                <w:sz w:val="20"/>
+                <w:szCs w:val="20"/>
+                <w:color w:val="000000"/>
+              </w:rPr>
+              <w:t xml:space="preserve">32</w:t>
+            </w:r>
+          </w:p>
+        </w:tc>
+        <w:tc>
+          <w:tcPr>
+            <w:tcBorders>
+              <w:bottom w:val="single" w:sz="6" w:space="0" w:color="BEBEBE"/>
+              <w:top w:val="single" w:sz="6" w:space="0" w:color="BEBEBE"/>
+              <w:left w:val="none" w:sz="0" w:space="0" w:color="000000"/>
+              <w:right w:val="none" w:sz="0" w:space="0" w:color="000000"/>
+            </w:tcBorders>
+            <w:shd w:val="clear" w:color="auto" w:fill="FFFFFF"/>
+            <w:tcMar>
+              <w:top w:w="0" w:type="dxa"/>
+              <w:bottom w:w="0" w:type="dxa"/>
+              <w:left w:w="0" w:type="dxa"/>
+              <w:right w:w="0" w:type="dxa"/>
+            </w:tcMar>
+            <w:vAlign w:val="center"/>
+          </w:tcPr>
+          <w:p>
+            <w:pPr>
+              <w:jc w:val="right"/>
+              <w:pBdr>
+                <w:bottom w:val="none" w:sz="0" w:space="0" w:color="000000"/>
+                <w:top w:val="none" w:sz="0" w:space="0" w:color="000000"/>
+                <w:left w:val="none" w:sz="0" w:space="0" w:color="000000"/>
+                <w:right w:val="none" w:sz="0" w:space="0" w:color="000000"/>
+              </w:pBdr>
+              <w:spacing w:after="100" w:before="100" w:line="240"/>
+              <w:ind w:left="100" w:right="100" w:firstLine="0" w:firstLineChars="0"/>
+              <w:rPr>
+                <w:rFonts w:ascii="Arial" w:hAnsi="Helvetica" w:eastAsia="Helvetica" w:cs="Helvetica"/>
+                <w:i w:val="false"/>
+                <w:b w:val="false"/>
+                <w:u w:val="none"/>
+                <w:strike w:val="false"/>
+                <w:sz w:val="20"/>
+                <w:szCs w:val="20"/>
+                <w:color w:val="000000"/>
+              </w:rPr>
+            </w:pPr>
+            <w:r>
+              <w:rPr>
+                <w:rFonts w:ascii="Arial" w:hAnsi="Helvetica" w:eastAsia="Helvetica" w:cs="Helvetica"/>
+                <w:i w:val="false"/>
+                <w:b w:val="false"/>
+                <w:u w:val="none"/>
+                <w:strike w:val="false"/>
+                <w:sz w:val="20"/>
+                <w:szCs w:val="20"/>
+                <w:color w:val="000000"/>
+              </w:rPr>
               <w:t xml:space="preserve">5</w:t>
-            </w:r>
-          </w:p>
-        </w:tc>
-        <w:tc>
-          <w:tcPr>
-            <w:tcBorders>
-              <w:bottom w:val="single" w:sz="6" w:space="0" w:color="BEBEBE"/>
-              <w:top w:val="single" w:sz="6" w:space="0" w:color="BEBEBE"/>
-              <w:left w:val="none" w:sz="0" w:space="0" w:color="000000"/>
-              <w:right w:val="none" w:sz="0" w:space="0" w:color="000000"/>
-            </w:tcBorders>
-            <w:shd w:val="clear" w:color="auto" w:fill="FFFFFF"/>
-            <w:tcMar>
-              <w:top w:w="0" w:type="dxa"/>
-              <w:bottom w:w="0" w:type="dxa"/>
-              <w:left w:w="0" w:type="dxa"/>
-              <w:right w:w="0" w:type="dxa"/>
-            </w:tcMar>
-            <w:vAlign w:val="center"/>
-          </w:tcPr>
-          <w:p>
-            <w:pPr>
-              <w:jc w:val="right"/>
-              <w:pBdr>
-                <w:bottom w:val="none" w:sz="0" w:space="0" w:color="000000"/>
-                <w:top w:val="none" w:sz="0" w:space="0" w:color="000000"/>
-                <w:left w:val="none" w:sz="0" w:space="0" w:color="000000"/>
-                <w:right w:val="none" w:sz="0" w:space="0" w:color="000000"/>
-              </w:pBdr>
-              <w:spacing w:after="100" w:before="100" w:line="240"/>
-              <w:ind w:left="100" w:right="100" w:firstLine="0" w:firstLineChars="0"/>
-              <w:rPr>
-                <w:rFonts w:ascii="Arial" w:hAnsi="Helvetica" w:eastAsia="Helvetica" w:cs="Helvetica"/>
-                <w:i w:val="false"/>
-                <w:b w:val="false"/>
-                <w:u w:val="none"/>
-                <w:strike w:val="false"/>
-                <w:sz w:val="20"/>
-                <w:szCs w:val="20"/>
-                <w:color w:val="000000"/>
-              </w:rPr>
-            </w:pPr>
-            <w:r>
-              <w:rPr>
-                <w:rFonts w:ascii="Arial" w:hAnsi="Helvetica" w:eastAsia="Helvetica" w:cs="Helvetica"/>
-                <w:i w:val="false"/>
-                <w:b w:val="false"/>
-                <w:u w:val="none"/>
-                <w:strike w:val="false"/>
-                <w:sz w:val="20"/>
-                <w:szCs w:val="20"/>
-                <w:color w:val="000000"/>
-              </w:rPr>
-              <w:t xml:space="preserve">27</w:t>
-            </w:r>
-          </w:p>
-        </w:tc>
-        <w:tc>
-          <w:tcPr>
-            <w:tcBorders>
-              <w:bottom w:val="single" w:sz="6" w:space="0" w:color="BEBEBE"/>
-              <w:top w:val="single" w:sz="6" w:space="0" w:color="BEBEBE"/>
-              <w:left w:val="none" w:sz="0" w:space="0" w:color="000000"/>
-              <w:right w:val="none" w:sz="0" w:space="0" w:color="000000"/>
-            </w:tcBorders>
-            <w:shd w:val="clear" w:color="auto" w:fill="FFFFFF"/>
-            <w:tcMar>
-              <w:top w:w="0" w:type="dxa"/>
-              <w:bottom w:w="0" w:type="dxa"/>
-              <w:left w:w="0" w:type="dxa"/>
-              <w:right w:w="0" w:type="dxa"/>
-            </w:tcMar>
-            <w:vAlign w:val="center"/>
-          </w:tcPr>
-          <w:p>
-            <w:pPr>
-              <w:jc w:val="right"/>
-              <w:pBdr>
-                <w:bottom w:val="none" w:sz="0" w:space="0" w:color="000000"/>
-                <w:top w:val="none" w:sz="0" w:space="0" w:color="000000"/>
-                <w:left w:val="none" w:sz="0" w:space="0" w:color="000000"/>
-                <w:right w:val="none" w:sz="0" w:space="0" w:color="000000"/>
-              </w:pBdr>
-              <w:spacing w:after="100" w:before="100" w:line="240"/>
-              <w:ind w:left="100" w:right="100" w:firstLine="0" w:firstLineChars="0"/>
-              <w:rPr>
-                <w:rFonts w:ascii="Arial" w:hAnsi="Helvetica" w:eastAsia="Helvetica" w:cs="Helvetica"/>
-                <w:i w:val="false"/>
-                <w:b w:val="false"/>
-                <w:u w:val="none"/>
-                <w:strike w:val="false"/>
-                <w:sz w:val="20"/>
-                <w:szCs w:val="20"/>
-                <w:color w:val="000000"/>
-              </w:rPr>
-            </w:pPr>
-            <w:r>
-              <w:rPr>
-                <w:rFonts w:ascii="Arial" w:hAnsi="Helvetica" w:eastAsia="Helvetica" w:cs="Helvetica"/>
-                <w:i w:val="false"/>
-                <w:b w:val="false"/>
-                <w:u w:val="none"/>
-                <w:strike w:val="false"/>
-                <w:sz w:val="20"/>
-                <w:szCs w:val="20"/>
-                <w:color w:val="000000"/>
-              </w:rPr>
-              <w:t xml:space="preserve">16</w:t>
             </w:r>
           </w:p>
         </w:tc>
@@ -4165,115 +6870,385 @@
                 <w:szCs w:val="20"/>
                 <w:color w:val="000000"/>
               </w:rPr>
+              <w:t xml:space="preserve">42</w:t>
+            </w:r>
+          </w:p>
+        </w:tc>
+        <w:tc>
+          <w:tcPr>
+            <w:tcBorders>
+              <w:bottom w:val="single" w:sz="6" w:space="0" w:color="BEBEBE"/>
+              <w:top w:val="single" w:sz="6" w:space="0" w:color="BEBEBE"/>
+              <w:left w:val="none" w:sz="0" w:space="0" w:color="000000"/>
+              <w:right w:val="none" w:sz="0" w:space="0" w:color="000000"/>
+            </w:tcBorders>
+            <w:shd w:val="clear" w:color="auto" w:fill="FFFFFF"/>
+            <w:tcMar>
+              <w:top w:w="0" w:type="dxa"/>
+              <w:bottom w:w="0" w:type="dxa"/>
+              <w:left w:w="0" w:type="dxa"/>
+              <w:right w:w="0" w:type="dxa"/>
+            </w:tcMar>
+            <w:vAlign w:val="center"/>
+          </w:tcPr>
+          <w:p>
+            <w:pPr>
+              <w:jc w:val="right"/>
+              <w:pBdr>
+                <w:bottom w:val="none" w:sz="0" w:space="0" w:color="000000"/>
+                <w:top w:val="none" w:sz="0" w:space="0" w:color="000000"/>
+                <w:left w:val="none" w:sz="0" w:space="0" w:color="000000"/>
+                <w:right w:val="none" w:sz="0" w:space="0" w:color="000000"/>
+              </w:pBdr>
+              <w:spacing w:after="100" w:before="100" w:line="240"/>
+              <w:ind w:left="100" w:right="100" w:firstLine="0" w:firstLineChars="0"/>
+              <w:rPr>
+                <w:rFonts w:ascii="Arial" w:hAnsi="Helvetica" w:eastAsia="Helvetica" w:cs="Helvetica"/>
+                <w:i w:val="false"/>
+                <w:b w:val="false"/>
+                <w:u w:val="none"/>
+                <w:strike w:val="false"/>
+                <w:sz w:val="20"/>
+                <w:szCs w:val="20"/>
+                <w:color w:val="000000"/>
+              </w:rPr>
+            </w:pPr>
+            <w:r>
+              <w:rPr>
+                <w:rFonts w:ascii="Arial" w:hAnsi="Helvetica" w:eastAsia="Helvetica" w:cs="Helvetica"/>
+                <w:i w:val="false"/>
+                <w:b w:val="false"/>
+                <w:u w:val="none"/>
+                <w:strike w:val="false"/>
+                <w:sz w:val="20"/>
+                <w:szCs w:val="20"/>
+                <w:color w:val="000000"/>
+              </w:rPr>
+              <w:t xml:space="preserve">15</w:t>
+            </w:r>
+          </w:p>
+        </w:tc>
+        <w:tc>
+          <w:tcPr>
+            <w:tcBorders>
+              <w:bottom w:val="single" w:sz="6" w:space="0" w:color="BEBEBE"/>
+              <w:top w:val="single" w:sz="6" w:space="0" w:color="BEBEBE"/>
+              <w:left w:val="none" w:sz="0" w:space="0" w:color="000000"/>
+              <w:right w:val="none" w:sz="0" w:space="0" w:color="000000"/>
+            </w:tcBorders>
+            <w:shd w:val="clear" w:color="auto" w:fill="FFFFFF"/>
+            <w:tcMar>
+              <w:top w:w="0" w:type="dxa"/>
+              <w:bottom w:w="0" w:type="dxa"/>
+              <w:left w:w="0" w:type="dxa"/>
+              <w:right w:w="0" w:type="dxa"/>
+            </w:tcMar>
+            <w:vAlign w:val="center"/>
+          </w:tcPr>
+          <w:p>
+            <w:pPr>
+              <w:jc w:val="right"/>
+              <w:pBdr>
+                <w:bottom w:val="none" w:sz="0" w:space="0" w:color="000000"/>
+                <w:top w:val="none" w:sz="0" w:space="0" w:color="000000"/>
+                <w:left w:val="none" w:sz="0" w:space="0" w:color="000000"/>
+                <w:right w:val="none" w:sz="0" w:space="0" w:color="000000"/>
+              </w:pBdr>
+              <w:spacing w:after="100" w:before="100" w:line="240"/>
+              <w:ind w:left="100" w:right="100" w:firstLine="0" w:firstLineChars="0"/>
+              <w:rPr>
+                <w:rFonts w:ascii="Arial" w:hAnsi="Helvetica" w:eastAsia="Helvetica" w:cs="Helvetica"/>
+                <w:i w:val="false"/>
+                <w:b w:val="false"/>
+                <w:u w:val="none"/>
+                <w:strike w:val="false"/>
+                <w:sz w:val="20"/>
+                <w:szCs w:val="20"/>
+                <w:color w:val="000000"/>
+              </w:rPr>
+            </w:pPr>
+            <w:r>
+              <w:rPr>
+                <w:rFonts w:ascii="Arial" w:hAnsi="Helvetica" w:eastAsia="Helvetica" w:cs="Helvetica"/>
+                <w:i w:val="false"/>
+                <w:b w:val="false"/>
+                <w:u w:val="none"/>
+                <w:strike w:val="false"/>
+                <w:sz w:val="20"/>
+                <w:szCs w:val="20"/>
+                <w:color w:val="000000"/>
+              </w:rPr>
+              <w:t xml:space="preserve">22</w:t>
+            </w:r>
+          </w:p>
+        </w:tc>
+        <w:tc>
+          <w:tcPr>
+            <w:tcBorders>
+              <w:bottom w:val="single" w:sz="6" w:space="0" w:color="BEBEBE"/>
+              <w:top w:val="single" w:sz="6" w:space="0" w:color="BEBEBE"/>
+              <w:left w:val="none" w:sz="0" w:space="0" w:color="000000"/>
+              <w:right w:val="none" w:sz="0" w:space="0" w:color="000000"/>
+            </w:tcBorders>
+            <w:shd w:val="clear" w:color="auto" w:fill="FFFFFF"/>
+            <w:tcMar>
+              <w:top w:w="0" w:type="dxa"/>
+              <w:bottom w:w="0" w:type="dxa"/>
+              <w:left w:w="0" w:type="dxa"/>
+              <w:right w:w="0" w:type="dxa"/>
+            </w:tcMar>
+            <w:vAlign w:val="center"/>
+          </w:tcPr>
+          <w:p>
+            <w:pPr>
+              <w:jc w:val="right"/>
+              <w:pBdr>
+                <w:bottom w:val="none" w:sz="0" w:space="0" w:color="000000"/>
+                <w:top w:val="none" w:sz="0" w:space="0" w:color="000000"/>
+                <w:left w:val="none" w:sz="0" w:space="0" w:color="000000"/>
+                <w:right w:val="none" w:sz="0" w:space="0" w:color="000000"/>
+              </w:pBdr>
+              <w:spacing w:after="100" w:before="100" w:line="240"/>
+              <w:ind w:left="100" w:right="100" w:firstLine="0" w:firstLineChars="0"/>
+              <w:rPr>
+                <w:rFonts w:ascii="Arial" w:hAnsi="Helvetica" w:eastAsia="Helvetica" w:cs="Helvetica"/>
+                <w:i w:val="false"/>
+                <w:b w:val="false"/>
+                <w:u w:val="none"/>
+                <w:strike w:val="false"/>
+                <w:sz w:val="20"/>
+                <w:szCs w:val="20"/>
+                <w:color w:val="000000"/>
+              </w:rPr>
+            </w:pPr>
+            <w:r>
+              <w:rPr>
+                <w:rFonts w:ascii="Arial" w:hAnsi="Helvetica" w:eastAsia="Helvetica" w:cs="Helvetica"/>
+                <w:i w:val="false"/>
+                <w:b w:val="false"/>
+                <w:u w:val="none"/>
+                <w:strike w:val="false"/>
+                <w:sz w:val="20"/>
+                <w:szCs w:val="20"/>
+                <w:color w:val="000000"/>
+              </w:rPr>
+              <w:t xml:space="preserve">15</w:t>
+            </w:r>
+          </w:p>
+        </w:tc>
+        <w:tc>
+          <w:tcPr>
+            <w:tcBorders>
+              <w:bottom w:val="single" w:sz="6" w:space="0" w:color="BEBEBE"/>
+              <w:top w:val="single" w:sz="6" w:space="0" w:color="BEBEBE"/>
+              <w:left w:val="none" w:sz="0" w:space="0" w:color="000000"/>
+              <w:right w:val="none" w:sz="0" w:space="0" w:color="000000"/>
+            </w:tcBorders>
+            <w:shd w:val="clear" w:color="auto" w:fill="FFFFFF"/>
+            <w:tcMar>
+              <w:top w:w="0" w:type="dxa"/>
+              <w:bottom w:w="0" w:type="dxa"/>
+              <w:left w:w="0" w:type="dxa"/>
+              <w:right w:w="0" w:type="dxa"/>
+            </w:tcMar>
+            <w:vAlign w:val="center"/>
+          </w:tcPr>
+          <w:p>
+            <w:pPr>
+              <w:jc w:val="right"/>
+              <w:pBdr>
+                <w:bottom w:val="none" w:sz="0" w:space="0" w:color="000000"/>
+                <w:top w:val="none" w:sz="0" w:space="0" w:color="000000"/>
+                <w:left w:val="none" w:sz="0" w:space="0" w:color="000000"/>
+                <w:right w:val="none" w:sz="0" w:space="0" w:color="000000"/>
+              </w:pBdr>
+              <w:spacing w:after="100" w:before="100" w:line="240"/>
+              <w:ind w:left="100" w:right="100" w:firstLine="0" w:firstLineChars="0"/>
+              <w:rPr>
+                <w:rFonts w:ascii="Arial" w:hAnsi="Helvetica" w:eastAsia="Helvetica" w:cs="Helvetica"/>
+                <w:i w:val="false"/>
+                <w:b w:val="false"/>
+                <w:u w:val="none"/>
+                <w:strike w:val="false"/>
+                <w:sz w:val="20"/>
+                <w:szCs w:val="20"/>
+                <w:color w:val="000000"/>
+              </w:rPr>
+            </w:pPr>
+            <w:r>
+              <w:rPr>
+                <w:rFonts w:ascii="Arial" w:hAnsi="Helvetica" w:eastAsia="Helvetica" w:cs="Helvetica"/>
+                <w:i w:val="false"/>
+                <w:b w:val="false"/>
+                <w:u w:val="none"/>
+                <w:strike w:val="false"/>
+                <w:sz w:val="20"/>
+                <w:szCs w:val="20"/>
+                <w:color w:val="000000"/>
+              </w:rPr>
+              <w:t xml:space="preserve">43</w:t>
+            </w:r>
+          </w:p>
+        </w:tc>
+        <w:tc>
+          <w:tcPr>
+            <w:tcBorders>
+              <w:bottom w:val="single" w:sz="6" w:space="0" w:color="BEBEBE"/>
+              <w:top w:val="single" w:sz="6" w:space="0" w:color="BEBEBE"/>
+              <w:left w:val="none" w:sz="0" w:space="0" w:color="000000"/>
+              <w:right w:val="none" w:sz="0" w:space="0" w:color="000000"/>
+            </w:tcBorders>
+            <w:shd w:val="clear" w:color="auto" w:fill="FFFFFF"/>
+            <w:tcMar>
+              <w:top w:w="0" w:type="dxa"/>
+              <w:bottom w:w="0" w:type="dxa"/>
+              <w:left w:w="0" w:type="dxa"/>
+              <w:right w:w="0" w:type="dxa"/>
+            </w:tcMar>
+            <w:vAlign w:val="center"/>
+          </w:tcPr>
+          <w:p>
+            <w:pPr>
+              <w:jc w:val="right"/>
+              <w:pBdr>
+                <w:bottom w:val="none" w:sz="0" w:space="0" w:color="000000"/>
+                <w:top w:val="none" w:sz="0" w:space="0" w:color="000000"/>
+                <w:left w:val="none" w:sz="0" w:space="0" w:color="000000"/>
+                <w:right w:val="none" w:sz="0" w:space="0" w:color="000000"/>
+              </w:pBdr>
+              <w:spacing w:after="100" w:before="100" w:line="240"/>
+              <w:ind w:left="100" w:right="100" w:firstLine="0" w:firstLineChars="0"/>
+              <w:rPr>
+                <w:rFonts w:ascii="Arial" w:hAnsi="Helvetica" w:eastAsia="Helvetica" w:cs="Helvetica"/>
+                <w:i w:val="false"/>
+                <w:b w:val="false"/>
+                <w:u w:val="none"/>
+                <w:strike w:val="false"/>
+                <w:sz w:val="20"/>
+                <w:szCs w:val="20"/>
+                <w:color w:val="000000"/>
+              </w:rPr>
+            </w:pPr>
+            <w:r>
+              <w:rPr>
+                <w:rFonts w:ascii="Arial" w:hAnsi="Helvetica" w:eastAsia="Helvetica" w:cs="Helvetica"/>
+                <w:i w:val="false"/>
+                <w:b w:val="false"/>
+                <w:u w:val="none"/>
+                <w:strike w:val="false"/>
+                <w:sz w:val="20"/>
+                <w:szCs w:val="20"/>
+                <w:color w:val="000000"/>
+              </w:rPr>
+              <w:t xml:space="preserve">18</w:t>
+            </w:r>
+          </w:p>
+        </w:tc>
+        <w:tc>
+          <w:tcPr>
+            <w:tcBorders>
+              <w:bottom w:val="single" w:sz="6" w:space="0" w:color="BEBEBE"/>
+              <w:top w:val="single" w:sz="6" w:space="0" w:color="BEBEBE"/>
+              <w:left w:val="none" w:sz="0" w:space="0" w:color="000000"/>
+              <w:right w:val="none" w:sz="0" w:space="0" w:color="000000"/>
+            </w:tcBorders>
+            <w:shd w:val="clear" w:color="auto" w:fill="FFFFFF"/>
+            <w:tcMar>
+              <w:top w:w="0" w:type="dxa"/>
+              <w:bottom w:w="0" w:type="dxa"/>
+              <w:left w:w="0" w:type="dxa"/>
+              <w:right w:w="0" w:type="dxa"/>
+            </w:tcMar>
+            <w:vAlign w:val="center"/>
+          </w:tcPr>
+          <w:p>
+            <w:pPr>
+              <w:jc w:val="right"/>
+              <w:pBdr>
+                <w:bottom w:val="none" w:sz="0" w:space="0" w:color="000000"/>
+                <w:top w:val="none" w:sz="0" w:space="0" w:color="000000"/>
+                <w:left w:val="none" w:sz="0" w:space="0" w:color="000000"/>
+                <w:right w:val="none" w:sz="0" w:space="0" w:color="000000"/>
+              </w:pBdr>
+              <w:spacing w:after="100" w:before="100" w:line="240"/>
+              <w:ind w:left="100" w:right="100" w:firstLine="0" w:firstLineChars="0"/>
+              <w:rPr>
+                <w:rFonts w:ascii="Arial" w:hAnsi="Helvetica" w:eastAsia="Helvetica" w:cs="Helvetica"/>
+                <w:i w:val="false"/>
+                <w:b w:val="false"/>
+                <w:u w:val="none"/>
+                <w:strike w:val="false"/>
+                <w:sz w:val="20"/>
+                <w:szCs w:val="20"/>
+                <w:color w:val="000000"/>
+              </w:rPr>
+            </w:pPr>
+            <w:r>
+              <w:rPr>
+                <w:rFonts w:ascii="Arial" w:hAnsi="Helvetica" w:eastAsia="Helvetica" w:cs="Helvetica"/>
+                <w:i w:val="false"/>
+                <w:b w:val="false"/>
+                <w:u w:val="none"/>
+                <w:strike w:val="false"/>
+                <w:sz w:val="20"/>
+                <w:szCs w:val="20"/>
+                <w:color w:val="000000"/>
+              </w:rPr>
+              <w:t xml:space="preserve">57</w:t>
+            </w:r>
+          </w:p>
+        </w:tc>
+        <w:tc>
+          <w:tcPr>
+            <w:tcBorders>
+              <w:bottom w:val="single" w:sz="6" w:space="0" w:color="BEBEBE"/>
+              <w:top w:val="single" w:sz="6" w:space="0" w:color="BEBEBE"/>
+              <w:left w:val="none" w:sz="0" w:space="0" w:color="000000"/>
+              <w:right w:val="none" w:sz="0" w:space="0" w:color="000000"/>
+            </w:tcBorders>
+            <w:shd w:val="clear" w:color="auto" w:fill="FFFFFF"/>
+            <w:tcMar>
+              <w:top w:w="0" w:type="dxa"/>
+              <w:bottom w:w="0" w:type="dxa"/>
+              <w:left w:w="0" w:type="dxa"/>
+              <w:right w:w="0" w:type="dxa"/>
+            </w:tcMar>
+            <w:vAlign w:val="center"/>
+          </w:tcPr>
+          <w:p>
+            <w:pPr>
+              <w:jc w:val="right"/>
+              <w:pBdr>
+                <w:bottom w:val="none" w:sz="0" w:space="0" w:color="000000"/>
+                <w:top w:val="none" w:sz="0" w:space="0" w:color="000000"/>
+                <w:left w:val="none" w:sz="0" w:space="0" w:color="000000"/>
+                <w:right w:val="none" w:sz="0" w:space="0" w:color="000000"/>
+              </w:pBdr>
+              <w:spacing w:after="100" w:before="100" w:line="240"/>
+              <w:ind w:left="100" w:right="100" w:firstLine="0" w:firstLineChars="0"/>
+              <w:rPr>
+                <w:rFonts w:ascii="Arial" w:hAnsi="Helvetica" w:eastAsia="Helvetica" w:cs="Helvetica"/>
+                <w:i w:val="false"/>
+                <w:b w:val="false"/>
+                <w:u w:val="none"/>
+                <w:strike w:val="false"/>
+                <w:sz w:val="20"/>
+                <w:szCs w:val="20"/>
+                <w:color w:val="000000"/>
+              </w:rPr>
+            </w:pPr>
+            <w:r>
+              <w:rPr>
+                <w:rFonts w:ascii="Arial" w:hAnsi="Helvetica" w:eastAsia="Helvetica" w:cs="Helvetica"/>
+                <w:i w:val="false"/>
+                <w:b w:val="false"/>
+                <w:u w:val="none"/>
+                <w:strike w:val="false"/>
+                <w:sz w:val="20"/>
+                <w:szCs w:val="20"/>
+                <w:color w:val="000000"/>
+              </w:rPr>
               <w:t xml:space="preserve">2</w:t>
-            </w:r>
-          </w:p>
-        </w:tc>
-        <w:tc>
-          <w:tcPr>
-            <w:tcBorders>
-              <w:bottom w:val="single" w:sz="6" w:space="0" w:color="BEBEBE"/>
-              <w:top w:val="single" w:sz="6" w:space="0" w:color="BEBEBE"/>
-              <w:left w:val="none" w:sz="0" w:space="0" w:color="000000"/>
-              <w:right w:val="none" w:sz="0" w:space="0" w:color="000000"/>
-            </w:tcBorders>
-            <w:shd w:val="clear" w:color="auto" w:fill="FFFFFF"/>
-            <w:tcMar>
-              <w:top w:w="0" w:type="dxa"/>
-              <w:bottom w:w="0" w:type="dxa"/>
-              <w:left w:w="0" w:type="dxa"/>
-              <w:right w:w="0" w:type="dxa"/>
-            </w:tcMar>
-            <w:vAlign w:val="center"/>
-          </w:tcPr>
-          <w:p>
-            <w:pPr>
-              <w:jc w:val="right"/>
-              <w:pBdr>
-                <w:bottom w:val="none" w:sz="0" w:space="0" w:color="000000"/>
-                <w:top w:val="none" w:sz="0" w:space="0" w:color="000000"/>
-                <w:left w:val="none" w:sz="0" w:space="0" w:color="000000"/>
-                <w:right w:val="none" w:sz="0" w:space="0" w:color="000000"/>
-              </w:pBdr>
-              <w:spacing w:after="100" w:before="100" w:line="240"/>
-              <w:ind w:left="100" w:right="100" w:firstLine="0" w:firstLineChars="0"/>
-              <w:rPr>
-                <w:rFonts w:ascii="Arial" w:hAnsi="Helvetica" w:eastAsia="Helvetica" w:cs="Helvetica"/>
-                <w:i w:val="false"/>
-                <w:b w:val="false"/>
-                <w:u w:val="none"/>
-                <w:strike w:val="false"/>
-                <w:sz w:val="20"/>
-                <w:szCs w:val="20"/>
-                <w:color w:val="000000"/>
-              </w:rPr>
-            </w:pPr>
-            <w:r>
-              <w:rPr>
-                <w:rFonts w:ascii="Arial" w:hAnsi="Helvetica" w:eastAsia="Helvetica" w:cs="Helvetica"/>
-                <w:i w:val="false"/>
-                <w:b w:val="false"/>
-                <w:u w:val="none"/>
-                <w:strike w:val="false"/>
-                <w:sz w:val="20"/>
-                <w:szCs w:val="20"/>
-                <w:color w:val="000000"/>
-              </w:rPr>
-              <w:t xml:space="preserve">22</w:t>
-            </w:r>
-          </w:p>
-        </w:tc>
-        <w:tc>
-          <w:tcPr>
-            <w:tcBorders>
-              <w:bottom w:val="single" w:sz="6" w:space="0" w:color="BEBEBE"/>
-              <w:top w:val="single" w:sz="6" w:space="0" w:color="BEBEBE"/>
-              <w:left w:val="none" w:sz="0" w:space="0" w:color="000000"/>
-              <w:right w:val="none" w:sz="0" w:space="0" w:color="000000"/>
-            </w:tcBorders>
-            <w:shd w:val="clear" w:color="auto" w:fill="FFFFFF"/>
-            <w:tcMar>
-              <w:top w:w="0" w:type="dxa"/>
-              <w:bottom w:w="0" w:type="dxa"/>
-              <w:left w:w="0" w:type="dxa"/>
-              <w:right w:w="0" w:type="dxa"/>
-            </w:tcMar>
-            <w:vAlign w:val="center"/>
-          </w:tcPr>
-          <w:p>
-            <w:pPr>
-              <w:jc w:val="right"/>
-              <w:pBdr>
-                <w:bottom w:val="none" w:sz="0" w:space="0" w:color="000000"/>
-                <w:top w:val="none" w:sz="0" w:space="0" w:color="000000"/>
-                <w:left w:val="none" w:sz="0" w:space="0" w:color="000000"/>
-                <w:right w:val="none" w:sz="0" w:space="0" w:color="000000"/>
-              </w:pBdr>
-              <w:spacing w:after="100" w:before="100" w:line="240"/>
-              <w:ind w:left="100" w:right="100" w:firstLine="0" w:firstLineChars="0"/>
-              <w:rPr>
-                <w:rFonts w:ascii="Arial" w:hAnsi="Helvetica" w:eastAsia="Helvetica" w:cs="Helvetica"/>
-                <w:i w:val="false"/>
-                <w:b w:val="false"/>
-                <w:u w:val="none"/>
-                <w:strike w:val="false"/>
-                <w:sz w:val="20"/>
-                <w:szCs w:val="20"/>
-                <w:color w:val="000000"/>
-              </w:rPr>
-            </w:pPr>
-            <w:r>
-              <w:rPr>
-                <w:rFonts w:ascii="Arial" w:hAnsi="Helvetica" w:eastAsia="Helvetica" w:cs="Helvetica"/>
-                <w:i w:val="false"/>
-                <w:b w:val="false"/>
-                <w:u w:val="none"/>
-                <w:strike w:val="false"/>
-                <w:sz w:val="20"/>
-                <w:szCs w:val="20"/>
-                <w:color w:val="000000"/>
-              </w:rPr>
-              <w:t xml:space="preserve">18</w:t>
             </w:r>
           </w:p>
         </w:tc>
@@ -4547,115 +7522,385 @@
                 <w:szCs w:val="20"/>
                 <w:color w:val="000000"/>
               </w:rPr>
+              <w:t xml:space="preserve">58</w:t>
+            </w:r>
+          </w:p>
+        </w:tc>
+        <w:tc>
+          <w:tcPr>
+            <w:tcBorders>
+              <w:bottom w:val="single" w:sz="6" w:space="0" w:color="BEBEBE"/>
+              <w:top w:val="single" w:sz="6" w:space="0" w:color="BEBEBE"/>
+              <w:left w:val="none" w:sz="0" w:space="0" w:color="000000"/>
+              <w:right w:val="none" w:sz="0" w:space="0" w:color="000000"/>
+            </w:tcBorders>
+            <w:shd w:val="clear" w:color="auto" w:fill="FFFFFF"/>
+            <w:tcMar>
+              <w:top w:w="0" w:type="dxa"/>
+              <w:bottom w:w="0" w:type="dxa"/>
+              <w:left w:w="0" w:type="dxa"/>
+              <w:right w:w="0" w:type="dxa"/>
+            </w:tcMar>
+            <w:vAlign w:val="center"/>
+          </w:tcPr>
+          <w:p>
+            <w:pPr>
+              <w:jc w:val="right"/>
+              <w:pBdr>
+                <w:bottom w:val="none" w:sz="0" w:space="0" w:color="000000"/>
+                <w:top w:val="none" w:sz="0" w:space="0" w:color="000000"/>
+                <w:left w:val="none" w:sz="0" w:space="0" w:color="000000"/>
+                <w:right w:val="none" w:sz="0" w:space="0" w:color="000000"/>
+              </w:pBdr>
+              <w:spacing w:after="100" w:before="100" w:line="240"/>
+              <w:ind w:left="100" w:right="100" w:firstLine="0" w:firstLineChars="0"/>
+              <w:rPr>
+                <w:rFonts w:ascii="Arial" w:hAnsi="Helvetica" w:eastAsia="Helvetica" w:cs="Helvetica"/>
+                <w:i w:val="false"/>
+                <w:b w:val="false"/>
+                <w:u w:val="none"/>
+                <w:strike w:val="false"/>
+                <w:sz w:val="20"/>
+                <w:szCs w:val="20"/>
+                <w:color w:val="000000"/>
+              </w:rPr>
+            </w:pPr>
+            <w:r>
+              <w:rPr>
+                <w:rFonts w:ascii="Arial" w:hAnsi="Helvetica" w:eastAsia="Helvetica" w:cs="Helvetica"/>
+                <w:i w:val="false"/>
+                <w:b w:val="false"/>
+                <w:u w:val="none"/>
+                <w:strike w:val="false"/>
+                <w:sz w:val="20"/>
+                <w:szCs w:val="20"/>
+                <w:color w:val="000000"/>
+              </w:rPr>
+              <w:t xml:space="preserve">9</w:t>
+            </w:r>
+          </w:p>
+        </w:tc>
+        <w:tc>
+          <w:tcPr>
+            <w:tcBorders>
+              <w:bottom w:val="single" w:sz="6" w:space="0" w:color="BEBEBE"/>
+              <w:top w:val="single" w:sz="6" w:space="0" w:color="BEBEBE"/>
+              <w:left w:val="none" w:sz="0" w:space="0" w:color="000000"/>
+              <w:right w:val="none" w:sz="0" w:space="0" w:color="000000"/>
+            </w:tcBorders>
+            <w:shd w:val="clear" w:color="auto" w:fill="FFFFFF"/>
+            <w:tcMar>
+              <w:top w:w="0" w:type="dxa"/>
+              <w:bottom w:w="0" w:type="dxa"/>
+              <w:left w:w="0" w:type="dxa"/>
+              <w:right w:w="0" w:type="dxa"/>
+            </w:tcMar>
+            <w:vAlign w:val="center"/>
+          </w:tcPr>
+          <w:p>
+            <w:pPr>
+              <w:jc w:val="right"/>
+              <w:pBdr>
+                <w:bottom w:val="none" w:sz="0" w:space="0" w:color="000000"/>
+                <w:top w:val="none" w:sz="0" w:space="0" w:color="000000"/>
+                <w:left w:val="none" w:sz="0" w:space="0" w:color="000000"/>
+                <w:right w:val="none" w:sz="0" w:space="0" w:color="000000"/>
+              </w:pBdr>
+              <w:spacing w:after="100" w:before="100" w:line="240"/>
+              <w:ind w:left="100" w:right="100" w:firstLine="0" w:firstLineChars="0"/>
+              <w:rPr>
+                <w:rFonts w:ascii="Arial" w:hAnsi="Helvetica" w:eastAsia="Helvetica" w:cs="Helvetica"/>
+                <w:i w:val="false"/>
+                <w:b w:val="false"/>
+                <w:u w:val="none"/>
+                <w:strike w:val="false"/>
+                <w:sz w:val="20"/>
+                <w:szCs w:val="20"/>
+                <w:color w:val="000000"/>
+              </w:rPr>
+            </w:pPr>
+            <w:r>
+              <w:rPr>
+                <w:rFonts w:ascii="Arial" w:hAnsi="Helvetica" w:eastAsia="Helvetica" w:cs="Helvetica"/>
+                <w:i w:val="false"/>
+                <w:b w:val="false"/>
+                <w:u w:val="none"/>
+                <w:strike w:val="false"/>
+                <w:sz w:val="20"/>
+                <w:szCs w:val="20"/>
+                <w:color w:val="000000"/>
+              </w:rPr>
+              <w:t xml:space="preserve">20</w:t>
+            </w:r>
+          </w:p>
+        </w:tc>
+        <w:tc>
+          <w:tcPr>
+            <w:tcBorders>
+              <w:bottom w:val="single" w:sz="6" w:space="0" w:color="BEBEBE"/>
+              <w:top w:val="single" w:sz="6" w:space="0" w:color="BEBEBE"/>
+              <w:left w:val="none" w:sz="0" w:space="0" w:color="000000"/>
+              <w:right w:val="none" w:sz="0" w:space="0" w:color="000000"/>
+            </w:tcBorders>
+            <w:shd w:val="clear" w:color="auto" w:fill="FFFFFF"/>
+            <w:tcMar>
+              <w:top w:w="0" w:type="dxa"/>
+              <w:bottom w:w="0" w:type="dxa"/>
+              <w:left w:w="0" w:type="dxa"/>
+              <w:right w:w="0" w:type="dxa"/>
+            </w:tcMar>
+            <w:vAlign w:val="center"/>
+          </w:tcPr>
+          <w:p>
+            <w:pPr>
+              <w:jc w:val="right"/>
+              <w:pBdr>
+                <w:bottom w:val="none" w:sz="0" w:space="0" w:color="000000"/>
+                <w:top w:val="none" w:sz="0" w:space="0" w:color="000000"/>
+                <w:left w:val="none" w:sz="0" w:space="0" w:color="000000"/>
+                <w:right w:val="none" w:sz="0" w:space="0" w:color="000000"/>
+              </w:pBdr>
+              <w:spacing w:after="100" w:before="100" w:line="240"/>
+              <w:ind w:left="100" w:right="100" w:firstLine="0" w:firstLineChars="0"/>
+              <w:rPr>
+                <w:rFonts w:ascii="Arial" w:hAnsi="Helvetica" w:eastAsia="Helvetica" w:cs="Helvetica"/>
+                <w:i w:val="false"/>
+                <w:b w:val="false"/>
+                <w:u w:val="none"/>
+                <w:strike w:val="false"/>
+                <w:sz w:val="20"/>
+                <w:szCs w:val="20"/>
+                <w:color w:val="000000"/>
+              </w:rPr>
+            </w:pPr>
+            <w:r>
+              <w:rPr>
+                <w:rFonts w:ascii="Arial" w:hAnsi="Helvetica" w:eastAsia="Helvetica" w:cs="Helvetica"/>
+                <w:i w:val="false"/>
+                <w:b w:val="false"/>
+                <w:u w:val="none"/>
+                <w:strike w:val="false"/>
+                <w:sz w:val="20"/>
+                <w:szCs w:val="20"/>
+                <w:color w:val="000000"/>
+              </w:rPr>
+              <w:t xml:space="preserve">14</w:t>
+            </w:r>
+          </w:p>
+        </w:tc>
+        <w:tc>
+          <w:tcPr>
+            <w:tcBorders>
+              <w:bottom w:val="single" w:sz="6" w:space="0" w:color="BEBEBE"/>
+              <w:top w:val="single" w:sz="6" w:space="0" w:color="BEBEBE"/>
+              <w:left w:val="none" w:sz="0" w:space="0" w:color="000000"/>
+              <w:right w:val="none" w:sz="0" w:space="0" w:color="000000"/>
+            </w:tcBorders>
+            <w:shd w:val="clear" w:color="auto" w:fill="FFFFFF"/>
+            <w:tcMar>
+              <w:top w:w="0" w:type="dxa"/>
+              <w:bottom w:w="0" w:type="dxa"/>
+              <w:left w:w="0" w:type="dxa"/>
+              <w:right w:w="0" w:type="dxa"/>
+            </w:tcMar>
+            <w:vAlign w:val="center"/>
+          </w:tcPr>
+          <w:p>
+            <w:pPr>
+              <w:jc w:val="right"/>
+              <w:pBdr>
+                <w:bottom w:val="none" w:sz="0" w:space="0" w:color="000000"/>
+                <w:top w:val="none" w:sz="0" w:space="0" w:color="000000"/>
+                <w:left w:val="none" w:sz="0" w:space="0" w:color="000000"/>
+                <w:right w:val="none" w:sz="0" w:space="0" w:color="000000"/>
+              </w:pBdr>
+              <w:spacing w:after="100" w:before="100" w:line="240"/>
+              <w:ind w:left="100" w:right="100" w:firstLine="0" w:firstLineChars="0"/>
+              <w:rPr>
+                <w:rFonts w:ascii="Arial" w:hAnsi="Helvetica" w:eastAsia="Helvetica" w:cs="Helvetica"/>
+                <w:i w:val="false"/>
+                <w:b w:val="false"/>
+                <w:u w:val="none"/>
+                <w:strike w:val="false"/>
+                <w:sz w:val="20"/>
+                <w:szCs w:val="20"/>
+                <w:color w:val="000000"/>
+              </w:rPr>
+            </w:pPr>
+            <w:r>
+              <w:rPr>
+                <w:rFonts w:ascii="Arial" w:hAnsi="Helvetica" w:eastAsia="Helvetica" w:cs="Helvetica"/>
+                <w:i w:val="false"/>
+                <w:b w:val="false"/>
+                <w:u w:val="none"/>
+                <w:strike w:val="false"/>
+                <w:sz w:val="20"/>
+                <w:szCs w:val="20"/>
+                <w:color w:val="000000"/>
+              </w:rPr>
+              <w:t xml:space="preserve">67</w:t>
+            </w:r>
+          </w:p>
+        </w:tc>
+        <w:tc>
+          <w:tcPr>
+            <w:tcBorders>
+              <w:bottom w:val="single" w:sz="6" w:space="0" w:color="BEBEBE"/>
+              <w:top w:val="single" w:sz="6" w:space="0" w:color="BEBEBE"/>
+              <w:left w:val="none" w:sz="0" w:space="0" w:color="000000"/>
+              <w:right w:val="none" w:sz="0" w:space="0" w:color="000000"/>
+            </w:tcBorders>
+            <w:shd w:val="clear" w:color="auto" w:fill="FFFFFF"/>
+            <w:tcMar>
+              <w:top w:w="0" w:type="dxa"/>
+              <w:bottom w:w="0" w:type="dxa"/>
+              <w:left w:w="0" w:type="dxa"/>
+              <w:right w:w="0" w:type="dxa"/>
+            </w:tcMar>
+            <w:vAlign w:val="center"/>
+          </w:tcPr>
+          <w:p>
+            <w:pPr>
+              <w:jc w:val="right"/>
+              <w:pBdr>
+                <w:bottom w:val="none" w:sz="0" w:space="0" w:color="000000"/>
+                <w:top w:val="none" w:sz="0" w:space="0" w:color="000000"/>
+                <w:left w:val="none" w:sz="0" w:space="0" w:color="000000"/>
+                <w:right w:val="none" w:sz="0" w:space="0" w:color="000000"/>
+              </w:pBdr>
+              <w:spacing w:after="100" w:before="100" w:line="240"/>
+              <w:ind w:left="100" w:right="100" w:firstLine="0" w:firstLineChars="0"/>
+              <w:rPr>
+                <w:rFonts w:ascii="Arial" w:hAnsi="Helvetica" w:eastAsia="Helvetica" w:cs="Helvetica"/>
+                <w:i w:val="false"/>
+                <w:b w:val="false"/>
+                <w:u w:val="none"/>
+                <w:strike w:val="false"/>
+                <w:sz w:val="20"/>
+                <w:szCs w:val="20"/>
+                <w:color w:val="000000"/>
+              </w:rPr>
+            </w:pPr>
+            <w:r>
+              <w:rPr>
+                <w:rFonts w:ascii="Arial" w:hAnsi="Helvetica" w:eastAsia="Helvetica" w:cs="Helvetica"/>
+                <w:i w:val="false"/>
+                <w:b w:val="false"/>
+                <w:u w:val="none"/>
+                <w:strike w:val="false"/>
+                <w:sz w:val="20"/>
+                <w:szCs w:val="20"/>
+                <w:color w:val="000000"/>
+              </w:rPr>
+              <w:t xml:space="preserve">17</w:t>
+            </w:r>
+          </w:p>
+        </w:tc>
+        <w:tc>
+          <w:tcPr>
+            <w:tcBorders>
+              <w:bottom w:val="single" w:sz="6" w:space="0" w:color="BEBEBE"/>
+              <w:top w:val="single" w:sz="6" w:space="0" w:color="BEBEBE"/>
+              <w:left w:val="none" w:sz="0" w:space="0" w:color="000000"/>
+              <w:right w:val="none" w:sz="0" w:space="0" w:color="000000"/>
+            </w:tcBorders>
+            <w:shd w:val="clear" w:color="auto" w:fill="FFFFFF"/>
+            <w:tcMar>
+              <w:top w:w="0" w:type="dxa"/>
+              <w:bottom w:w="0" w:type="dxa"/>
+              <w:left w:w="0" w:type="dxa"/>
+              <w:right w:w="0" w:type="dxa"/>
+            </w:tcMar>
+            <w:vAlign w:val="center"/>
+          </w:tcPr>
+          <w:p>
+            <w:pPr>
+              <w:jc w:val="right"/>
+              <w:pBdr>
+                <w:bottom w:val="none" w:sz="0" w:space="0" w:color="000000"/>
+                <w:top w:val="none" w:sz="0" w:space="0" w:color="000000"/>
+                <w:left w:val="none" w:sz="0" w:space="0" w:color="000000"/>
+                <w:right w:val="none" w:sz="0" w:space="0" w:color="000000"/>
+              </w:pBdr>
+              <w:spacing w:after="100" w:before="100" w:line="240"/>
+              <w:ind w:left="100" w:right="100" w:firstLine="0" w:firstLineChars="0"/>
+              <w:rPr>
+                <w:rFonts w:ascii="Arial" w:hAnsi="Helvetica" w:eastAsia="Helvetica" w:cs="Helvetica"/>
+                <w:i w:val="false"/>
+                <w:b w:val="false"/>
+                <w:u w:val="none"/>
+                <w:strike w:val="false"/>
+                <w:sz w:val="20"/>
+                <w:szCs w:val="20"/>
+                <w:color w:val="000000"/>
+              </w:rPr>
+            </w:pPr>
+            <w:r>
+              <w:rPr>
+                <w:rFonts w:ascii="Arial" w:hAnsi="Helvetica" w:eastAsia="Helvetica" w:cs="Helvetica"/>
+                <w:i w:val="false"/>
+                <w:b w:val="false"/>
+                <w:u w:val="none"/>
+                <w:strike w:val="false"/>
+                <w:sz w:val="20"/>
+                <w:szCs w:val="20"/>
+                <w:color w:val="000000"/>
+              </w:rPr>
+              <w:t xml:space="preserve"/>
+            </w:r>
+          </w:p>
+        </w:tc>
+        <w:tc>
+          <w:tcPr>
+            <w:tcBorders>
+              <w:bottom w:val="single" w:sz="6" w:space="0" w:color="BEBEBE"/>
+              <w:top w:val="single" w:sz="6" w:space="0" w:color="BEBEBE"/>
+              <w:left w:val="none" w:sz="0" w:space="0" w:color="000000"/>
+              <w:right w:val="none" w:sz="0" w:space="0" w:color="000000"/>
+            </w:tcBorders>
+            <w:shd w:val="clear" w:color="auto" w:fill="FFFFFF"/>
+            <w:tcMar>
+              <w:top w:w="0" w:type="dxa"/>
+              <w:bottom w:w="0" w:type="dxa"/>
+              <w:left w:w="0" w:type="dxa"/>
+              <w:right w:w="0" w:type="dxa"/>
+            </w:tcMar>
+            <w:vAlign w:val="center"/>
+          </w:tcPr>
+          <w:p>
+            <w:pPr>
+              <w:jc w:val="right"/>
+              <w:pBdr>
+                <w:bottom w:val="none" w:sz="0" w:space="0" w:color="000000"/>
+                <w:top w:val="none" w:sz="0" w:space="0" w:color="000000"/>
+                <w:left w:val="none" w:sz="0" w:space="0" w:color="000000"/>
+                <w:right w:val="none" w:sz="0" w:space="0" w:color="000000"/>
+              </w:pBdr>
+              <w:spacing w:after="100" w:before="100" w:line="240"/>
+              <w:ind w:left="100" w:right="100" w:firstLine="0" w:firstLineChars="0"/>
+              <w:rPr>
+                <w:rFonts w:ascii="Arial" w:hAnsi="Helvetica" w:eastAsia="Helvetica" w:cs="Helvetica"/>
+                <w:i w:val="false"/>
+                <w:b w:val="false"/>
+                <w:u w:val="none"/>
+                <w:strike w:val="false"/>
+                <w:sz w:val="20"/>
+                <w:szCs w:val="20"/>
+                <w:color w:val="000000"/>
+              </w:rPr>
+            </w:pPr>
+            <w:r>
+              <w:rPr>
+                <w:rFonts w:ascii="Arial" w:hAnsi="Helvetica" w:eastAsia="Helvetica" w:cs="Helvetica"/>
+                <w:i w:val="false"/>
+                <w:b w:val="false"/>
+                <w:u w:val="none"/>
+                <w:strike w:val="false"/>
+                <w:sz w:val="20"/>
+                <w:szCs w:val="20"/>
+                <w:color w:val="000000"/>
+              </w:rPr>
               <w:t xml:space="preserve">3</w:t>
-            </w:r>
-          </w:p>
-        </w:tc>
-        <w:tc>
-          <w:tcPr>
-            <w:tcBorders>
-              <w:bottom w:val="single" w:sz="6" w:space="0" w:color="BEBEBE"/>
-              <w:top w:val="single" w:sz="6" w:space="0" w:color="BEBEBE"/>
-              <w:left w:val="none" w:sz="0" w:space="0" w:color="000000"/>
-              <w:right w:val="none" w:sz="0" w:space="0" w:color="000000"/>
-            </w:tcBorders>
-            <w:shd w:val="clear" w:color="auto" w:fill="FFFFFF"/>
-            <w:tcMar>
-              <w:top w:w="0" w:type="dxa"/>
-              <w:bottom w:w="0" w:type="dxa"/>
-              <w:left w:w="0" w:type="dxa"/>
-              <w:right w:w="0" w:type="dxa"/>
-            </w:tcMar>
-            <w:vAlign w:val="center"/>
-          </w:tcPr>
-          <w:p>
-            <w:pPr>
-              <w:jc w:val="right"/>
-              <w:pBdr>
-                <w:bottom w:val="none" w:sz="0" w:space="0" w:color="000000"/>
-                <w:top w:val="none" w:sz="0" w:space="0" w:color="000000"/>
-                <w:left w:val="none" w:sz="0" w:space="0" w:color="000000"/>
-                <w:right w:val="none" w:sz="0" w:space="0" w:color="000000"/>
-              </w:pBdr>
-              <w:spacing w:after="100" w:before="100" w:line="240"/>
-              <w:ind w:left="100" w:right="100" w:firstLine="0" w:firstLineChars="0"/>
-              <w:rPr>
-                <w:rFonts w:ascii="Arial" w:hAnsi="Helvetica" w:eastAsia="Helvetica" w:cs="Helvetica"/>
-                <w:i w:val="false"/>
-                <w:b w:val="false"/>
-                <w:u w:val="none"/>
-                <w:strike w:val="false"/>
-                <w:sz w:val="20"/>
-                <w:szCs w:val="20"/>
-                <w:color w:val="000000"/>
-              </w:rPr>
-            </w:pPr>
-            <w:r>
-              <w:rPr>
-                <w:rFonts w:ascii="Arial" w:hAnsi="Helvetica" w:eastAsia="Helvetica" w:cs="Helvetica"/>
-                <w:i w:val="false"/>
-                <w:b w:val="false"/>
-                <w:u w:val="none"/>
-                <w:strike w:val="false"/>
-                <w:sz w:val="20"/>
-                <w:szCs w:val="20"/>
-                <w:color w:val="000000"/>
-              </w:rPr>
-              <w:t xml:space="preserve">20</w:t>
-            </w:r>
-          </w:p>
-        </w:tc>
-        <w:tc>
-          <w:tcPr>
-            <w:tcBorders>
-              <w:bottom w:val="single" w:sz="6" w:space="0" w:color="BEBEBE"/>
-              <w:top w:val="single" w:sz="6" w:space="0" w:color="BEBEBE"/>
-              <w:left w:val="none" w:sz="0" w:space="0" w:color="000000"/>
-              <w:right w:val="none" w:sz="0" w:space="0" w:color="000000"/>
-            </w:tcBorders>
-            <w:shd w:val="clear" w:color="auto" w:fill="FFFFFF"/>
-            <w:tcMar>
-              <w:top w:w="0" w:type="dxa"/>
-              <w:bottom w:w="0" w:type="dxa"/>
-              <w:left w:w="0" w:type="dxa"/>
-              <w:right w:w="0" w:type="dxa"/>
-            </w:tcMar>
-            <w:vAlign w:val="center"/>
-          </w:tcPr>
-          <w:p>
-            <w:pPr>
-              <w:jc w:val="right"/>
-              <w:pBdr>
-                <w:bottom w:val="none" w:sz="0" w:space="0" w:color="000000"/>
-                <w:top w:val="none" w:sz="0" w:space="0" w:color="000000"/>
-                <w:left w:val="none" w:sz="0" w:space="0" w:color="000000"/>
-                <w:right w:val="none" w:sz="0" w:space="0" w:color="000000"/>
-              </w:pBdr>
-              <w:spacing w:after="100" w:before="100" w:line="240"/>
-              <w:ind w:left="100" w:right="100" w:firstLine="0" w:firstLineChars="0"/>
-              <w:rPr>
-                <w:rFonts w:ascii="Arial" w:hAnsi="Helvetica" w:eastAsia="Helvetica" w:cs="Helvetica"/>
-                <w:i w:val="false"/>
-                <w:b w:val="false"/>
-                <w:u w:val="none"/>
-                <w:strike w:val="false"/>
-                <w:sz w:val="20"/>
-                <w:szCs w:val="20"/>
-                <w:color w:val="000000"/>
-              </w:rPr>
-            </w:pPr>
-            <w:r>
-              <w:rPr>
-                <w:rFonts w:ascii="Arial" w:hAnsi="Helvetica" w:eastAsia="Helvetica" w:cs="Helvetica"/>
-                <w:i w:val="false"/>
-                <w:b w:val="false"/>
-                <w:u w:val="none"/>
-                <w:strike w:val="false"/>
-                <w:sz w:val="20"/>
-                <w:szCs w:val="20"/>
-                <w:color w:val="000000"/>
-              </w:rPr>
-              <w:t xml:space="preserve">17</w:t>
             </w:r>
           </w:p>
         </w:tc>
@@ -4981,115 +8226,385 @@
                 <w:szCs w:val="20"/>
                 <w:color w:val="000000"/>
               </w:rPr>
+              <w:t xml:space="preserve">86</w:t>
+            </w:r>
+          </w:p>
+        </w:tc>
+        <w:tc>
+          <w:tcPr>
+            <w:tcBorders>
+              <w:bottom w:val="single" w:sz="6" w:space="0" w:color="BEBEBE"/>
+              <w:top w:val="single" w:sz="6" w:space="0" w:color="BEBEBE"/>
+              <w:left w:val="none" w:sz="0" w:space="0" w:color="000000"/>
+              <w:right w:val="none" w:sz="0" w:space="0" w:color="000000"/>
+            </w:tcBorders>
+            <w:shd w:val="clear" w:color="auto" w:fill="FFFFFF"/>
+            <w:tcMar>
+              <w:top w:w="0" w:type="dxa"/>
+              <w:bottom w:w="0" w:type="dxa"/>
+              <w:left w:w="0" w:type="dxa"/>
+              <w:right w:w="0" w:type="dxa"/>
+            </w:tcMar>
+            <w:vAlign w:val="center"/>
+          </w:tcPr>
+          <w:p>
+            <w:pPr>
+              <w:jc w:val="right"/>
+              <w:pBdr>
+                <w:bottom w:val="none" w:sz="0" w:space="0" w:color="000000"/>
+                <w:top w:val="none" w:sz="0" w:space="0" w:color="000000"/>
+                <w:left w:val="none" w:sz="0" w:space="0" w:color="000000"/>
+                <w:right w:val="none" w:sz="0" w:space="0" w:color="000000"/>
+              </w:pBdr>
+              <w:spacing w:after="100" w:before="100" w:line="240"/>
+              <w:ind w:left="100" w:right="100" w:firstLine="0" w:firstLineChars="0"/>
+              <w:rPr>
+                <w:rFonts w:ascii="Arial" w:hAnsi="Helvetica" w:eastAsia="Helvetica" w:cs="Helvetica"/>
+                <w:i w:val="false"/>
+                <w:b w:val="false"/>
+                <w:u w:val="none"/>
+                <w:strike w:val="false"/>
+                <w:sz w:val="20"/>
+                <w:szCs w:val="20"/>
+                <w:color w:val="000000"/>
+              </w:rPr>
+            </w:pPr>
+            <w:r>
+              <w:rPr>
+                <w:rFonts w:ascii="Arial" w:hAnsi="Helvetica" w:eastAsia="Helvetica" w:cs="Helvetica"/>
+                <w:i w:val="false"/>
+                <w:b w:val="false"/>
+                <w:u w:val="none"/>
+                <w:strike w:val="false"/>
+                <w:sz w:val="20"/>
+                <w:szCs w:val="20"/>
+                <w:color w:val="000000"/>
+              </w:rPr>
+              <w:t xml:space="preserve">3</w:t>
+            </w:r>
+          </w:p>
+        </w:tc>
+        <w:tc>
+          <w:tcPr>
+            <w:tcBorders>
+              <w:bottom w:val="single" w:sz="6" w:space="0" w:color="BEBEBE"/>
+              <w:top w:val="single" w:sz="6" w:space="0" w:color="BEBEBE"/>
+              <w:left w:val="none" w:sz="0" w:space="0" w:color="000000"/>
+              <w:right w:val="none" w:sz="0" w:space="0" w:color="000000"/>
+            </w:tcBorders>
+            <w:shd w:val="clear" w:color="auto" w:fill="FFFFFF"/>
+            <w:tcMar>
+              <w:top w:w="0" w:type="dxa"/>
+              <w:bottom w:w="0" w:type="dxa"/>
+              <w:left w:w="0" w:type="dxa"/>
+              <w:right w:w="0" w:type="dxa"/>
+            </w:tcMar>
+            <w:vAlign w:val="center"/>
+          </w:tcPr>
+          <w:p>
+            <w:pPr>
+              <w:jc w:val="right"/>
+              <w:pBdr>
+                <w:bottom w:val="none" w:sz="0" w:space="0" w:color="000000"/>
+                <w:top w:val="none" w:sz="0" w:space="0" w:color="000000"/>
+                <w:left w:val="none" w:sz="0" w:space="0" w:color="000000"/>
+                <w:right w:val="none" w:sz="0" w:space="0" w:color="000000"/>
+              </w:pBdr>
+              <w:spacing w:after="100" w:before="100" w:line="240"/>
+              <w:ind w:left="100" w:right="100" w:firstLine="0" w:firstLineChars="0"/>
+              <w:rPr>
+                <w:rFonts w:ascii="Arial" w:hAnsi="Helvetica" w:eastAsia="Helvetica" w:cs="Helvetica"/>
+                <w:i w:val="false"/>
+                <w:b w:val="false"/>
+                <w:u w:val="none"/>
+                <w:strike w:val="false"/>
+                <w:sz w:val="20"/>
+                <w:szCs w:val="20"/>
+                <w:color w:val="000000"/>
+              </w:rPr>
+            </w:pPr>
+            <w:r>
+              <w:rPr>
+                <w:rFonts w:ascii="Arial" w:hAnsi="Helvetica" w:eastAsia="Helvetica" w:cs="Helvetica"/>
+                <w:i w:val="false"/>
+                <w:b w:val="false"/>
+                <w:u w:val="none"/>
+                <w:strike w:val="false"/>
+                <w:sz w:val="20"/>
+                <w:szCs w:val="20"/>
+                <w:color w:val="000000"/>
+              </w:rPr>
+              <w:t xml:space="preserve">14</w:t>
+            </w:r>
+          </w:p>
+        </w:tc>
+        <w:tc>
+          <w:tcPr>
+            <w:tcBorders>
+              <w:bottom w:val="single" w:sz="6" w:space="0" w:color="BEBEBE"/>
+              <w:top w:val="single" w:sz="6" w:space="0" w:color="BEBEBE"/>
+              <w:left w:val="none" w:sz="0" w:space="0" w:color="000000"/>
+              <w:right w:val="none" w:sz="0" w:space="0" w:color="000000"/>
+            </w:tcBorders>
+            <w:shd w:val="clear" w:color="auto" w:fill="FFFFFF"/>
+            <w:tcMar>
+              <w:top w:w="0" w:type="dxa"/>
+              <w:bottom w:w="0" w:type="dxa"/>
+              <w:left w:w="0" w:type="dxa"/>
+              <w:right w:w="0" w:type="dxa"/>
+            </w:tcMar>
+            <w:vAlign w:val="center"/>
+          </w:tcPr>
+          <w:p>
+            <w:pPr>
+              <w:jc w:val="right"/>
+              <w:pBdr>
+                <w:bottom w:val="none" w:sz="0" w:space="0" w:color="000000"/>
+                <w:top w:val="none" w:sz="0" w:space="0" w:color="000000"/>
+                <w:left w:val="none" w:sz="0" w:space="0" w:color="000000"/>
+                <w:right w:val="none" w:sz="0" w:space="0" w:color="000000"/>
+              </w:pBdr>
+              <w:spacing w:after="100" w:before="100" w:line="240"/>
+              <w:ind w:left="100" w:right="100" w:firstLine="0" w:firstLineChars="0"/>
+              <w:rPr>
+                <w:rFonts w:ascii="Arial" w:hAnsi="Helvetica" w:eastAsia="Helvetica" w:cs="Helvetica"/>
+                <w:i w:val="false"/>
+                <w:b w:val="false"/>
+                <w:u w:val="none"/>
+                <w:strike w:val="false"/>
+                <w:sz w:val="20"/>
+                <w:szCs w:val="20"/>
+                <w:color w:val="000000"/>
+              </w:rPr>
+            </w:pPr>
+            <w:r>
+              <w:rPr>
+                <w:rFonts w:ascii="Arial" w:hAnsi="Helvetica" w:eastAsia="Helvetica" w:cs="Helvetica"/>
+                <w:i w:val="false"/>
+                <w:b w:val="false"/>
+                <w:u w:val="none"/>
+                <w:strike w:val="false"/>
+                <w:sz w:val="20"/>
+                <w:szCs w:val="20"/>
+                <w:color w:val="000000"/>
+              </w:rPr>
+              <w:t xml:space="preserve">12</w:t>
+            </w:r>
+          </w:p>
+        </w:tc>
+        <w:tc>
+          <w:tcPr>
+            <w:tcBorders>
+              <w:bottom w:val="single" w:sz="6" w:space="0" w:color="BEBEBE"/>
+              <w:top w:val="single" w:sz="6" w:space="0" w:color="BEBEBE"/>
+              <w:left w:val="none" w:sz="0" w:space="0" w:color="000000"/>
+              <w:right w:val="none" w:sz="0" w:space="0" w:color="000000"/>
+            </w:tcBorders>
+            <w:shd w:val="clear" w:color="auto" w:fill="FFFFFF"/>
+            <w:tcMar>
+              <w:top w:w="0" w:type="dxa"/>
+              <w:bottom w:w="0" w:type="dxa"/>
+              <w:left w:w="0" w:type="dxa"/>
+              <w:right w:w="0" w:type="dxa"/>
+            </w:tcMar>
+            <w:vAlign w:val="center"/>
+          </w:tcPr>
+          <w:p>
+            <w:pPr>
+              <w:jc w:val="right"/>
+              <w:pBdr>
+                <w:bottom w:val="none" w:sz="0" w:space="0" w:color="000000"/>
+                <w:top w:val="none" w:sz="0" w:space="0" w:color="000000"/>
+                <w:left w:val="none" w:sz="0" w:space="0" w:color="000000"/>
+                <w:right w:val="none" w:sz="0" w:space="0" w:color="000000"/>
+              </w:pBdr>
+              <w:spacing w:after="100" w:before="100" w:line="240"/>
+              <w:ind w:left="100" w:right="100" w:firstLine="0" w:firstLineChars="0"/>
+              <w:rPr>
+                <w:rFonts w:ascii="Arial" w:hAnsi="Helvetica" w:eastAsia="Helvetica" w:cs="Helvetica"/>
+                <w:i w:val="false"/>
+                <w:b w:val="false"/>
+                <w:u w:val="none"/>
+                <w:strike w:val="false"/>
+                <w:sz w:val="20"/>
+                <w:szCs w:val="20"/>
+                <w:color w:val="000000"/>
+              </w:rPr>
+            </w:pPr>
+            <w:r>
+              <w:rPr>
+                <w:rFonts w:ascii="Arial" w:hAnsi="Helvetica" w:eastAsia="Helvetica" w:cs="Helvetica"/>
+                <w:i w:val="false"/>
+                <w:b w:val="false"/>
+                <w:u w:val="none"/>
+                <w:strike w:val="false"/>
+                <w:sz w:val="20"/>
+                <w:szCs w:val="20"/>
+                <w:color w:val="000000"/>
+              </w:rPr>
+              <w:t xml:space="preserve">55</w:t>
+            </w:r>
+          </w:p>
+        </w:tc>
+        <w:tc>
+          <w:tcPr>
+            <w:tcBorders>
+              <w:bottom w:val="single" w:sz="6" w:space="0" w:color="BEBEBE"/>
+              <w:top w:val="single" w:sz="6" w:space="0" w:color="BEBEBE"/>
+              <w:left w:val="none" w:sz="0" w:space="0" w:color="000000"/>
+              <w:right w:val="none" w:sz="0" w:space="0" w:color="000000"/>
+            </w:tcBorders>
+            <w:shd w:val="clear" w:color="auto" w:fill="FFFFFF"/>
+            <w:tcMar>
+              <w:top w:w="0" w:type="dxa"/>
+              <w:bottom w:w="0" w:type="dxa"/>
+              <w:left w:w="0" w:type="dxa"/>
+              <w:right w:w="0" w:type="dxa"/>
+            </w:tcMar>
+            <w:vAlign w:val="center"/>
+          </w:tcPr>
+          <w:p>
+            <w:pPr>
+              <w:jc w:val="right"/>
+              <w:pBdr>
+                <w:bottom w:val="none" w:sz="0" w:space="0" w:color="000000"/>
+                <w:top w:val="none" w:sz="0" w:space="0" w:color="000000"/>
+                <w:left w:val="none" w:sz="0" w:space="0" w:color="000000"/>
+                <w:right w:val="none" w:sz="0" w:space="0" w:color="000000"/>
+              </w:pBdr>
+              <w:spacing w:after="100" w:before="100" w:line="240"/>
+              <w:ind w:left="100" w:right="100" w:firstLine="0" w:firstLineChars="0"/>
+              <w:rPr>
+                <w:rFonts w:ascii="Arial" w:hAnsi="Helvetica" w:eastAsia="Helvetica" w:cs="Helvetica"/>
+                <w:i w:val="false"/>
+                <w:b w:val="false"/>
+                <w:u w:val="none"/>
+                <w:strike w:val="false"/>
+                <w:sz w:val="20"/>
+                <w:szCs w:val="20"/>
+                <w:color w:val="000000"/>
+              </w:rPr>
+            </w:pPr>
+            <w:r>
+              <w:rPr>
+                <w:rFonts w:ascii="Arial" w:hAnsi="Helvetica" w:eastAsia="Helvetica" w:cs="Helvetica"/>
+                <w:i w:val="false"/>
+                <w:b w:val="false"/>
+                <w:u w:val="none"/>
+                <w:strike w:val="false"/>
+                <w:sz w:val="20"/>
+                <w:szCs w:val="20"/>
+                <w:color w:val="000000"/>
+              </w:rPr>
+              <w:t xml:space="preserve">6</w:t>
+            </w:r>
+          </w:p>
+        </w:tc>
+        <w:tc>
+          <w:tcPr>
+            <w:tcBorders>
+              <w:bottom w:val="single" w:sz="6" w:space="0" w:color="BEBEBE"/>
+              <w:top w:val="single" w:sz="6" w:space="0" w:color="BEBEBE"/>
+              <w:left w:val="none" w:sz="0" w:space="0" w:color="000000"/>
+              <w:right w:val="none" w:sz="0" w:space="0" w:color="000000"/>
+            </w:tcBorders>
+            <w:shd w:val="clear" w:color="auto" w:fill="FFFFFF"/>
+            <w:tcMar>
+              <w:top w:w="0" w:type="dxa"/>
+              <w:bottom w:w="0" w:type="dxa"/>
+              <w:left w:w="0" w:type="dxa"/>
+              <w:right w:w="0" w:type="dxa"/>
+            </w:tcMar>
+            <w:vAlign w:val="center"/>
+          </w:tcPr>
+          <w:p>
+            <w:pPr>
+              <w:jc w:val="right"/>
+              <w:pBdr>
+                <w:bottom w:val="none" w:sz="0" w:space="0" w:color="000000"/>
+                <w:top w:val="none" w:sz="0" w:space="0" w:color="000000"/>
+                <w:left w:val="none" w:sz="0" w:space="0" w:color="000000"/>
+                <w:right w:val="none" w:sz="0" w:space="0" w:color="000000"/>
+              </w:pBdr>
+              <w:spacing w:after="100" w:before="100" w:line="240"/>
+              <w:ind w:left="100" w:right="100" w:firstLine="0" w:firstLineChars="0"/>
+              <w:rPr>
+                <w:rFonts w:ascii="Arial" w:hAnsi="Helvetica" w:eastAsia="Helvetica" w:cs="Helvetica"/>
+                <w:i w:val="false"/>
+                <w:b w:val="false"/>
+                <w:u w:val="none"/>
+                <w:strike w:val="false"/>
+                <w:sz w:val="20"/>
+                <w:szCs w:val="20"/>
+                <w:color w:val="000000"/>
+              </w:rPr>
+            </w:pPr>
+            <w:r>
+              <w:rPr>
+                <w:rFonts w:ascii="Arial" w:hAnsi="Helvetica" w:eastAsia="Helvetica" w:cs="Helvetica"/>
+                <w:i w:val="false"/>
+                <w:b w:val="false"/>
+                <w:u w:val="none"/>
+                <w:strike w:val="false"/>
+                <w:sz w:val="20"/>
+                <w:szCs w:val="20"/>
+                <w:color w:val="000000"/>
+              </w:rPr>
+              <w:t xml:space="preserve">26</w:t>
+            </w:r>
+          </w:p>
+        </w:tc>
+        <w:tc>
+          <w:tcPr>
+            <w:tcBorders>
+              <w:bottom w:val="single" w:sz="6" w:space="0" w:color="BEBEBE"/>
+              <w:top w:val="single" w:sz="6" w:space="0" w:color="BEBEBE"/>
+              <w:left w:val="none" w:sz="0" w:space="0" w:color="000000"/>
+              <w:right w:val="none" w:sz="0" w:space="0" w:color="000000"/>
+            </w:tcBorders>
+            <w:shd w:val="clear" w:color="auto" w:fill="FFFFFF"/>
+            <w:tcMar>
+              <w:top w:w="0" w:type="dxa"/>
+              <w:bottom w:w="0" w:type="dxa"/>
+              <w:left w:w="0" w:type="dxa"/>
+              <w:right w:w="0" w:type="dxa"/>
+            </w:tcMar>
+            <w:vAlign w:val="center"/>
+          </w:tcPr>
+          <w:p>
+            <w:pPr>
+              <w:jc w:val="right"/>
+              <w:pBdr>
+                <w:bottom w:val="none" w:sz="0" w:space="0" w:color="000000"/>
+                <w:top w:val="none" w:sz="0" w:space="0" w:color="000000"/>
+                <w:left w:val="none" w:sz="0" w:space="0" w:color="000000"/>
+                <w:right w:val="none" w:sz="0" w:space="0" w:color="000000"/>
+              </w:pBdr>
+              <w:spacing w:after="100" w:before="100" w:line="240"/>
+              <w:ind w:left="100" w:right="100" w:firstLine="0" w:firstLineChars="0"/>
+              <w:rPr>
+                <w:rFonts w:ascii="Arial" w:hAnsi="Helvetica" w:eastAsia="Helvetica" w:cs="Helvetica"/>
+                <w:i w:val="false"/>
+                <w:b w:val="false"/>
+                <w:u w:val="none"/>
+                <w:strike w:val="false"/>
+                <w:sz w:val="20"/>
+                <w:szCs w:val="20"/>
+                <w:color w:val="000000"/>
+              </w:rPr>
+            </w:pPr>
+            <w:r>
+              <w:rPr>
+                <w:rFonts w:ascii="Arial" w:hAnsi="Helvetica" w:eastAsia="Helvetica" w:cs="Helvetica"/>
+                <w:i w:val="false"/>
+                <w:b w:val="false"/>
+                <w:u w:val="none"/>
+                <w:strike w:val="false"/>
+                <w:sz w:val="20"/>
+                <w:szCs w:val="20"/>
+                <w:color w:val="000000"/>
+              </w:rPr>
               <w:t xml:space="preserve">2</w:t>
-            </w:r>
-          </w:p>
-        </w:tc>
-        <w:tc>
-          <w:tcPr>
-            <w:tcBorders>
-              <w:bottom w:val="single" w:sz="6" w:space="0" w:color="BEBEBE"/>
-              <w:top w:val="single" w:sz="6" w:space="0" w:color="BEBEBE"/>
-              <w:left w:val="none" w:sz="0" w:space="0" w:color="000000"/>
-              <w:right w:val="none" w:sz="0" w:space="0" w:color="000000"/>
-            </w:tcBorders>
-            <w:shd w:val="clear" w:color="auto" w:fill="FFFFFF"/>
-            <w:tcMar>
-              <w:top w:w="0" w:type="dxa"/>
-              <w:bottom w:w="0" w:type="dxa"/>
-              <w:left w:w="0" w:type="dxa"/>
-              <w:right w:w="0" w:type="dxa"/>
-            </w:tcMar>
-            <w:vAlign w:val="center"/>
-          </w:tcPr>
-          <w:p>
-            <w:pPr>
-              <w:jc w:val="right"/>
-              <w:pBdr>
-                <w:bottom w:val="none" w:sz="0" w:space="0" w:color="000000"/>
-                <w:top w:val="none" w:sz="0" w:space="0" w:color="000000"/>
-                <w:left w:val="none" w:sz="0" w:space="0" w:color="000000"/>
-                <w:right w:val="none" w:sz="0" w:space="0" w:color="000000"/>
-              </w:pBdr>
-              <w:spacing w:after="100" w:before="100" w:line="240"/>
-              <w:ind w:left="100" w:right="100" w:firstLine="0" w:firstLineChars="0"/>
-              <w:rPr>
-                <w:rFonts w:ascii="Arial" w:hAnsi="Helvetica" w:eastAsia="Helvetica" w:cs="Helvetica"/>
-                <w:i w:val="false"/>
-                <w:b w:val="false"/>
-                <w:u w:val="none"/>
-                <w:strike w:val="false"/>
-                <w:sz w:val="20"/>
-                <w:szCs w:val="20"/>
-                <w:color w:val="000000"/>
-              </w:rPr>
-            </w:pPr>
-            <w:r>
-              <w:rPr>
-                <w:rFonts w:ascii="Arial" w:hAnsi="Helvetica" w:eastAsia="Helvetica" w:cs="Helvetica"/>
-                <w:i w:val="false"/>
-                <w:b w:val="false"/>
-                <w:u w:val="none"/>
-                <w:strike w:val="false"/>
-                <w:sz w:val="20"/>
-                <w:szCs w:val="20"/>
-                <w:color w:val="000000"/>
-              </w:rPr>
-              <w:t xml:space="preserve">14</w:t>
-            </w:r>
-          </w:p>
-        </w:tc>
-        <w:tc>
-          <w:tcPr>
-            <w:tcBorders>
-              <w:bottom w:val="single" w:sz="6" w:space="0" w:color="BEBEBE"/>
-              <w:top w:val="single" w:sz="6" w:space="0" w:color="BEBEBE"/>
-              <w:left w:val="none" w:sz="0" w:space="0" w:color="000000"/>
-              <w:right w:val="none" w:sz="0" w:space="0" w:color="000000"/>
-            </w:tcBorders>
-            <w:shd w:val="clear" w:color="auto" w:fill="FFFFFF"/>
-            <w:tcMar>
-              <w:top w:w="0" w:type="dxa"/>
-              <w:bottom w:w="0" w:type="dxa"/>
-              <w:left w:w="0" w:type="dxa"/>
-              <w:right w:w="0" w:type="dxa"/>
-            </w:tcMar>
-            <w:vAlign w:val="center"/>
-          </w:tcPr>
-          <w:p>
-            <w:pPr>
-              <w:jc w:val="right"/>
-              <w:pBdr>
-                <w:bottom w:val="none" w:sz="0" w:space="0" w:color="000000"/>
-                <w:top w:val="none" w:sz="0" w:space="0" w:color="000000"/>
-                <w:left w:val="none" w:sz="0" w:space="0" w:color="000000"/>
-                <w:right w:val="none" w:sz="0" w:space="0" w:color="000000"/>
-              </w:pBdr>
-              <w:spacing w:after="100" w:before="100" w:line="240"/>
-              <w:ind w:left="100" w:right="100" w:firstLine="0" w:firstLineChars="0"/>
-              <w:rPr>
-                <w:rFonts w:ascii="Arial" w:hAnsi="Helvetica" w:eastAsia="Helvetica" w:cs="Helvetica"/>
-                <w:i w:val="false"/>
-                <w:b w:val="false"/>
-                <w:u w:val="none"/>
-                <w:strike w:val="false"/>
-                <w:sz w:val="20"/>
-                <w:szCs w:val="20"/>
-                <w:color w:val="000000"/>
-              </w:rPr>
-            </w:pPr>
-            <w:r>
-              <w:rPr>
-                <w:rFonts w:ascii="Arial" w:hAnsi="Helvetica" w:eastAsia="Helvetica" w:cs="Helvetica"/>
-                <w:i w:val="false"/>
-                <w:b w:val="false"/>
-                <w:u w:val="none"/>
-                <w:strike w:val="false"/>
-                <w:sz w:val="20"/>
-                <w:szCs w:val="20"/>
-                <w:color w:val="000000"/>
-              </w:rPr>
-              <w:t xml:space="preserve">6</w:t>
             </w:r>
           </w:p>
         </w:tc>
@@ -5363,115 +8878,385 @@
                 <w:szCs w:val="20"/>
                 <w:color w:val="000000"/>
               </w:rPr>
+              <w:t xml:space="preserve">11</w:t>
+            </w:r>
+          </w:p>
+        </w:tc>
+        <w:tc>
+          <w:tcPr>
+            <w:tcBorders>
+              <w:bottom w:val="single" w:sz="6" w:space="0" w:color="BEBEBE"/>
+              <w:top w:val="single" w:sz="6" w:space="0" w:color="BEBEBE"/>
+              <w:left w:val="none" w:sz="0" w:space="0" w:color="000000"/>
+              <w:right w:val="none" w:sz="0" w:space="0" w:color="000000"/>
+            </w:tcBorders>
+            <w:shd w:val="clear" w:color="auto" w:fill="FFFFFF"/>
+            <w:tcMar>
+              <w:top w:w="0" w:type="dxa"/>
+              <w:bottom w:w="0" w:type="dxa"/>
+              <w:left w:w="0" w:type="dxa"/>
+              <w:right w:w="0" w:type="dxa"/>
+            </w:tcMar>
+            <w:vAlign w:val="center"/>
+          </w:tcPr>
+          <w:p>
+            <w:pPr>
+              <w:jc w:val="right"/>
+              <w:pBdr>
+                <w:bottom w:val="none" w:sz="0" w:space="0" w:color="000000"/>
+                <w:top w:val="none" w:sz="0" w:space="0" w:color="000000"/>
+                <w:left w:val="none" w:sz="0" w:space="0" w:color="000000"/>
+                <w:right w:val="none" w:sz="0" w:space="0" w:color="000000"/>
+              </w:pBdr>
+              <w:spacing w:after="100" w:before="100" w:line="240"/>
+              <w:ind w:left="100" w:right="100" w:firstLine="0" w:firstLineChars="0"/>
+              <w:rPr>
+                <w:rFonts w:ascii="Arial" w:hAnsi="Helvetica" w:eastAsia="Helvetica" w:cs="Helvetica"/>
+                <w:i w:val="false"/>
+                <w:b w:val="false"/>
+                <w:u w:val="none"/>
+                <w:strike w:val="false"/>
+                <w:sz w:val="20"/>
+                <w:szCs w:val="20"/>
+                <w:color w:val="000000"/>
+              </w:rPr>
+            </w:pPr>
+            <w:r>
+              <w:rPr>
+                <w:rFonts w:ascii="Arial" w:hAnsi="Helvetica" w:eastAsia="Helvetica" w:cs="Helvetica"/>
+                <w:i w:val="false"/>
+                <w:b w:val="false"/>
+                <w:u w:val="none"/>
+                <w:strike w:val="false"/>
+                <w:sz w:val="20"/>
+                <w:szCs w:val="20"/>
+                <w:color w:val="000000"/>
+              </w:rPr>
+              <w:t xml:space="preserve">15</w:t>
+            </w:r>
+          </w:p>
+        </w:tc>
+        <w:tc>
+          <w:tcPr>
+            <w:tcBorders>
+              <w:bottom w:val="single" w:sz="6" w:space="0" w:color="BEBEBE"/>
+              <w:top w:val="single" w:sz="6" w:space="0" w:color="BEBEBE"/>
+              <w:left w:val="none" w:sz="0" w:space="0" w:color="000000"/>
+              <w:right w:val="none" w:sz="0" w:space="0" w:color="000000"/>
+            </w:tcBorders>
+            <w:shd w:val="clear" w:color="auto" w:fill="FFFFFF"/>
+            <w:tcMar>
+              <w:top w:w="0" w:type="dxa"/>
+              <w:bottom w:w="0" w:type="dxa"/>
+              <w:left w:w="0" w:type="dxa"/>
+              <w:right w:w="0" w:type="dxa"/>
+            </w:tcMar>
+            <w:vAlign w:val="center"/>
+          </w:tcPr>
+          <w:p>
+            <w:pPr>
+              <w:jc w:val="right"/>
+              <w:pBdr>
+                <w:bottom w:val="none" w:sz="0" w:space="0" w:color="000000"/>
+                <w:top w:val="none" w:sz="0" w:space="0" w:color="000000"/>
+                <w:left w:val="none" w:sz="0" w:space="0" w:color="000000"/>
+                <w:right w:val="none" w:sz="0" w:space="0" w:color="000000"/>
+              </w:pBdr>
+              <w:spacing w:after="100" w:before="100" w:line="240"/>
+              <w:ind w:left="100" w:right="100" w:firstLine="0" w:firstLineChars="0"/>
+              <w:rPr>
+                <w:rFonts w:ascii="Arial" w:hAnsi="Helvetica" w:eastAsia="Helvetica" w:cs="Helvetica"/>
+                <w:i w:val="false"/>
+                <w:b w:val="false"/>
+                <w:u w:val="none"/>
+                <w:strike w:val="false"/>
+                <w:sz w:val="20"/>
+                <w:szCs w:val="20"/>
+                <w:color w:val="000000"/>
+              </w:rPr>
+            </w:pPr>
+            <w:r>
+              <w:rPr>
+                <w:rFonts w:ascii="Arial" w:hAnsi="Helvetica" w:eastAsia="Helvetica" w:cs="Helvetica"/>
+                <w:i w:val="false"/>
+                <w:b w:val="false"/>
+                <w:u w:val="none"/>
+                <w:strike w:val="false"/>
+                <w:sz w:val="20"/>
+                <w:szCs w:val="20"/>
+                <w:color w:val="000000"/>
+              </w:rPr>
+              <w:t xml:space="preserve">17</w:t>
+            </w:r>
+          </w:p>
+        </w:tc>
+        <w:tc>
+          <w:tcPr>
+            <w:tcBorders>
+              <w:bottom w:val="single" w:sz="6" w:space="0" w:color="BEBEBE"/>
+              <w:top w:val="single" w:sz="6" w:space="0" w:color="BEBEBE"/>
+              <w:left w:val="none" w:sz="0" w:space="0" w:color="000000"/>
+              <w:right w:val="none" w:sz="0" w:space="0" w:color="000000"/>
+            </w:tcBorders>
+            <w:shd w:val="clear" w:color="auto" w:fill="FFFFFF"/>
+            <w:tcMar>
+              <w:top w:w="0" w:type="dxa"/>
+              <w:bottom w:w="0" w:type="dxa"/>
+              <w:left w:w="0" w:type="dxa"/>
+              <w:right w:w="0" w:type="dxa"/>
+            </w:tcMar>
+            <w:vAlign w:val="center"/>
+          </w:tcPr>
+          <w:p>
+            <w:pPr>
+              <w:jc w:val="right"/>
+              <w:pBdr>
+                <w:bottom w:val="none" w:sz="0" w:space="0" w:color="000000"/>
+                <w:top w:val="none" w:sz="0" w:space="0" w:color="000000"/>
+                <w:left w:val="none" w:sz="0" w:space="0" w:color="000000"/>
+                <w:right w:val="none" w:sz="0" w:space="0" w:color="000000"/>
+              </w:pBdr>
+              <w:spacing w:after="100" w:before="100" w:line="240"/>
+              <w:ind w:left="100" w:right="100" w:firstLine="0" w:firstLineChars="0"/>
+              <w:rPr>
+                <w:rFonts w:ascii="Arial" w:hAnsi="Helvetica" w:eastAsia="Helvetica" w:cs="Helvetica"/>
+                <w:i w:val="false"/>
+                <w:b w:val="false"/>
+                <w:u w:val="none"/>
+                <w:strike w:val="false"/>
+                <w:sz w:val="20"/>
+                <w:szCs w:val="20"/>
+                <w:color w:val="000000"/>
+              </w:rPr>
+            </w:pPr>
+            <w:r>
+              <w:rPr>
+                <w:rFonts w:ascii="Arial" w:hAnsi="Helvetica" w:eastAsia="Helvetica" w:cs="Helvetica"/>
+                <w:i w:val="false"/>
+                <w:b w:val="false"/>
+                <w:u w:val="none"/>
+                <w:strike w:val="false"/>
+                <w:sz w:val="20"/>
+                <w:szCs w:val="20"/>
+                <w:color w:val="000000"/>
+              </w:rPr>
+              <w:t xml:space="preserve">46</w:t>
+            </w:r>
+          </w:p>
+        </w:tc>
+        <w:tc>
+          <w:tcPr>
+            <w:tcBorders>
+              <w:bottom w:val="single" w:sz="6" w:space="0" w:color="BEBEBE"/>
+              <w:top w:val="single" w:sz="6" w:space="0" w:color="BEBEBE"/>
+              <w:left w:val="none" w:sz="0" w:space="0" w:color="000000"/>
+              <w:right w:val="none" w:sz="0" w:space="0" w:color="000000"/>
+            </w:tcBorders>
+            <w:shd w:val="clear" w:color="auto" w:fill="FFFFFF"/>
+            <w:tcMar>
+              <w:top w:w="0" w:type="dxa"/>
+              <w:bottom w:w="0" w:type="dxa"/>
+              <w:left w:w="0" w:type="dxa"/>
+              <w:right w:w="0" w:type="dxa"/>
+            </w:tcMar>
+            <w:vAlign w:val="center"/>
+          </w:tcPr>
+          <w:p>
+            <w:pPr>
+              <w:jc w:val="right"/>
+              <w:pBdr>
+                <w:bottom w:val="none" w:sz="0" w:space="0" w:color="000000"/>
+                <w:top w:val="none" w:sz="0" w:space="0" w:color="000000"/>
+                <w:left w:val="none" w:sz="0" w:space="0" w:color="000000"/>
+                <w:right w:val="none" w:sz="0" w:space="0" w:color="000000"/>
+              </w:pBdr>
+              <w:spacing w:after="100" w:before="100" w:line="240"/>
+              <w:ind w:left="100" w:right="100" w:firstLine="0" w:firstLineChars="0"/>
+              <w:rPr>
+                <w:rFonts w:ascii="Arial" w:hAnsi="Helvetica" w:eastAsia="Helvetica" w:cs="Helvetica"/>
+                <w:i w:val="false"/>
+                <w:b w:val="false"/>
+                <w:u w:val="none"/>
+                <w:strike w:val="false"/>
+                <w:sz w:val="20"/>
+                <w:szCs w:val="20"/>
+                <w:color w:val="000000"/>
+              </w:rPr>
+            </w:pPr>
+            <w:r>
+              <w:rPr>
+                <w:rFonts w:ascii="Arial" w:hAnsi="Helvetica" w:eastAsia="Helvetica" w:cs="Helvetica"/>
+                <w:i w:val="false"/>
+                <w:b w:val="false"/>
+                <w:u w:val="none"/>
+                <w:strike w:val="false"/>
+                <w:sz w:val="20"/>
+                <w:szCs w:val="20"/>
+                <w:color w:val="000000"/>
+              </w:rPr>
+              <w:t xml:space="preserve">45</w:t>
+            </w:r>
+          </w:p>
+        </w:tc>
+        <w:tc>
+          <w:tcPr>
+            <w:tcBorders>
+              <w:bottom w:val="single" w:sz="6" w:space="0" w:color="BEBEBE"/>
+              <w:top w:val="single" w:sz="6" w:space="0" w:color="BEBEBE"/>
+              <w:left w:val="none" w:sz="0" w:space="0" w:color="000000"/>
+              <w:right w:val="none" w:sz="0" w:space="0" w:color="000000"/>
+            </w:tcBorders>
+            <w:shd w:val="clear" w:color="auto" w:fill="FFFFFF"/>
+            <w:tcMar>
+              <w:top w:w="0" w:type="dxa"/>
+              <w:bottom w:w="0" w:type="dxa"/>
+              <w:left w:w="0" w:type="dxa"/>
+              <w:right w:w="0" w:type="dxa"/>
+            </w:tcMar>
+            <w:vAlign w:val="center"/>
+          </w:tcPr>
+          <w:p>
+            <w:pPr>
+              <w:jc w:val="right"/>
+              <w:pBdr>
+                <w:bottom w:val="none" w:sz="0" w:space="0" w:color="000000"/>
+                <w:top w:val="none" w:sz="0" w:space="0" w:color="000000"/>
+                <w:left w:val="none" w:sz="0" w:space="0" w:color="000000"/>
+                <w:right w:val="none" w:sz="0" w:space="0" w:color="000000"/>
+              </w:pBdr>
+              <w:spacing w:after="100" w:before="100" w:line="240"/>
+              <w:ind w:left="100" w:right="100" w:firstLine="0" w:firstLineChars="0"/>
+              <w:rPr>
+                <w:rFonts w:ascii="Arial" w:hAnsi="Helvetica" w:eastAsia="Helvetica" w:cs="Helvetica"/>
+                <w:i w:val="false"/>
+                <w:b w:val="false"/>
+                <w:u w:val="none"/>
+                <w:strike w:val="false"/>
+                <w:sz w:val="20"/>
+                <w:szCs w:val="20"/>
+                <w:color w:val="000000"/>
+              </w:rPr>
+            </w:pPr>
+            <w:r>
+              <w:rPr>
+                <w:rFonts w:ascii="Arial" w:hAnsi="Helvetica" w:eastAsia="Helvetica" w:cs="Helvetica"/>
+                <w:i w:val="false"/>
+                <w:b w:val="false"/>
+                <w:u w:val="none"/>
+                <w:strike w:val="false"/>
+                <w:sz w:val="20"/>
+                <w:szCs w:val="20"/>
+                <w:color w:val="000000"/>
+              </w:rPr>
+              <w:t xml:space="preserve">34</w:t>
+            </w:r>
+          </w:p>
+        </w:tc>
+        <w:tc>
+          <w:tcPr>
+            <w:tcBorders>
+              <w:bottom w:val="single" w:sz="6" w:space="0" w:color="BEBEBE"/>
+              <w:top w:val="single" w:sz="6" w:space="0" w:color="BEBEBE"/>
+              <w:left w:val="none" w:sz="0" w:space="0" w:color="000000"/>
+              <w:right w:val="none" w:sz="0" w:space="0" w:color="000000"/>
+            </w:tcBorders>
+            <w:shd w:val="clear" w:color="auto" w:fill="FFFFFF"/>
+            <w:tcMar>
+              <w:top w:w="0" w:type="dxa"/>
+              <w:bottom w:w="0" w:type="dxa"/>
+              <w:left w:w="0" w:type="dxa"/>
+              <w:right w:w="0" w:type="dxa"/>
+            </w:tcMar>
+            <w:vAlign w:val="center"/>
+          </w:tcPr>
+          <w:p>
+            <w:pPr>
+              <w:jc w:val="right"/>
+              <w:pBdr>
+                <w:bottom w:val="none" w:sz="0" w:space="0" w:color="000000"/>
+                <w:top w:val="none" w:sz="0" w:space="0" w:color="000000"/>
+                <w:left w:val="none" w:sz="0" w:space="0" w:color="000000"/>
+                <w:right w:val="none" w:sz="0" w:space="0" w:color="000000"/>
+              </w:pBdr>
+              <w:spacing w:after="100" w:before="100" w:line="240"/>
+              <w:ind w:left="100" w:right="100" w:firstLine="0" w:firstLineChars="0"/>
+              <w:rPr>
+                <w:rFonts w:ascii="Arial" w:hAnsi="Helvetica" w:eastAsia="Helvetica" w:cs="Helvetica"/>
+                <w:i w:val="false"/>
+                <w:b w:val="false"/>
+                <w:u w:val="none"/>
+                <w:strike w:val="false"/>
+                <w:sz w:val="20"/>
+                <w:szCs w:val="20"/>
+                <w:color w:val="000000"/>
+              </w:rPr>
+            </w:pPr>
+            <w:r>
+              <w:rPr>
+                <w:rFonts w:ascii="Arial" w:hAnsi="Helvetica" w:eastAsia="Helvetica" w:cs="Helvetica"/>
+                <w:i w:val="false"/>
+                <w:b w:val="false"/>
+                <w:u w:val="none"/>
+                <w:strike w:val="false"/>
+                <w:sz w:val="20"/>
+                <w:szCs w:val="20"/>
+                <w:color w:val="000000"/>
+              </w:rPr>
+              <w:t xml:space="preserve"/>
+            </w:r>
+          </w:p>
+        </w:tc>
+        <w:tc>
+          <w:tcPr>
+            <w:tcBorders>
+              <w:bottom w:val="single" w:sz="6" w:space="0" w:color="BEBEBE"/>
+              <w:top w:val="single" w:sz="6" w:space="0" w:color="BEBEBE"/>
+              <w:left w:val="none" w:sz="0" w:space="0" w:color="000000"/>
+              <w:right w:val="none" w:sz="0" w:space="0" w:color="000000"/>
+            </w:tcBorders>
+            <w:shd w:val="clear" w:color="auto" w:fill="FFFFFF"/>
+            <w:tcMar>
+              <w:top w:w="0" w:type="dxa"/>
+              <w:bottom w:w="0" w:type="dxa"/>
+              <w:left w:w="0" w:type="dxa"/>
+              <w:right w:w="0" w:type="dxa"/>
+            </w:tcMar>
+            <w:vAlign w:val="center"/>
+          </w:tcPr>
+          <w:p>
+            <w:pPr>
+              <w:jc w:val="right"/>
+              <w:pBdr>
+                <w:bottom w:val="none" w:sz="0" w:space="0" w:color="000000"/>
+                <w:top w:val="none" w:sz="0" w:space="0" w:color="000000"/>
+                <w:left w:val="none" w:sz="0" w:space="0" w:color="000000"/>
+                <w:right w:val="none" w:sz="0" w:space="0" w:color="000000"/>
+              </w:pBdr>
+              <w:spacing w:after="100" w:before="100" w:line="240"/>
+              <w:ind w:left="100" w:right="100" w:firstLine="0" w:firstLineChars="0"/>
+              <w:rPr>
+                <w:rFonts w:ascii="Arial" w:hAnsi="Helvetica" w:eastAsia="Helvetica" w:cs="Helvetica"/>
+                <w:i w:val="false"/>
+                <w:b w:val="false"/>
+                <w:u w:val="none"/>
+                <w:strike w:val="false"/>
+                <w:sz w:val="20"/>
+                <w:szCs w:val="20"/>
+                <w:color w:val="000000"/>
+              </w:rPr>
+            </w:pPr>
+            <w:r>
+              <w:rPr>
+                <w:rFonts w:ascii="Arial" w:hAnsi="Helvetica" w:eastAsia="Helvetica" w:cs="Helvetica"/>
+                <w:i w:val="false"/>
+                <w:b w:val="false"/>
+                <w:u w:val="none"/>
+                <w:strike w:val="false"/>
+                <w:sz w:val="20"/>
+                <w:szCs w:val="20"/>
+                <w:color w:val="000000"/>
+              </w:rPr>
               <w:t xml:space="preserve">7</w:t>
-            </w:r>
-          </w:p>
-        </w:tc>
-        <w:tc>
-          <w:tcPr>
-            <w:tcBorders>
-              <w:bottom w:val="single" w:sz="6" w:space="0" w:color="BEBEBE"/>
-              <w:top w:val="single" w:sz="6" w:space="0" w:color="BEBEBE"/>
-              <w:left w:val="none" w:sz="0" w:space="0" w:color="000000"/>
-              <w:right w:val="none" w:sz="0" w:space="0" w:color="000000"/>
-            </w:tcBorders>
-            <w:shd w:val="clear" w:color="auto" w:fill="FFFFFF"/>
-            <w:tcMar>
-              <w:top w:w="0" w:type="dxa"/>
-              <w:bottom w:w="0" w:type="dxa"/>
-              <w:left w:w="0" w:type="dxa"/>
-              <w:right w:w="0" w:type="dxa"/>
-            </w:tcMar>
-            <w:vAlign w:val="center"/>
-          </w:tcPr>
-          <w:p>
-            <w:pPr>
-              <w:jc w:val="right"/>
-              <w:pBdr>
-                <w:bottom w:val="none" w:sz="0" w:space="0" w:color="000000"/>
-                <w:top w:val="none" w:sz="0" w:space="0" w:color="000000"/>
-                <w:left w:val="none" w:sz="0" w:space="0" w:color="000000"/>
-                <w:right w:val="none" w:sz="0" w:space="0" w:color="000000"/>
-              </w:pBdr>
-              <w:spacing w:after="100" w:before="100" w:line="240"/>
-              <w:ind w:left="100" w:right="100" w:firstLine="0" w:firstLineChars="0"/>
-              <w:rPr>
-                <w:rFonts w:ascii="Arial" w:hAnsi="Helvetica" w:eastAsia="Helvetica" w:cs="Helvetica"/>
-                <w:i w:val="false"/>
-                <w:b w:val="false"/>
-                <w:u w:val="none"/>
-                <w:strike w:val="false"/>
-                <w:sz w:val="20"/>
-                <w:szCs w:val="20"/>
-                <w:color w:val="000000"/>
-              </w:rPr>
-            </w:pPr>
-            <w:r>
-              <w:rPr>
-                <w:rFonts w:ascii="Arial" w:hAnsi="Helvetica" w:eastAsia="Helvetica" w:cs="Helvetica"/>
-                <w:i w:val="false"/>
-                <w:b w:val="false"/>
-                <w:u w:val="none"/>
-                <w:strike w:val="false"/>
-                <w:sz w:val="20"/>
-                <w:szCs w:val="20"/>
-                <w:color w:val="000000"/>
-              </w:rPr>
-              <w:t xml:space="preserve">17</w:t>
-            </w:r>
-          </w:p>
-        </w:tc>
-        <w:tc>
-          <w:tcPr>
-            <w:tcBorders>
-              <w:bottom w:val="single" w:sz="6" w:space="0" w:color="BEBEBE"/>
-              <w:top w:val="single" w:sz="6" w:space="0" w:color="BEBEBE"/>
-              <w:left w:val="none" w:sz="0" w:space="0" w:color="000000"/>
-              <w:right w:val="none" w:sz="0" w:space="0" w:color="000000"/>
-            </w:tcBorders>
-            <w:shd w:val="clear" w:color="auto" w:fill="FFFFFF"/>
-            <w:tcMar>
-              <w:top w:w="0" w:type="dxa"/>
-              <w:bottom w:w="0" w:type="dxa"/>
-              <w:left w:w="0" w:type="dxa"/>
-              <w:right w:w="0" w:type="dxa"/>
-            </w:tcMar>
-            <w:vAlign w:val="center"/>
-          </w:tcPr>
-          <w:p>
-            <w:pPr>
-              <w:jc w:val="right"/>
-              <w:pBdr>
-                <w:bottom w:val="none" w:sz="0" w:space="0" w:color="000000"/>
-                <w:top w:val="none" w:sz="0" w:space="0" w:color="000000"/>
-                <w:left w:val="none" w:sz="0" w:space="0" w:color="000000"/>
-                <w:right w:val="none" w:sz="0" w:space="0" w:color="000000"/>
-              </w:pBdr>
-              <w:spacing w:after="100" w:before="100" w:line="240"/>
-              <w:ind w:left="100" w:right="100" w:firstLine="0" w:firstLineChars="0"/>
-              <w:rPr>
-                <w:rFonts w:ascii="Arial" w:hAnsi="Helvetica" w:eastAsia="Helvetica" w:cs="Helvetica"/>
-                <w:i w:val="false"/>
-                <w:b w:val="false"/>
-                <w:u w:val="none"/>
-                <w:strike w:val="false"/>
-                <w:sz w:val="20"/>
-                <w:szCs w:val="20"/>
-                <w:color w:val="000000"/>
-              </w:rPr>
-            </w:pPr>
-            <w:r>
-              <w:rPr>
-                <w:rFonts w:ascii="Arial" w:hAnsi="Helvetica" w:eastAsia="Helvetica" w:cs="Helvetica"/>
-                <w:i w:val="false"/>
-                <w:b w:val="false"/>
-                <w:u w:val="none"/>
-                <w:strike w:val="false"/>
-                <w:sz w:val="20"/>
-                <w:szCs w:val="20"/>
-                <w:color w:val="000000"/>
-              </w:rPr>
-              <w:t xml:space="preserve">34</w:t>
             </w:r>
           </w:p>
         </w:tc>
@@ -5745,6 +9530,114 @@
                 <w:szCs w:val="20"/>
                 <w:color w:val="000000"/>
               </w:rPr>
+              <w:t xml:space="preserve">60</w:t>
+            </w:r>
+          </w:p>
+        </w:tc>
+        <w:tc>
+          <w:tcPr>
+            <w:tcBorders>
+              <w:bottom w:val="single" w:sz="6" w:space="0" w:color="BEBEBE"/>
+              <w:top w:val="single" w:sz="6" w:space="0" w:color="BEBEBE"/>
+              <w:left w:val="none" w:sz="0" w:space="0" w:color="000000"/>
+              <w:right w:val="none" w:sz="0" w:space="0" w:color="000000"/>
+            </w:tcBorders>
+            <w:shd w:val="clear" w:color="auto" w:fill="FFFFFF"/>
+            <w:tcMar>
+              <w:top w:w="0" w:type="dxa"/>
+              <w:bottom w:w="0" w:type="dxa"/>
+              <w:left w:w="0" w:type="dxa"/>
+              <w:right w:w="0" w:type="dxa"/>
+            </w:tcMar>
+            <w:vAlign w:val="center"/>
+          </w:tcPr>
+          <w:p>
+            <w:pPr>
+              <w:jc w:val="right"/>
+              <w:pBdr>
+                <w:bottom w:val="none" w:sz="0" w:space="0" w:color="000000"/>
+                <w:top w:val="none" w:sz="0" w:space="0" w:color="000000"/>
+                <w:left w:val="none" w:sz="0" w:space="0" w:color="000000"/>
+                <w:right w:val="none" w:sz="0" w:space="0" w:color="000000"/>
+              </w:pBdr>
+              <w:spacing w:after="100" w:before="100" w:line="240"/>
+              <w:ind w:left="100" w:right="100" w:firstLine="0" w:firstLineChars="0"/>
+              <w:rPr>
+                <w:rFonts w:ascii="Arial" w:hAnsi="Helvetica" w:eastAsia="Helvetica" w:cs="Helvetica"/>
+                <w:i w:val="false"/>
+                <w:b w:val="false"/>
+                <w:u w:val="none"/>
+                <w:strike w:val="false"/>
+                <w:sz w:val="20"/>
+                <w:szCs w:val="20"/>
+                <w:color w:val="000000"/>
+              </w:rPr>
+            </w:pPr>
+            <w:r>
+              <w:rPr>
+                <w:rFonts w:ascii="Arial" w:hAnsi="Helvetica" w:eastAsia="Helvetica" w:cs="Helvetica"/>
+                <w:i w:val="false"/>
+                <w:b w:val="false"/>
+                <w:u w:val="none"/>
+                <w:strike w:val="false"/>
+                <w:sz w:val="20"/>
+                <w:szCs w:val="20"/>
+                <w:color w:val="000000"/>
+              </w:rPr>
+              <w:t xml:space="preserve">5</w:t>
+            </w:r>
+          </w:p>
+        </w:tc>
+        <w:tc>
+          <w:tcPr>
+            <w:tcBorders>
+              <w:bottom w:val="single" w:sz="6" w:space="0" w:color="BEBEBE"/>
+              <w:top w:val="single" w:sz="6" w:space="0" w:color="BEBEBE"/>
+              <w:left w:val="none" w:sz="0" w:space="0" w:color="000000"/>
+              <w:right w:val="none" w:sz="0" w:space="0" w:color="000000"/>
+            </w:tcBorders>
+            <w:shd w:val="clear" w:color="auto" w:fill="FFFFFF"/>
+            <w:tcMar>
+              <w:top w:w="0" w:type="dxa"/>
+              <w:bottom w:w="0" w:type="dxa"/>
+              <w:left w:w="0" w:type="dxa"/>
+              <w:right w:w="0" w:type="dxa"/>
+            </w:tcMar>
+            <w:vAlign w:val="center"/>
+          </w:tcPr>
+          <w:p>
+            <w:pPr>
+              <w:jc w:val="right"/>
+              <w:pBdr>
+                <w:bottom w:val="none" w:sz="0" w:space="0" w:color="000000"/>
+                <w:top w:val="none" w:sz="0" w:space="0" w:color="000000"/>
+                <w:left w:val="none" w:sz="0" w:space="0" w:color="000000"/>
+                <w:right w:val="none" w:sz="0" w:space="0" w:color="000000"/>
+              </w:pBdr>
+              <w:spacing w:after="100" w:before="100" w:line="240"/>
+              <w:ind w:left="100" w:right="100" w:firstLine="0" w:firstLineChars="0"/>
+              <w:rPr>
+                <w:rFonts w:ascii="Arial" w:hAnsi="Helvetica" w:eastAsia="Helvetica" w:cs="Helvetica"/>
+                <w:i w:val="false"/>
+                <w:b w:val="false"/>
+                <w:u w:val="none"/>
+                <w:strike w:val="false"/>
+                <w:sz w:val="20"/>
+                <w:szCs w:val="20"/>
+                <w:color w:val="000000"/>
+              </w:rPr>
+            </w:pPr>
+            <w:r>
+              <w:rPr>
+                <w:rFonts w:ascii="Arial" w:hAnsi="Helvetica" w:eastAsia="Helvetica" w:cs="Helvetica"/>
+                <w:i w:val="false"/>
+                <w:b w:val="false"/>
+                <w:u w:val="none"/>
+                <w:strike w:val="false"/>
+                <w:sz w:val="20"/>
+                <w:szCs w:val="20"/>
+                <w:color w:val="000000"/>
+              </w:rPr>
               <w:t xml:space="preserve">12</w:t>
             </w:r>
           </w:p>
@@ -5799,61 +9692,223 @@
                 <w:szCs w:val="20"/>
                 <w:color w:val="000000"/>
               </w:rPr>
+              <w:t xml:space="preserve">7</w:t>
+            </w:r>
+          </w:p>
+        </w:tc>
+        <w:tc>
+          <w:tcPr>
+            <w:tcBorders>
+              <w:bottom w:val="single" w:sz="6" w:space="0" w:color="BEBEBE"/>
+              <w:top w:val="single" w:sz="6" w:space="0" w:color="BEBEBE"/>
+              <w:left w:val="none" w:sz="0" w:space="0" w:color="000000"/>
+              <w:right w:val="none" w:sz="0" w:space="0" w:color="000000"/>
+            </w:tcBorders>
+            <w:shd w:val="clear" w:color="auto" w:fill="FFFFFF"/>
+            <w:tcMar>
+              <w:top w:w="0" w:type="dxa"/>
+              <w:bottom w:w="0" w:type="dxa"/>
+              <w:left w:w="0" w:type="dxa"/>
+              <w:right w:w="0" w:type="dxa"/>
+            </w:tcMar>
+            <w:vAlign w:val="center"/>
+          </w:tcPr>
+          <w:p>
+            <w:pPr>
+              <w:jc w:val="right"/>
+              <w:pBdr>
+                <w:bottom w:val="none" w:sz="0" w:space="0" w:color="000000"/>
+                <w:top w:val="none" w:sz="0" w:space="0" w:color="000000"/>
+                <w:left w:val="none" w:sz="0" w:space="0" w:color="000000"/>
+                <w:right w:val="none" w:sz="0" w:space="0" w:color="000000"/>
+              </w:pBdr>
+              <w:spacing w:after="100" w:before="100" w:line="240"/>
+              <w:ind w:left="100" w:right="100" w:firstLine="0" w:firstLineChars="0"/>
+              <w:rPr>
+                <w:rFonts w:ascii="Arial" w:hAnsi="Helvetica" w:eastAsia="Helvetica" w:cs="Helvetica"/>
+                <w:i w:val="false"/>
+                <w:b w:val="false"/>
+                <w:u w:val="none"/>
+                <w:strike w:val="false"/>
+                <w:sz w:val="20"/>
+                <w:szCs w:val="20"/>
+                <w:color w:val="000000"/>
+              </w:rPr>
+            </w:pPr>
+            <w:r>
+              <w:rPr>
+                <w:rFonts w:ascii="Arial" w:hAnsi="Helvetica" w:eastAsia="Helvetica" w:cs="Helvetica"/>
+                <w:i w:val="false"/>
+                <w:b w:val="false"/>
+                <w:u w:val="none"/>
+                <w:strike w:val="false"/>
+                <w:sz w:val="20"/>
+                <w:szCs w:val="20"/>
+                <w:color w:val="000000"/>
+              </w:rPr>
+              <w:t xml:space="preserve">54</w:t>
+            </w:r>
+          </w:p>
+        </w:tc>
+        <w:tc>
+          <w:tcPr>
+            <w:tcBorders>
+              <w:bottom w:val="single" w:sz="6" w:space="0" w:color="BEBEBE"/>
+              <w:top w:val="single" w:sz="6" w:space="0" w:color="BEBEBE"/>
+              <w:left w:val="none" w:sz="0" w:space="0" w:color="000000"/>
+              <w:right w:val="none" w:sz="0" w:space="0" w:color="000000"/>
+            </w:tcBorders>
+            <w:shd w:val="clear" w:color="auto" w:fill="FFFFFF"/>
+            <w:tcMar>
+              <w:top w:w="0" w:type="dxa"/>
+              <w:bottom w:w="0" w:type="dxa"/>
+              <w:left w:w="0" w:type="dxa"/>
+              <w:right w:w="0" w:type="dxa"/>
+            </w:tcMar>
+            <w:vAlign w:val="center"/>
+          </w:tcPr>
+          <w:p>
+            <w:pPr>
+              <w:jc w:val="right"/>
+              <w:pBdr>
+                <w:bottom w:val="none" w:sz="0" w:space="0" w:color="000000"/>
+                <w:top w:val="none" w:sz="0" w:space="0" w:color="000000"/>
+                <w:left w:val="none" w:sz="0" w:space="0" w:color="000000"/>
+                <w:right w:val="none" w:sz="0" w:space="0" w:color="000000"/>
+              </w:pBdr>
+              <w:spacing w:after="100" w:before="100" w:line="240"/>
+              <w:ind w:left="100" w:right="100" w:firstLine="0" w:firstLineChars="0"/>
+              <w:rPr>
+                <w:rFonts w:ascii="Arial" w:hAnsi="Helvetica" w:eastAsia="Helvetica" w:cs="Helvetica"/>
+                <w:i w:val="false"/>
+                <w:b w:val="false"/>
+                <w:u w:val="none"/>
+                <w:strike w:val="false"/>
+                <w:sz w:val="20"/>
+                <w:szCs w:val="20"/>
+                <w:color w:val="000000"/>
+              </w:rPr>
+            </w:pPr>
+            <w:r>
+              <w:rPr>
+                <w:rFonts w:ascii="Arial" w:hAnsi="Helvetica" w:eastAsia="Helvetica" w:cs="Helvetica"/>
+                <w:i w:val="false"/>
+                <w:b w:val="false"/>
+                <w:u w:val="none"/>
+                <w:strike w:val="false"/>
+                <w:sz w:val="20"/>
+                <w:szCs w:val="20"/>
+                <w:color w:val="000000"/>
+              </w:rPr>
+              <w:t xml:space="preserve">5</w:t>
+            </w:r>
+          </w:p>
+        </w:tc>
+        <w:tc>
+          <w:tcPr>
+            <w:tcBorders>
+              <w:bottom w:val="single" w:sz="6" w:space="0" w:color="BEBEBE"/>
+              <w:top w:val="single" w:sz="6" w:space="0" w:color="BEBEBE"/>
+              <w:left w:val="none" w:sz="0" w:space="0" w:color="000000"/>
+              <w:right w:val="none" w:sz="0" w:space="0" w:color="000000"/>
+            </w:tcBorders>
+            <w:shd w:val="clear" w:color="auto" w:fill="FFFFFF"/>
+            <w:tcMar>
+              <w:top w:w="0" w:type="dxa"/>
+              <w:bottom w:w="0" w:type="dxa"/>
+              <w:left w:w="0" w:type="dxa"/>
+              <w:right w:w="0" w:type="dxa"/>
+            </w:tcMar>
+            <w:vAlign w:val="center"/>
+          </w:tcPr>
+          <w:p>
+            <w:pPr>
+              <w:jc w:val="right"/>
+              <w:pBdr>
+                <w:bottom w:val="none" w:sz="0" w:space="0" w:color="000000"/>
+                <w:top w:val="none" w:sz="0" w:space="0" w:color="000000"/>
+                <w:left w:val="none" w:sz="0" w:space="0" w:color="000000"/>
+                <w:right w:val="none" w:sz="0" w:space="0" w:color="000000"/>
+              </w:pBdr>
+              <w:spacing w:after="100" w:before="100" w:line="240"/>
+              <w:ind w:left="100" w:right="100" w:firstLine="0" w:firstLineChars="0"/>
+              <w:rPr>
+                <w:rFonts w:ascii="Arial" w:hAnsi="Helvetica" w:eastAsia="Helvetica" w:cs="Helvetica"/>
+                <w:i w:val="false"/>
+                <w:b w:val="false"/>
+                <w:u w:val="none"/>
+                <w:strike w:val="false"/>
+                <w:sz w:val="20"/>
+                <w:szCs w:val="20"/>
+                <w:color w:val="000000"/>
+              </w:rPr>
+            </w:pPr>
+            <w:r>
+              <w:rPr>
+                <w:rFonts w:ascii="Arial" w:hAnsi="Helvetica" w:eastAsia="Helvetica" w:cs="Helvetica"/>
+                <w:i w:val="false"/>
+                <w:b w:val="false"/>
+                <w:u w:val="none"/>
+                <w:strike w:val="false"/>
+                <w:sz w:val="20"/>
+                <w:szCs w:val="20"/>
+                <w:color w:val="000000"/>
+              </w:rPr>
+              <w:t xml:space="preserve">39</w:t>
+            </w:r>
+          </w:p>
+        </w:tc>
+        <w:tc>
+          <w:tcPr>
+            <w:tcBorders>
+              <w:bottom w:val="single" w:sz="6" w:space="0" w:color="BEBEBE"/>
+              <w:top w:val="single" w:sz="6" w:space="0" w:color="BEBEBE"/>
+              <w:left w:val="none" w:sz="0" w:space="0" w:color="000000"/>
+              <w:right w:val="none" w:sz="0" w:space="0" w:color="000000"/>
+            </w:tcBorders>
+            <w:shd w:val="clear" w:color="auto" w:fill="FFFFFF"/>
+            <w:tcMar>
+              <w:top w:w="0" w:type="dxa"/>
+              <w:bottom w:w="0" w:type="dxa"/>
+              <w:left w:w="0" w:type="dxa"/>
+              <w:right w:w="0" w:type="dxa"/>
+            </w:tcMar>
+            <w:vAlign w:val="center"/>
+          </w:tcPr>
+          <w:p>
+            <w:pPr>
+              <w:jc w:val="right"/>
+              <w:pBdr>
+                <w:bottom w:val="none" w:sz="0" w:space="0" w:color="000000"/>
+                <w:top w:val="none" w:sz="0" w:space="0" w:color="000000"/>
+                <w:left w:val="none" w:sz="0" w:space="0" w:color="000000"/>
+                <w:right w:val="none" w:sz="0" w:space="0" w:color="000000"/>
+              </w:pBdr>
+              <w:spacing w:after="100" w:before="100" w:line="240"/>
+              <w:ind w:left="100" w:right="100" w:firstLine="0" w:firstLineChars="0"/>
+              <w:rPr>
+                <w:rFonts w:ascii="Arial" w:hAnsi="Helvetica" w:eastAsia="Helvetica" w:cs="Helvetica"/>
+                <w:i w:val="false"/>
+                <w:b w:val="false"/>
+                <w:u w:val="none"/>
+                <w:strike w:val="false"/>
+                <w:sz w:val="20"/>
+                <w:szCs w:val="20"/>
+                <w:color w:val="000000"/>
+              </w:rPr>
+            </w:pPr>
+            <w:r>
+              <w:rPr>
+                <w:rFonts w:ascii="Arial" w:hAnsi="Helvetica" w:eastAsia="Helvetica" w:cs="Helvetica"/>
+                <w:i w:val="false"/>
+                <w:b w:val="false"/>
+                <w:u w:val="none"/>
+                <w:strike w:val="false"/>
+                <w:sz w:val="20"/>
+                <w:szCs w:val="20"/>
+                <w:color w:val="000000"/>
+              </w:rPr>
               <w:t xml:space="preserve">12</w:t>
-            </w:r>
-          </w:p>
-        </w:tc>
-        <w:tc>
-          <w:tcPr>
-            <w:tcBorders>
-              <w:bottom w:val="single" w:sz="6" w:space="0" w:color="BEBEBE"/>
-              <w:top w:val="single" w:sz="6" w:space="0" w:color="BEBEBE"/>
-              <w:left w:val="none" w:sz="0" w:space="0" w:color="000000"/>
-              <w:right w:val="none" w:sz="0" w:space="0" w:color="000000"/>
-            </w:tcBorders>
-            <w:shd w:val="clear" w:color="auto" w:fill="FFFFFF"/>
-            <w:tcMar>
-              <w:top w:w="0" w:type="dxa"/>
-              <w:bottom w:w="0" w:type="dxa"/>
-              <w:left w:w="0" w:type="dxa"/>
-              <w:right w:w="0" w:type="dxa"/>
-            </w:tcMar>
-            <w:vAlign w:val="center"/>
-          </w:tcPr>
-          <w:p>
-            <w:pPr>
-              <w:jc w:val="right"/>
-              <w:pBdr>
-                <w:bottom w:val="none" w:sz="0" w:space="0" w:color="000000"/>
-                <w:top w:val="none" w:sz="0" w:space="0" w:color="000000"/>
-                <w:left w:val="none" w:sz="0" w:space="0" w:color="000000"/>
-                <w:right w:val="none" w:sz="0" w:space="0" w:color="000000"/>
-              </w:pBdr>
-              <w:spacing w:after="100" w:before="100" w:line="240"/>
-              <w:ind w:left="100" w:right="100" w:firstLine="0" w:firstLineChars="0"/>
-              <w:rPr>
-                <w:rFonts w:ascii="Arial" w:hAnsi="Helvetica" w:eastAsia="Helvetica" w:cs="Helvetica"/>
-                <w:i w:val="false"/>
-                <w:b w:val="false"/>
-                <w:u w:val="none"/>
-                <w:strike w:val="false"/>
-                <w:sz w:val="20"/>
-                <w:szCs w:val="20"/>
-                <w:color w:val="000000"/>
-              </w:rPr>
-            </w:pPr>
-            <w:r>
-              <w:rPr>
-                <w:rFonts w:ascii="Arial" w:hAnsi="Helvetica" w:eastAsia="Helvetica" w:cs="Helvetica"/>
-                <w:i w:val="false"/>
-                <w:b w:val="false"/>
-                <w:u w:val="none"/>
-                <w:strike w:val="false"/>
-                <w:sz w:val="20"/>
-                <w:szCs w:val="20"/>
-                <w:color w:val="000000"/>
-              </w:rPr>
-              <w:t xml:space="preserve">5</w:t>
             </w:r>
           </w:p>
         </w:tc>
@@ -6101,115 +10156,385 @@
                 <w:szCs w:val="20"/>
                 <w:color w:val="000000"/>
               </w:rPr>
+              <w:t xml:space="preserve">79</w:t>
+            </w:r>
+          </w:p>
+        </w:tc>
+        <w:tc>
+          <w:tcPr>
+            <w:tcBorders>
+              <w:bottom w:val="single" w:sz="6" w:space="0" w:color="BEBEBE"/>
+              <w:top w:val="single" w:sz="6" w:space="0" w:color="BEBEBE"/>
+              <w:left w:val="none" w:sz="0" w:space="0" w:color="000000"/>
+              <w:right w:val="none" w:sz="0" w:space="0" w:color="000000"/>
+            </w:tcBorders>
+            <w:shd w:val="clear" w:color="auto" w:fill="FFFFFF"/>
+            <w:tcMar>
+              <w:top w:w="0" w:type="dxa"/>
+              <w:bottom w:w="0" w:type="dxa"/>
+              <w:left w:w="0" w:type="dxa"/>
+              <w:right w:w="0" w:type="dxa"/>
+            </w:tcMar>
+            <w:vAlign w:val="center"/>
+          </w:tcPr>
+          <w:p>
+            <w:pPr>
+              <w:jc w:val="right"/>
+              <w:pBdr>
+                <w:bottom w:val="none" w:sz="0" w:space="0" w:color="000000"/>
+                <w:top w:val="none" w:sz="0" w:space="0" w:color="000000"/>
+                <w:left w:val="none" w:sz="0" w:space="0" w:color="000000"/>
+                <w:right w:val="none" w:sz="0" w:space="0" w:color="000000"/>
+              </w:pBdr>
+              <w:spacing w:after="100" w:before="100" w:line="240"/>
+              <w:ind w:left="100" w:right="100" w:firstLine="0" w:firstLineChars="0"/>
+              <w:rPr>
+                <w:rFonts w:ascii="Arial" w:hAnsi="Helvetica" w:eastAsia="Helvetica" w:cs="Helvetica"/>
+                <w:i w:val="false"/>
+                <w:b w:val="false"/>
+                <w:u w:val="none"/>
+                <w:strike w:val="false"/>
+                <w:sz w:val="20"/>
+                <w:szCs w:val="20"/>
+                <w:color w:val="000000"/>
+              </w:rPr>
+            </w:pPr>
+            <w:r>
+              <w:rPr>
+                <w:rFonts w:ascii="Arial" w:hAnsi="Helvetica" w:eastAsia="Helvetica" w:cs="Helvetica"/>
+                <w:i w:val="false"/>
+                <w:b w:val="false"/>
+                <w:u w:val="none"/>
+                <w:strike w:val="false"/>
+                <w:sz w:val="20"/>
+                <w:szCs w:val="20"/>
+                <w:color w:val="000000"/>
+              </w:rPr>
+              <w:t xml:space="preserve">5</w:t>
+            </w:r>
+          </w:p>
+        </w:tc>
+        <w:tc>
+          <w:tcPr>
+            <w:tcBorders>
+              <w:bottom w:val="single" w:sz="6" w:space="0" w:color="BEBEBE"/>
+              <w:top w:val="single" w:sz="6" w:space="0" w:color="BEBEBE"/>
+              <w:left w:val="none" w:sz="0" w:space="0" w:color="000000"/>
+              <w:right w:val="none" w:sz="0" w:space="0" w:color="000000"/>
+            </w:tcBorders>
+            <w:shd w:val="clear" w:color="auto" w:fill="FFFFFF"/>
+            <w:tcMar>
+              <w:top w:w="0" w:type="dxa"/>
+              <w:bottom w:w="0" w:type="dxa"/>
+              <w:left w:w="0" w:type="dxa"/>
+              <w:right w:w="0" w:type="dxa"/>
+            </w:tcMar>
+            <w:vAlign w:val="center"/>
+          </w:tcPr>
+          <w:p>
+            <w:pPr>
+              <w:jc w:val="right"/>
+              <w:pBdr>
+                <w:bottom w:val="none" w:sz="0" w:space="0" w:color="000000"/>
+                <w:top w:val="none" w:sz="0" w:space="0" w:color="000000"/>
+                <w:left w:val="none" w:sz="0" w:space="0" w:color="000000"/>
+                <w:right w:val="none" w:sz="0" w:space="0" w:color="000000"/>
+              </w:pBdr>
+              <w:spacing w:after="100" w:before="100" w:line="240"/>
+              <w:ind w:left="100" w:right="100" w:firstLine="0" w:firstLineChars="0"/>
+              <w:rPr>
+                <w:rFonts w:ascii="Arial" w:hAnsi="Helvetica" w:eastAsia="Helvetica" w:cs="Helvetica"/>
+                <w:i w:val="false"/>
+                <w:b w:val="false"/>
+                <w:u w:val="none"/>
+                <w:strike w:val="false"/>
+                <w:sz w:val="20"/>
+                <w:szCs w:val="20"/>
+                <w:color w:val="000000"/>
+              </w:rPr>
+            </w:pPr>
+            <w:r>
+              <w:rPr>
+                <w:rFonts w:ascii="Arial" w:hAnsi="Helvetica" w:eastAsia="Helvetica" w:cs="Helvetica"/>
+                <w:i w:val="false"/>
+                <w:b w:val="false"/>
+                <w:u w:val="none"/>
+                <w:strike w:val="false"/>
+                <w:sz w:val="20"/>
+                <w:szCs w:val="20"/>
+                <w:color w:val="000000"/>
+              </w:rPr>
+              <w:t xml:space="preserve">11</w:t>
+            </w:r>
+          </w:p>
+        </w:tc>
+        <w:tc>
+          <w:tcPr>
+            <w:tcBorders>
+              <w:bottom w:val="single" w:sz="6" w:space="0" w:color="BEBEBE"/>
+              <w:top w:val="single" w:sz="6" w:space="0" w:color="BEBEBE"/>
+              <w:left w:val="none" w:sz="0" w:space="0" w:color="000000"/>
+              <w:right w:val="none" w:sz="0" w:space="0" w:color="000000"/>
+            </w:tcBorders>
+            <w:shd w:val="clear" w:color="auto" w:fill="FFFFFF"/>
+            <w:tcMar>
+              <w:top w:w="0" w:type="dxa"/>
+              <w:bottom w:w="0" w:type="dxa"/>
+              <w:left w:w="0" w:type="dxa"/>
+              <w:right w:w="0" w:type="dxa"/>
+            </w:tcMar>
+            <w:vAlign w:val="center"/>
+          </w:tcPr>
+          <w:p>
+            <w:pPr>
+              <w:jc w:val="right"/>
+              <w:pBdr>
+                <w:bottom w:val="none" w:sz="0" w:space="0" w:color="000000"/>
+                <w:top w:val="none" w:sz="0" w:space="0" w:color="000000"/>
+                <w:left w:val="none" w:sz="0" w:space="0" w:color="000000"/>
+                <w:right w:val="none" w:sz="0" w:space="0" w:color="000000"/>
+              </w:pBdr>
+              <w:spacing w:after="100" w:before="100" w:line="240"/>
+              <w:ind w:left="100" w:right="100" w:firstLine="0" w:firstLineChars="0"/>
+              <w:rPr>
+                <w:rFonts w:ascii="Arial" w:hAnsi="Helvetica" w:eastAsia="Helvetica" w:cs="Helvetica"/>
+                <w:i w:val="false"/>
+                <w:b w:val="false"/>
+                <w:u w:val="none"/>
+                <w:strike w:val="false"/>
+                <w:sz w:val="20"/>
+                <w:szCs w:val="20"/>
+                <w:color w:val="000000"/>
+              </w:rPr>
+            </w:pPr>
+            <w:r>
+              <w:rPr>
+                <w:rFonts w:ascii="Arial" w:hAnsi="Helvetica" w:eastAsia="Helvetica" w:cs="Helvetica"/>
+                <w:i w:val="false"/>
+                <w:b w:val="false"/>
+                <w:u w:val="none"/>
+                <w:strike w:val="false"/>
+                <w:sz w:val="20"/>
+                <w:szCs w:val="20"/>
+                <w:color w:val="000000"/>
+              </w:rPr>
+              <w:t xml:space="preserve">12</w:t>
+            </w:r>
+          </w:p>
+        </w:tc>
+        <w:tc>
+          <w:tcPr>
+            <w:tcBorders>
+              <w:bottom w:val="single" w:sz="6" w:space="0" w:color="BEBEBE"/>
+              <w:top w:val="single" w:sz="6" w:space="0" w:color="BEBEBE"/>
+              <w:left w:val="none" w:sz="0" w:space="0" w:color="000000"/>
+              <w:right w:val="none" w:sz="0" w:space="0" w:color="000000"/>
+            </w:tcBorders>
+            <w:shd w:val="clear" w:color="auto" w:fill="FFFFFF"/>
+            <w:tcMar>
+              <w:top w:w="0" w:type="dxa"/>
+              <w:bottom w:w="0" w:type="dxa"/>
+              <w:left w:w="0" w:type="dxa"/>
+              <w:right w:w="0" w:type="dxa"/>
+            </w:tcMar>
+            <w:vAlign w:val="center"/>
+          </w:tcPr>
+          <w:p>
+            <w:pPr>
+              <w:jc w:val="right"/>
+              <w:pBdr>
+                <w:bottom w:val="none" w:sz="0" w:space="0" w:color="000000"/>
+                <w:top w:val="none" w:sz="0" w:space="0" w:color="000000"/>
+                <w:left w:val="none" w:sz="0" w:space="0" w:color="000000"/>
+                <w:right w:val="none" w:sz="0" w:space="0" w:color="000000"/>
+              </w:pBdr>
+              <w:spacing w:after="100" w:before="100" w:line="240"/>
+              <w:ind w:left="100" w:right="100" w:firstLine="0" w:firstLineChars="0"/>
+              <w:rPr>
+                <w:rFonts w:ascii="Arial" w:hAnsi="Helvetica" w:eastAsia="Helvetica" w:cs="Helvetica"/>
+                <w:i w:val="false"/>
+                <w:b w:val="false"/>
+                <w:u w:val="none"/>
+                <w:strike w:val="false"/>
+                <w:sz w:val="20"/>
+                <w:szCs w:val="20"/>
+                <w:color w:val="000000"/>
+              </w:rPr>
+            </w:pPr>
+            <w:r>
+              <w:rPr>
+                <w:rFonts w:ascii="Arial" w:hAnsi="Helvetica" w:eastAsia="Helvetica" w:cs="Helvetica"/>
+                <w:i w:val="false"/>
+                <w:b w:val="false"/>
+                <w:u w:val="none"/>
+                <w:strike w:val="false"/>
+                <w:sz w:val="20"/>
+                <w:szCs w:val="20"/>
+                <w:color w:val="000000"/>
+              </w:rPr>
+              <w:t xml:space="preserve">44</w:t>
+            </w:r>
+          </w:p>
+        </w:tc>
+        <w:tc>
+          <w:tcPr>
+            <w:tcBorders>
+              <w:bottom w:val="single" w:sz="6" w:space="0" w:color="BEBEBE"/>
+              <w:top w:val="single" w:sz="6" w:space="0" w:color="BEBEBE"/>
+              <w:left w:val="none" w:sz="0" w:space="0" w:color="000000"/>
+              <w:right w:val="none" w:sz="0" w:space="0" w:color="000000"/>
+            </w:tcBorders>
+            <w:shd w:val="clear" w:color="auto" w:fill="FFFFFF"/>
+            <w:tcMar>
+              <w:top w:w="0" w:type="dxa"/>
+              <w:bottom w:w="0" w:type="dxa"/>
+              <w:left w:w="0" w:type="dxa"/>
+              <w:right w:w="0" w:type="dxa"/>
+            </w:tcMar>
+            <w:vAlign w:val="center"/>
+          </w:tcPr>
+          <w:p>
+            <w:pPr>
+              <w:jc w:val="right"/>
+              <w:pBdr>
+                <w:bottom w:val="none" w:sz="0" w:space="0" w:color="000000"/>
+                <w:top w:val="none" w:sz="0" w:space="0" w:color="000000"/>
+                <w:left w:val="none" w:sz="0" w:space="0" w:color="000000"/>
+                <w:right w:val="none" w:sz="0" w:space="0" w:color="000000"/>
+              </w:pBdr>
+              <w:spacing w:after="100" w:before="100" w:line="240"/>
+              <w:ind w:left="100" w:right="100" w:firstLine="0" w:firstLineChars="0"/>
+              <w:rPr>
+                <w:rFonts w:ascii="Arial" w:hAnsi="Helvetica" w:eastAsia="Helvetica" w:cs="Helvetica"/>
+                <w:i w:val="false"/>
+                <w:b w:val="false"/>
+                <w:u w:val="none"/>
+                <w:strike w:val="false"/>
+                <w:sz w:val="20"/>
+                <w:szCs w:val="20"/>
+                <w:color w:val="000000"/>
+              </w:rPr>
+            </w:pPr>
+            <w:r>
+              <w:rPr>
+                <w:rFonts w:ascii="Arial" w:hAnsi="Helvetica" w:eastAsia="Helvetica" w:cs="Helvetica"/>
+                <w:i w:val="false"/>
+                <w:b w:val="false"/>
+                <w:u w:val="none"/>
+                <w:strike w:val="false"/>
+                <w:sz w:val="20"/>
+                <w:szCs w:val="20"/>
+                <w:color w:val="000000"/>
+              </w:rPr>
+              <w:t xml:space="preserve">8</w:t>
+            </w:r>
+          </w:p>
+        </w:tc>
+        <w:tc>
+          <w:tcPr>
+            <w:tcBorders>
+              <w:bottom w:val="single" w:sz="6" w:space="0" w:color="BEBEBE"/>
+              <w:top w:val="single" w:sz="6" w:space="0" w:color="BEBEBE"/>
+              <w:left w:val="none" w:sz="0" w:space="0" w:color="000000"/>
+              <w:right w:val="none" w:sz="0" w:space="0" w:color="000000"/>
+            </w:tcBorders>
+            <w:shd w:val="clear" w:color="auto" w:fill="FFFFFF"/>
+            <w:tcMar>
+              <w:top w:w="0" w:type="dxa"/>
+              <w:bottom w:w="0" w:type="dxa"/>
+              <w:left w:w="0" w:type="dxa"/>
+              <w:right w:w="0" w:type="dxa"/>
+            </w:tcMar>
+            <w:vAlign w:val="center"/>
+          </w:tcPr>
+          <w:p>
+            <w:pPr>
+              <w:jc w:val="right"/>
+              <w:pBdr>
+                <w:bottom w:val="none" w:sz="0" w:space="0" w:color="000000"/>
+                <w:top w:val="none" w:sz="0" w:space="0" w:color="000000"/>
+                <w:left w:val="none" w:sz="0" w:space="0" w:color="000000"/>
+                <w:right w:val="none" w:sz="0" w:space="0" w:color="000000"/>
+              </w:pBdr>
+              <w:spacing w:after="100" w:before="100" w:line="240"/>
+              <w:ind w:left="100" w:right="100" w:firstLine="0" w:firstLineChars="0"/>
+              <w:rPr>
+                <w:rFonts w:ascii="Arial" w:hAnsi="Helvetica" w:eastAsia="Helvetica" w:cs="Helvetica"/>
+                <w:i w:val="false"/>
+                <w:b w:val="false"/>
+                <w:u w:val="none"/>
+                <w:strike w:val="false"/>
+                <w:sz w:val="20"/>
+                <w:szCs w:val="20"/>
+                <w:color w:val="000000"/>
+              </w:rPr>
+            </w:pPr>
+            <w:r>
+              <w:rPr>
+                <w:rFonts w:ascii="Arial" w:hAnsi="Helvetica" w:eastAsia="Helvetica" w:cs="Helvetica"/>
+                <w:i w:val="false"/>
+                <w:b w:val="false"/>
+                <w:u w:val="none"/>
+                <w:strike w:val="false"/>
+                <w:sz w:val="20"/>
+                <w:szCs w:val="20"/>
+                <w:color w:val="000000"/>
+              </w:rPr>
+              <w:t xml:space="preserve"/>
+            </w:r>
+          </w:p>
+        </w:tc>
+        <w:tc>
+          <w:tcPr>
+            <w:tcBorders>
+              <w:bottom w:val="single" w:sz="6" w:space="0" w:color="BEBEBE"/>
+              <w:top w:val="single" w:sz="6" w:space="0" w:color="BEBEBE"/>
+              <w:left w:val="none" w:sz="0" w:space="0" w:color="000000"/>
+              <w:right w:val="none" w:sz="0" w:space="0" w:color="000000"/>
+            </w:tcBorders>
+            <w:shd w:val="clear" w:color="auto" w:fill="FFFFFF"/>
+            <w:tcMar>
+              <w:top w:w="0" w:type="dxa"/>
+              <w:bottom w:w="0" w:type="dxa"/>
+              <w:left w:w="0" w:type="dxa"/>
+              <w:right w:w="0" w:type="dxa"/>
+            </w:tcMar>
+            <w:vAlign w:val="center"/>
+          </w:tcPr>
+          <w:p>
+            <w:pPr>
+              <w:jc w:val="right"/>
+              <w:pBdr>
+                <w:bottom w:val="none" w:sz="0" w:space="0" w:color="000000"/>
+                <w:top w:val="none" w:sz="0" w:space="0" w:color="000000"/>
+                <w:left w:val="none" w:sz="0" w:space="0" w:color="000000"/>
+                <w:right w:val="none" w:sz="0" w:space="0" w:color="000000"/>
+              </w:pBdr>
+              <w:spacing w:after="100" w:before="100" w:line="240"/>
+              <w:ind w:left="100" w:right="100" w:firstLine="0" w:firstLineChars="0"/>
+              <w:rPr>
+                <w:rFonts w:ascii="Arial" w:hAnsi="Helvetica" w:eastAsia="Helvetica" w:cs="Helvetica"/>
+                <w:i w:val="false"/>
+                <w:b w:val="false"/>
+                <w:u w:val="none"/>
+                <w:strike w:val="false"/>
+                <w:sz w:val="20"/>
+                <w:szCs w:val="20"/>
+                <w:color w:val="000000"/>
+              </w:rPr>
+            </w:pPr>
+            <w:r>
+              <w:rPr>
+                <w:rFonts w:ascii="Arial" w:hAnsi="Helvetica" w:eastAsia="Helvetica" w:cs="Helvetica"/>
+                <w:i w:val="false"/>
+                <w:b w:val="false"/>
+                <w:u w:val="none"/>
+                <w:strike w:val="false"/>
+                <w:sz w:val="20"/>
+                <w:szCs w:val="20"/>
+                <w:color w:val="000000"/>
+              </w:rPr>
               <w:t xml:space="preserve">10</w:t>
-            </w:r>
-          </w:p>
-        </w:tc>
-        <w:tc>
-          <w:tcPr>
-            <w:tcBorders>
-              <w:bottom w:val="single" w:sz="6" w:space="0" w:color="BEBEBE"/>
-              <w:top w:val="single" w:sz="6" w:space="0" w:color="BEBEBE"/>
-              <w:left w:val="none" w:sz="0" w:space="0" w:color="000000"/>
-              <w:right w:val="none" w:sz="0" w:space="0" w:color="000000"/>
-            </w:tcBorders>
-            <w:shd w:val="clear" w:color="auto" w:fill="FFFFFF"/>
-            <w:tcMar>
-              <w:top w:w="0" w:type="dxa"/>
-              <w:bottom w:w="0" w:type="dxa"/>
-              <w:left w:w="0" w:type="dxa"/>
-              <w:right w:w="0" w:type="dxa"/>
-            </w:tcMar>
-            <w:vAlign w:val="center"/>
-          </w:tcPr>
-          <w:p>
-            <w:pPr>
-              <w:jc w:val="right"/>
-              <w:pBdr>
-                <w:bottom w:val="none" w:sz="0" w:space="0" w:color="000000"/>
-                <w:top w:val="none" w:sz="0" w:space="0" w:color="000000"/>
-                <w:left w:val="none" w:sz="0" w:space="0" w:color="000000"/>
-                <w:right w:val="none" w:sz="0" w:space="0" w:color="000000"/>
-              </w:pBdr>
-              <w:spacing w:after="100" w:before="100" w:line="240"/>
-              <w:ind w:left="100" w:right="100" w:firstLine="0" w:firstLineChars="0"/>
-              <w:rPr>
-                <w:rFonts w:ascii="Arial" w:hAnsi="Helvetica" w:eastAsia="Helvetica" w:cs="Helvetica"/>
-                <w:i w:val="false"/>
-                <w:b w:val="false"/>
-                <w:u w:val="none"/>
-                <w:strike w:val="false"/>
-                <w:sz w:val="20"/>
-                <w:szCs w:val="20"/>
-                <w:color w:val="000000"/>
-              </w:rPr>
-            </w:pPr>
-            <w:r>
-              <w:rPr>
-                <w:rFonts w:ascii="Arial" w:hAnsi="Helvetica" w:eastAsia="Helvetica" w:cs="Helvetica"/>
-                <w:i w:val="false"/>
-                <w:b w:val="false"/>
-                <w:u w:val="none"/>
-                <w:strike w:val="false"/>
-                <w:sz w:val="20"/>
-                <w:szCs w:val="20"/>
-                <w:color w:val="000000"/>
-              </w:rPr>
-              <w:t xml:space="preserve">11</w:t>
-            </w:r>
-          </w:p>
-        </w:tc>
-        <w:tc>
-          <w:tcPr>
-            <w:tcBorders>
-              <w:bottom w:val="single" w:sz="6" w:space="0" w:color="BEBEBE"/>
-              <w:top w:val="single" w:sz="6" w:space="0" w:color="BEBEBE"/>
-              <w:left w:val="none" w:sz="0" w:space="0" w:color="000000"/>
-              <w:right w:val="none" w:sz="0" w:space="0" w:color="000000"/>
-            </w:tcBorders>
-            <w:shd w:val="clear" w:color="auto" w:fill="FFFFFF"/>
-            <w:tcMar>
-              <w:top w:w="0" w:type="dxa"/>
-              <w:bottom w:w="0" w:type="dxa"/>
-              <w:left w:w="0" w:type="dxa"/>
-              <w:right w:w="0" w:type="dxa"/>
-            </w:tcMar>
-            <w:vAlign w:val="center"/>
-          </w:tcPr>
-          <w:p>
-            <w:pPr>
-              <w:jc w:val="right"/>
-              <w:pBdr>
-                <w:bottom w:val="none" w:sz="0" w:space="0" w:color="000000"/>
-                <w:top w:val="none" w:sz="0" w:space="0" w:color="000000"/>
-                <w:left w:val="none" w:sz="0" w:space="0" w:color="000000"/>
-                <w:right w:val="none" w:sz="0" w:space="0" w:color="000000"/>
-              </w:pBdr>
-              <w:spacing w:after="100" w:before="100" w:line="240"/>
-              <w:ind w:left="100" w:right="100" w:firstLine="0" w:firstLineChars="0"/>
-              <w:rPr>
-                <w:rFonts w:ascii="Arial" w:hAnsi="Helvetica" w:eastAsia="Helvetica" w:cs="Helvetica"/>
-                <w:i w:val="false"/>
-                <w:b w:val="false"/>
-                <w:u w:val="none"/>
-                <w:strike w:val="false"/>
-                <w:sz w:val="20"/>
-                <w:szCs w:val="20"/>
-                <w:color w:val="000000"/>
-              </w:rPr>
-            </w:pPr>
-            <w:r>
-              <w:rPr>
-                <w:rFonts w:ascii="Arial" w:hAnsi="Helvetica" w:eastAsia="Helvetica" w:cs="Helvetica"/>
-                <w:i w:val="false"/>
-                <w:b w:val="false"/>
-                <w:u w:val="none"/>
-                <w:strike w:val="false"/>
-                <w:sz w:val="20"/>
-                <w:szCs w:val="20"/>
-                <w:color w:val="000000"/>
-              </w:rPr>
-              <w:t xml:space="preserve">8</w:t>
             </w:r>
           </w:p>
         </w:tc>
@@ -6483,115 +10808,385 @@
                 <w:szCs w:val="20"/>
                 <w:color w:val="000000"/>
               </w:rPr>
+              <w:t xml:space="preserve">48</w:t>
+            </w:r>
+          </w:p>
+        </w:tc>
+        <w:tc>
+          <w:tcPr>
+            <w:tcBorders>
+              <w:bottom w:val="single" w:sz="6" w:space="0" w:color="BEBEBE"/>
+              <w:top w:val="single" w:sz="6" w:space="0" w:color="BEBEBE"/>
+              <w:left w:val="none" w:sz="0" w:space="0" w:color="000000"/>
+              <w:right w:val="none" w:sz="0" w:space="0" w:color="000000"/>
+            </w:tcBorders>
+            <w:shd w:val="clear" w:color="auto" w:fill="FFFFFF"/>
+            <w:tcMar>
+              <w:top w:w="0" w:type="dxa"/>
+              <w:bottom w:w="0" w:type="dxa"/>
+              <w:left w:w="0" w:type="dxa"/>
+              <w:right w:w="0" w:type="dxa"/>
+            </w:tcMar>
+            <w:vAlign w:val="center"/>
+          </w:tcPr>
+          <w:p>
+            <w:pPr>
+              <w:jc w:val="right"/>
+              <w:pBdr>
+                <w:bottom w:val="none" w:sz="0" w:space="0" w:color="000000"/>
+                <w:top w:val="none" w:sz="0" w:space="0" w:color="000000"/>
+                <w:left w:val="none" w:sz="0" w:space="0" w:color="000000"/>
+                <w:right w:val="none" w:sz="0" w:space="0" w:color="000000"/>
+              </w:pBdr>
+              <w:spacing w:after="100" w:before="100" w:line="240"/>
+              <w:ind w:left="100" w:right="100" w:firstLine="0" w:firstLineChars="0"/>
+              <w:rPr>
+                <w:rFonts w:ascii="Arial" w:hAnsi="Helvetica" w:eastAsia="Helvetica" w:cs="Helvetica"/>
+                <w:i w:val="false"/>
+                <w:b w:val="false"/>
+                <w:u w:val="none"/>
+                <w:strike w:val="false"/>
+                <w:sz w:val="20"/>
+                <w:szCs w:val="20"/>
+                <w:color w:val="000000"/>
+              </w:rPr>
+            </w:pPr>
+            <w:r>
+              <w:rPr>
+                <w:rFonts w:ascii="Arial" w:hAnsi="Helvetica" w:eastAsia="Helvetica" w:cs="Helvetica"/>
+                <w:i w:val="false"/>
+                <w:b w:val="false"/>
+                <w:u w:val="none"/>
+                <w:strike w:val="false"/>
+                <w:sz w:val="20"/>
+                <w:szCs w:val="20"/>
+                <w:color w:val="000000"/>
+              </w:rPr>
+              <w:t xml:space="preserve">8</w:t>
+            </w:r>
+          </w:p>
+        </w:tc>
+        <w:tc>
+          <w:tcPr>
+            <w:tcBorders>
+              <w:bottom w:val="single" w:sz="6" w:space="0" w:color="BEBEBE"/>
+              <w:top w:val="single" w:sz="6" w:space="0" w:color="BEBEBE"/>
+              <w:left w:val="none" w:sz="0" w:space="0" w:color="000000"/>
+              <w:right w:val="none" w:sz="0" w:space="0" w:color="000000"/>
+            </w:tcBorders>
+            <w:shd w:val="clear" w:color="auto" w:fill="FFFFFF"/>
+            <w:tcMar>
+              <w:top w:w="0" w:type="dxa"/>
+              <w:bottom w:w="0" w:type="dxa"/>
+              <w:left w:w="0" w:type="dxa"/>
+              <w:right w:w="0" w:type="dxa"/>
+            </w:tcMar>
+            <w:vAlign w:val="center"/>
+          </w:tcPr>
+          <w:p>
+            <w:pPr>
+              <w:jc w:val="right"/>
+              <w:pBdr>
+                <w:bottom w:val="none" w:sz="0" w:space="0" w:color="000000"/>
+                <w:top w:val="none" w:sz="0" w:space="0" w:color="000000"/>
+                <w:left w:val="none" w:sz="0" w:space="0" w:color="000000"/>
+                <w:right w:val="none" w:sz="0" w:space="0" w:color="000000"/>
+              </w:pBdr>
+              <w:spacing w:after="100" w:before="100" w:line="240"/>
+              <w:ind w:left="100" w:right="100" w:firstLine="0" w:firstLineChars="0"/>
+              <w:rPr>
+                <w:rFonts w:ascii="Arial" w:hAnsi="Helvetica" w:eastAsia="Helvetica" w:cs="Helvetica"/>
+                <w:i w:val="false"/>
+                <w:b w:val="false"/>
+                <w:u w:val="none"/>
+                <w:strike w:val="false"/>
+                <w:sz w:val="20"/>
+                <w:szCs w:val="20"/>
+                <w:color w:val="000000"/>
+              </w:rPr>
+            </w:pPr>
+            <w:r>
+              <w:rPr>
+                <w:rFonts w:ascii="Arial" w:hAnsi="Helvetica" w:eastAsia="Helvetica" w:cs="Helvetica"/>
+                <w:i w:val="false"/>
+                <w:b w:val="false"/>
+                <w:u w:val="none"/>
+                <w:strike w:val="false"/>
+                <w:sz w:val="20"/>
+                <w:szCs w:val="20"/>
+                <w:color w:val="000000"/>
+              </w:rPr>
+              <w:t xml:space="preserve">11</w:t>
+            </w:r>
+          </w:p>
+        </w:tc>
+        <w:tc>
+          <w:tcPr>
+            <w:tcBorders>
+              <w:bottom w:val="single" w:sz="6" w:space="0" w:color="BEBEBE"/>
+              <w:top w:val="single" w:sz="6" w:space="0" w:color="BEBEBE"/>
+              <w:left w:val="none" w:sz="0" w:space="0" w:color="000000"/>
+              <w:right w:val="none" w:sz="0" w:space="0" w:color="000000"/>
+            </w:tcBorders>
+            <w:shd w:val="clear" w:color="auto" w:fill="FFFFFF"/>
+            <w:tcMar>
+              <w:top w:w="0" w:type="dxa"/>
+              <w:bottom w:w="0" w:type="dxa"/>
+              <w:left w:w="0" w:type="dxa"/>
+              <w:right w:w="0" w:type="dxa"/>
+            </w:tcMar>
+            <w:vAlign w:val="center"/>
+          </w:tcPr>
+          <w:p>
+            <w:pPr>
+              <w:jc w:val="right"/>
+              <w:pBdr>
+                <w:bottom w:val="none" w:sz="0" w:space="0" w:color="000000"/>
+                <w:top w:val="none" w:sz="0" w:space="0" w:color="000000"/>
+                <w:left w:val="none" w:sz="0" w:space="0" w:color="000000"/>
+                <w:right w:val="none" w:sz="0" w:space="0" w:color="000000"/>
+              </w:pBdr>
+              <w:spacing w:after="100" w:before="100" w:line="240"/>
+              <w:ind w:left="100" w:right="100" w:firstLine="0" w:firstLineChars="0"/>
+              <w:rPr>
+                <w:rFonts w:ascii="Arial" w:hAnsi="Helvetica" w:eastAsia="Helvetica" w:cs="Helvetica"/>
+                <w:i w:val="false"/>
+                <w:b w:val="false"/>
+                <w:u w:val="none"/>
+                <w:strike w:val="false"/>
+                <w:sz w:val="20"/>
+                <w:szCs w:val="20"/>
+                <w:color w:val="000000"/>
+              </w:rPr>
+            </w:pPr>
+            <w:r>
+              <w:rPr>
+                <w:rFonts w:ascii="Arial" w:hAnsi="Helvetica" w:eastAsia="Helvetica" w:cs="Helvetica"/>
+                <w:i w:val="false"/>
+                <w:b w:val="false"/>
+                <w:u w:val="none"/>
+                <w:strike w:val="false"/>
+                <w:sz w:val="20"/>
+                <w:szCs w:val="20"/>
+                <w:color w:val="000000"/>
+              </w:rPr>
+              <w:t xml:space="preserve">8</w:t>
+            </w:r>
+          </w:p>
+        </w:tc>
+        <w:tc>
+          <w:tcPr>
+            <w:tcBorders>
+              <w:bottom w:val="single" w:sz="6" w:space="0" w:color="BEBEBE"/>
+              <w:top w:val="single" w:sz="6" w:space="0" w:color="BEBEBE"/>
+              <w:left w:val="none" w:sz="0" w:space="0" w:color="000000"/>
+              <w:right w:val="none" w:sz="0" w:space="0" w:color="000000"/>
+            </w:tcBorders>
+            <w:shd w:val="clear" w:color="auto" w:fill="FFFFFF"/>
+            <w:tcMar>
+              <w:top w:w="0" w:type="dxa"/>
+              <w:bottom w:w="0" w:type="dxa"/>
+              <w:left w:w="0" w:type="dxa"/>
+              <w:right w:w="0" w:type="dxa"/>
+            </w:tcMar>
+            <w:vAlign w:val="center"/>
+          </w:tcPr>
+          <w:p>
+            <w:pPr>
+              <w:jc w:val="right"/>
+              <w:pBdr>
+                <w:bottom w:val="none" w:sz="0" w:space="0" w:color="000000"/>
+                <w:top w:val="none" w:sz="0" w:space="0" w:color="000000"/>
+                <w:left w:val="none" w:sz="0" w:space="0" w:color="000000"/>
+                <w:right w:val="none" w:sz="0" w:space="0" w:color="000000"/>
+              </w:pBdr>
+              <w:spacing w:after="100" w:before="100" w:line="240"/>
+              <w:ind w:left="100" w:right="100" w:firstLine="0" w:firstLineChars="0"/>
+              <w:rPr>
+                <w:rFonts w:ascii="Arial" w:hAnsi="Helvetica" w:eastAsia="Helvetica" w:cs="Helvetica"/>
+                <w:i w:val="false"/>
+                <w:b w:val="false"/>
+                <w:u w:val="none"/>
+                <w:strike w:val="false"/>
+                <w:sz w:val="20"/>
+                <w:szCs w:val="20"/>
+                <w:color w:val="000000"/>
+              </w:rPr>
+            </w:pPr>
+            <w:r>
+              <w:rPr>
+                <w:rFonts w:ascii="Arial" w:hAnsi="Helvetica" w:eastAsia="Helvetica" w:cs="Helvetica"/>
+                <w:i w:val="false"/>
+                <w:b w:val="false"/>
+                <w:u w:val="none"/>
+                <w:strike w:val="false"/>
+                <w:sz w:val="20"/>
+                <w:szCs w:val="20"/>
+                <w:color w:val="000000"/>
+              </w:rPr>
+              <w:t xml:space="preserve">61</w:t>
+            </w:r>
+          </w:p>
+        </w:tc>
+        <w:tc>
+          <w:tcPr>
+            <w:tcBorders>
+              <w:bottom w:val="single" w:sz="6" w:space="0" w:color="BEBEBE"/>
+              <w:top w:val="single" w:sz="6" w:space="0" w:color="BEBEBE"/>
+              <w:left w:val="none" w:sz="0" w:space="0" w:color="000000"/>
+              <w:right w:val="none" w:sz="0" w:space="0" w:color="000000"/>
+            </w:tcBorders>
+            <w:shd w:val="clear" w:color="auto" w:fill="FFFFFF"/>
+            <w:tcMar>
+              <w:top w:w="0" w:type="dxa"/>
+              <w:bottom w:w="0" w:type="dxa"/>
+              <w:left w:w="0" w:type="dxa"/>
+              <w:right w:w="0" w:type="dxa"/>
+            </w:tcMar>
+            <w:vAlign w:val="center"/>
+          </w:tcPr>
+          <w:p>
+            <w:pPr>
+              <w:jc w:val="right"/>
+              <w:pBdr>
+                <w:bottom w:val="none" w:sz="0" w:space="0" w:color="000000"/>
+                <w:top w:val="none" w:sz="0" w:space="0" w:color="000000"/>
+                <w:left w:val="none" w:sz="0" w:space="0" w:color="000000"/>
+                <w:right w:val="none" w:sz="0" w:space="0" w:color="000000"/>
+              </w:pBdr>
+              <w:spacing w:after="100" w:before="100" w:line="240"/>
+              <w:ind w:left="100" w:right="100" w:firstLine="0" w:firstLineChars="0"/>
+              <w:rPr>
+                <w:rFonts w:ascii="Arial" w:hAnsi="Helvetica" w:eastAsia="Helvetica" w:cs="Helvetica"/>
+                <w:i w:val="false"/>
+                <w:b w:val="false"/>
+                <w:u w:val="none"/>
+                <w:strike w:val="false"/>
+                <w:sz w:val="20"/>
+                <w:szCs w:val="20"/>
+                <w:color w:val="000000"/>
+              </w:rPr>
+            </w:pPr>
+            <w:r>
+              <w:rPr>
+                <w:rFonts w:ascii="Arial" w:hAnsi="Helvetica" w:eastAsia="Helvetica" w:cs="Helvetica"/>
+                <w:i w:val="false"/>
+                <w:b w:val="false"/>
+                <w:u w:val="none"/>
+                <w:strike w:val="false"/>
+                <w:sz w:val="20"/>
+                <w:szCs w:val="20"/>
+                <w:color w:val="000000"/>
+              </w:rPr>
+              <w:t xml:space="preserve">8</w:t>
+            </w:r>
+          </w:p>
+        </w:tc>
+        <w:tc>
+          <w:tcPr>
+            <w:tcBorders>
+              <w:bottom w:val="single" w:sz="6" w:space="0" w:color="BEBEBE"/>
+              <w:top w:val="single" w:sz="6" w:space="0" w:color="BEBEBE"/>
+              <w:left w:val="none" w:sz="0" w:space="0" w:color="000000"/>
+              <w:right w:val="none" w:sz="0" w:space="0" w:color="000000"/>
+            </w:tcBorders>
+            <w:shd w:val="clear" w:color="auto" w:fill="FFFFFF"/>
+            <w:tcMar>
+              <w:top w:w="0" w:type="dxa"/>
+              <w:bottom w:w="0" w:type="dxa"/>
+              <w:left w:w="0" w:type="dxa"/>
+              <w:right w:w="0" w:type="dxa"/>
+            </w:tcMar>
+            <w:vAlign w:val="center"/>
+          </w:tcPr>
+          <w:p>
+            <w:pPr>
+              <w:jc w:val="right"/>
+              <w:pBdr>
+                <w:bottom w:val="none" w:sz="0" w:space="0" w:color="000000"/>
+                <w:top w:val="none" w:sz="0" w:space="0" w:color="000000"/>
+                <w:left w:val="none" w:sz="0" w:space="0" w:color="000000"/>
+                <w:right w:val="none" w:sz="0" w:space="0" w:color="000000"/>
+              </w:pBdr>
+              <w:spacing w:after="100" w:before="100" w:line="240"/>
+              <w:ind w:left="100" w:right="100" w:firstLine="0" w:firstLineChars="0"/>
+              <w:rPr>
+                <w:rFonts w:ascii="Arial" w:hAnsi="Helvetica" w:eastAsia="Helvetica" w:cs="Helvetica"/>
+                <w:i w:val="false"/>
+                <w:b w:val="false"/>
+                <w:u w:val="none"/>
+                <w:strike w:val="false"/>
+                <w:sz w:val="20"/>
+                <w:szCs w:val="20"/>
+                <w:color w:val="000000"/>
+              </w:rPr>
+            </w:pPr>
+            <w:r>
+              <w:rPr>
+                <w:rFonts w:ascii="Arial" w:hAnsi="Helvetica" w:eastAsia="Helvetica" w:cs="Helvetica"/>
+                <w:i w:val="false"/>
+                <w:b w:val="false"/>
+                <w:u w:val="none"/>
+                <w:strike w:val="false"/>
+                <w:sz w:val="20"/>
+                <w:szCs w:val="20"/>
+                <w:color w:val="000000"/>
+              </w:rPr>
+              <w:t xml:space="preserve">36</w:t>
+            </w:r>
+          </w:p>
+        </w:tc>
+        <w:tc>
+          <w:tcPr>
+            <w:tcBorders>
+              <w:bottom w:val="single" w:sz="6" w:space="0" w:color="BEBEBE"/>
+              <w:top w:val="single" w:sz="6" w:space="0" w:color="BEBEBE"/>
+              <w:left w:val="none" w:sz="0" w:space="0" w:color="000000"/>
+              <w:right w:val="none" w:sz="0" w:space="0" w:color="000000"/>
+            </w:tcBorders>
+            <w:shd w:val="clear" w:color="auto" w:fill="FFFFFF"/>
+            <w:tcMar>
+              <w:top w:w="0" w:type="dxa"/>
+              <w:bottom w:w="0" w:type="dxa"/>
+              <w:left w:w="0" w:type="dxa"/>
+              <w:right w:w="0" w:type="dxa"/>
+            </w:tcMar>
+            <w:vAlign w:val="center"/>
+          </w:tcPr>
+          <w:p>
+            <w:pPr>
+              <w:jc w:val="right"/>
+              <w:pBdr>
+                <w:bottom w:val="none" w:sz="0" w:space="0" w:color="000000"/>
+                <w:top w:val="none" w:sz="0" w:space="0" w:color="000000"/>
+                <w:left w:val="none" w:sz="0" w:space="0" w:color="000000"/>
+                <w:right w:val="none" w:sz="0" w:space="0" w:color="000000"/>
+              </w:pBdr>
+              <w:spacing w:after="100" w:before="100" w:line="240"/>
+              <w:ind w:left="100" w:right="100" w:firstLine="0" w:firstLineChars="0"/>
+              <w:rPr>
+                <w:rFonts w:ascii="Arial" w:hAnsi="Helvetica" w:eastAsia="Helvetica" w:cs="Helvetica"/>
+                <w:i w:val="false"/>
+                <w:b w:val="false"/>
+                <w:u w:val="none"/>
+                <w:strike w:val="false"/>
+                <w:sz w:val="20"/>
+                <w:szCs w:val="20"/>
+                <w:color w:val="000000"/>
+              </w:rPr>
+            </w:pPr>
+            <w:r>
+              <w:rPr>
+                <w:rFonts w:ascii="Arial" w:hAnsi="Helvetica" w:eastAsia="Helvetica" w:cs="Helvetica"/>
+                <w:i w:val="false"/>
+                <w:b w:val="false"/>
+                <w:u w:val="none"/>
+                <w:strike w:val="false"/>
+                <w:sz w:val="20"/>
+                <w:szCs w:val="20"/>
+                <w:color w:val="000000"/>
+              </w:rPr>
               <w:t xml:space="preserve">7</w:t>
-            </w:r>
-          </w:p>
-        </w:tc>
-        <w:tc>
-          <w:tcPr>
-            <w:tcBorders>
-              <w:bottom w:val="single" w:sz="6" w:space="0" w:color="BEBEBE"/>
-              <w:top w:val="single" w:sz="6" w:space="0" w:color="BEBEBE"/>
-              <w:left w:val="none" w:sz="0" w:space="0" w:color="000000"/>
-              <w:right w:val="none" w:sz="0" w:space="0" w:color="000000"/>
-            </w:tcBorders>
-            <w:shd w:val="clear" w:color="auto" w:fill="FFFFFF"/>
-            <w:tcMar>
-              <w:top w:w="0" w:type="dxa"/>
-              <w:bottom w:w="0" w:type="dxa"/>
-              <w:left w:w="0" w:type="dxa"/>
-              <w:right w:w="0" w:type="dxa"/>
-            </w:tcMar>
-            <w:vAlign w:val="center"/>
-          </w:tcPr>
-          <w:p>
-            <w:pPr>
-              <w:jc w:val="right"/>
-              <w:pBdr>
-                <w:bottom w:val="none" w:sz="0" w:space="0" w:color="000000"/>
-                <w:top w:val="none" w:sz="0" w:space="0" w:color="000000"/>
-                <w:left w:val="none" w:sz="0" w:space="0" w:color="000000"/>
-                <w:right w:val="none" w:sz="0" w:space="0" w:color="000000"/>
-              </w:pBdr>
-              <w:spacing w:after="100" w:before="100" w:line="240"/>
-              <w:ind w:left="100" w:right="100" w:firstLine="0" w:firstLineChars="0"/>
-              <w:rPr>
-                <w:rFonts w:ascii="Arial" w:hAnsi="Helvetica" w:eastAsia="Helvetica" w:cs="Helvetica"/>
-                <w:i w:val="false"/>
-                <w:b w:val="false"/>
-                <w:u w:val="none"/>
-                <w:strike w:val="false"/>
-                <w:sz w:val="20"/>
-                <w:szCs w:val="20"/>
-                <w:color w:val="000000"/>
-              </w:rPr>
-            </w:pPr>
-            <w:r>
-              <w:rPr>
-                <w:rFonts w:ascii="Arial" w:hAnsi="Helvetica" w:eastAsia="Helvetica" w:cs="Helvetica"/>
-                <w:i w:val="false"/>
-                <w:b w:val="false"/>
-                <w:u w:val="none"/>
-                <w:strike w:val="false"/>
-                <w:sz w:val="20"/>
-                <w:szCs w:val="20"/>
-                <w:color w:val="000000"/>
-              </w:rPr>
-              <w:t xml:space="preserve">11</w:t>
-            </w:r>
-          </w:p>
-        </w:tc>
-        <w:tc>
-          <w:tcPr>
-            <w:tcBorders>
-              <w:bottom w:val="single" w:sz="6" w:space="0" w:color="BEBEBE"/>
-              <w:top w:val="single" w:sz="6" w:space="0" w:color="BEBEBE"/>
-              <w:left w:val="none" w:sz="0" w:space="0" w:color="000000"/>
-              <w:right w:val="none" w:sz="0" w:space="0" w:color="000000"/>
-            </w:tcBorders>
-            <w:shd w:val="clear" w:color="auto" w:fill="FFFFFF"/>
-            <w:tcMar>
-              <w:top w:w="0" w:type="dxa"/>
-              <w:bottom w:w="0" w:type="dxa"/>
-              <w:left w:w="0" w:type="dxa"/>
-              <w:right w:w="0" w:type="dxa"/>
-            </w:tcMar>
-            <w:vAlign w:val="center"/>
-          </w:tcPr>
-          <w:p>
-            <w:pPr>
-              <w:jc w:val="right"/>
-              <w:pBdr>
-                <w:bottom w:val="none" w:sz="0" w:space="0" w:color="000000"/>
-                <w:top w:val="none" w:sz="0" w:space="0" w:color="000000"/>
-                <w:left w:val="none" w:sz="0" w:space="0" w:color="000000"/>
-                <w:right w:val="none" w:sz="0" w:space="0" w:color="000000"/>
-              </w:pBdr>
-              <w:spacing w:after="100" w:before="100" w:line="240"/>
-              <w:ind w:left="100" w:right="100" w:firstLine="0" w:firstLineChars="0"/>
-              <w:rPr>
-                <w:rFonts w:ascii="Arial" w:hAnsi="Helvetica" w:eastAsia="Helvetica" w:cs="Helvetica"/>
-                <w:i w:val="false"/>
-                <w:b w:val="false"/>
-                <w:u w:val="none"/>
-                <w:strike w:val="false"/>
-                <w:sz w:val="20"/>
-                <w:szCs w:val="20"/>
-                <w:color w:val="000000"/>
-              </w:rPr>
-            </w:pPr>
-            <w:r>
-              <w:rPr>
-                <w:rFonts w:ascii="Arial" w:hAnsi="Helvetica" w:eastAsia="Helvetica" w:cs="Helvetica"/>
-                <w:i w:val="false"/>
-                <w:b w:val="false"/>
-                <w:u w:val="none"/>
-                <w:strike w:val="false"/>
-                <w:sz w:val="20"/>
-                <w:szCs w:val="20"/>
-                <w:color w:val="000000"/>
-              </w:rPr>
-              <w:t xml:space="preserve">8</w:t>
             </w:r>
           </w:p>
         </w:tc>
@@ -6865,115 +11460,385 @@
                 <w:szCs w:val="20"/>
                 <w:color w:val="000000"/>
               </w:rPr>
+              <w:t xml:space="preserve">37</w:t>
+            </w:r>
+          </w:p>
+        </w:tc>
+        <w:tc>
+          <w:tcPr>
+            <w:tcBorders>
+              <w:bottom w:val="single" w:sz="6" w:space="0" w:color="BEBEBE"/>
+              <w:top w:val="single" w:sz="6" w:space="0" w:color="BEBEBE"/>
+              <w:left w:val="none" w:sz="0" w:space="0" w:color="000000"/>
+              <w:right w:val="none" w:sz="0" w:space="0" w:color="000000"/>
+            </w:tcBorders>
+            <w:shd w:val="clear" w:color="auto" w:fill="FFFFFF"/>
+            <w:tcMar>
+              <w:top w:w="0" w:type="dxa"/>
+              <w:bottom w:w="0" w:type="dxa"/>
+              <w:left w:w="0" w:type="dxa"/>
+              <w:right w:w="0" w:type="dxa"/>
+            </w:tcMar>
+            <w:vAlign w:val="center"/>
+          </w:tcPr>
+          <w:p>
+            <w:pPr>
+              <w:jc w:val="right"/>
+              <w:pBdr>
+                <w:bottom w:val="none" w:sz="0" w:space="0" w:color="000000"/>
+                <w:top w:val="none" w:sz="0" w:space="0" w:color="000000"/>
+                <w:left w:val="none" w:sz="0" w:space="0" w:color="000000"/>
+                <w:right w:val="none" w:sz="0" w:space="0" w:color="000000"/>
+              </w:pBdr>
+              <w:spacing w:after="100" w:before="100" w:line="240"/>
+              <w:ind w:left="100" w:right="100" w:firstLine="0" w:firstLineChars="0"/>
+              <w:rPr>
+                <w:rFonts w:ascii="Arial" w:hAnsi="Helvetica" w:eastAsia="Helvetica" w:cs="Helvetica"/>
+                <w:i w:val="false"/>
+                <w:b w:val="false"/>
+                <w:u w:val="none"/>
+                <w:strike w:val="false"/>
+                <w:sz w:val="20"/>
+                <w:szCs w:val="20"/>
+                <w:color w:val="000000"/>
+              </w:rPr>
+            </w:pPr>
+            <w:r>
+              <w:rPr>
+                <w:rFonts w:ascii="Arial" w:hAnsi="Helvetica" w:eastAsia="Helvetica" w:cs="Helvetica"/>
+                <w:i w:val="false"/>
+                <w:b w:val="false"/>
+                <w:u w:val="none"/>
+                <w:strike w:val="false"/>
+                <w:sz w:val="20"/>
+                <w:szCs w:val="20"/>
+                <w:color w:val="000000"/>
+              </w:rPr>
+              <w:t xml:space="preserve">10</w:t>
+            </w:r>
+          </w:p>
+        </w:tc>
+        <w:tc>
+          <w:tcPr>
+            <w:tcBorders>
+              <w:bottom w:val="single" w:sz="6" w:space="0" w:color="BEBEBE"/>
+              <w:top w:val="single" w:sz="6" w:space="0" w:color="BEBEBE"/>
+              <w:left w:val="none" w:sz="0" w:space="0" w:color="000000"/>
+              <w:right w:val="none" w:sz="0" w:space="0" w:color="000000"/>
+            </w:tcBorders>
+            <w:shd w:val="clear" w:color="auto" w:fill="FFFFFF"/>
+            <w:tcMar>
+              <w:top w:w="0" w:type="dxa"/>
+              <w:bottom w:w="0" w:type="dxa"/>
+              <w:left w:w="0" w:type="dxa"/>
+              <w:right w:w="0" w:type="dxa"/>
+            </w:tcMar>
+            <w:vAlign w:val="center"/>
+          </w:tcPr>
+          <w:p>
+            <w:pPr>
+              <w:jc w:val="right"/>
+              <w:pBdr>
+                <w:bottom w:val="none" w:sz="0" w:space="0" w:color="000000"/>
+                <w:top w:val="none" w:sz="0" w:space="0" w:color="000000"/>
+                <w:left w:val="none" w:sz="0" w:space="0" w:color="000000"/>
+                <w:right w:val="none" w:sz="0" w:space="0" w:color="000000"/>
+              </w:pBdr>
+              <w:spacing w:after="100" w:before="100" w:line="240"/>
+              <w:ind w:left="100" w:right="100" w:firstLine="0" w:firstLineChars="0"/>
+              <w:rPr>
+                <w:rFonts w:ascii="Arial" w:hAnsi="Helvetica" w:eastAsia="Helvetica" w:cs="Helvetica"/>
+                <w:i w:val="false"/>
+                <w:b w:val="false"/>
+                <w:u w:val="none"/>
+                <w:strike w:val="false"/>
+                <w:sz w:val="20"/>
+                <w:szCs w:val="20"/>
+                <w:color w:val="000000"/>
+              </w:rPr>
+            </w:pPr>
+            <w:r>
+              <w:rPr>
+                <w:rFonts w:ascii="Arial" w:hAnsi="Helvetica" w:eastAsia="Helvetica" w:cs="Helvetica"/>
+                <w:i w:val="false"/>
+                <w:b w:val="false"/>
+                <w:u w:val="none"/>
+                <w:strike w:val="false"/>
+                <w:sz w:val="20"/>
+                <w:szCs w:val="20"/>
+                <w:color w:val="000000"/>
+              </w:rPr>
+              <w:t xml:space="preserve">9</w:t>
+            </w:r>
+          </w:p>
+        </w:tc>
+        <w:tc>
+          <w:tcPr>
+            <w:tcBorders>
+              <w:bottom w:val="single" w:sz="6" w:space="0" w:color="BEBEBE"/>
+              <w:top w:val="single" w:sz="6" w:space="0" w:color="BEBEBE"/>
+              <w:left w:val="none" w:sz="0" w:space="0" w:color="000000"/>
+              <w:right w:val="none" w:sz="0" w:space="0" w:color="000000"/>
+            </w:tcBorders>
+            <w:shd w:val="clear" w:color="auto" w:fill="FFFFFF"/>
+            <w:tcMar>
+              <w:top w:w="0" w:type="dxa"/>
+              <w:bottom w:w="0" w:type="dxa"/>
+              <w:left w:w="0" w:type="dxa"/>
+              <w:right w:w="0" w:type="dxa"/>
+            </w:tcMar>
+            <w:vAlign w:val="center"/>
+          </w:tcPr>
+          <w:p>
+            <w:pPr>
+              <w:jc w:val="right"/>
+              <w:pBdr>
+                <w:bottom w:val="none" w:sz="0" w:space="0" w:color="000000"/>
+                <w:top w:val="none" w:sz="0" w:space="0" w:color="000000"/>
+                <w:left w:val="none" w:sz="0" w:space="0" w:color="000000"/>
+                <w:right w:val="none" w:sz="0" w:space="0" w:color="000000"/>
+              </w:pBdr>
+              <w:spacing w:after="100" w:before="100" w:line="240"/>
+              <w:ind w:left="100" w:right="100" w:firstLine="0" w:firstLineChars="0"/>
+              <w:rPr>
+                <w:rFonts w:ascii="Arial" w:hAnsi="Helvetica" w:eastAsia="Helvetica" w:cs="Helvetica"/>
+                <w:i w:val="false"/>
+                <w:b w:val="false"/>
+                <w:u w:val="none"/>
+                <w:strike w:val="false"/>
+                <w:sz w:val="20"/>
+                <w:szCs w:val="20"/>
+                <w:color w:val="000000"/>
+              </w:rPr>
+            </w:pPr>
+            <w:r>
+              <w:rPr>
+                <w:rFonts w:ascii="Arial" w:hAnsi="Helvetica" w:eastAsia="Helvetica" w:cs="Helvetica"/>
+                <w:i w:val="false"/>
+                <w:b w:val="false"/>
+                <w:u w:val="none"/>
+                <w:strike w:val="false"/>
+                <w:sz w:val="20"/>
+                <w:szCs w:val="20"/>
+                <w:color w:val="000000"/>
+              </w:rPr>
+              <w:t xml:space="preserve">6</w:t>
+            </w:r>
+          </w:p>
+        </w:tc>
+        <w:tc>
+          <w:tcPr>
+            <w:tcBorders>
+              <w:bottom w:val="single" w:sz="6" w:space="0" w:color="BEBEBE"/>
+              <w:top w:val="single" w:sz="6" w:space="0" w:color="BEBEBE"/>
+              <w:left w:val="none" w:sz="0" w:space="0" w:color="000000"/>
+              <w:right w:val="none" w:sz="0" w:space="0" w:color="000000"/>
+            </w:tcBorders>
+            <w:shd w:val="clear" w:color="auto" w:fill="FFFFFF"/>
+            <w:tcMar>
+              <w:top w:w="0" w:type="dxa"/>
+              <w:bottom w:w="0" w:type="dxa"/>
+              <w:left w:w="0" w:type="dxa"/>
+              <w:right w:w="0" w:type="dxa"/>
+            </w:tcMar>
+            <w:vAlign w:val="center"/>
+          </w:tcPr>
+          <w:p>
+            <w:pPr>
+              <w:jc w:val="right"/>
+              <w:pBdr>
+                <w:bottom w:val="none" w:sz="0" w:space="0" w:color="000000"/>
+                <w:top w:val="none" w:sz="0" w:space="0" w:color="000000"/>
+                <w:left w:val="none" w:sz="0" w:space="0" w:color="000000"/>
+                <w:right w:val="none" w:sz="0" w:space="0" w:color="000000"/>
+              </w:pBdr>
+              <w:spacing w:after="100" w:before="100" w:line="240"/>
+              <w:ind w:left="100" w:right="100" w:firstLine="0" w:firstLineChars="0"/>
+              <w:rPr>
+                <w:rFonts w:ascii="Arial" w:hAnsi="Helvetica" w:eastAsia="Helvetica" w:cs="Helvetica"/>
+                <w:i w:val="false"/>
+                <w:b w:val="false"/>
+                <w:u w:val="none"/>
+                <w:strike w:val="false"/>
+                <w:sz w:val="20"/>
+                <w:szCs w:val="20"/>
+                <w:color w:val="000000"/>
+              </w:rPr>
+            </w:pPr>
+            <w:r>
+              <w:rPr>
+                <w:rFonts w:ascii="Arial" w:hAnsi="Helvetica" w:eastAsia="Helvetica" w:cs="Helvetica"/>
+                <w:i w:val="false"/>
+                <w:b w:val="false"/>
+                <w:u w:val="none"/>
+                <w:strike w:val="false"/>
+                <w:sz w:val="20"/>
+                <w:szCs w:val="20"/>
+                <w:color w:val="000000"/>
+              </w:rPr>
+              <w:t xml:space="preserve">58</w:t>
+            </w:r>
+          </w:p>
+        </w:tc>
+        <w:tc>
+          <w:tcPr>
+            <w:tcBorders>
+              <w:bottom w:val="single" w:sz="6" w:space="0" w:color="BEBEBE"/>
+              <w:top w:val="single" w:sz="6" w:space="0" w:color="BEBEBE"/>
+              <w:left w:val="none" w:sz="0" w:space="0" w:color="000000"/>
+              <w:right w:val="none" w:sz="0" w:space="0" w:color="000000"/>
+            </w:tcBorders>
+            <w:shd w:val="clear" w:color="auto" w:fill="FFFFFF"/>
+            <w:tcMar>
+              <w:top w:w="0" w:type="dxa"/>
+              <w:bottom w:w="0" w:type="dxa"/>
+              <w:left w:w="0" w:type="dxa"/>
+              <w:right w:w="0" w:type="dxa"/>
+            </w:tcMar>
+            <w:vAlign w:val="center"/>
+          </w:tcPr>
+          <w:p>
+            <w:pPr>
+              <w:jc w:val="right"/>
+              <w:pBdr>
+                <w:bottom w:val="none" w:sz="0" w:space="0" w:color="000000"/>
+                <w:top w:val="none" w:sz="0" w:space="0" w:color="000000"/>
+                <w:left w:val="none" w:sz="0" w:space="0" w:color="000000"/>
+                <w:right w:val="none" w:sz="0" w:space="0" w:color="000000"/>
+              </w:pBdr>
+              <w:spacing w:after="100" w:before="100" w:line="240"/>
+              <w:ind w:left="100" w:right="100" w:firstLine="0" w:firstLineChars="0"/>
+              <w:rPr>
+                <w:rFonts w:ascii="Arial" w:hAnsi="Helvetica" w:eastAsia="Helvetica" w:cs="Helvetica"/>
+                <w:i w:val="false"/>
+                <w:b w:val="false"/>
+                <w:u w:val="none"/>
+                <w:strike w:val="false"/>
+                <w:sz w:val="20"/>
+                <w:szCs w:val="20"/>
+                <w:color w:val="000000"/>
+              </w:rPr>
+            </w:pPr>
+            <w:r>
+              <w:rPr>
+                <w:rFonts w:ascii="Arial" w:hAnsi="Helvetica" w:eastAsia="Helvetica" w:cs="Helvetica"/>
+                <w:i w:val="false"/>
+                <w:b w:val="false"/>
+                <w:u w:val="none"/>
+                <w:strike w:val="false"/>
+                <w:sz w:val="20"/>
+                <w:szCs w:val="20"/>
+                <w:color w:val="000000"/>
+              </w:rPr>
+              <w:t xml:space="preserve">10</w:t>
+            </w:r>
+          </w:p>
+        </w:tc>
+        <w:tc>
+          <w:tcPr>
+            <w:tcBorders>
+              <w:bottom w:val="single" w:sz="6" w:space="0" w:color="BEBEBE"/>
+              <w:top w:val="single" w:sz="6" w:space="0" w:color="BEBEBE"/>
+              <w:left w:val="none" w:sz="0" w:space="0" w:color="000000"/>
+              <w:right w:val="none" w:sz="0" w:space="0" w:color="000000"/>
+            </w:tcBorders>
+            <w:shd w:val="clear" w:color="auto" w:fill="FFFFFF"/>
+            <w:tcMar>
+              <w:top w:w="0" w:type="dxa"/>
+              <w:bottom w:w="0" w:type="dxa"/>
+              <w:left w:w="0" w:type="dxa"/>
+              <w:right w:w="0" w:type="dxa"/>
+            </w:tcMar>
+            <w:vAlign w:val="center"/>
+          </w:tcPr>
+          <w:p>
+            <w:pPr>
+              <w:jc w:val="right"/>
+              <w:pBdr>
+                <w:bottom w:val="none" w:sz="0" w:space="0" w:color="000000"/>
+                <w:top w:val="none" w:sz="0" w:space="0" w:color="000000"/>
+                <w:left w:val="none" w:sz="0" w:space="0" w:color="000000"/>
+                <w:right w:val="none" w:sz="0" w:space="0" w:color="000000"/>
+              </w:pBdr>
+              <w:spacing w:after="100" w:before="100" w:line="240"/>
+              <w:ind w:left="100" w:right="100" w:firstLine="0" w:firstLineChars="0"/>
+              <w:rPr>
+                <w:rFonts w:ascii="Arial" w:hAnsi="Helvetica" w:eastAsia="Helvetica" w:cs="Helvetica"/>
+                <w:i w:val="false"/>
+                <w:b w:val="false"/>
+                <w:u w:val="none"/>
+                <w:strike w:val="false"/>
+                <w:sz w:val="20"/>
+                <w:szCs w:val="20"/>
+                <w:color w:val="000000"/>
+              </w:rPr>
+            </w:pPr>
+            <w:r>
+              <w:rPr>
+                <w:rFonts w:ascii="Arial" w:hAnsi="Helvetica" w:eastAsia="Helvetica" w:cs="Helvetica"/>
+                <w:i w:val="false"/>
+                <w:b w:val="false"/>
+                <w:u w:val="none"/>
+                <w:strike w:val="false"/>
+                <w:sz w:val="20"/>
+                <w:szCs w:val="20"/>
+                <w:color w:val="000000"/>
+              </w:rPr>
+              <w:t xml:space="preserve">21</w:t>
+            </w:r>
+          </w:p>
+        </w:tc>
+        <w:tc>
+          <w:tcPr>
+            <w:tcBorders>
+              <w:bottom w:val="single" w:sz="6" w:space="0" w:color="BEBEBE"/>
+              <w:top w:val="single" w:sz="6" w:space="0" w:color="BEBEBE"/>
+              <w:left w:val="none" w:sz="0" w:space="0" w:color="000000"/>
+              <w:right w:val="none" w:sz="0" w:space="0" w:color="000000"/>
+            </w:tcBorders>
+            <w:shd w:val="clear" w:color="auto" w:fill="FFFFFF"/>
+            <w:tcMar>
+              <w:top w:w="0" w:type="dxa"/>
+              <w:bottom w:w="0" w:type="dxa"/>
+              <w:left w:w="0" w:type="dxa"/>
+              <w:right w:w="0" w:type="dxa"/>
+            </w:tcMar>
+            <w:vAlign w:val="center"/>
+          </w:tcPr>
+          <w:p>
+            <w:pPr>
+              <w:jc w:val="right"/>
+              <w:pBdr>
+                <w:bottom w:val="none" w:sz="0" w:space="0" w:color="000000"/>
+                <w:top w:val="none" w:sz="0" w:space="0" w:color="000000"/>
+                <w:left w:val="none" w:sz="0" w:space="0" w:color="000000"/>
+                <w:right w:val="none" w:sz="0" w:space="0" w:color="000000"/>
+              </w:pBdr>
+              <w:spacing w:after="100" w:before="100" w:line="240"/>
+              <w:ind w:left="100" w:right="100" w:firstLine="0" w:firstLineChars="0"/>
+              <w:rPr>
+                <w:rFonts w:ascii="Arial" w:hAnsi="Helvetica" w:eastAsia="Helvetica" w:cs="Helvetica"/>
+                <w:i w:val="false"/>
+                <w:b w:val="false"/>
+                <w:u w:val="none"/>
+                <w:strike w:val="false"/>
+                <w:sz w:val="20"/>
+                <w:szCs w:val="20"/>
+                <w:color w:val="000000"/>
+              </w:rPr>
+            </w:pPr>
+            <w:r>
+              <w:rPr>
+                <w:rFonts w:ascii="Arial" w:hAnsi="Helvetica" w:eastAsia="Helvetica" w:cs="Helvetica"/>
+                <w:i w:val="false"/>
+                <w:b w:val="false"/>
+                <w:u w:val="none"/>
+                <w:strike w:val="false"/>
+                <w:sz w:val="20"/>
+                <w:szCs w:val="20"/>
+                <w:color w:val="000000"/>
+              </w:rPr>
               <w:t xml:space="preserve">2</w:t>
-            </w:r>
-          </w:p>
-        </w:tc>
-        <w:tc>
-          <w:tcPr>
-            <w:tcBorders>
-              <w:bottom w:val="single" w:sz="6" w:space="0" w:color="BEBEBE"/>
-              <w:top w:val="single" w:sz="6" w:space="0" w:color="BEBEBE"/>
-              <w:left w:val="none" w:sz="0" w:space="0" w:color="000000"/>
-              <w:right w:val="none" w:sz="0" w:space="0" w:color="000000"/>
-            </w:tcBorders>
-            <w:shd w:val="clear" w:color="auto" w:fill="FFFFFF"/>
-            <w:tcMar>
-              <w:top w:w="0" w:type="dxa"/>
-              <w:bottom w:w="0" w:type="dxa"/>
-              <w:left w:w="0" w:type="dxa"/>
-              <w:right w:w="0" w:type="dxa"/>
-            </w:tcMar>
-            <w:vAlign w:val="center"/>
-          </w:tcPr>
-          <w:p>
-            <w:pPr>
-              <w:jc w:val="right"/>
-              <w:pBdr>
-                <w:bottom w:val="none" w:sz="0" w:space="0" w:color="000000"/>
-                <w:top w:val="none" w:sz="0" w:space="0" w:color="000000"/>
-                <w:left w:val="none" w:sz="0" w:space="0" w:color="000000"/>
-                <w:right w:val="none" w:sz="0" w:space="0" w:color="000000"/>
-              </w:pBdr>
-              <w:spacing w:after="100" w:before="100" w:line="240"/>
-              <w:ind w:left="100" w:right="100" w:firstLine="0" w:firstLineChars="0"/>
-              <w:rPr>
-                <w:rFonts w:ascii="Arial" w:hAnsi="Helvetica" w:eastAsia="Helvetica" w:cs="Helvetica"/>
-                <w:i w:val="false"/>
-                <w:b w:val="false"/>
-                <w:u w:val="none"/>
-                <w:strike w:val="false"/>
-                <w:sz w:val="20"/>
-                <w:szCs w:val="20"/>
-                <w:color w:val="000000"/>
-              </w:rPr>
-            </w:pPr>
-            <w:r>
-              <w:rPr>
-                <w:rFonts w:ascii="Arial" w:hAnsi="Helvetica" w:eastAsia="Helvetica" w:cs="Helvetica"/>
-                <w:i w:val="false"/>
-                <w:b w:val="false"/>
-                <w:u w:val="none"/>
-                <w:strike w:val="false"/>
-                <w:sz w:val="20"/>
-                <w:szCs w:val="20"/>
-                <w:color w:val="000000"/>
-              </w:rPr>
-              <w:t xml:space="preserve">9</w:t>
-            </w:r>
-          </w:p>
-        </w:tc>
-        <w:tc>
-          <w:tcPr>
-            <w:tcBorders>
-              <w:bottom w:val="single" w:sz="6" w:space="0" w:color="BEBEBE"/>
-              <w:top w:val="single" w:sz="6" w:space="0" w:color="BEBEBE"/>
-              <w:left w:val="none" w:sz="0" w:space="0" w:color="000000"/>
-              <w:right w:val="none" w:sz="0" w:space="0" w:color="000000"/>
-            </w:tcBorders>
-            <w:shd w:val="clear" w:color="auto" w:fill="FFFFFF"/>
-            <w:tcMar>
-              <w:top w:w="0" w:type="dxa"/>
-              <w:bottom w:w="0" w:type="dxa"/>
-              <w:left w:w="0" w:type="dxa"/>
-              <w:right w:w="0" w:type="dxa"/>
-            </w:tcMar>
-            <w:vAlign w:val="center"/>
-          </w:tcPr>
-          <w:p>
-            <w:pPr>
-              <w:jc w:val="right"/>
-              <w:pBdr>
-                <w:bottom w:val="none" w:sz="0" w:space="0" w:color="000000"/>
-                <w:top w:val="none" w:sz="0" w:space="0" w:color="000000"/>
-                <w:left w:val="none" w:sz="0" w:space="0" w:color="000000"/>
-                <w:right w:val="none" w:sz="0" w:space="0" w:color="000000"/>
-              </w:pBdr>
-              <w:spacing w:after="100" w:before="100" w:line="240"/>
-              <w:ind w:left="100" w:right="100" w:firstLine="0" w:firstLineChars="0"/>
-              <w:rPr>
-                <w:rFonts w:ascii="Arial" w:hAnsi="Helvetica" w:eastAsia="Helvetica" w:cs="Helvetica"/>
-                <w:i w:val="false"/>
-                <w:b w:val="false"/>
-                <w:u w:val="none"/>
-                <w:strike w:val="false"/>
-                <w:sz w:val="20"/>
-                <w:szCs w:val="20"/>
-                <w:color w:val="000000"/>
-              </w:rPr>
-            </w:pPr>
-            <w:r>
-              <w:rPr>
-                <w:rFonts w:ascii="Arial" w:hAnsi="Helvetica" w:eastAsia="Helvetica" w:cs="Helvetica"/>
-                <w:i w:val="false"/>
-                <w:b w:val="false"/>
-                <w:u w:val="none"/>
-                <w:strike w:val="false"/>
-                <w:sz w:val="20"/>
-                <w:szCs w:val="20"/>
-                <w:color w:val="000000"/>
-              </w:rPr>
-              <w:t xml:space="preserve">10</w:t>
             </w:r>
           </w:p>
         </w:tc>
@@ -7247,115 +12112,385 @@
                 <w:szCs w:val="20"/>
                 <w:color w:val="000000"/>
               </w:rPr>
+              <w:t xml:space="preserve">16</w:t>
+            </w:r>
+          </w:p>
+        </w:tc>
+        <w:tc>
+          <w:tcPr>
+            <w:tcBorders>
+              <w:bottom w:val="single" w:sz="6" w:space="0" w:color="BEBEBE"/>
+              <w:top w:val="single" w:sz="6" w:space="0" w:color="BEBEBE"/>
+              <w:left w:val="none" w:sz="0" w:space="0" w:color="000000"/>
+              <w:right w:val="none" w:sz="0" w:space="0" w:color="000000"/>
+            </w:tcBorders>
+            <w:shd w:val="clear" w:color="auto" w:fill="FFFFFF"/>
+            <w:tcMar>
+              <w:top w:w="0" w:type="dxa"/>
+              <w:bottom w:w="0" w:type="dxa"/>
+              <w:left w:w="0" w:type="dxa"/>
+              <w:right w:w="0" w:type="dxa"/>
+            </w:tcMar>
+            <w:vAlign w:val="center"/>
+          </w:tcPr>
+          <w:p>
+            <w:pPr>
+              <w:jc w:val="right"/>
+              <w:pBdr>
+                <w:bottom w:val="none" w:sz="0" w:space="0" w:color="000000"/>
+                <w:top w:val="none" w:sz="0" w:space="0" w:color="000000"/>
+                <w:left w:val="none" w:sz="0" w:space="0" w:color="000000"/>
+                <w:right w:val="none" w:sz="0" w:space="0" w:color="000000"/>
+              </w:pBdr>
+              <w:spacing w:after="100" w:before="100" w:line="240"/>
+              <w:ind w:left="100" w:right="100" w:firstLine="0" w:firstLineChars="0"/>
+              <w:rPr>
+                <w:rFonts w:ascii="Arial" w:hAnsi="Helvetica" w:eastAsia="Helvetica" w:cs="Helvetica"/>
+                <w:i w:val="false"/>
+                <w:b w:val="false"/>
+                <w:u w:val="none"/>
+                <w:strike w:val="false"/>
+                <w:sz w:val="20"/>
+                <w:szCs w:val="20"/>
+                <w:color w:val="000000"/>
+              </w:rPr>
+            </w:pPr>
+            <w:r>
+              <w:rPr>
+                <w:rFonts w:ascii="Arial" w:hAnsi="Helvetica" w:eastAsia="Helvetica" w:cs="Helvetica"/>
+                <w:i w:val="false"/>
+                <w:b w:val="false"/>
+                <w:u w:val="none"/>
+                <w:strike w:val="false"/>
+                <w:sz w:val="20"/>
+                <w:szCs w:val="20"/>
+                <w:color w:val="000000"/>
+              </w:rPr>
+              <w:t xml:space="preserve">6</w:t>
+            </w:r>
+          </w:p>
+        </w:tc>
+        <w:tc>
+          <w:tcPr>
+            <w:tcBorders>
+              <w:bottom w:val="single" w:sz="6" w:space="0" w:color="BEBEBE"/>
+              <w:top w:val="single" w:sz="6" w:space="0" w:color="BEBEBE"/>
+              <w:left w:val="none" w:sz="0" w:space="0" w:color="000000"/>
+              <w:right w:val="none" w:sz="0" w:space="0" w:color="000000"/>
+            </w:tcBorders>
+            <w:shd w:val="clear" w:color="auto" w:fill="FFFFFF"/>
+            <w:tcMar>
+              <w:top w:w="0" w:type="dxa"/>
+              <w:bottom w:w="0" w:type="dxa"/>
+              <w:left w:w="0" w:type="dxa"/>
+              <w:right w:w="0" w:type="dxa"/>
+            </w:tcMar>
+            <w:vAlign w:val="center"/>
+          </w:tcPr>
+          <w:p>
+            <w:pPr>
+              <w:jc w:val="right"/>
+              <w:pBdr>
+                <w:bottom w:val="none" w:sz="0" w:space="0" w:color="000000"/>
+                <w:top w:val="none" w:sz="0" w:space="0" w:color="000000"/>
+                <w:left w:val="none" w:sz="0" w:space="0" w:color="000000"/>
+                <w:right w:val="none" w:sz="0" w:space="0" w:color="000000"/>
+              </w:pBdr>
+              <w:spacing w:after="100" w:before="100" w:line="240"/>
+              <w:ind w:left="100" w:right="100" w:firstLine="0" w:firstLineChars="0"/>
+              <w:rPr>
+                <w:rFonts w:ascii="Arial" w:hAnsi="Helvetica" w:eastAsia="Helvetica" w:cs="Helvetica"/>
+                <w:i w:val="false"/>
+                <w:b w:val="false"/>
+                <w:u w:val="none"/>
+                <w:strike w:val="false"/>
+                <w:sz w:val="20"/>
+                <w:szCs w:val="20"/>
+                <w:color w:val="000000"/>
+              </w:rPr>
+            </w:pPr>
+            <w:r>
+              <w:rPr>
+                <w:rFonts w:ascii="Arial" w:hAnsi="Helvetica" w:eastAsia="Helvetica" w:cs="Helvetica"/>
+                <w:i w:val="false"/>
+                <w:b w:val="false"/>
+                <w:u w:val="none"/>
+                <w:strike w:val="false"/>
+                <w:sz w:val="20"/>
+                <w:szCs w:val="20"/>
+                <w:color w:val="000000"/>
+              </w:rPr>
+              <w:t xml:space="preserve">3</w:t>
+            </w:r>
+          </w:p>
+        </w:tc>
+        <w:tc>
+          <w:tcPr>
+            <w:tcBorders>
+              <w:bottom w:val="single" w:sz="6" w:space="0" w:color="BEBEBE"/>
+              <w:top w:val="single" w:sz="6" w:space="0" w:color="BEBEBE"/>
+              <w:left w:val="none" w:sz="0" w:space="0" w:color="000000"/>
+              <w:right w:val="none" w:sz="0" w:space="0" w:color="000000"/>
+            </w:tcBorders>
+            <w:shd w:val="clear" w:color="auto" w:fill="FFFFFF"/>
+            <w:tcMar>
+              <w:top w:w="0" w:type="dxa"/>
+              <w:bottom w:w="0" w:type="dxa"/>
+              <w:left w:w="0" w:type="dxa"/>
+              <w:right w:w="0" w:type="dxa"/>
+            </w:tcMar>
+            <w:vAlign w:val="center"/>
+          </w:tcPr>
+          <w:p>
+            <w:pPr>
+              <w:jc w:val="right"/>
+              <w:pBdr>
+                <w:bottom w:val="none" w:sz="0" w:space="0" w:color="000000"/>
+                <w:top w:val="none" w:sz="0" w:space="0" w:color="000000"/>
+                <w:left w:val="none" w:sz="0" w:space="0" w:color="000000"/>
+                <w:right w:val="none" w:sz="0" w:space="0" w:color="000000"/>
+              </w:pBdr>
+              <w:spacing w:after="100" w:before="100" w:line="240"/>
+              <w:ind w:left="100" w:right="100" w:firstLine="0" w:firstLineChars="0"/>
+              <w:rPr>
+                <w:rFonts w:ascii="Arial" w:hAnsi="Helvetica" w:eastAsia="Helvetica" w:cs="Helvetica"/>
+                <w:i w:val="false"/>
+                <w:b w:val="false"/>
+                <w:u w:val="none"/>
+                <w:strike w:val="false"/>
+                <w:sz w:val="20"/>
+                <w:szCs w:val="20"/>
+                <w:color w:val="000000"/>
+              </w:rPr>
+            </w:pPr>
+            <w:r>
+              <w:rPr>
+                <w:rFonts w:ascii="Arial" w:hAnsi="Helvetica" w:eastAsia="Helvetica" w:cs="Helvetica"/>
+                <w:i w:val="false"/>
+                <w:b w:val="false"/>
+                <w:u w:val="none"/>
+                <w:strike w:val="false"/>
+                <w:sz w:val="20"/>
+                <w:szCs w:val="20"/>
+                <w:color w:val="000000"/>
+              </w:rPr>
+              <w:t xml:space="preserve">1</w:t>
+            </w:r>
+          </w:p>
+        </w:tc>
+        <w:tc>
+          <w:tcPr>
+            <w:tcBorders>
+              <w:bottom w:val="single" w:sz="6" w:space="0" w:color="BEBEBE"/>
+              <w:top w:val="single" w:sz="6" w:space="0" w:color="BEBEBE"/>
+              <w:left w:val="none" w:sz="0" w:space="0" w:color="000000"/>
+              <w:right w:val="none" w:sz="0" w:space="0" w:color="000000"/>
+            </w:tcBorders>
+            <w:shd w:val="clear" w:color="auto" w:fill="FFFFFF"/>
+            <w:tcMar>
+              <w:top w:w="0" w:type="dxa"/>
+              <w:bottom w:w="0" w:type="dxa"/>
+              <w:left w:w="0" w:type="dxa"/>
+              <w:right w:w="0" w:type="dxa"/>
+            </w:tcMar>
+            <w:vAlign w:val="center"/>
+          </w:tcPr>
+          <w:p>
+            <w:pPr>
+              <w:jc w:val="right"/>
+              <w:pBdr>
+                <w:bottom w:val="none" w:sz="0" w:space="0" w:color="000000"/>
+                <w:top w:val="none" w:sz="0" w:space="0" w:color="000000"/>
+                <w:left w:val="none" w:sz="0" w:space="0" w:color="000000"/>
+                <w:right w:val="none" w:sz="0" w:space="0" w:color="000000"/>
+              </w:pBdr>
+              <w:spacing w:after="100" w:before="100" w:line="240"/>
+              <w:ind w:left="100" w:right="100" w:firstLine="0" w:firstLineChars="0"/>
+              <w:rPr>
+                <w:rFonts w:ascii="Arial" w:hAnsi="Helvetica" w:eastAsia="Helvetica" w:cs="Helvetica"/>
+                <w:i w:val="false"/>
+                <w:b w:val="false"/>
+                <w:u w:val="none"/>
+                <w:strike w:val="false"/>
+                <w:sz w:val="20"/>
+                <w:szCs w:val="20"/>
+                <w:color w:val="000000"/>
+              </w:rPr>
+            </w:pPr>
+            <w:r>
+              <w:rPr>
+                <w:rFonts w:ascii="Arial" w:hAnsi="Helvetica" w:eastAsia="Helvetica" w:cs="Helvetica"/>
+                <w:i w:val="false"/>
+                <w:b w:val="false"/>
+                <w:u w:val="none"/>
+                <w:strike w:val="false"/>
+                <w:sz w:val="20"/>
+                <w:szCs w:val="20"/>
+                <w:color w:val="000000"/>
+              </w:rPr>
+              <w:t xml:space="preserve">53</w:t>
+            </w:r>
+          </w:p>
+        </w:tc>
+        <w:tc>
+          <w:tcPr>
+            <w:tcBorders>
+              <w:bottom w:val="single" w:sz="6" w:space="0" w:color="BEBEBE"/>
+              <w:top w:val="single" w:sz="6" w:space="0" w:color="BEBEBE"/>
+              <w:left w:val="none" w:sz="0" w:space="0" w:color="000000"/>
+              <w:right w:val="none" w:sz="0" w:space="0" w:color="000000"/>
+            </w:tcBorders>
+            <w:shd w:val="clear" w:color="auto" w:fill="FFFFFF"/>
+            <w:tcMar>
+              <w:top w:w="0" w:type="dxa"/>
+              <w:bottom w:w="0" w:type="dxa"/>
+              <w:left w:w="0" w:type="dxa"/>
+              <w:right w:w="0" w:type="dxa"/>
+            </w:tcMar>
+            <w:vAlign w:val="center"/>
+          </w:tcPr>
+          <w:p>
+            <w:pPr>
+              <w:jc w:val="right"/>
+              <w:pBdr>
+                <w:bottom w:val="none" w:sz="0" w:space="0" w:color="000000"/>
+                <w:top w:val="none" w:sz="0" w:space="0" w:color="000000"/>
+                <w:left w:val="none" w:sz="0" w:space="0" w:color="000000"/>
+                <w:right w:val="none" w:sz="0" w:space="0" w:color="000000"/>
+              </w:pBdr>
+              <w:spacing w:after="100" w:before="100" w:line="240"/>
+              <w:ind w:left="100" w:right="100" w:firstLine="0" w:firstLineChars="0"/>
+              <w:rPr>
+                <w:rFonts w:ascii="Arial" w:hAnsi="Helvetica" w:eastAsia="Helvetica" w:cs="Helvetica"/>
+                <w:i w:val="false"/>
+                <w:b w:val="false"/>
+                <w:u w:val="none"/>
+                <w:strike w:val="false"/>
+                <w:sz w:val="20"/>
+                <w:szCs w:val="20"/>
+                <w:color w:val="000000"/>
+              </w:rPr>
+            </w:pPr>
+            <w:r>
+              <w:rPr>
+                <w:rFonts w:ascii="Arial" w:hAnsi="Helvetica" w:eastAsia="Helvetica" w:cs="Helvetica"/>
+                <w:i w:val="false"/>
+                <w:b w:val="false"/>
+                <w:u w:val="none"/>
+                <w:strike w:val="false"/>
+                <w:sz w:val="20"/>
+                <w:szCs w:val="20"/>
+                <w:color w:val="000000"/>
+              </w:rPr>
+              <w:t xml:space="preserve">5</w:t>
+            </w:r>
+          </w:p>
+        </w:tc>
+        <w:tc>
+          <w:tcPr>
+            <w:tcBorders>
+              <w:bottom w:val="single" w:sz="6" w:space="0" w:color="BEBEBE"/>
+              <w:top w:val="single" w:sz="6" w:space="0" w:color="BEBEBE"/>
+              <w:left w:val="none" w:sz="0" w:space="0" w:color="000000"/>
+              <w:right w:val="none" w:sz="0" w:space="0" w:color="000000"/>
+            </w:tcBorders>
+            <w:shd w:val="clear" w:color="auto" w:fill="FFFFFF"/>
+            <w:tcMar>
+              <w:top w:w="0" w:type="dxa"/>
+              <w:bottom w:w="0" w:type="dxa"/>
+              <w:left w:w="0" w:type="dxa"/>
+              <w:right w:w="0" w:type="dxa"/>
+            </w:tcMar>
+            <w:vAlign w:val="center"/>
+          </w:tcPr>
+          <w:p>
+            <w:pPr>
+              <w:jc w:val="right"/>
+              <w:pBdr>
+                <w:bottom w:val="none" w:sz="0" w:space="0" w:color="000000"/>
+                <w:top w:val="none" w:sz="0" w:space="0" w:color="000000"/>
+                <w:left w:val="none" w:sz="0" w:space="0" w:color="000000"/>
+                <w:right w:val="none" w:sz="0" w:space="0" w:color="000000"/>
+              </w:pBdr>
+              <w:spacing w:after="100" w:before="100" w:line="240"/>
+              <w:ind w:left="100" w:right="100" w:firstLine="0" w:firstLineChars="0"/>
+              <w:rPr>
+                <w:rFonts w:ascii="Arial" w:hAnsi="Helvetica" w:eastAsia="Helvetica" w:cs="Helvetica"/>
+                <w:i w:val="false"/>
+                <w:b w:val="false"/>
+                <w:u w:val="none"/>
+                <w:strike w:val="false"/>
+                <w:sz w:val="20"/>
+                <w:szCs w:val="20"/>
+                <w:color w:val="000000"/>
+              </w:rPr>
+            </w:pPr>
+            <w:r>
+              <w:rPr>
+                <w:rFonts w:ascii="Arial" w:hAnsi="Helvetica" w:eastAsia="Helvetica" w:cs="Helvetica"/>
+                <w:i w:val="false"/>
+                <w:b w:val="false"/>
+                <w:u w:val="none"/>
+                <w:strike w:val="false"/>
+                <w:sz w:val="20"/>
+                <w:szCs w:val="20"/>
+                <w:color w:val="000000"/>
+              </w:rPr>
+              <w:t xml:space="preserve">20</w:t>
+            </w:r>
+          </w:p>
+        </w:tc>
+        <w:tc>
+          <w:tcPr>
+            <w:tcBorders>
+              <w:bottom w:val="single" w:sz="6" w:space="0" w:color="BEBEBE"/>
+              <w:top w:val="single" w:sz="6" w:space="0" w:color="BEBEBE"/>
+              <w:left w:val="none" w:sz="0" w:space="0" w:color="000000"/>
+              <w:right w:val="none" w:sz="0" w:space="0" w:color="000000"/>
+            </w:tcBorders>
+            <w:shd w:val="clear" w:color="auto" w:fill="FFFFFF"/>
+            <w:tcMar>
+              <w:top w:w="0" w:type="dxa"/>
+              <w:bottom w:w="0" w:type="dxa"/>
+              <w:left w:w="0" w:type="dxa"/>
+              <w:right w:w="0" w:type="dxa"/>
+            </w:tcMar>
+            <w:vAlign w:val="center"/>
+          </w:tcPr>
+          <w:p>
+            <w:pPr>
+              <w:jc w:val="right"/>
+              <w:pBdr>
+                <w:bottom w:val="none" w:sz="0" w:space="0" w:color="000000"/>
+                <w:top w:val="none" w:sz="0" w:space="0" w:color="000000"/>
+                <w:left w:val="none" w:sz="0" w:space="0" w:color="000000"/>
+                <w:right w:val="none" w:sz="0" w:space="0" w:color="000000"/>
+              </w:pBdr>
+              <w:spacing w:after="100" w:before="100" w:line="240"/>
+              <w:ind w:left="100" w:right="100" w:firstLine="0" w:firstLineChars="0"/>
+              <w:rPr>
+                <w:rFonts w:ascii="Arial" w:hAnsi="Helvetica" w:eastAsia="Helvetica" w:cs="Helvetica"/>
+                <w:i w:val="false"/>
+                <w:b w:val="false"/>
+                <w:u w:val="none"/>
+                <w:strike w:val="false"/>
+                <w:sz w:val="20"/>
+                <w:szCs w:val="20"/>
+                <w:color w:val="000000"/>
+              </w:rPr>
+            </w:pPr>
+            <w:r>
+              <w:rPr>
+                <w:rFonts w:ascii="Arial" w:hAnsi="Helvetica" w:eastAsia="Helvetica" w:cs="Helvetica"/>
+                <w:i w:val="false"/>
+                <w:b w:val="false"/>
+                <w:u w:val="none"/>
+                <w:strike w:val="false"/>
+                <w:sz w:val="20"/>
+                <w:szCs w:val="20"/>
+                <w:color w:val="000000"/>
+              </w:rPr>
               <w:t xml:space="preserve">2</w:t>
-            </w:r>
-          </w:p>
-        </w:tc>
-        <w:tc>
-          <w:tcPr>
-            <w:tcBorders>
-              <w:bottom w:val="single" w:sz="6" w:space="0" w:color="BEBEBE"/>
-              <w:top w:val="single" w:sz="6" w:space="0" w:color="BEBEBE"/>
-              <w:left w:val="none" w:sz="0" w:space="0" w:color="000000"/>
-              <w:right w:val="none" w:sz="0" w:space="0" w:color="000000"/>
-            </w:tcBorders>
-            <w:shd w:val="clear" w:color="auto" w:fill="FFFFFF"/>
-            <w:tcMar>
-              <w:top w:w="0" w:type="dxa"/>
-              <w:bottom w:w="0" w:type="dxa"/>
-              <w:left w:w="0" w:type="dxa"/>
-              <w:right w:w="0" w:type="dxa"/>
-            </w:tcMar>
-            <w:vAlign w:val="center"/>
-          </w:tcPr>
-          <w:p>
-            <w:pPr>
-              <w:jc w:val="right"/>
-              <w:pBdr>
-                <w:bottom w:val="none" w:sz="0" w:space="0" w:color="000000"/>
-                <w:top w:val="none" w:sz="0" w:space="0" w:color="000000"/>
-                <w:left w:val="none" w:sz="0" w:space="0" w:color="000000"/>
-                <w:right w:val="none" w:sz="0" w:space="0" w:color="000000"/>
-              </w:pBdr>
-              <w:spacing w:after="100" w:before="100" w:line="240"/>
-              <w:ind w:left="100" w:right="100" w:firstLine="0" w:firstLineChars="0"/>
-              <w:rPr>
-                <w:rFonts w:ascii="Arial" w:hAnsi="Helvetica" w:eastAsia="Helvetica" w:cs="Helvetica"/>
-                <w:i w:val="false"/>
-                <w:b w:val="false"/>
-                <w:u w:val="none"/>
-                <w:strike w:val="false"/>
-                <w:sz w:val="20"/>
-                <w:szCs w:val="20"/>
-                <w:color w:val="000000"/>
-              </w:rPr>
-            </w:pPr>
-            <w:r>
-              <w:rPr>
-                <w:rFonts w:ascii="Arial" w:hAnsi="Helvetica" w:eastAsia="Helvetica" w:cs="Helvetica"/>
-                <w:i w:val="false"/>
-                <w:b w:val="false"/>
-                <w:u w:val="none"/>
-                <w:strike w:val="false"/>
-                <w:sz w:val="20"/>
-                <w:szCs w:val="20"/>
-                <w:color w:val="000000"/>
-              </w:rPr>
-              <w:t xml:space="preserve">3</w:t>
-            </w:r>
-          </w:p>
-        </w:tc>
-        <w:tc>
-          <w:tcPr>
-            <w:tcBorders>
-              <w:bottom w:val="single" w:sz="6" w:space="0" w:color="BEBEBE"/>
-              <w:top w:val="single" w:sz="6" w:space="0" w:color="BEBEBE"/>
-              <w:left w:val="none" w:sz="0" w:space="0" w:color="000000"/>
-              <w:right w:val="none" w:sz="0" w:space="0" w:color="000000"/>
-            </w:tcBorders>
-            <w:shd w:val="clear" w:color="auto" w:fill="FFFFFF"/>
-            <w:tcMar>
-              <w:top w:w="0" w:type="dxa"/>
-              <w:bottom w:w="0" w:type="dxa"/>
-              <w:left w:w="0" w:type="dxa"/>
-              <w:right w:w="0" w:type="dxa"/>
-            </w:tcMar>
-            <w:vAlign w:val="center"/>
-          </w:tcPr>
-          <w:p>
-            <w:pPr>
-              <w:jc w:val="right"/>
-              <w:pBdr>
-                <w:bottom w:val="none" w:sz="0" w:space="0" w:color="000000"/>
-                <w:top w:val="none" w:sz="0" w:space="0" w:color="000000"/>
-                <w:left w:val="none" w:sz="0" w:space="0" w:color="000000"/>
-                <w:right w:val="none" w:sz="0" w:space="0" w:color="000000"/>
-              </w:pBdr>
-              <w:spacing w:after="100" w:before="100" w:line="240"/>
-              <w:ind w:left="100" w:right="100" w:firstLine="0" w:firstLineChars="0"/>
-              <w:rPr>
-                <w:rFonts w:ascii="Arial" w:hAnsi="Helvetica" w:eastAsia="Helvetica" w:cs="Helvetica"/>
-                <w:i w:val="false"/>
-                <w:b w:val="false"/>
-                <w:u w:val="none"/>
-                <w:strike w:val="false"/>
-                <w:sz w:val="20"/>
-                <w:szCs w:val="20"/>
-                <w:color w:val="000000"/>
-              </w:rPr>
-            </w:pPr>
-            <w:r>
-              <w:rPr>
-                <w:rFonts w:ascii="Arial" w:hAnsi="Helvetica" w:eastAsia="Helvetica" w:cs="Helvetica"/>
-                <w:i w:val="false"/>
-                <w:b w:val="false"/>
-                <w:u w:val="none"/>
-                <w:strike w:val="false"/>
-                <w:sz w:val="20"/>
-                <w:szCs w:val="20"/>
-                <w:color w:val="000000"/>
-              </w:rPr>
-              <w:t xml:space="preserve">5</w:t>
             </w:r>
           </w:p>
         </w:tc>
@@ -7683,6 +12818,60 @@
                 <w:szCs w:val="20"/>
                 <w:color w:val="000000"/>
               </w:rPr>
+              <w:t xml:space="preserve">17</w:t>
+            </w:r>
+          </w:p>
+        </w:tc>
+        <w:tc>
+          <w:tcPr>
+            <w:tcBorders>
+              <w:bottom w:val="single" w:sz="6" w:space="0" w:color="BEBEBE"/>
+              <w:top w:val="single" w:sz="6" w:space="0" w:color="BEBEBE"/>
+              <w:left w:val="none" w:sz="0" w:space="0" w:color="000000"/>
+              <w:right w:val="none" w:sz="0" w:space="0" w:color="000000"/>
+            </w:tcBorders>
+            <w:shd w:val="clear" w:color="auto" w:fill="FFFFFF"/>
+            <w:tcMar>
+              <w:top w:w="0" w:type="dxa"/>
+              <w:bottom w:w="0" w:type="dxa"/>
+              <w:left w:w="0" w:type="dxa"/>
+              <w:right w:w="0" w:type="dxa"/>
+            </w:tcMar>
+            <w:vAlign w:val="center"/>
+          </w:tcPr>
+          <w:p>
+            <w:pPr>
+              <w:jc w:val="right"/>
+              <w:pBdr>
+                <w:bottom w:val="none" w:sz="0" w:space="0" w:color="000000"/>
+                <w:top w:val="none" w:sz="0" w:space="0" w:color="000000"/>
+                <w:left w:val="none" w:sz="0" w:space="0" w:color="000000"/>
+                <w:right w:val="none" w:sz="0" w:space="0" w:color="000000"/>
+              </w:pBdr>
+              <w:spacing w:after="100" w:before="100" w:line="240"/>
+              <w:ind w:left="100" w:right="100" w:firstLine="0" w:firstLineChars="0"/>
+              <w:rPr>
+                <w:rFonts w:ascii="Arial" w:hAnsi="Helvetica" w:eastAsia="Helvetica" w:cs="Helvetica"/>
+                <w:i w:val="false"/>
+                <w:b w:val="false"/>
+                <w:u w:val="none"/>
+                <w:strike w:val="false"/>
+                <w:sz w:val="20"/>
+                <w:szCs w:val="20"/>
+                <w:color w:val="000000"/>
+              </w:rPr>
+            </w:pPr>
+            <w:r>
+              <w:rPr>
+                <w:rFonts w:ascii="Arial" w:hAnsi="Helvetica" w:eastAsia="Helvetica" w:cs="Helvetica"/>
+                <w:i w:val="false"/>
+                <w:b w:val="false"/>
+                <w:u w:val="none"/>
+                <w:strike w:val="false"/>
+                <w:sz w:val="20"/>
+                <w:szCs w:val="20"/>
+                <w:color w:val="000000"/>
+              </w:rPr>
               <w:t xml:space="preserve">4</w:t>
             </w:r>
           </w:p>
@@ -7737,7 +12926,223 @@
                 <w:szCs w:val="20"/>
                 <w:color w:val="000000"/>
               </w:rPr>
+              <w:t xml:space="preserve">18</w:t>
+            </w:r>
+          </w:p>
+        </w:tc>
+        <w:tc>
+          <w:tcPr>
+            <w:tcBorders>
+              <w:bottom w:val="single" w:sz="6" w:space="0" w:color="BEBEBE"/>
+              <w:top w:val="single" w:sz="6" w:space="0" w:color="BEBEBE"/>
+              <w:left w:val="none" w:sz="0" w:space="0" w:color="000000"/>
+              <w:right w:val="none" w:sz="0" w:space="0" w:color="000000"/>
+            </w:tcBorders>
+            <w:shd w:val="clear" w:color="auto" w:fill="FFFFFF"/>
+            <w:tcMar>
+              <w:top w:w="0" w:type="dxa"/>
+              <w:bottom w:w="0" w:type="dxa"/>
+              <w:left w:w="0" w:type="dxa"/>
+              <w:right w:w="0" w:type="dxa"/>
+            </w:tcMar>
+            <w:vAlign w:val="center"/>
+          </w:tcPr>
+          <w:p>
+            <w:pPr>
+              <w:jc w:val="right"/>
+              <w:pBdr>
+                <w:bottom w:val="none" w:sz="0" w:space="0" w:color="000000"/>
+                <w:top w:val="none" w:sz="0" w:space="0" w:color="000000"/>
+                <w:left w:val="none" w:sz="0" w:space="0" w:color="000000"/>
+                <w:right w:val="none" w:sz="0" w:space="0" w:color="000000"/>
+              </w:pBdr>
+              <w:spacing w:after="100" w:before="100" w:line="240"/>
+              <w:ind w:left="100" w:right="100" w:firstLine="0" w:firstLineChars="0"/>
+              <w:rPr>
+                <w:rFonts w:ascii="Arial" w:hAnsi="Helvetica" w:eastAsia="Helvetica" w:cs="Helvetica"/>
+                <w:i w:val="false"/>
+                <w:b w:val="false"/>
+                <w:u w:val="none"/>
+                <w:strike w:val="false"/>
+                <w:sz w:val="20"/>
+                <w:szCs w:val="20"/>
+                <w:color w:val="000000"/>
+              </w:rPr>
+            </w:pPr>
+            <w:r>
+              <w:rPr>
+                <w:rFonts w:ascii="Arial" w:hAnsi="Helvetica" w:eastAsia="Helvetica" w:cs="Helvetica"/>
+                <w:i w:val="false"/>
+                <w:b w:val="false"/>
+                <w:u w:val="none"/>
+                <w:strike w:val="false"/>
+                <w:sz w:val="20"/>
+                <w:szCs w:val="20"/>
+                <w:color w:val="000000"/>
+              </w:rPr>
+              <w:t xml:space="preserve">20</w:t>
+            </w:r>
+          </w:p>
+        </w:tc>
+        <w:tc>
+          <w:tcPr>
+            <w:tcBorders>
+              <w:bottom w:val="single" w:sz="6" w:space="0" w:color="BEBEBE"/>
+              <w:top w:val="single" w:sz="6" w:space="0" w:color="BEBEBE"/>
+              <w:left w:val="none" w:sz="0" w:space="0" w:color="000000"/>
+              <w:right w:val="none" w:sz="0" w:space="0" w:color="000000"/>
+            </w:tcBorders>
+            <w:shd w:val="clear" w:color="auto" w:fill="FFFFFF"/>
+            <w:tcMar>
+              <w:top w:w="0" w:type="dxa"/>
+              <w:bottom w:w="0" w:type="dxa"/>
+              <w:left w:w="0" w:type="dxa"/>
+              <w:right w:w="0" w:type="dxa"/>
+            </w:tcMar>
+            <w:vAlign w:val="center"/>
+          </w:tcPr>
+          <w:p>
+            <w:pPr>
+              <w:jc w:val="right"/>
+              <w:pBdr>
+                <w:bottom w:val="none" w:sz="0" w:space="0" w:color="000000"/>
+                <w:top w:val="none" w:sz="0" w:space="0" w:color="000000"/>
+                <w:left w:val="none" w:sz="0" w:space="0" w:color="000000"/>
+                <w:right w:val="none" w:sz="0" w:space="0" w:color="000000"/>
+              </w:pBdr>
+              <w:spacing w:after="100" w:before="100" w:line="240"/>
+              <w:ind w:left="100" w:right="100" w:firstLine="0" w:firstLineChars="0"/>
+              <w:rPr>
+                <w:rFonts w:ascii="Arial" w:hAnsi="Helvetica" w:eastAsia="Helvetica" w:cs="Helvetica"/>
+                <w:i w:val="false"/>
+                <w:b w:val="false"/>
+                <w:u w:val="none"/>
+                <w:strike w:val="false"/>
+                <w:sz w:val="20"/>
+                <w:szCs w:val="20"/>
+                <w:color w:val="000000"/>
+              </w:rPr>
+            </w:pPr>
+            <w:r>
+              <w:rPr>
+                <w:rFonts w:ascii="Arial" w:hAnsi="Helvetica" w:eastAsia="Helvetica" w:cs="Helvetica"/>
+                <w:i w:val="false"/>
+                <w:b w:val="false"/>
+                <w:u w:val="none"/>
+                <w:strike w:val="false"/>
+                <w:sz w:val="20"/>
+                <w:szCs w:val="20"/>
+                <w:color w:val="000000"/>
+              </w:rPr>
               <w:t xml:space="preserve">21</w:t>
+            </w:r>
+          </w:p>
+        </w:tc>
+        <w:tc>
+          <w:tcPr>
+            <w:tcBorders>
+              <w:bottom w:val="single" w:sz="6" w:space="0" w:color="BEBEBE"/>
+              <w:top w:val="single" w:sz="6" w:space="0" w:color="BEBEBE"/>
+              <w:left w:val="none" w:sz="0" w:space="0" w:color="000000"/>
+              <w:right w:val="none" w:sz="0" w:space="0" w:color="000000"/>
+            </w:tcBorders>
+            <w:shd w:val="clear" w:color="auto" w:fill="FFFFFF"/>
+            <w:tcMar>
+              <w:top w:w="0" w:type="dxa"/>
+              <w:bottom w:w="0" w:type="dxa"/>
+              <w:left w:w="0" w:type="dxa"/>
+              <w:right w:w="0" w:type="dxa"/>
+            </w:tcMar>
+            <w:vAlign w:val="center"/>
+          </w:tcPr>
+          <w:p>
+            <w:pPr>
+              <w:jc w:val="right"/>
+              <w:pBdr>
+                <w:bottom w:val="none" w:sz="0" w:space="0" w:color="000000"/>
+                <w:top w:val="none" w:sz="0" w:space="0" w:color="000000"/>
+                <w:left w:val="none" w:sz="0" w:space="0" w:color="000000"/>
+                <w:right w:val="none" w:sz="0" w:space="0" w:color="000000"/>
+              </w:pBdr>
+              <w:spacing w:after="100" w:before="100" w:line="240"/>
+              <w:ind w:left="100" w:right="100" w:firstLine="0" w:firstLineChars="0"/>
+              <w:rPr>
+                <w:rFonts w:ascii="Arial" w:hAnsi="Helvetica" w:eastAsia="Helvetica" w:cs="Helvetica"/>
+                <w:i w:val="false"/>
+                <w:b w:val="false"/>
+                <w:u w:val="none"/>
+                <w:strike w:val="false"/>
+                <w:sz w:val="20"/>
+                <w:szCs w:val="20"/>
+                <w:color w:val="000000"/>
+              </w:rPr>
+            </w:pPr>
+            <w:r>
+              <w:rPr>
+                <w:rFonts w:ascii="Arial" w:hAnsi="Helvetica" w:eastAsia="Helvetica" w:cs="Helvetica"/>
+                <w:i w:val="false"/>
+                <w:b w:val="false"/>
+                <w:u w:val="none"/>
+                <w:strike w:val="false"/>
+                <w:sz w:val="20"/>
+                <w:szCs w:val="20"/>
+                <w:color w:val="000000"/>
+              </w:rPr>
+              <w:t xml:space="preserve"/>
+            </w:r>
+          </w:p>
+        </w:tc>
+        <w:tc>
+          <w:tcPr>
+            <w:tcBorders>
+              <w:bottom w:val="single" w:sz="6" w:space="0" w:color="BEBEBE"/>
+              <w:top w:val="single" w:sz="6" w:space="0" w:color="BEBEBE"/>
+              <w:left w:val="none" w:sz="0" w:space="0" w:color="000000"/>
+              <w:right w:val="none" w:sz="0" w:space="0" w:color="000000"/>
+            </w:tcBorders>
+            <w:shd w:val="clear" w:color="auto" w:fill="FFFFFF"/>
+            <w:tcMar>
+              <w:top w:w="0" w:type="dxa"/>
+              <w:bottom w:w="0" w:type="dxa"/>
+              <w:left w:w="0" w:type="dxa"/>
+              <w:right w:w="0" w:type="dxa"/>
+            </w:tcMar>
+            <w:vAlign w:val="center"/>
+          </w:tcPr>
+          <w:p>
+            <w:pPr>
+              <w:jc w:val="right"/>
+              <w:pBdr>
+                <w:bottom w:val="none" w:sz="0" w:space="0" w:color="000000"/>
+                <w:top w:val="none" w:sz="0" w:space="0" w:color="000000"/>
+                <w:left w:val="none" w:sz="0" w:space="0" w:color="000000"/>
+                <w:right w:val="none" w:sz="0" w:space="0" w:color="000000"/>
+              </w:pBdr>
+              <w:spacing w:after="100" w:before="100" w:line="240"/>
+              <w:ind w:left="100" w:right="100" w:firstLine="0" w:firstLineChars="0"/>
+              <w:rPr>
+                <w:rFonts w:ascii="Arial" w:hAnsi="Helvetica" w:eastAsia="Helvetica" w:cs="Helvetica"/>
+                <w:i w:val="false"/>
+                <w:b w:val="false"/>
+                <w:u w:val="none"/>
+                <w:strike w:val="false"/>
+                <w:sz w:val="20"/>
+                <w:szCs w:val="20"/>
+                <w:color w:val="000000"/>
+              </w:rPr>
+            </w:pPr>
+            <w:r>
+              <w:rPr>
+                <w:rFonts w:ascii="Arial" w:hAnsi="Helvetica" w:eastAsia="Helvetica" w:cs="Helvetica"/>
+                <w:i w:val="false"/>
+                <w:b w:val="false"/>
+                <w:u w:val="none"/>
+                <w:strike w:val="false"/>
+                <w:sz w:val="20"/>
+                <w:szCs w:val="20"/>
+                <w:color w:val="000000"/>
+              </w:rPr>
+              <w:t xml:space="preserve">5</w:t>
             </w:r>
           </w:p>
         </w:tc>
@@ -8011,115 +13416,385 @@
                 <w:szCs w:val="20"/>
                 <w:color w:val="000000"/>
               </w:rPr>
+              <w:t xml:space="preserve">1</w:t>
+            </w:r>
+          </w:p>
+        </w:tc>
+        <w:tc>
+          <w:tcPr>
+            <w:tcBorders>
+              <w:bottom w:val="single" w:sz="12" w:space="0" w:color="BEBEBE"/>
+              <w:top w:val="single" w:sz="6" w:space="0" w:color="BEBEBE"/>
+              <w:left w:val="none" w:sz="0" w:space="0" w:color="000000"/>
+              <w:right w:val="none" w:sz="0" w:space="0" w:color="000000"/>
+            </w:tcBorders>
+            <w:shd w:val="clear" w:color="auto" w:fill="FFFFFF"/>
+            <w:tcMar>
+              <w:top w:w="0" w:type="dxa"/>
+              <w:bottom w:w="0" w:type="dxa"/>
+              <w:left w:w="0" w:type="dxa"/>
+              <w:right w:w="0" w:type="dxa"/>
+            </w:tcMar>
+            <w:vAlign w:val="center"/>
+          </w:tcPr>
+          <w:p>
+            <w:pPr>
+              <w:jc w:val="right"/>
+              <w:pBdr>
+                <w:bottom w:val="none" w:sz="0" w:space="0" w:color="000000"/>
+                <w:top w:val="none" w:sz="0" w:space="0" w:color="000000"/>
+                <w:left w:val="none" w:sz="0" w:space="0" w:color="000000"/>
+                <w:right w:val="none" w:sz="0" w:space="0" w:color="000000"/>
+              </w:pBdr>
+              <w:spacing w:after="100" w:before="100" w:line="240"/>
+              <w:ind w:left="100" w:right="100" w:firstLine="0" w:firstLineChars="0"/>
+              <w:rPr>
+                <w:rFonts w:ascii="Arial" w:hAnsi="Helvetica" w:eastAsia="Helvetica" w:cs="Helvetica"/>
+                <w:i w:val="false"/>
+                <w:b w:val="false"/>
+                <w:u w:val="none"/>
+                <w:strike w:val="false"/>
+                <w:sz w:val="20"/>
+                <w:szCs w:val="20"/>
+                <w:color w:val="000000"/>
+              </w:rPr>
+            </w:pPr>
+            <w:r>
+              <w:rPr>
+                <w:rFonts w:ascii="Arial" w:hAnsi="Helvetica" w:eastAsia="Helvetica" w:cs="Helvetica"/>
+                <w:i w:val="false"/>
+                <w:b w:val="false"/>
+                <w:u w:val="none"/>
+                <w:strike w:val="false"/>
+                <w:sz w:val="20"/>
+                <w:szCs w:val="20"/>
+                <w:color w:val="000000"/>
+              </w:rPr>
+              <w:t xml:space="preserve">21</w:t>
+            </w:r>
+          </w:p>
+        </w:tc>
+        <w:tc>
+          <w:tcPr>
+            <w:tcBorders>
+              <w:bottom w:val="single" w:sz="12" w:space="0" w:color="BEBEBE"/>
+              <w:top w:val="single" w:sz="6" w:space="0" w:color="BEBEBE"/>
+              <w:left w:val="none" w:sz="0" w:space="0" w:color="000000"/>
+              <w:right w:val="none" w:sz="0" w:space="0" w:color="000000"/>
+            </w:tcBorders>
+            <w:shd w:val="clear" w:color="auto" w:fill="FFFFFF"/>
+            <w:tcMar>
+              <w:top w:w="0" w:type="dxa"/>
+              <w:bottom w:w="0" w:type="dxa"/>
+              <w:left w:w="0" w:type="dxa"/>
+              <w:right w:w="0" w:type="dxa"/>
+            </w:tcMar>
+            <w:vAlign w:val="center"/>
+          </w:tcPr>
+          <w:p>
+            <w:pPr>
+              <w:jc w:val="right"/>
+              <w:pBdr>
+                <w:bottom w:val="none" w:sz="0" w:space="0" w:color="000000"/>
+                <w:top w:val="none" w:sz="0" w:space="0" w:color="000000"/>
+                <w:left w:val="none" w:sz="0" w:space="0" w:color="000000"/>
+                <w:right w:val="none" w:sz="0" w:space="0" w:color="000000"/>
+              </w:pBdr>
+              <w:spacing w:after="100" w:before="100" w:line="240"/>
+              <w:ind w:left="100" w:right="100" w:firstLine="0" w:firstLineChars="0"/>
+              <w:rPr>
+                <w:rFonts w:ascii="Arial" w:hAnsi="Helvetica" w:eastAsia="Helvetica" w:cs="Helvetica"/>
+                <w:i w:val="false"/>
+                <w:b w:val="false"/>
+                <w:u w:val="none"/>
+                <w:strike w:val="false"/>
+                <w:sz w:val="20"/>
+                <w:szCs w:val="20"/>
+                <w:color w:val="000000"/>
+              </w:rPr>
+            </w:pPr>
+            <w:r>
+              <w:rPr>
+                <w:rFonts w:ascii="Arial" w:hAnsi="Helvetica" w:eastAsia="Helvetica" w:cs="Helvetica"/>
+                <w:i w:val="false"/>
+                <w:b w:val="false"/>
+                <w:u w:val="none"/>
+                <w:strike w:val="false"/>
+                <w:sz w:val="20"/>
+                <w:szCs w:val="20"/>
+                <w:color w:val="000000"/>
+              </w:rPr>
+              <w:t xml:space="preserve">6</w:t>
+            </w:r>
+          </w:p>
+        </w:tc>
+        <w:tc>
+          <w:tcPr>
+            <w:tcBorders>
+              <w:bottom w:val="single" w:sz="12" w:space="0" w:color="BEBEBE"/>
+              <w:top w:val="single" w:sz="6" w:space="0" w:color="BEBEBE"/>
+              <w:left w:val="none" w:sz="0" w:space="0" w:color="000000"/>
+              <w:right w:val="none" w:sz="0" w:space="0" w:color="000000"/>
+            </w:tcBorders>
+            <w:shd w:val="clear" w:color="auto" w:fill="FFFFFF"/>
+            <w:tcMar>
+              <w:top w:w="0" w:type="dxa"/>
+              <w:bottom w:w="0" w:type="dxa"/>
+              <w:left w:w="0" w:type="dxa"/>
+              <w:right w:w="0" w:type="dxa"/>
+            </w:tcMar>
+            <w:vAlign w:val="center"/>
+          </w:tcPr>
+          <w:p>
+            <w:pPr>
+              <w:jc w:val="right"/>
+              <w:pBdr>
+                <w:bottom w:val="none" w:sz="0" w:space="0" w:color="000000"/>
+                <w:top w:val="none" w:sz="0" w:space="0" w:color="000000"/>
+                <w:left w:val="none" w:sz="0" w:space="0" w:color="000000"/>
+                <w:right w:val="none" w:sz="0" w:space="0" w:color="000000"/>
+              </w:pBdr>
+              <w:spacing w:after="100" w:before="100" w:line="240"/>
+              <w:ind w:left="100" w:right="100" w:firstLine="0" w:firstLineChars="0"/>
+              <w:rPr>
+                <w:rFonts w:ascii="Arial" w:hAnsi="Helvetica" w:eastAsia="Helvetica" w:cs="Helvetica"/>
+                <w:i w:val="false"/>
+                <w:b w:val="false"/>
+                <w:u w:val="none"/>
+                <w:strike w:val="false"/>
+                <w:sz w:val="20"/>
+                <w:szCs w:val="20"/>
+                <w:color w:val="000000"/>
+              </w:rPr>
+            </w:pPr>
+            <w:r>
+              <w:rPr>
+                <w:rFonts w:ascii="Arial" w:hAnsi="Helvetica" w:eastAsia="Helvetica" w:cs="Helvetica"/>
+                <w:i w:val="false"/>
+                <w:b w:val="false"/>
+                <w:u w:val="none"/>
+                <w:strike w:val="false"/>
+                <w:sz w:val="20"/>
+                <w:szCs w:val="20"/>
+                <w:color w:val="000000"/>
+              </w:rPr>
+              <w:t xml:space="preserve">16</w:t>
+            </w:r>
+          </w:p>
+        </w:tc>
+        <w:tc>
+          <w:tcPr>
+            <w:tcBorders>
+              <w:bottom w:val="single" w:sz="12" w:space="0" w:color="BEBEBE"/>
+              <w:top w:val="single" w:sz="6" w:space="0" w:color="BEBEBE"/>
+              <w:left w:val="none" w:sz="0" w:space="0" w:color="000000"/>
+              <w:right w:val="none" w:sz="0" w:space="0" w:color="000000"/>
+            </w:tcBorders>
+            <w:shd w:val="clear" w:color="auto" w:fill="FFFFFF"/>
+            <w:tcMar>
+              <w:top w:w="0" w:type="dxa"/>
+              <w:bottom w:w="0" w:type="dxa"/>
+              <w:left w:w="0" w:type="dxa"/>
+              <w:right w:w="0" w:type="dxa"/>
+            </w:tcMar>
+            <w:vAlign w:val="center"/>
+          </w:tcPr>
+          <w:p>
+            <w:pPr>
+              <w:jc w:val="right"/>
+              <w:pBdr>
+                <w:bottom w:val="none" w:sz="0" w:space="0" w:color="000000"/>
+                <w:top w:val="none" w:sz="0" w:space="0" w:color="000000"/>
+                <w:left w:val="none" w:sz="0" w:space="0" w:color="000000"/>
+                <w:right w:val="none" w:sz="0" w:space="0" w:color="000000"/>
+              </w:pBdr>
+              <w:spacing w:after="100" w:before="100" w:line="240"/>
+              <w:ind w:left="100" w:right="100" w:firstLine="0" w:firstLineChars="0"/>
+              <w:rPr>
+                <w:rFonts w:ascii="Arial" w:hAnsi="Helvetica" w:eastAsia="Helvetica" w:cs="Helvetica"/>
+                <w:i w:val="false"/>
+                <w:b w:val="false"/>
+                <w:u w:val="none"/>
+                <w:strike w:val="false"/>
+                <w:sz w:val="20"/>
+                <w:szCs w:val="20"/>
+                <w:color w:val="000000"/>
+              </w:rPr>
+            </w:pPr>
+            <w:r>
+              <w:rPr>
+                <w:rFonts w:ascii="Arial" w:hAnsi="Helvetica" w:eastAsia="Helvetica" w:cs="Helvetica"/>
+                <w:i w:val="false"/>
+                <w:b w:val="false"/>
+                <w:u w:val="none"/>
+                <w:strike w:val="false"/>
+                <w:sz w:val="20"/>
+                <w:szCs w:val="20"/>
+                <w:color w:val="000000"/>
+              </w:rPr>
+              <w:t xml:space="preserve">7</w:t>
+            </w:r>
+          </w:p>
+        </w:tc>
+        <w:tc>
+          <w:tcPr>
+            <w:tcBorders>
+              <w:bottom w:val="single" w:sz="12" w:space="0" w:color="BEBEBE"/>
+              <w:top w:val="single" w:sz="6" w:space="0" w:color="BEBEBE"/>
+              <w:left w:val="none" w:sz="0" w:space="0" w:color="000000"/>
+              <w:right w:val="none" w:sz="0" w:space="0" w:color="000000"/>
+            </w:tcBorders>
+            <w:shd w:val="clear" w:color="auto" w:fill="FFFFFF"/>
+            <w:tcMar>
+              <w:top w:w="0" w:type="dxa"/>
+              <w:bottom w:w="0" w:type="dxa"/>
+              <w:left w:w="0" w:type="dxa"/>
+              <w:right w:w="0" w:type="dxa"/>
+            </w:tcMar>
+            <w:vAlign w:val="center"/>
+          </w:tcPr>
+          <w:p>
+            <w:pPr>
+              <w:jc w:val="right"/>
+              <w:pBdr>
+                <w:bottom w:val="none" w:sz="0" w:space="0" w:color="000000"/>
+                <w:top w:val="none" w:sz="0" w:space="0" w:color="000000"/>
+                <w:left w:val="none" w:sz="0" w:space="0" w:color="000000"/>
+                <w:right w:val="none" w:sz="0" w:space="0" w:color="000000"/>
+              </w:pBdr>
+              <w:spacing w:after="100" w:before="100" w:line="240"/>
+              <w:ind w:left="100" w:right="100" w:firstLine="0" w:firstLineChars="0"/>
+              <w:rPr>
+                <w:rFonts w:ascii="Arial" w:hAnsi="Helvetica" w:eastAsia="Helvetica" w:cs="Helvetica"/>
+                <w:i w:val="false"/>
+                <w:b w:val="false"/>
+                <w:u w:val="none"/>
+                <w:strike w:val="false"/>
+                <w:sz w:val="20"/>
+                <w:szCs w:val="20"/>
+                <w:color w:val="000000"/>
+              </w:rPr>
+            </w:pPr>
+            <w:r>
+              <w:rPr>
+                <w:rFonts w:ascii="Arial" w:hAnsi="Helvetica" w:eastAsia="Helvetica" w:cs="Helvetica"/>
+                <w:i w:val="false"/>
+                <w:b w:val="false"/>
+                <w:u w:val="none"/>
+                <w:strike w:val="false"/>
+                <w:sz w:val="20"/>
+                <w:szCs w:val="20"/>
+                <w:color w:val="000000"/>
+              </w:rPr>
+              <w:t xml:space="preserve">23</w:t>
+            </w:r>
+          </w:p>
+        </w:tc>
+        <w:tc>
+          <w:tcPr>
+            <w:tcBorders>
+              <w:bottom w:val="single" w:sz="12" w:space="0" w:color="BEBEBE"/>
+              <w:top w:val="single" w:sz="6" w:space="0" w:color="BEBEBE"/>
+              <w:left w:val="none" w:sz="0" w:space="0" w:color="000000"/>
+              <w:right w:val="none" w:sz="0" w:space="0" w:color="000000"/>
+            </w:tcBorders>
+            <w:shd w:val="clear" w:color="auto" w:fill="FFFFFF"/>
+            <w:tcMar>
+              <w:top w:w="0" w:type="dxa"/>
+              <w:bottom w:w="0" w:type="dxa"/>
+              <w:left w:w="0" w:type="dxa"/>
+              <w:right w:w="0" w:type="dxa"/>
+            </w:tcMar>
+            <w:vAlign w:val="center"/>
+          </w:tcPr>
+          <w:p>
+            <w:pPr>
+              <w:jc w:val="right"/>
+              <w:pBdr>
+                <w:bottom w:val="none" w:sz="0" w:space="0" w:color="000000"/>
+                <w:top w:val="none" w:sz="0" w:space="0" w:color="000000"/>
+                <w:left w:val="none" w:sz="0" w:space="0" w:color="000000"/>
+                <w:right w:val="none" w:sz="0" w:space="0" w:color="000000"/>
+              </w:pBdr>
+              <w:spacing w:after="100" w:before="100" w:line="240"/>
+              <w:ind w:left="100" w:right="100" w:firstLine="0" w:firstLineChars="0"/>
+              <w:rPr>
+                <w:rFonts w:ascii="Arial" w:hAnsi="Helvetica" w:eastAsia="Helvetica" w:cs="Helvetica"/>
+                <w:i w:val="false"/>
+                <w:b w:val="false"/>
+                <w:u w:val="none"/>
+                <w:strike w:val="false"/>
+                <w:sz w:val="20"/>
+                <w:szCs w:val="20"/>
+                <w:color w:val="000000"/>
+              </w:rPr>
+            </w:pPr>
+            <w:r>
+              <w:rPr>
+                <w:rFonts w:ascii="Arial" w:hAnsi="Helvetica" w:eastAsia="Helvetica" w:cs="Helvetica"/>
+                <w:i w:val="false"/>
+                <w:b w:val="false"/>
+                <w:u w:val="none"/>
+                <w:strike w:val="false"/>
+                <w:sz w:val="20"/>
+                <w:szCs w:val="20"/>
+                <w:color w:val="000000"/>
+              </w:rPr>
+              <w:t xml:space="preserve"/>
+            </w:r>
+          </w:p>
+        </w:tc>
+        <w:tc>
+          <w:tcPr>
+            <w:tcBorders>
+              <w:bottom w:val="single" w:sz="12" w:space="0" w:color="BEBEBE"/>
+              <w:top w:val="single" w:sz="6" w:space="0" w:color="BEBEBE"/>
+              <w:left w:val="none" w:sz="0" w:space="0" w:color="000000"/>
+              <w:right w:val="none" w:sz="0" w:space="0" w:color="000000"/>
+            </w:tcBorders>
+            <w:shd w:val="clear" w:color="auto" w:fill="FFFFFF"/>
+            <w:tcMar>
+              <w:top w:w="0" w:type="dxa"/>
+              <w:bottom w:w="0" w:type="dxa"/>
+              <w:left w:w="0" w:type="dxa"/>
+              <w:right w:w="0" w:type="dxa"/>
+            </w:tcMar>
+            <w:vAlign w:val="center"/>
+          </w:tcPr>
+          <w:p>
+            <w:pPr>
+              <w:jc w:val="right"/>
+              <w:pBdr>
+                <w:bottom w:val="none" w:sz="0" w:space="0" w:color="000000"/>
+                <w:top w:val="none" w:sz="0" w:space="0" w:color="000000"/>
+                <w:left w:val="none" w:sz="0" w:space="0" w:color="000000"/>
+                <w:right w:val="none" w:sz="0" w:space="0" w:color="000000"/>
+              </w:pBdr>
+              <w:spacing w:after="100" w:before="100" w:line="240"/>
+              <w:ind w:left="100" w:right="100" w:firstLine="0" w:firstLineChars="0"/>
+              <w:rPr>
+                <w:rFonts w:ascii="Arial" w:hAnsi="Helvetica" w:eastAsia="Helvetica" w:cs="Helvetica"/>
+                <w:i w:val="false"/>
+                <w:b w:val="false"/>
+                <w:u w:val="none"/>
+                <w:strike w:val="false"/>
+                <w:sz w:val="20"/>
+                <w:szCs w:val="20"/>
+                <w:color w:val="000000"/>
+              </w:rPr>
+            </w:pPr>
+            <w:r>
+              <w:rPr>
+                <w:rFonts w:ascii="Arial" w:hAnsi="Helvetica" w:eastAsia="Helvetica" w:cs="Helvetica"/>
+                <w:i w:val="false"/>
+                <w:b w:val="false"/>
+                <w:u w:val="none"/>
+                <w:strike w:val="false"/>
+                <w:sz w:val="20"/>
+                <w:szCs w:val="20"/>
+                <w:color w:val="000000"/>
+              </w:rPr>
               <w:t xml:space="preserve">5</w:t>
-            </w:r>
-          </w:p>
-        </w:tc>
-        <w:tc>
-          <w:tcPr>
-            <w:tcBorders>
-              <w:bottom w:val="single" w:sz="12" w:space="0" w:color="BEBEBE"/>
-              <w:top w:val="single" w:sz="6" w:space="0" w:color="BEBEBE"/>
-              <w:left w:val="none" w:sz="0" w:space="0" w:color="000000"/>
-              <w:right w:val="none" w:sz="0" w:space="0" w:color="000000"/>
-            </w:tcBorders>
-            <w:shd w:val="clear" w:color="auto" w:fill="FFFFFF"/>
-            <w:tcMar>
-              <w:top w:w="0" w:type="dxa"/>
-              <w:bottom w:w="0" w:type="dxa"/>
-              <w:left w:w="0" w:type="dxa"/>
-              <w:right w:w="0" w:type="dxa"/>
-            </w:tcMar>
-            <w:vAlign w:val="center"/>
-          </w:tcPr>
-          <w:p>
-            <w:pPr>
-              <w:jc w:val="right"/>
-              <w:pBdr>
-                <w:bottom w:val="none" w:sz="0" w:space="0" w:color="000000"/>
-                <w:top w:val="none" w:sz="0" w:space="0" w:color="000000"/>
-                <w:left w:val="none" w:sz="0" w:space="0" w:color="000000"/>
-                <w:right w:val="none" w:sz="0" w:space="0" w:color="000000"/>
-              </w:pBdr>
-              <w:spacing w:after="100" w:before="100" w:line="240"/>
-              <w:ind w:left="100" w:right="100" w:firstLine="0" w:firstLineChars="0"/>
-              <w:rPr>
-                <w:rFonts w:ascii="Arial" w:hAnsi="Helvetica" w:eastAsia="Helvetica" w:cs="Helvetica"/>
-                <w:i w:val="false"/>
-                <w:b w:val="false"/>
-                <w:u w:val="none"/>
-                <w:strike w:val="false"/>
-                <w:sz w:val="20"/>
-                <w:szCs w:val="20"/>
-                <w:color w:val="000000"/>
-              </w:rPr>
-            </w:pPr>
-            <w:r>
-              <w:rPr>
-                <w:rFonts w:ascii="Arial" w:hAnsi="Helvetica" w:eastAsia="Helvetica" w:cs="Helvetica"/>
-                <w:i w:val="false"/>
-                <w:b w:val="false"/>
-                <w:u w:val="none"/>
-                <w:strike w:val="false"/>
-                <w:sz w:val="20"/>
-                <w:szCs w:val="20"/>
-                <w:color w:val="000000"/>
-              </w:rPr>
-              <w:t xml:space="preserve">6</w:t>
-            </w:r>
-          </w:p>
-        </w:tc>
-        <w:tc>
-          <w:tcPr>
-            <w:tcBorders>
-              <w:bottom w:val="single" w:sz="12" w:space="0" w:color="BEBEBE"/>
-              <w:top w:val="single" w:sz="6" w:space="0" w:color="BEBEBE"/>
-              <w:left w:val="none" w:sz="0" w:space="0" w:color="000000"/>
-              <w:right w:val="none" w:sz="0" w:space="0" w:color="000000"/>
-            </w:tcBorders>
-            <w:shd w:val="clear" w:color="auto" w:fill="FFFFFF"/>
-            <w:tcMar>
-              <w:top w:w="0" w:type="dxa"/>
-              <w:bottom w:w="0" w:type="dxa"/>
-              <w:left w:w="0" w:type="dxa"/>
-              <w:right w:w="0" w:type="dxa"/>
-            </w:tcMar>
-            <w:vAlign w:val="center"/>
-          </w:tcPr>
-          <w:p>
-            <w:pPr>
-              <w:jc w:val="right"/>
-              <w:pBdr>
-                <w:bottom w:val="none" w:sz="0" w:space="0" w:color="000000"/>
-                <w:top w:val="none" w:sz="0" w:space="0" w:color="000000"/>
-                <w:left w:val="none" w:sz="0" w:space="0" w:color="000000"/>
-                <w:right w:val="none" w:sz="0" w:space="0" w:color="000000"/>
-              </w:pBdr>
-              <w:spacing w:after="100" w:before="100" w:line="240"/>
-              <w:ind w:left="100" w:right="100" w:firstLine="0" w:firstLineChars="0"/>
-              <w:rPr>
-                <w:rFonts w:ascii="Arial" w:hAnsi="Helvetica" w:eastAsia="Helvetica" w:cs="Helvetica"/>
-                <w:i w:val="false"/>
-                <w:b w:val="false"/>
-                <w:u w:val="none"/>
-                <w:strike w:val="false"/>
-                <w:sz w:val="20"/>
-                <w:szCs w:val="20"/>
-                <w:color w:val="000000"/>
-              </w:rPr>
-            </w:pPr>
-            <w:r>
-              <w:rPr>
-                <w:rFonts w:ascii="Arial" w:hAnsi="Helvetica" w:eastAsia="Helvetica" w:cs="Helvetica"/>
-                <w:i w:val="false"/>
-                <w:b w:val="false"/>
-                <w:u w:val="none"/>
-                <w:strike w:val="false"/>
-                <w:sz w:val="20"/>
-                <w:szCs w:val="20"/>
-                <w:color w:val="000000"/>
-              </w:rPr>
-              <w:t xml:space="preserve">23</w:t>
             </w:r>
           </w:p>
         </w:tc>
